--- a/zht/docx/079.content.docx
+++ b/zht/docx/079.content.docx
@@ -149,27 +149,7 @@
         <w:rPr>
           <w:lang w:val="zh_TW" w:bidi="zh_TW"/>
         </w:rPr>
-        <w:t>mi</w:t>
-      </w:r>
-      <w:r>
-        <w:rPr>
-          <w:lang w:val="zh_TW" w:bidi="zh_TW"/>
-        </w:rPr>
-      </w:r>
-    </w:p>
-    <w:p>
-      <w:pPr/>
-      <w:r>
-        <w:rPr>
-          <w:lang w:val="zh_TW" w:bidi="zh_TW"/>
-        </w:rPr>
-      </w:r>
-      <w:r>
-        <w:rPr>
-          <w:i/>
-          <w:lang w:val="zh_TW" w:bidi="zh_TW"/>
-        </w:rPr>
-        <w:t>彌賽亞, 蜜</w:t>
+        <w:t>lian</w:t>
       </w:r>
       <w:r>
         <w:rPr>
@@ -232,7 +212,7 @@
         <w:rPr>
           <w:lang w:val="zh_TW" w:bidi="zh_TW"/>
         </w:rPr>
-        <w:t>彌賽亞</w:t>
+        <w:t>憐憫</w:t>
       </w:r>
       <w:r>
         <w:rPr>
@@ -251,20 +231,115 @@
         <w:rPr>
           <w:lang w:val="zh_TW" w:bidi="zh_TW"/>
         </w:rPr>
-        <w:t>這個稱號源於希伯來文mashiach</w:t>
-      </w:r>
-      <w:r>
-        <w:rPr>
-          <w:i/>
+        <w:t>一種神的屬性，神信實地履行祂的應許，並在祂的選民不配和不忠的情況下，仍維持與他們的立約關係（</w:t>
+      </w:r>
+      <w:hyperlink r:id="rId13">
+        <w:r>
+          <w:rPr>
+            <w:lang w:val="zh_TW" w:bidi="zh_TW"/>
+          </w:rPr>
+          <w:rPr>
+            <w:color w:val="0000EE"/>
+            <w:u w:val="single"/>
+          </w:rPr>
+          <w:t>申30:1–6</w:t>
+        </w:r>
+      </w:hyperlink>
+      <w:r>
+        <w:rPr>
+          <w:lang w:val="zh_TW" w:bidi="zh_TW"/>
+        </w:rPr>
+        <w:t>；</w:t>
+      </w:r>
+      <w:hyperlink r:id="rId14">
+        <w:r>
+          <w:rPr>
+            <w:lang w:val="zh_TW" w:bidi="zh_TW"/>
+          </w:rPr>
+          <w:rPr>
+            <w:color w:val="0000EE"/>
+            <w:u w:val="single"/>
+          </w:rPr>
+          <w:t>賽14:1</w:t>
+        </w:r>
+      </w:hyperlink>
+      <w:r>
+        <w:rPr>
+          <w:lang w:val="zh_TW" w:bidi="zh_TW"/>
+        </w:rPr>
+        <w:t>；</w:t>
+      </w:r>
+      <w:hyperlink r:id="rId15">
+        <w:r>
+          <w:rPr>
+            <w:lang w:val="zh_TW" w:bidi="zh_TW"/>
+          </w:rPr>
+          <w:rPr>
+            <w:color w:val="0000EE"/>
+            <w:u w:val="single"/>
+          </w:rPr>
+          <w:t>結39:25–29</w:t>
+        </w:r>
+      </w:hyperlink>
+      <w:r>
+        <w:rPr>
+          <w:lang w:val="zh_TW" w:bidi="zh_TW"/>
+        </w:rPr>
+        <w:t>；</w:t>
+      </w:r>
+      <w:hyperlink r:id="rId16">
+        <w:r>
+          <w:rPr>
+            <w:lang w:val="zh_TW" w:bidi="zh_TW"/>
+          </w:rPr>
+          <w:rPr>
+            <w:color w:val="0000EE"/>
+            <w:u w:val="single"/>
+          </w:rPr>
+          <w:t>羅9:15–16、23</w:t>
+        </w:r>
+      </w:hyperlink>
+      <w:r>
+        <w:rPr>
           <w:lang w:val="zh_TW" w:bidi="zh_TW"/>
         </w:rPr>
         <w:t>，</w:t>
       </w:r>
-      <w:r>
-        <w:rPr>
-          <w:lang w:val="zh_TW" w:bidi="zh_TW"/>
-        </w:rPr>
-        <w:t>這是一個表示「受膏者」的動詞形容詞。與其新約對應詞「christos（基督）」一樣，這個稱號表示一個人經過奉獻儀式被分別出來事奉神，並以油膏抹他。動詞根（mashach）也傳達了這個概念。</w:t>
+      <w:hyperlink r:id="rId17">
+        <w:r>
+          <w:rPr>
+            <w:lang w:val="zh_TW" w:bidi="zh_TW"/>
+          </w:rPr>
+          <w:rPr>
+            <w:color w:val="0000EE"/>
+            <w:u w:val="single"/>
+          </w:rPr>
+          <w:t>11:32</w:t>
+        </w:r>
+      </w:hyperlink>
+      <w:r>
+        <w:rPr>
+          <w:lang w:val="zh_TW" w:bidi="zh_TW"/>
+        </w:rPr>
+        <w:t>；</w:t>
+      </w:r>
+      <w:hyperlink r:id="rId18">
+        <w:r>
+          <w:rPr>
+            <w:lang w:val="zh_TW" w:bidi="zh_TW"/>
+          </w:rPr>
+          <w:rPr>
+            <w:color w:val="0000EE"/>
+            <w:u w:val="single"/>
+          </w:rPr>
+          <w:t>弗2:4</w:t>
+        </w:r>
+      </w:hyperlink>
+      <w:r>
+        <w:rPr>
+          <w:lang w:val="zh_TW" w:bidi="zh_TW"/>
+        </w:rPr>
+        <w:t>）。</w:t>
       </w:r>
     </w:p>
     <w:p>
@@ -278,109 +353,18 @@
         <w:rPr>
           <w:lang w:val="zh_TW" w:bidi="zh_TW"/>
         </w:rPr>
-        <w:t>以色列人在幾個不同的情境中都有以油膏抹的儀式。祭司在祭壇前執行神賜予的職務之前，常常被膏抹（</w:t>
-      </w:r>
-      <w:hyperlink r:id="rId13">
-        <w:r>
-          <w:rPr>
-            <w:lang w:val="zh_TW" w:bidi="zh_TW"/>
-          </w:rPr>
-          <w:rPr>
-            <w:color w:val="0000EE"/>
-            <w:u w:val="single"/>
-          </w:rPr>
-          <w:t>利4:3</w:t>
-        </w:r>
-      </w:hyperlink>
-      <w:r>
-        <w:rPr>
-          <w:lang w:val="zh_TW" w:bidi="zh_TW"/>
-        </w:rPr>
-        <w:t>）。雖然有證據表明先知也曾被實際膏抹（</w:t>
-      </w:r>
-      <w:hyperlink r:id="rId14">
-        <w:r>
-          <w:rPr>
-            <w:lang w:val="zh_TW" w:bidi="zh_TW"/>
-          </w:rPr>
-          <w:rPr>
-            <w:color w:val="0000EE"/>
-            <w:u w:val="single"/>
-          </w:rPr>
-          <w:t>王上19:16</w:t>
-        </w:r>
-      </w:hyperlink>
-      <w:r>
-        <w:rPr>
-          <w:lang w:val="zh_TW" w:bidi="zh_TW"/>
-        </w:rPr>
-        <w:t>），但這似乎並非一種普遍的做法。撒母耳膏立掃羅和大衛，使得這一行為成為希伯來王在就任王位領導職務前的重要先決條件。王特別被認為是耶和華的受膏者，因此被視為在人（</w:t>
-      </w:r>
-      <w:hyperlink r:id="rId15">
-        <w:r>
-          <w:rPr>
-            <w:lang w:val="zh_TW" w:bidi="zh_TW"/>
-          </w:rPr>
-          <w:rPr>
-            <w:color w:val="0000EE"/>
-            <w:u w:val="single"/>
-          </w:rPr>
-          <w:t>撒上12:14</w:t>
-        </w:r>
-      </w:hyperlink>
-      <w:r>
-        <w:rPr>
-          <w:lang w:val="zh_TW" w:bidi="zh_TW"/>
-        </w:rPr>
-        <w:t>；</w:t>
-      </w:r>
-      <w:hyperlink r:id="rId16">
-        <w:r>
-          <w:rPr>
-            <w:lang w:val="zh_TW" w:bidi="zh_TW"/>
-          </w:rPr>
-          <w:rPr>
-            <w:color w:val="0000EE"/>
-            <w:u w:val="single"/>
-          </w:rPr>
-          <w:t>撒下19:21</w:t>
-        </w:r>
-      </w:hyperlink>
-      <w:r>
-        <w:rPr>
-          <w:lang w:val="zh_TW" w:bidi="zh_TW"/>
-        </w:rPr>
-        <w:t>）和神（</w:t>
-      </w:r>
-      <w:hyperlink r:id="rId17">
-        <w:r>
-          <w:rPr>
-            <w:lang w:val="zh_TW" w:bidi="zh_TW"/>
-          </w:rPr>
-          <w:rPr>
-            <w:color w:val="0000EE"/>
-            <w:u w:val="single"/>
-          </w:rPr>
-          <w:t>詩2:2，</w:t>
-        </w:r>
-      </w:hyperlink>
-      <w:hyperlink r:id="rId18">
-        <w:r>
-          <w:rPr>
-            <w:lang w:val="zh_TW" w:bidi="zh_TW"/>
-          </w:rPr>
-          <w:rPr>
-            <w:color w:val="0000EE"/>
-            <w:u w:val="single"/>
-          </w:rPr>
-          <w:t>20:6</w:t>
-        </w:r>
-      </w:hyperlink>
-      <w:r>
-        <w:rPr>
-          <w:lang w:val="zh_TW" w:bidi="zh_TW"/>
-        </w:rPr>
-        <w:t>）面前擁有穩固的地位。這些儀式與多篇彌賽亞預言共同幫助猶太人認識到那位至高無上的受膏者，祂最終會來臨拯救以色列。</w:t>
+        <w:t>聖經中憐憫一詞的意義極其豐富且複雜，這一點可以從使用多個希伯來文和希臘文詞彙來表達這一概念中看出。因此，在翻譯中使用了許多同義詞來表達其含義的不同層面，如「仁慈」、「慈愛」、「良善」、「恩典」、「恩惠」、「顧惜」、「憐恤」和「慈愛」。憐憫概念中的一個重要方面是寬恕冒犯者或對手的同情態度，並在他們的困境中幫助或憐恤他們。</w:t>
+      </w:r>
+    </w:p>
+    <w:p>
+      <w:pPr>
+        <w:pStyle w:val="Heading3"/>
+      </w:pPr>
+      <w:r>
+        <w:rPr>
+          <w:lang w:val="zh_TW" w:bidi="zh_TW"/>
+        </w:rPr>
+        <w:t>神學意義</w:t>
       </w:r>
     </w:p>
     <w:p>
@@ -394,18 +378,331 @@
         <w:rPr>
           <w:lang w:val="zh_TW" w:bidi="zh_TW"/>
         </w:rPr>
-        <w:t>猶太拉比摩西·邁蒙尼德（Moses Maimonides，公元13世紀）所歸納的希伯來信仰十三條款（13 articles of Hebraic faith）的結尾是這樣一句話，至今仍見於許多希伯來禱告書中：「我全心相信彌賽亞將來臨；雖然祂的來臨延遲，我仍耐心等候祂盡快出現。」</w:t>
-      </w:r>
-    </w:p>
-    <w:p>
-      <w:pPr>
-        <w:pStyle w:val="Heading3"/>
-      </w:pPr>
-      <w:r>
-        <w:rPr>
-          <w:lang w:val="zh_TW" w:bidi="zh_TW"/>
-        </w:rPr>
-        <w:t>舊約中的彌賽亞</w:t>
+        <w:t>憐憫概念的核心是神的愛，這愛藉著祂在立約關係中，為那些祂已應許要拯救的人施行恩慈的救贖行動而顯明。在舊約中，神選擇了以色列成為祂的子民，顯明祂對他們的憐憫（</w:t>
+      </w:r>
+      <w:hyperlink r:id="rId19">
+        <w:r>
+          <w:rPr>
+            <w:lang w:val="zh_TW" w:bidi="zh_TW"/>
+          </w:rPr>
+          <w:rPr>
+            <w:color w:val="0000EE"/>
+            <w:u w:val="single"/>
+          </w:rPr>
+          <w:t>出33:19</w:t>
+        </w:r>
+      </w:hyperlink>
+      <w:r>
+        <w:rPr>
+          <w:lang w:val="zh_TW" w:bidi="zh_TW"/>
+        </w:rPr>
+        <w:t>；</w:t>
+      </w:r>
+      <w:hyperlink r:id="rId20">
+        <w:r>
+          <w:rPr>
+            <w:lang w:val="zh_TW" w:bidi="zh_TW"/>
+          </w:rPr>
+          <w:rPr>
+            <w:color w:val="0000EE"/>
+            <w:u w:val="single"/>
+          </w:rPr>
+          <w:t>賽54:10</w:t>
+        </w:r>
+      </w:hyperlink>
+      <w:r>
+        <w:rPr>
+          <w:lang w:val="zh_TW" w:bidi="zh_TW"/>
+        </w:rPr>
+        <w:t>；</w:t>
+      </w:r>
+      <w:hyperlink r:id="rId21">
+        <w:r>
+          <w:rPr>
+            <w:lang w:val="zh_TW" w:bidi="zh_TW"/>
+          </w:rPr>
+          <w:rPr>
+            <w:color w:val="0000EE"/>
+            <w:u w:val="single"/>
+          </w:rPr>
+          <w:t>63:9</w:t>
+        </w:r>
+      </w:hyperlink>
+      <w:r>
+        <w:rPr>
+          <w:lang w:val="zh_TW" w:bidi="zh_TW"/>
+        </w:rPr>
+        <w:t>）。神不斷地容忍著祂悖逆且偏行己路的子民，不斷尋找他們，將他們重新帶回祂自己面前。詩人描述神像父親一樣，憐恤那些敬畏並信靠祂的兒女（</w:t>
+      </w:r>
+      <w:hyperlink r:id="rId22">
+        <w:r>
+          <w:rPr>
+            <w:lang w:val="zh_TW" w:bidi="zh_TW"/>
+          </w:rPr>
+          <w:rPr>
+            <w:color w:val="0000EE"/>
+            <w:u w:val="single"/>
+          </w:rPr>
+          <w:t>詩103:13</w:t>
+        </w:r>
+      </w:hyperlink>
+      <w:r>
+        <w:rPr>
+          <w:lang w:val="zh_TW" w:bidi="zh_TW"/>
+        </w:rPr>
+        <w:t>）。何西阿將神比作一位慈愛的父親，從天上以憐憫的心，看著祂那叛逆和迷途的子民（</w:t>
+      </w:r>
+      <w:hyperlink r:id="rId23">
+        <w:r>
+          <w:rPr>
+            <w:lang w:val="zh_TW" w:bidi="zh_TW"/>
+          </w:rPr>
+          <w:rPr>
+            <w:color w:val="0000EE"/>
+            <w:u w:val="single"/>
+          </w:rPr>
+          <w:t>何11</w:t>
+        </w:r>
+      </w:hyperlink>
+      <w:r>
+        <w:rPr>
+          <w:lang w:val="zh_TW" w:bidi="zh_TW"/>
+        </w:rPr>
+        <w:t>；參</w:t>
+      </w:r>
+      <w:hyperlink r:id="rId24">
+        <w:r>
+          <w:rPr>
+            <w:lang w:val="zh_TW" w:bidi="zh_TW"/>
+          </w:rPr>
+          <w:rPr>
+            <w:color w:val="0000EE"/>
+            <w:u w:val="single"/>
+          </w:rPr>
+          <w:t>耶31:20</w:t>
+        </w:r>
+      </w:hyperlink>
+      <w:r>
+        <w:rPr>
+          <w:lang w:val="zh_TW" w:bidi="zh_TW"/>
+        </w:rPr>
+        <w:t>）。他也將以色列比作一位不忠且行淫的妻子，而神卻像一位忠貞的丈夫，雖然她處於背道且罪惡的狀態，仍然愛她（</w:t>
+      </w:r>
+      <w:hyperlink r:id="rId25">
+        <w:r>
+          <w:rPr>
+            <w:lang w:val="zh_TW" w:bidi="zh_TW"/>
+          </w:rPr>
+          <w:rPr>
+            <w:color w:val="0000EE"/>
+            <w:u w:val="single"/>
+          </w:rPr>
+          <w:t>何1–3章</w:t>
+        </w:r>
+      </w:hyperlink>
+      <w:r>
+        <w:rPr>
+          <w:lang w:val="zh_TW" w:bidi="zh_TW"/>
+        </w:rPr>
+        <w:t>；參</w:t>
+      </w:r>
+      <w:hyperlink r:id="rId26">
+        <w:r>
+          <w:rPr>
+            <w:lang w:val="zh_TW" w:bidi="zh_TW"/>
+          </w:rPr>
+          <w:rPr>
+            <w:color w:val="0000EE"/>
+            <w:u w:val="single"/>
+          </w:rPr>
+          <w:t>賽54:4–8</w:t>
+        </w:r>
+      </w:hyperlink>
+      <w:r>
+        <w:rPr>
+          <w:lang w:val="zh_TW" w:bidi="zh_TW"/>
+        </w:rPr>
+        <w:t>）。以賽亞將神描繪為母親，對腹中所生的孩子充滿憐恤（</w:t>
+      </w:r>
+      <w:hyperlink r:id="rId27">
+        <w:r>
+          <w:rPr>
+            <w:lang w:val="zh_TW" w:bidi="zh_TW"/>
+          </w:rPr>
+          <w:rPr>
+            <w:color w:val="0000EE"/>
+            <w:u w:val="single"/>
+          </w:rPr>
+          <w:t>賽49:15</w:t>
+        </w:r>
+      </w:hyperlink>
+      <w:r>
+        <w:rPr>
+          <w:lang w:val="zh_TW" w:bidi="zh_TW"/>
+        </w:rPr>
+        <w:t>）。這些比喻以豐富多樣的方式顯明神的憐恤。其它層面包括饒恕和恢復恩惠（</w:t>
+      </w:r>
+      <w:hyperlink r:id="rId28">
+        <w:r>
+          <w:rPr>
+            <w:lang w:val="zh_TW" w:bidi="zh_TW"/>
+          </w:rPr>
+          <w:rPr>
+            <w:color w:val="0000EE"/>
+            <w:u w:val="single"/>
+          </w:rPr>
+          <w:t>王下13:23</w:t>
+        </w:r>
+      </w:hyperlink>
+      <w:r>
+        <w:rPr>
+          <w:lang w:val="zh_TW" w:bidi="zh_TW"/>
+        </w:rPr>
+        <w:t>；</w:t>
+      </w:r>
+      <w:hyperlink r:id="rId29">
+        <w:r>
+          <w:rPr>
+            <w:lang w:val="zh_TW" w:bidi="zh_TW"/>
+          </w:rPr>
+          <w:rPr>
+            <w:color w:val="0000EE"/>
+            <w:u w:val="single"/>
+          </w:rPr>
+          <w:t>賽54:8</w:t>
+        </w:r>
+      </w:hyperlink>
+      <w:r>
+        <w:rPr>
+          <w:lang w:val="zh_TW" w:bidi="zh_TW"/>
+        </w:rPr>
+        <w:t>；</w:t>
+      </w:r>
+      <w:hyperlink r:id="rId30">
+        <w:r>
+          <w:rPr>
+            <w:lang w:val="zh_TW" w:bidi="zh_TW"/>
+          </w:rPr>
+          <w:rPr>
+            <w:color w:val="0000EE"/>
+            <w:u w:val="single"/>
+          </w:rPr>
+          <w:t>珥2:18–32</w:t>
+        </w:r>
+      </w:hyperlink>
+      <w:r>
+        <w:rPr>
+          <w:lang w:val="zh_TW" w:bidi="zh_TW"/>
+        </w:rPr>
+        <w:t>；</w:t>
+      </w:r>
+      <w:hyperlink r:id="rId31">
+        <w:r>
+          <w:rPr>
+            <w:lang w:val="zh_TW" w:bidi="zh_TW"/>
+          </w:rPr>
+          <w:rPr>
+            <w:color w:val="0000EE"/>
+            <w:u w:val="single"/>
+          </w:rPr>
+          <w:t>彌7:18–20</w:t>
+        </w:r>
+      </w:hyperlink>
+      <w:r>
+        <w:rPr>
+          <w:lang w:val="zh_TW" w:bidi="zh_TW"/>
+        </w:rPr>
+        <w:t>），以及脫離困苦和危難（</w:t>
+      </w:r>
+      <w:hyperlink r:id="rId32">
+        <w:r>
+          <w:rPr>
+            <w:lang w:val="zh_TW" w:bidi="zh_TW"/>
+          </w:rPr>
+          <w:rPr>
+            <w:color w:val="0000EE"/>
+            <w:u w:val="single"/>
+          </w:rPr>
+          <w:t>尼9:19–21</w:t>
+        </w:r>
+      </w:hyperlink>
+      <w:r>
+        <w:rPr>
+          <w:lang w:val="zh_TW" w:bidi="zh_TW"/>
+        </w:rPr>
+        <w:t>；</w:t>
+      </w:r>
+      <w:hyperlink r:id="rId33">
+        <w:r>
+          <w:rPr>
+            <w:lang w:val="zh_TW" w:bidi="zh_TW"/>
+          </w:rPr>
+          <w:rPr>
+            <w:color w:val="0000EE"/>
+            <w:u w:val="single"/>
+          </w:rPr>
+          <w:t>詩40:11–17</w:t>
+        </w:r>
+      </w:hyperlink>
+      <w:r>
+        <w:rPr>
+          <w:lang w:val="zh_TW" w:bidi="zh_TW"/>
+        </w:rPr>
+        <w:t>，</w:t>
+      </w:r>
+      <w:hyperlink r:id="rId34">
+        <w:r>
+          <w:rPr>
+            <w:lang w:val="zh_TW" w:bidi="zh_TW"/>
+          </w:rPr>
+          <w:rPr>
+            <w:color w:val="0000EE"/>
+            <w:u w:val="single"/>
+          </w:rPr>
+          <w:t>69:16–36</w:t>
+        </w:r>
+      </w:hyperlink>
+      <w:r>
+        <w:rPr>
+          <w:lang w:val="zh_TW" w:bidi="zh_TW"/>
+        </w:rPr>
+        <w:t>，</w:t>
+      </w:r>
+      <w:hyperlink r:id="rId35">
+        <w:r>
+          <w:rPr>
+            <w:lang w:val="zh_TW" w:bidi="zh_TW"/>
+          </w:rPr>
+          <w:rPr>
+            <w:color w:val="0000EE"/>
+            <w:u w:val="single"/>
+          </w:rPr>
+          <w:t>79:8–9</w:t>
+        </w:r>
+      </w:hyperlink>
+      <w:r>
+        <w:rPr>
+          <w:lang w:val="zh_TW" w:bidi="zh_TW"/>
+        </w:rPr>
+        <w:t>；</w:t>
+      </w:r>
+      <w:hyperlink r:id="rId36">
+        <w:r>
+          <w:rPr>
+            <w:lang w:val="zh_TW" w:bidi="zh_TW"/>
+          </w:rPr>
+          <w:rPr>
+            <w:color w:val="0000EE"/>
+            <w:u w:val="single"/>
+          </w:rPr>
+          <w:t>賽49:10</w:t>
+        </w:r>
+      </w:hyperlink>
+      <w:r>
+        <w:rPr>
+          <w:lang w:val="zh_TW" w:bidi="zh_TW"/>
+        </w:rPr>
+        <w:t>）。</w:t>
       </w:r>
     </w:p>
     <w:p>
@@ -419,36 +716,144 @@
         <w:rPr>
           <w:lang w:val="zh_TW" w:bidi="zh_TW"/>
         </w:rPr>
-        <w:t>猶太人對彌賽亞來臨的盼望始於大衛統治時期，當時預言他的國度將存到永遠（</w:t>
-      </w:r>
-      <w:hyperlink r:id="rId19">
-        <w:r>
-          <w:rPr>
-            <w:lang w:val="zh_TW" w:bidi="zh_TW"/>
-          </w:rPr>
-          <w:rPr>
-            <w:color w:val="0000EE"/>
-            <w:u w:val="single"/>
-          </w:rPr>
-          <w:t>撒下7:16</w:t>
-        </w:r>
-      </w:hyperlink>
-      <w:r>
-        <w:rPr>
-          <w:lang w:val="zh_TW" w:bidi="zh_TW"/>
-        </w:rPr>
-        <w:t>）。以色列被告知，通過大衛的後裔，他的寶座將在全地上永遠掌權（</w:t>
-      </w:r>
-      <w:hyperlink r:id="rId20">
-        <w:r>
-          <w:rPr>
-            <w:lang w:val="zh_TW" w:bidi="zh_TW"/>
-          </w:rPr>
-          <w:rPr>
-            <w:color w:val="0000EE"/>
-            <w:u w:val="single"/>
-          </w:rPr>
-          <w:t>撒下22:48–51</w:t>
+        <w:t>由於以色列作為聖約子民，從神的慈愛和信實中學習到的功課，虔誠的猶太人在有需要的時候，自然會向神呼求憐憫與赦免，這在懺悔的詩篇中表達得非常動人（</w:t>
+      </w:r>
+      <w:hyperlink r:id="rId37">
+        <w:r>
+          <w:rPr>
+            <w:lang w:val="zh_TW" w:bidi="zh_TW"/>
+          </w:rPr>
+          <w:rPr>
+            <w:color w:val="0000EE"/>
+            <w:u w:val="single"/>
+          </w:rPr>
+          <w:t>詩6</w:t>
+        </w:r>
+      </w:hyperlink>
+      <w:r>
+        <w:rPr>
+          <w:lang w:val="zh_TW" w:bidi="zh_TW"/>
+        </w:rPr>
+        <w:t>，</w:t>
+      </w:r>
+      <w:hyperlink r:id="rId38">
+        <w:r>
+          <w:rPr>
+            <w:lang w:val="zh_TW" w:bidi="zh_TW"/>
+          </w:rPr>
+          <w:rPr>
+            <w:color w:val="0000EE"/>
+            <w:u w:val="single"/>
+          </w:rPr>
+          <w:t>32</w:t>
+        </w:r>
+      </w:hyperlink>
+      <w:r>
+        <w:rPr>
+          <w:lang w:val="zh_TW" w:bidi="zh_TW"/>
+        </w:rPr>
+        <w:t>，</w:t>
+      </w:r>
+      <w:hyperlink r:id="rId39">
+        <w:r>
+          <w:rPr>
+            <w:lang w:val="zh_TW" w:bidi="zh_TW"/>
+          </w:rPr>
+          <w:rPr>
+            <w:color w:val="0000EE"/>
+            <w:u w:val="single"/>
+          </w:rPr>
+          <w:t>38</w:t>
+        </w:r>
+      </w:hyperlink>
+      <w:r>
+        <w:rPr>
+          <w:lang w:val="zh_TW" w:bidi="zh_TW"/>
+        </w:rPr>
+        <w:t>，</w:t>
+      </w:r>
+      <w:hyperlink r:id="rId40">
+        <w:r>
+          <w:rPr>
+            <w:lang w:val="zh_TW" w:bidi="zh_TW"/>
+          </w:rPr>
+          <w:rPr>
+            <w:color w:val="0000EE"/>
+            <w:u w:val="single"/>
+          </w:rPr>
+          <w:t>51</w:t>
+        </w:r>
+      </w:hyperlink>
+      <w:r>
+        <w:rPr>
+          <w:lang w:val="zh_TW" w:bidi="zh_TW"/>
+        </w:rPr>
+        <w:t>，</w:t>
+      </w:r>
+      <w:hyperlink r:id="rId41">
+        <w:r>
+          <w:rPr>
+            <w:lang w:val="zh_TW" w:bidi="zh_TW"/>
+          </w:rPr>
+          <w:rPr>
+            <w:color w:val="0000EE"/>
+            <w:u w:val="single"/>
+          </w:rPr>
+          <w:t>102</w:t>
+        </w:r>
+      </w:hyperlink>
+      <w:r>
+        <w:rPr>
+          <w:lang w:val="zh_TW" w:bidi="zh_TW"/>
+        </w:rPr>
+        <w:t>，</w:t>
+      </w:r>
+      <w:hyperlink r:id="rId42">
+        <w:r>
+          <w:rPr>
+            <w:lang w:val="zh_TW" w:bidi="zh_TW"/>
+          </w:rPr>
+          <w:rPr>
+            <w:color w:val="0000EE"/>
+            <w:u w:val="single"/>
+          </w:rPr>
+          <w:t>130</w:t>
+        </w:r>
+      </w:hyperlink>
+      <w:r>
+        <w:rPr>
+          <w:lang w:val="zh_TW" w:bidi="zh_TW"/>
+        </w:rPr>
+        <w:t>，</w:t>
+      </w:r>
+      <w:hyperlink r:id="rId43">
+        <w:r>
+          <w:rPr>
+            <w:lang w:val="zh_TW" w:bidi="zh_TW"/>
+          </w:rPr>
+          <w:rPr>
+            <w:color w:val="0000EE"/>
+            <w:u w:val="single"/>
+          </w:rPr>
+          <w:t>143</w:t>
+        </w:r>
+      </w:hyperlink>
+      <w:r>
+        <w:rPr>
+          <w:lang w:val="zh_TW" w:bidi="zh_TW"/>
+        </w:rPr>
+        <w:t>），以及其他舊約經文（</w:t>
+      </w:r>
+      <w:hyperlink r:id="rId44">
+        <w:r>
+          <w:rPr>
+            <w:lang w:val="zh_TW" w:bidi="zh_TW"/>
+          </w:rPr>
+          <w:rPr>
+            <w:color w:val="0000EE"/>
+            <w:u w:val="single"/>
+          </w:rPr>
+          <w:t>出34:6</w:t>
         </w:r>
       </w:hyperlink>
       <w:r>
@@ -457,41 +862,149 @@
         </w:rPr>
         <w:t>；</w:t>
       </w:r>
-      <w:hyperlink r:id="rId21">
-        <w:r>
-          <w:rPr>
-            <w:lang w:val="zh_TW" w:bidi="zh_TW"/>
-          </w:rPr>
-          <w:rPr>
-            <w:color w:val="0000EE"/>
-            <w:u w:val="single"/>
-          </w:rPr>
-          <w:t>耶33</w:t>
-        </w:r>
-      </w:hyperlink>
-      <w:r>
-        <w:rPr>
-          <w:lang w:val="zh_TW" w:bidi="zh_TW"/>
-        </w:rPr>
-        <w:t>）。猶太人傳統上對彌賽亞帶來救贖的這一方面充滿期待（參見</w:t>
-      </w:r>
-      <w:hyperlink r:id="rId22">
-        <w:r>
-          <w:rPr>
-            <w:lang w:val="zh_TW" w:bidi="zh_TW"/>
-          </w:rPr>
-          <w:rPr>
-            <w:color w:val="0000EE"/>
-            <w:u w:val="single"/>
-          </w:rPr>
-          <w:t>徒1:6</w:t>
-        </w:r>
-      </w:hyperlink>
-      <w:r>
-        <w:rPr>
-          <w:lang w:val="zh_TW" w:bidi="zh_TW"/>
-        </w:rPr>
-        <w:t>）。</w:t>
+      <w:hyperlink r:id="rId45">
+        <w:r>
+          <w:rPr>
+            <w:lang w:val="zh_TW" w:bidi="zh_TW"/>
+          </w:rPr>
+          <w:rPr>
+            <w:color w:val="0000EE"/>
+            <w:u w:val="single"/>
+          </w:rPr>
+          <w:t>尼9:17</w:t>
+        </w:r>
+      </w:hyperlink>
+      <w:r>
+        <w:rPr>
+          <w:lang w:val="zh_TW" w:bidi="zh_TW"/>
+        </w:rPr>
+        <w:t>；</w:t>
+      </w:r>
+      <w:hyperlink r:id="rId46">
+        <w:r>
+          <w:rPr>
+            <w:lang w:val="zh_TW" w:bidi="zh_TW"/>
+          </w:rPr>
+          <w:rPr>
+            <w:color w:val="0000EE"/>
+            <w:u w:val="single"/>
+          </w:rPr>
+          <w:t>詩57</w:t>
+        </w:r>
+      </w:hyperlink>
+      <w:r>
+        <w:rPr>
+          <w:lang w:val="zh_TW" w:bidi="zh_TW"/>
+        </w:rPr>
+        <w:t>，</w:t>
+      </w:r>
+      <w:hyperlink r:id="rId47">
+        <w:r>
+          <w:rPr>
+            <w:lang w:val="zh_TW" w:bidi="zh_TW"/>
+          </w:rPr>
+          <w:rPr>
+            <w:color w:val="0000EE"/>
+            <w:u w:val="single"/>
+          </w:rPr>
+          <w:t>79</w:t>
+        </w:r>
+      </w:hyperlink>
+      <w:r>
+        <w:rPr>
+          <w:lang w:val="zh_TW" w:bidi="zh_TW"/>
+        </w:rPr>
+        <w:t>，</w:t>
+      </w:r>
+      <w:hyperlink r:id="rId48">
+        <w:r>
+          <w:rPr>
+            <w:lang w:val="zh_TW" w:bidi="zh_TW"/>
+          </w:rPr>
+          <w:rPr>
+            <w:color w:val="0000EE"/>
+            <w:u w:val="single"/>
+          </w:rPr>
+          <w:t>86</w:t>
+        </w:r>
+      </w:hyperlink>
+      <w:r>
+        <w:rPr>
+          <w:lang w:val="zh_TW" w:bidi="zh_TW"/>
+        </w:rPr>
+        <w:t>，</w:t>
+      </w:r>
+      <w:hyperlink r:id="rId49">
+        <w:r>
+          <w:rPr>
+            <w:lang w:val="zh_TW" w:bidi="zh_TW"/>
+          </w:rPr>
+          <w:rPr>
+            <w:color w:val="0000EE"/>
+            <w:u w:val="single"/>
+          </w:rPr>
+          <w:t>123</w:t>
+        </w:r>
+      </w:hyperlink>
+      <w:r>
+        <w:rPr>
+          <w:lang w:val="zh_TW" w:bidi="zh_TW"/>
+        </w:rPr>
+        <w:t>；</w:t>
+      </w:r>
+      <w:hyperlink r:id="rId50">
+        <w:r>
+          <w:rPr>
+            <w:lang w:val="zh_TW" w:bidi="zh_TW"/>
+          </w:rPr>
+          <w:rPr>
+            <w:color w:val="0000EE"/>
+            <w:u w:val="single"/>
+          </w:rPr>
+          <w:t>賽33:1–6</w:t>
+        </w:r>
+      </w:hyperlink>
+      <w:r>
+        <w:rPr>
+          <w:lang w:val="zh_TW" w:bidi="zh_TW"/>
+        </w:rPr>
+        <w:t>；</w:t>
+      </w:r>
+      <w:hyperlink r:id="rId51">
+        <w:r>
+          <w:rPr>
+            <w:lang w:val="zh_TW" w:bidi="zh_TW"/>
+          </w:rPr>
+          <w:rPr>
+            <w:color w:val="0000EE"/>
+            <w:u w:val="single"/>
+          </w:rPr>
+          <w:t>但9:3–19</w:t>
+        </w:r>
+      </w:hyperlink>
+      <w:r>
+        <w:rPr>
+          <w:lang w:val="zh_TW" w:bidi="zh_TW"/>
+        </w:rPr>
+        <w:t>；</w:t>
+      </w:r>
+      <w:hyperlink r:id="rId52">
+        <w:r>
+          <w:rPr>
+            <w:lang w:val="zh_TW" w:bidi="zh_TW"/>
+          </w:rPr>
+          <w:rPr>
+            <w:color w:val="0000EE"/>
+            <w:u w:val="single"/>
+          </w:rPr>
+          <w:t>珥2:13</w:t>
+        </w:r>
+      </w:hyperlink>
+      <w:r>
+        <w:rPr>
+          <w:lang w:val="zh_TW" w:bidi="zh_TW"/>
+        </w:rPr>
+        <w:t>）。悔改的人記得神的憐憫，使他們對神的恩惠和與祂和好的盼望，充滿信心。</w:t>
       </w:r>
     </w:p>
     <w:p>
@@ -505,46 +1018,133 @@
         <w:rPr>
           <w:lang w:val="zh_TW" w:bidi="zh_TW"/>
         </w:rPr>
-        <w:t>在正統猶太教拉比中，從來不缺乏對彌賽亞事工細節的猜測。拉比們曾將不下於456處經文應用於彌賽亞的身份和救恩上。對彌賽亞的關注在</w:t>
-      </w:r>
-      <w:r>
-        <w:rPr>
-          <w:i/>
-          <w:lang w:val="zh_TW" w:bidi="zh_TW"/>
-        </w:rPr>
-        <w:t>論猶太議會</w:t>
-      </w:r>
-      <w:r>
-        <w:rPr>
-          <w:lang w:val="zh_TW" w:bidi="zh_TW"/>
-        </w:rPr>
-        <w:t>（</w:t>
-      </w:r>
-      <w:r>
-        <w:rPr>
-          <w:i/>
-          <w:lang w:val="zh_TW" w:bidi="zh_TW"/>
-        </w:rPr>
-        <w:t>Sanhedrin，</w:t>
-      </w:r>
-      <w:r>
-        <w:rPr>
-          <w:lang w:val="zh_TW" w:bidi="zh_TW"/>
-        </w:rPr>
-        <w:t>巴比倫塔木德）中尤為明顯，其中提到世界是為祂而創造的，所有先知都預言了祂的日子（</w:t>
-      </w:r>
-      <w:r>
-        <w:rPr>
-          <w:i/>
-          <w:lang w:val="zh_TW" w:bidi="zh_TW"/>
-        </w:rPr>
-        <w:t>論猶太議會</w:t>
-      </w:r>
-      <w:r>
-        <w:rPr>
-          <w:lang w:val="zh_TW" w:bidi="zh_TW"/>
-        </w:rPr>
-        <w:t>98b、99a）。總的來說，正統猶太教仍保留著對彌賽亞在耶路撒冷統治、重建聖殿以及恢復祭司職分和獻祭的古老信仰。</w:t>
+        <w:t>在新約中，描述耶穌對有需要的人所表現出來的憐憫時，使用了一個非常生動的希臘文詞語（</w:t>
+      </w:r>
+      <w:hyperlink r:id="rId53">
+        <w:r>
+          <w:rPr>
+            <w:lang w:val="zh_TW" w:bidi="zh_TW"/>
+          </w:rPr>
+          <w:rPr>
+            <w:color w:val="0000EE"/>
+            <w:u w:val="single"/>
+          </w:rPr>
+          <w:t>太9:36</w:t>
+        </w:r>
+      </w:hyperlink>
+      <w:r>
+        <w:rPr>
+          <w:lang w:val="zh_TW" w:bidi="zh_TW"/>
+        </w:rPr>
+        <w:t>，</w:t>
+      </w:r>
+      <w:hyperlink r:id="rId54">
+        <w:r>
+          <w:rPr>
+            <w:lang w:val="zh_TW" w:bidi="zh_TW"/>
+          </w:rPr>
+          <w:rPr>
+            <w:color w:val="0000EE"/>
+            <w:u w:val="single"/>
+          </w:rPr>
+          <w:t>14:14</w:t>
+        </w:r>
+      </w:hyperlink>
+      <w:r>
+        <w:rPr>
+          <w:lang w:val="zh_TW" w:bidi="zh_TW"/>
+        </w:rPr>
+        <w:t>，</w:t>
+      </w:r>
+      <w:hyperlink r:id="rId55">
+        <w:r>
+          <w:rPr>
+            <w:lang w:val="zh_TW" w:bidi="zh_TW"/>
+          </w:rPr>
+          <w:rPr>
+            <w:color w:val="0000EE"/>
+            <w:u w:val="single"/>
+          </w:rPr>
+          <w:t>20:34</w:t>
+        </w:r>
+      </w:hyperlink>
+      <w:r>
+        <w:rPr>
+          <w:lang w:val="zh_TW" w:bidi="zh_TW"/>
+        </w:rPr>
+        <w:t>）。通過這個強烈的動詞（字面意思是「內心深受感動」），表達了祂對他們的憐憫和慈悲。希伯來人認為內心深處是情感的中心，特別是最溫柔的仁愛之情。描述耶穌深受感動並立即採取行動來減輕人們的痛苦——醫治（</w:t>
+      </w:r>
+      <w:hyperlink r:id="rId55">
+        <w:r>
+          <w:rPr>
+            <w:lang w:val="zh_TW" w:bidi="zh_TW"/>
+          </w:rPr>
+          <w:rPr>
+            <w:color w:val="0000EE"/>
+            <w:u w:val="single"/>
+          </w:rPr>
+          <w:t>太20:34</w:t>
+        </w:r>
+      </w:hyperlink>
+      <w:r>
+        <w:rPr>
+          <w:lang w:val="zh_TW" w:bidi="zh_TW"/>
+        </w:rPr>
+        <w:t>；</w:t>
+      </w:r>
+      <w:hyperlink r:id="rId56">
+        <w:r>
+          <w:rPr>
+            <w:lang w:val="zh_TW" w:bidi="zh_TW"/>
+          </w:rPr>
+          <w:rPr>
+            <w:color w:val="0000EE"/>
+            <w:u w:val="single"/>
+          </w:rPr>
+          <w:t>可1:41</w:t>
+        </w:r>
+      </w:hyperlink>
+      <w:r>
+        <w:rPr>
+          <w:lang w:val="zh_TW" w:bidi="zh_TW"/>
+        </w:rPr>
+        <w:t>）、使死人復活（</w:t>
+      </w:r>
+      <w:hyperlink r:id="rId57">
+        <w:r>
+          <w:rPr>
+            <w:lang w:val="zh_TW" w:bidi="zh_TW"/>
+          </w:rPr>
+          <w:rPr>
+            <w:color w:val="0000EE"/>
+            <w:u w:val="single"/>
+          </w:rPr>
+          <w:t>路7:13</w:t>
+        </w:r>
+      </w:hyperlink>
+      <w:r>
+        <w:rPr>
+          <w:lang w:val="zh_TW" w:bidi="zh_TW"/>
+        </w:rPr>
+        <w:t>）、並餵飽飢餓的人（</w:t>
+      </w:r>
+      <w:hyperlink r:id="rId58">
+        <w:r>
+          <w:rPr>
+            <w:lang w:val="zh_TW" w:bidi="zh_TW"/>
+          </w:rPr>
+          <w:rPr>
+            <w:color w:val="0000EE"/>
+            <w:u w:val="single"/>
+          </w:rPr>
+          <w:t>太15:32</w:t>
+        </w:r>
+      </w:hyperlink>
+      <w:r>
+        <w:rPr>
+          <w:lang w:val="zh_TW" w:bidi="zh_TW"/>
+        </w:rPr>
+        <w:t>）。</w:t>
       </w:r>
     </w:p>
     <w:p>
@@ -558,7 +1158,198 @@
         <w:rPr>
           <w:lang w:val="zh_TW" w:bidi="zh_TW"/>
         </w:rPr>
-        <w:t>儘管後來的猶太教將彌賽亞看作末世來臨的統治者，但現代猶太思想大多拋棄了個人彌賽亞的傳統觀念，取而代之的是相信彌賽亞時代的來臨。現代自由派猶太教普遍認為，世界最終會在猶太理想的正義與憐憫的影響下得到完美的改造。這種信念忽視了人類墮落的困境和聖經的教導，以人本主義的思想取代了神奇蹟般的介入。</w:t>
+        <w:t>舊約中神對聖約子民憐憫的概念，在新約中也出現（</w:t>
+      </w:r>
+      <w:hyperlink r:id="rId59">
+        <w:r>
+          <w:rPr>
+            <w:lang w:val="zh_TW" w:bidi="zh_TW"/>
+          </w:rPr>
+          <w:rPr>
+            <w:color w:val="0000EE"/>
+            <w:u w:val="single"/>
+          </w:rPr>
+          <w:t>路1:50、54、72、78</w:t>
+        </w:r>
+      </w:hyperlink>
+      <w:r>
+        <w:rPr>
+          <w:lang w:val="zh_TW" w:bidi="zh_TW"/>
+        </w:rPr>
+        <w:t>；</w:t>
+      </w:r>
+      <w:hyperlink r:id="rId18">
+        <w:r>
+          <w:rPr>
+            <w:lang w:val="zh_TW" w:bidi="zh_TW"/>
+          </w:rPr>
+          <w:rPr>
+            <w:color w:val="0000EE"/>
+            <w:u w:val="single"/>
+          </w:rPr>
+          <w:t>弗2:4</w:t>
+        </w:r>
+      </w:hyperlink>
+      <w:r>
+        <w:rPr>
+          <w:lang w:val="zh_TW" w:bidi="zh_TW"/>
+        </w:rPr>
+        <w:t>；</w:t>
+      </w:r>
+      <w:hyperlink r:id="rId60">
+        <w:r>
+          <w:rPr>
+            <w:lang w:val="zh_TW" w:bidi="zh_TW"/>
+          </w:rPr>
+          <w:rPr>
+            <w:color w:val="0000EE"/>
+            <w:u w:val="single"/>
+          </w:rPr>
+          <w:t>提前1:2</w:t>
+        </w:r>
+      </w:hyperlink>
+      <w:r>
+        <w:rPr>
+          <w:lang w:val="zh_TW" w:bidi="zh_TW"/>
+        </w:rPr>
+        <w:t>；</w:t>
+      </w:r>
+      <w:hyperlink r:id="rId61">
+        <w:r>
+          <w:rPr>
+            <w:lang w:val="zh_TW" w:bidi="zh_TW"/>
+          </w:rPr>
+          <w:rPr>
+            <w:color w:val="0000EE"/>
+            <w:u w:val="single"/>
+          </w:rPr>
+          <w:t>彼前1:3</w:t>
+        </w:r>
+      </w:hyperlink>
+      <w:r>
+        <w:rPr>
+          <w:lang w:val="zh_TW" w:bidi="zh_TW"/>
+        </w:rPr>
+        <w:t>，</w:t>
+      </w:r>
+      <w:hyperlink r:id="rId62">
+        <w:r>
+          <w:rPr>
+            <w:lang w:val="zh_TW" w:bidi="zh_TW"/>
+          </w:rPr>
+          <w:rPr>
+            <w:color w:val="0000EE"/>
+            <w:u w:val="single"/>
+          </w:rPr>
+          <w:t>2:10</w:t>
+        </w:r>
+      </w:hyperlink>
+      <w:r>
+        <w:rPr>
+          <w:lang w:val="zh_TW" w:bidi="zh_TW"/>
+        </w:rPr>
+        <w:t>）。新約中「憐憫」最典型的用法是指神藉著耶穌基督為人提供的救恩（</w:t>
+      </w:r>
+      <w:hyperlink r:id="rId63">
+        <w:r>
+          <w:rPr>
+            <w:lang w:val="zh_TW" w:bidi="zh_TW"/>
+          </w:rPr>
+          <w:rPr>
+            <w:color w:val="0000EE"/>
+            <w:u w:val="single"/>
+          </w:rPr>
+          <w:t>羅11:30–32</w:t>
+        </w:r>
+      </w:hyperlink>
+      <w:r>
+        <w:rPr>
+          <w:lang w:val="zh_TW" w:bidi="zh_TW"/>
+        </w:rPr>
+        <w:t>；</w:t>
+      </w:r>
+      <w:hyperlink r:id="rId18">
+        <w:r>
+          <w:rPr>
+            <w:lang w:val="zh_TW" w:bidi="zh_TW"/>
+          </w:rPr>
+          <w:rPr>
+            <w:color w:val="0000EE"/>
+            <w:u w:val="single"/>
+          </w:rPr>
+          <w:t>弗2:4</w:t>
+        </w:r>
+      </w:hyperlink>
+      <w:r>
+        <w:rPr>
+          <w:lang w:val="zh_TW" w:bidi="zh_TW"/>
+        </w:rPr>
+        <w:t>）。神是「發慈悲的父」（</w:t>
+      </w:r>
+      <w:hyperlink r:id="rId64">
+        <w:r>
+          <w:rPr>
+            <w:lang w:val="zh_TW" w:bidi="zh_TW"/>
+          </w:rPr>
+          <w:rPr>
+            <w:color w:val="0000EE"/>
+            <w:u w:val="single"/>
+          </w:rPr>
+          <w:t>林後1:3</w:t>
+        </w:r>
+      </w:hyperlink>
+      <w:r>
+        <w:rPr>
+          <w:lang w:val="zh_TW" w:bidi="zh_TW"/>
+        </w:rPr>
+        <w:t>），祂將這恩惠賜給那些相信祂兒子的人。正因為祂「有豐富的憐憫」，祂拯救那些因罪而靈性死亡、注定滅亡的人（</w:t>
+      </w:r>
+      <w:hyperlink r:id="rId65">
+        <w:r>
+          <w:rPr>
+            <w:lang w:val="zh_TW" w:bidi="zh_TW"/>
+          </w:rPr>
+          <w:rPr>
+            <w:color w:val="0000EE"/>
+            <w:u w:val="single"/>
+          </w:rPr>
+          <w:t>弗2:4–6</w:t>
+        </w:r>
+      </w:hyperlink>
+      <w:r>
+        <w:rPr>
+          <w:lang w:val="zh_TW" w:bidi="zh_TW"/>
+        </w:rPr>
+        <w:t>）。人因神的憐憫而得赦免並被賜予永生（</w:t>
+      </w:r>
+      <w:hyperlink r:id="rId66">
+        <w:r>
+          <w:rPr>
+            <w:lang w:val="zh_TW" w:bidi="zh_TW"/>
+          </w:rPr>
+          <w:rPr>
+            <w:color w:val="0000EE"/>
+            <w:u w:val="single"/>
+          </w:rPr>
+          <w:t>提前1:13–16</w:t>
+        </w:r>
+      </w:hyperlink>
+      <w:r>
+        <w:rPr>
+          <w:lang w:val="zh_TW" w:bidi="zh_TW"/>
+        </w:rPr>
+        <w:t>）。</w:t>
+      </w:r>
+    </w:p>
+    <w:p>
+      <w:pPr>
+        <w:pStyle w:val="Heading3"/>
+      </w:pPr>
+      <w:r>
+        <w:rPr>
+          <w:lang w:val="zh_TW" w:bidi="zh_TW"/>
+        </w:rPr>
+        <w:t>人們有責任對他人施予憐憫</w:t>
       </w:r>
     </w:p>
     <w:p>
@@ -572,18 +1363,30 @@
         <w:rPr>
           <w:lang w:val="zh_TW" w:bidi="zh_TW"/>
         </w:rPr>
-        <w:t>雖然彌賽亞的出身與大衛家緊密相關（</w:t>
-      </w:r>
-      <w:hyperlink r:id="rId23">
-        <w:r>
-          <w:rPr>
-            <w:lang w:val="zh_TW" w:bidi="zh_TW"/>
-          </w:rPr>
-          <w:rPr>
-            <w:color w:val="0000EE"/>
-            <w:u w:val="single"/>
-          </w:rPr>
-          <w:t>撒下7:14</w:t>
+        <w:t>無論人是否配得或忠誠，神也白白地施恩憐憫，因此人也應當對他人施憐憫，即使他們不配或不尋求。實際上，人被命令要憐憫他人，尤其是窮人、困苦者、寡婦和孤兒（</w:t>
+      </w:r>
+      <w:hyperlink r:id="rId67">
+        <w:r>
+          <w:rPr>
+            <w:lang w:val="zh_TW" w:bidi="zh_TW"/>
+          </w:rPr>
+          <w:rPr>
+            <w:color w:val="0000EE"/>
+            <w:u w:val="single"/>
+          </w:rPr>
+          <w:t>箴14:31，</w:t>
+        </w:r>
+      </w:hyperlink>
+      <w:hyperlink r:id="rId68">
+        <w:r>
+          <w:rPr>
+            <w:lang w:val="zh_TW" w:bidi="zh_TW"/>
+          </w:rPr>
+          <w:rPr>
+            <w:color w:val="0000EE"/>
+            <w:u w:val="single"/>
+          </w:rPr>
+          <w:t>19:17</w:t>
         </w:r>
       </w:hyperlink>
       <w:r>
@@ -592,41 +1395,221 @@
         </w:rPr>
         <w:t>；</w:t>
       </w:r>
-      <w:hyperlink r:id="rId24">
-        <w:r>
-          <w:rPr>
-            <w:lang w:val="zh_TW" w:bidi="zh_TW"/>
-          </w:rPr>
-          <w:rPr>
-            <w:color w:val="0000EE"/>
-            <w:u w:val="single"/>
-          </w:rPr>
-          <w:t>何3:5</w:t>
-        </w:r>
-      </w:hyperlink>
-      <w:r>
-        <w:rPr>
-          <w:lang w:val="zh_TW" w:bidi="zh_TW"/>
-        </w:rPr>
-        <w:t>），但彌賽亞的應許早在大衛出現之前就已經給予。事實上，彌賽亞的盼望隱含在神國度建立的首次應許之中。</w:t>
-      </w:r>
-      <w:hyperlink r:id="rId25">
-        <w:r>
-          <w:rPr>
-            <w:lang w:val="zh_TW" w:bidi="zh_TW"/>
-          </w:rPr>
-          <w:rPr>
-            <w:color w:val="0000EE"/>
-            <w:u w:val="single"/>
-          </w:rPr>
-          <w:t>創世記三章15節</w:t>
-        </w:r>
-      </w:hyperlink>
-      <w:r>
-        <w:rPr>
-          <w:lang w:val="zh_TW" w:bidi="zh_TW"/>
-        </w:rPr>
-        <w:t>中，神對撒但說，祂要使蛇與女人彼此為仇，直到時候滿足，女人的「後裔」將在蛇的頭施以致命一擊。</w:t>
+      <w:hyperlink r:id="rId69">
+        <w:r>
+          <w:rPr>
+            <w:lang w:val="zh_TW" w:bidi="zh_TW"/>
+          </w:rPr>
+          <w:rPr>
+            <w:color w:val="0000EE"/>
+            <w:u w:val="single"/>
+          </w:rPr>
+          <w:t>彌6:8</w:t>
+        </w:r>
+      </w:hyperlink>
+      <w:r>
+        <w:rPr>
+          <w:lang w:val="zh_TW" w:bidi="zh_TW"/>
+        </w:rPr>
+        <w:t>；</w:t>
+      </w:r>
+      <w:hyperlink r:id="rId70">
+        <w:r>
+          <w:rPr>
+            <w:lang w:val="zh_TW" w:bidi="zh_TW"/>
+          </w:rPr>
+          <w:rPr>
+            <w:color w:val="0000EE"/>
+            <w:u w:val="single"/>
+          </w:rPr>
+          <w:t>亞7:9–10</w:t>
+        </w:r>
+      </w:hyperlink>
+      <w:r>
+        <w:rPr>
+          <w:lang w:val="zh_TW" w:bidi="zh_TW"/>
+        </w:rPr>
+        <w:t>；</w:t>
+      </w:r>
+      <w:hyperlink r:id="rId71">
+        <w:r>
+          <w:rPr>
+            <w:lang w:val="zh_TW" w:bidi="zh_TW"/>
+          </w:rPr>
+          <w:rPr>
+            <w:color w:val="0000EE"/>
+            <w:u w:val="single"/>
+          </w:rPr>
+          <w:t>西3:12</w:t>
+        </w:r>
+      </w:hyperlink>
+      <w:r>
+        <w:rPr>
+          <w:lang w:val="zh_TW" w:bidi="zh_TW"/>
+        </w:rPr>
+        <w:t>）。神看重憐憫勝過儀式上的獻祭（</w:t>
+      </w:r>
+      <w:hyperlink r:id="rId72">
+        <w:r>
+          <w:rPr>
+            <w:lang w:val="zh_TW" w:bidi="zh_TW"/>
+          </w:rPr>
+          <w:rPr>
+            <w:color w:val="0000EE"/>
+            <w:u w:val="single"/>
+          </w:rPr>
+          <w:t>太9:13</w:t>
+        </w:r>
+      </w:hyperlink>
+      <w:r>
+        <w:rPr>
+          <w:lang w:val="zh_TW" w:bidi="zh_TW"/>
+        </w:rPr>
+        <w:t>）。神在基督裡所顯的憐憫，實際上使人有義務像神對待他們一樣對待他人。主將憐憫作為祂教導的基礎（</w:t>
+      </w:r>
+      <w:hyperlink r:id="rId73">
+        <w:r>
+          <w:rPr>
+            <w:lang w:val="zh_TW" w:bidi="zh_TW"/>
+          </w:rPr>
+          <w:rPr>
+            <w:color w:val="0000EE"/>
+            <w:u w:val="single"/>
+          </w:rPr>
+          <w:t>太5:7</w:t>
+        </w:r>
+      </w:hyperlink>
+      <w:r>
+        <w:rPr>
+          <w:lang w:val="zh_TW" w:bidi="zh_TW"/>
+        </w:rPr>
+        <w:t>，</w:t>
+      </w:r>
+      <w:hyperlink r:id="rId72">
+        <w:r>
+          <w:rPr>
+            <w:lang w:val="zh_TW" w:bidi="zh_TW"/>
+          </w:rPr>
+          <w:rPr>
+            <w:color w:val="0000EE"/>
+            <w:u w:val="single"/>
+          </w:rPr>
+          <w:t>9:13</w:t>
+        </w:r>
+      </w:hyperlink>
+      <w:r>
+        <w:rPr>
+          <w:lang w:val="zh_TW" w:bidi="zh_TW"/>
+        </w:rPr>
+        <w:t>，</w:t>
+      </w:r>
+      <w:hyperlink r:id="rId74">
+        <w:r>
+          <w:rPr>
+            <w:lang w:val="zh_TW" w:bidi="zh_TW"/>
+          </w:rPr>
+          <w:rPr>
+            <w:color w:val="0000EE"/>
+            <w:u w:val="single"/>
+          </w:rPr>
+          <w:t>12:7</w:t>
+        </w:r>
+      </w:hyperlink>
+      <w:r>
+        <w:rPr>
+          <w:lang w:val="zh_TW" w:bidi="zh_TW"/>
+        </w:rPr>
+        <w:t>，</w:t>
+      </w:r>
+      <w:hyperlink r:id="rId75">
+        <w:r>
+          <w:rPr>
+            <w:lang w:val="zh_TW" w:bidi="zh_TW"/>
+          </w:rPr>
+          <w:rPr>
+            <w:color w:val="0000EE"/>
+            <w:u w:val="single"/>
+          </w:rPr>
+          <w:t>23:23</w:t>
+        </w:r>
+      </w:hyperlink>
+      <w:r>
+        <w:rPr>
+          <w:lang w:val="zh_TW" w:bidi="zh_TW"/>
+        </w:rPr>
+        <w:t>；</w:t>
+      </w:r>
+      <w:hyperlink r:id="rId76">
+        <w:r>
+          <w:rPr>
+            <w:lang w:val="zh_TW" w:bidi="zh_TW"/>
+          </w:rPr>
+          <w:rPr>
+            <w:color w:val="0000EE"/>
+            <w:u w:val="single"/>
+          </w:rPr>
+          <w:t>路6:36</w:t>
+        </w:r>
+      </w:hyperlink>
+      <w:r>
+        <w:rPr>
+          <w:lang w:val="zh_TW" w:bidi="zh_TW"/>
+        </w:rPr>
+        <w:t>，</w:t>
+      </w:r>
+      <w:hyperlink r:id="rId77">
+        <w:r>
+          <w:rPr>
+            <w:lang w:val="zh_TW" w:bidi="zh_TW"/>
+          </w:rPr>
+          <w:rPr>
+            <w:color w:val="0000EE"/>
+            <w:u w:val="single"/>
+          </w:rPr>
+          <w:t>10:37</w:t>
+        </w:r>
+      </w:hyperlink>
+      <w:r>
+        <w:rPr>
+          <w:lang w:val="zh_TW" w:bidi="zh_TW"/>
+        </w:rPr>
+        <w:t>；</w:t>
+      </w:r>
+      <w:hyperlink r:id="rId78">
+        <w:r>
+          <w:rPr>
+            <w:lang w:val="zh_TW" w:bidi="zh_TW"/>
+          </w:rPr>
+          <w:rPr>
+            <w:color w:val="0000EE"/>
+            <w:u w:val="single"/>
+          </w:rPr>
+          <w:t>雅3:17</w:t>
+        </w:r>
+      </w:hyperlink>
+      <w:r>
+        <w:rPr>
+          <w:lang w:val="zh_TW" w:bidi="zh_TW"/>
+        </w:rPr>
+        <w:t>）。祂的來臨是在憐憫的背景下被期待和宣告的，這憐憫將成為祂使命的標誌（</w:t>
+      </w:r>
+      <w:hyperlink r:id="rId59">
+        <w:r>
+          <w:rPr>
+            <w:lang w:val="zh_TW" w:bidi="zh_TW"/>
+          </w:rPr>
+          <w:rPr>
+            <w:color w:val="0000EE"/>
+            <w:u w:val="single"/>
+          </w:rPr>
+          <w:t>路1:50、54、72、78</w:t>
+        </w:r>
+      </w:hyperlink>
+      <w:r>
+        <w:rPr>
+          <w:lang w:val="zh_TW" w:bidi="zh_TW"/>
+        </w:rPr>
+        <w:t>）。</w:t>
       </w:r>
     </w:p>
     <w:p>
@@ -640,534 +1623,54 @@
         <w:rPr>
           <w:lang w:val="zh_TW" w:bidi="zh_TW"/>
         </w:rPr>
-        <w:t>彌賽亞預言的性質是漸進的，每一個預言都使主題更加明確。以「後裔」的概念為例：彌賽亞將由女人所生（</w:t>
-      </w:r>
-      <w:hyperlink r:id="rId25">
-        <w:r>
-          <w:rPr>
-            <w:lang w:val="zh_TW" w:bidi="zh_TW"/>
-          </w:rPr>
-          <w:rPr>
-            <w:color w:val="0000EE"/>
-            <w:u w:val="single"/>
-          </w:rPr>
-          <w:t>創3:15</w:t>
-        </w:r>
-      </w:hyperlink>
-      <w:r>
-        <w:rPr>
-          <w:lang w:val="zh_TW" w:bidi="zh_TW"/>
-        </w:rPr>
-        <w:t>），通過閃的後裔（</w:t>
-      </w:r>
-      <w:hyperlink r:id="rId26">
-        <w:r>
-          <w:rPr>
-            <w:lang w:val="zh_TW" w:bidi="zh_TW"/>
-          </w:rPr>
-          <w:rPr>
-            <w:color w:val="0000EE"/>
-            <w:u w:val="single"/>
-          </w:rPr>
-          <w:t>9:26</w:t>
-        </w:r>
-      </w:hyperlink>
-      <w:r>
-        <w:rPr>
-          <w:lang w:val="zh_TW" w:bidi="zh_TW"/>
-        </w:rPr>
-        <w:t>），並且特別從亞伯拉罕的後裔而出（</w:t>
-      </w:r>
-      <w:hyperlink r:id="rId27">
-        <w:r>
-          <w:rPr>
-            <w:lang w:val="zh_TW" w:bidi="zh_TW"/>
-          </w:rPr>
-          <w:rPr>
-            <w:color w:val="0000EE"/>
-            <w:u w:val="single"/>
-          </w:rPr>
-          <w:t>22:18</w:t>
-        </w:r>
-      </w:hyperlink>
-      <w:r>
-        <w:rPr>
-          <w:lang w:val="zh_TW" w:bidi="zh_TW"/>
-        </w:rPr>
-        <w:t>）。然而，即使在</w:t>
-      </w:r>
-      <w:hyperlink r:id="rId27">
-        <w:r>
-          <w:rPr>
-            <w:lang w:val="zh_TW" w:bidi="zh_TW"/>
-          </w:rPr>
-          <w:rPr>
-            <w:color w:val="0000EE"/>
-            <w:u w:val="single"/>
-          </w:rPr>
-          <w:t>創世記二十二章18節</w:t>
-        </w:r>
-      </w:hyperlink>
-      <w:r>
-        <w:rPr>
-          <w:lang w:val="zh_TW" w:bidi="zh_TW"/>
-        </w:rPr>
-        <w:t>中，「後裔」（希伯來文zerah）仍未明確表達為某一個人，因為zerah可以指單數或複數的對象。在這些早期的彌賽亞預言中，「傷害」的性質仍然不明顯。然而，彌賽亞因罪被壓傷的概念已隱含在創世記的宣告中，並且這一行為所涉及的暴力也已暗示其中。以賽亞是眾多預言彌賽亞的先知之首，他清楚表明受膏者必須承受極大的苦難（</w:t>
-      </w:r>
-      <w:hyperlink r:id="rId28">
-        <w:r>
-          <w:rPr>
-            <w:lang w:val="zh_TW" w:bidi="zh_TW"/>
-          </w:rPr>
-          <w:rPr>
-            <w:color w:val="0000EE"/>
-            <w:u w:val="single"/>
-          </w:rPr>
-          <w:t>賽53:1</w:t>
-        </w:r>
-      </w:hyperlink>
-      <w:r>
-        <w:rPr>
-          <w:lang w:val="zh_TW" w:bidi="zh_TW"/>
-        </w:rPr>
-        <w:t>）。在「耶和華的僕人」這一形象下，四首「僕人之歌」描述了未來拯救者的使命（</w:t>
-      </w:r>
-      <w:hyperlink r:id="rId29">
-        <w:r>
-          <w:rPr>
-            <w:lang w:val="zh_TW" w:bidi="zh_TW"/>
-          </w:rPr>
-          <w:rPr>
-            <w:color w:val="0000EE"/>
-            <w:u w:val="single"/>
-          </w:rPr>
-          <w:t>賽42:1–7</w:t>
-        </w:r>
-      </w:hyperlink>
-      <w:r>
-        <w:rPr>
-          <w:lang w:val="zh_TW" w:bidi="zh_TW"/>
-        </w:rPr>
-        <w:t>，</w:t>
-      </w:r>
-      <w:hyperlink r:id="rId30">
-        <w:r>
-          <w:rPr>
-            <w:lang w:val="zh_TW" w:bidi="zh_TW"/>
-          </w:rPr>
-          <w:rPr>
-            <w:color w:val="0000EE"/>
-            <w:u w:val="single"/>
-          </w:rPr>
-          <w:t>49:1–9</w:t>
-        </w:r>
-      </w:hyperlink>
-      <w:r>
-        <w:rPr>
-          <w:lang w:val="zh_TW" w:bidi="zh_TW"/>
-        </w:rPr>
-        <w:t>，</w:t>
-      </w:r>
-      <w:hyperlink r:id="rId31">
-        <w:r>
-          <w:rPr>
-            <w:lang w:val="zh_TW" w:bidi="zh_TW"/>
-          </w:rPr>
-          <w:rPr>
-            <w:color w:val="0000EE"/>
-            <w:u w:val="single"/>
-          </w:rPr>
-          <w:t>50:4–11</w:t>
-        </w:r>
-      </w:hyperlink>
-      <w:r>
-        <w:rPr>
-          <w:lang w:val="zh_TW" w:bidi="zh_TW"/>
-        </w:rPr>
-        <w:t>，</w:t>
-      </w:r>
-      <w:hyperlink r:id="rId32">
-        <w:r>
-          <w:rPr>
-            <w:lang w:val="zh_TW" w:bidi="zh_TW"/>
-          </w:rPr>
-          <w:rPr>
-            <w:color w:val="0000EE"/>
-            <w:u w:val="single"/>
-          </w:rPr>
-          <w:t>52:13–53:12</w:t>
-        </w:r>
-      </w:hyperlink>
-      <w:r>
-        <w:rPr>
-          <w:lang w:val="zh_TW" w:bidi="zh_TW"/>
-        </w:rPr>
-        <w:t>）。雖然以賽亞並未明確地將彌賽亞與「耶和華的僕人」這一稱號連結起來，但將這兩個形象視為同一個人是合理的。這兩個形象都被特別膏立（</w:t>
-      </w:r>
-      <w:hyperlink r:id="rId33">
-        <w:r>
-          <w:rPr>
-            <w:lang w:val="zh_TW" w:bidi="zh_TW"/>
-          </w:rPr>
-          <w:rPr>
-            <w:color w:val="0000EE"/>
-            <w:u w:val="single"/>
-          </w:rPr>
-          <w:t>61:1</w:t>
-        </w:r>
-      </w:hyperlink>
-      <w:r>
-        <w:rPr>
-          <w:lang w:val="zh_TW" w:bidi="zh_TW"/>
-        </w:rPr>
-        <w:t>）；他們都將光帶給外邦人（</w:t>
-      </w:r>
-      <w:hyperlink r:id="rId34">
-        <w:r>
-          <w:rPr>
-            <w:lang w:val="zh_TW" w:bidi="zh_TW"/>
-          </w:rPr>
-          <w:rPr>
-            <w:color w:val="0000EE"/>
-            <w:u w:val="single"/>
-          </w:rPr>
-          <w:t>55:4</w:t>
-        </w:r>
-      </w:hyperlink>
-      <w:r>
-        <w:rPr>
-          <w:lang w:val="zh_TW" w:bidi="zh_TW"/>
-        </w:rPr>
-        <w:t>；參</w:t>
-      </w:r>
-      <w:hyperlink r:id="rId35">
-        <w:r>
-          <w:rPr>
-            <w:lang w:val="zh_TW" w:bidi="zh_TW"/>
-          </w:rPr>
-          <w:rPr>
-            <w:color w:val="0000EE"/>
-            <w:u w:val="single"/>
-          </w:rPr>
-          <w:t>49:6</w:t>
-        </w:r>
-      </w:hyperlink>
-      <w:r>
-        <w:rPr>
-          <w:lang w:val="zh_TW" w:bidi="zh_TW"/>
-        </w:rPr>
-        <w:t>）；在他們初次出現時都不張揚（</w:t>
-      </w:r>
-      <w:hyperlink r:id="rId36">
-        <w:r>
-          <w:rPr>
-            <w:lang w:val="zh_TW" w:bidi="zh_TW"/>
-          </w:rPr>
-          <w:rPr>
-            <w:color w:val="0000EE"/>
-            <w:u w:val="single"/>
-          </w:rPr>
-          <w:t>7:14–15</w:t>
-        </w:r>
-      </w:hyperlink>
-      <w:r>
-        <w:rPr>
-          <w:lang w:val="zh_TW" w:bidi="zh_TW"/>
-        </w:rPr>
-        <w:t>；</w:t>
-      </w:r>
-      <w:hyperlink r:id="rId37">
-        <w:r>
-          <w:rPr>
-            <w:lang w:val="zh_TW" w:bidi="zh_TW"/>
-          </w:rPr>
-          <w:rPr>
-            <w:color w:val="0000EE"/>
-            <w:u w:val="single"/>
-          </w:rPr>
-          <w:t>11:1</w:t>
-        </w:r>
-      </w:hyperlink>
-      <w:r>
-        <w:rPr>
-          <w:lang w:val="zh_TW" w:bidi="zh_TW"/>
-        </w:rPr>
-        <w:t>；參</w:t>
-      </w:r>
-      <w:hyperlink r:id="rId38">
-        <w:r>
-          <w:rPr>
-            <w:lang w:val="zh_TW" w:bidi="zh_TW"/>
-          </w:rPr>
-          <w:rPr>
-            <w:color w:val="0000EE"/>
-            <w:u w:val="single"/>
-          </w:rPr>
-          <w:t>42:3</w:t>
-        </w:r>
-      </w:hyperlink>
-      <w:r>
-        <w:rPr>
-          <w:lang w:val="zh_TW" w:bidi="zh_TW"/>
-        </w:rPr>
-        <w:t>，</w:t>
-      </w:r>
-      <w:hyperlink r:id="rId28">
-        <w:r>
-          <w:rPr>
-            <w:lang w:val="zh_TW" w:bidi="zh_TW"/>
-          </w:rPr>
-          <w:rPr>
-            <w:color w:val="0000EE"/>
-            <w:u w:val="single"/>
-          </w:rPr>
-          <w:t>53:1</w:t>
-        </w:r>
-      </w:hyperlink>
-      <w:r>
-        <w:rPr>
-          <w:lang w:val="zh_TW" w:bidi="zh_TW"/>
-        </w:rPr>
-        <w:t>）；大衛「枝子」的稱號也歸於他們兩人（</w:t>
-      </w:r>
-      <w:hyperlink r:id="rId39">
-        <w:r>
-          <w:rPr>
-            <w:lang w:val="zh_TW" w:bidi="zh_TW"/>
-          </w:rPr>
-          <w:rPr>
-            <w:color w:val="0000EE"/>
-            <w:u w:val="single"/>
-          </w:rPr>
-          <w:t>11:1–4</w:t>
-        </w:r>
-      </w:hyperlink>
-      <w:r>
-        <w:rPr>
-          <w:lang w:val="zh_TW" w:bidi="zh_TW"/>
-        </w:rPr>
-        <w:t>）。同樣重要的是，他們都經歷了屈辱和被高舉的雙重事實（</w:t>
-      </w:r>
-      <w:hyperlink r:id="rId40">
-        <w:r>
-          <w:rPr>
-            <w:lang w:val="zh_TW" w:bidi="zh_TW"/>
-          </w:rPr>
-          <w:rPr>
-            <w:color w:val="0000EE"/>
-            <w:u w:val="single"/>
-          </w:rPr>
-          <w:t>49:7</w:t>
-        </w:r>
-      </w:hyperlink>
-      <w:r>
-        <w:rPr>
-          <w:lang w:val="zh_TW" w:bidi="zh_TW"/>
-        </w:rPr>
-        <w:t>，</w:t>
-      </w:r>
-      <w:hyperlink r:id="rId41">
-        <w:r>
-          <w:rPr>
-            <w:lang w:val="zh_TW" w:bidi="zh_TW"/>
-          </w:rPr>
-          <w:rPr>
-            <w:color w:val="0000EE"/>
-            <w:u w:val="single"/>
-          </w:rPr>
-          <w:t>52:13–15</w:t>
-        </w:r>
-      </w:hyperlink>
-      <w:r>
-        <w:rPr>
-          <w:lang w:val="zh_TW" w:bidi="zh_TW"/>
-        </w:rPr>
-        <w:t>）。早期基督教時代的猶太學者在亞蘭文他爾根譯本中將先知轉述</w:t>
-      </w:r>
-      <w:hyperlink r:id="rId42">
-        <w:r>
-          <w:rPr>
-            <w:lang w:val="zh_TW" w:bidi="zh_TW"/>
-          </w:rPr>
-          <w:rPr>
-            <w:color w:val="0000EE"/>
-            <w:u w:val="single"/>
-          </w:rPr>
-          <w:t>以賽亞書四十二章1節</w:t>
-        </w:r>
-      </w:hyperlink>
-      <w:r>
-        <w:rPr>
-          <w:lang w:val="zh_TW" w:bidi="zh_TW"/>
-        </w:rPr>
-        <w:t>譯為「看哪，我的僕人彌賽亞」，並以「看哪，我的僕人彌賽亞」，並在</w:t>
-      </w:r>
-      <w:hyperlink r:id="rId43">
-        <w:r>
-          <w:rPr>
-            <w:lang w:val="zh_TW" w:bidi="zh_TW"/>
-          </w:rPr>
-          <w:rPr>
-            <w:color w:val="0000EE"/>
-            <w:u w:val="single"/>
-          </w:rPr>
-          <w:t>以賽亞書第五十三章</w:t>
-        </w:r>
-      </w:hyperlink>
-      <w:r>
-        <w:rPr>
-          <w:lang w:val="zh_TW" w:bidi="zh_TW"/>
-        </w:rPr>
-        <w:t>開頭譯為「看哪，我的僕人彌賽亞將要昌盛。」雖然</w:t>
-      </w:r>
-      <w:r>
-        <w:rPr>
-          <w:lang w:val="zh_TW" w:bidi="zh_TW"/>
-        </w:rPr>
-        <w:t>塞魯士</w:t>
-      </w:r>
-      <w:r>
-        <w:rPr>
-          <w:lang w:val="zh_TW" w:bidi="zh_TW"/>
-        </w:rPr>
-        <w:t>可能被稱為「受膏者」，但最後救贖的工作並沒有歸功於他（</w:t>
-      </w:r>
-      <w:hyperlink r:id="rId44">
-        <w:r>
-          <w:rPr>
-            <w:lang w:val="zh_TW" w:bidi="zh_TW"/>
-          </w:rPr>
-          <w:rPr>
-            <w:color w:val="0000EE"/>
-            <w:u w:val="single"/>
-          </w:rPr>
-          <w:t>45:1–5</w:t>
-        </w:r>
-      </w:hyperlink>
-      <w:r>
-        <w:rPr>
-          <w:lang w:val="zh_TW" w:bidi="zh_TW"/>
-        </w:rPr>
-        <w:t>）。以色列雖然是神所揀選並且被愛的（</w:t>
-      </w:r>
-      <w:hyperlink r:id="rId45">
-        <w:r>
-          <w:rPr>
-            <w:lang w:val="zh_TW" w:bidi="zh_TW"/>
-          </w:rPr>
-          <w:rPr>
-            <w:color w:val="0000EE"/>
-            <w:u w:val="single"/>
-          </w:rPr>
-          <w:t>41:8</w:t>
-        </w:r>
-      </w:hyperlink>
-      <w:r>
-        <w:rPr>
-          <w:lang w:val="zh_TW" w:bidi="zh_TW"/>
-        </w:rPr>
-        <w:t>），但作為神的僕人來完成他的救贖工作卻能力不足（</w:t>
-      </w:r>
-      <w:hyperlink r:id="rId46">
-        <w:r>
-          <w:rPr>
-            <w:lang w:val="zh_TW" w:bidi="zh_TW"/>
-          </w:rPr>
-          <w:rPr>
-            <w:color w:val="0000EE"/>
-            <w:u w:val="single"/>
-          </w:rPr>
-          <w:t>42:18</w:t>
-        </w:r>
-      </w:hyperlink>
-      <w:r>
-        <w:rPr>
-          <w:lang w:val="zh_TW" w:bidi="zh_TW"/>
-        </w:rPr>
-        <w:t>）。大衛王朝的崩潰，有力地表明以色列需要一位受膏的君王來醫治其背道和不忠（</w:t>
-      </w:r>
-      <w:hyperlink r:id="rId47">
-        <w:r>
-          <w:rPr>
-            <w:lang w:val="zh_TW" w:bidi="zh_TW"/>
-          </w:rPr>
-          <w:rPr>
-            <w:color w:val="0000EE"/>
-            <w:u w:val="single"/>
-          </w:rPr>
-          <w:t>出33:5</w:t>
-        </w:r>
-      </w:hyperlink>
-      <w:r>
-        <w:rPr>
-          <w:lang w:val="zh_TW" w:bidi="zh_TW"/>
-        </w:rPr>
-        <w:t>；</w:t>
-      </w:r>
-      <w:hyperlink r:id="rId48">
-        <w:r>
-          <w:rPr>
-            <w:lang w:val="zh_TW" w:bidi="zh_TW"/>
-          </w:rPr>
-          <w:rPr>
-            <w:color w:val="0000EE"/>
-            <w:u w:val="single"/>
-          </w:rPr>
-          <w:t>何4:1</w:t>
-        </w:r>
-      </w:hyperlink>
-      <w:r>
-        <w:rPr>
-          <w:lang w:val="zh_TW" w:bidi="zh_TW"/>
-        </w:rPr>
-        <w:t>）。更在舊約歷史中，越來越多的記載展現以色列全面的道德失敗。她與全人類共同面對的問題，只有透過一個以個人救主和主權的主為確保和中心的新約，才能解決（</w:t>
-      </w:r>
-      <w:hyperlink r:id="rId49">
-        <w:r>
-          <w:rPr>
-            <w:lang w:val="zh_TW" w:bidi="zh_TW"/>
-          </w:rPr>
-          <w:rPr>
-            <w:color w:val="0000EE"/>
-            <w:u w:val="single"/>
-          </w:rPr>
-          <w:t>耶31:31–34</w:t>
-        </w:r>
-      </w:hyperlink>
-      <w:r>
-        <w:rPr>
-          <w:lang w:val="zh_TW" w:bidi="zh_TW"/>
-        </w:rPr>
-        <w:t>）。這位拯救者的來臨應驗了「從耶西的本必發一條」的應許，祂將把生命的光帶給神被黑暗籠罩的百姓（</w:t>
-      </w:r>
-      <w:hyperlink r:id="rId50">
-        <w:r>
-          <w:rPr>
-            <w:lang w:val="zh_TW" w:bidi="zh_TW"/>
-          </w:rPr>
-          <w:rPr>
-            <w:color w:val="0000EE"/>
-            <w:u w:val="single"/>
-          </w:rPr>
-          <w:t>賽9:2</w:t>
-        </w:r>
-      </w:hyperlink>
-      <w:r>
-        <w:rPr>
-          <w:lang w:val="zh_TW" w:bidi="zh_TW"/>
-        </w:rPr>
-        <w:t>，</w:t>
-      </w:r>
-      <w:hyperlink r:id="rId37">
-        <w:r>
-          <w:rPr>
-            <w:lang w:val="zh_TW" w:bidi="zh_TW"/>
-          </w:rPr>
-          <w:rPr>
-            <w:color w:val="0000EE"/>
-            <w:u w:val="single"/>
-          </w:rPr>
-          <w:t>11:1</w:t>
+        <w:t>基督徒群體的成員應當彼此憐憫，實際地關心彼此。正如基督在他們需要時，白白地給予他們一樣，他們也應該彼此幫助、救濟、愛護並安慰對方。使徒雅各教導這樣的善行是信心的本質所在（</w:t>
+      </w:r>
+      <w:hyperlink r:id="rId79">
+        <w:r>
+          <w:rPr>
+            <w:lang w:val="zh_TW" w:bidi="zh_TW"/>
+          </w:rPr>
+          <w:rPr>
+            <w:color w:val="0000EE"/>
+            <w:u w:val="single"/>
+          </w:rPr>
+          <w:t>雅2:14–26</w:t>
+        </w:r>
+      </w:hyperlink>
+      <w:r>
+        <w:rPr>
+          <w:lang w:val="zh_TW" w:bidi="zh_TW"/>
+        </w:rPr>
+        <w:t>）。好撒馬利亞人對那位被打劫且受傷之人的憐憫，正是主特別表揚的（</w:t>
+      </w:r>
+      <w:hyperlink r:id="rId80">
+        <w:r>
+          <w:rPr>
+            <w:lang w:val="zh_TW" w:bidi="zh_TW"/>
+          </w:rPr>
+          <w:rPr>
+            <w:color w:val="0000EE"/>
+            <w:u w:val="single"/>
+          </w:rPr>
+          <w:t>路10:36–37</w:t>
+        </w:r>
+      </w:hyperlink>
+      <w:r>
+        <w:rPr>
+          <w:lang w:val="zh_TW" w:bidi="zh_TW"/>
+        </w:rPr>
+        <w:t>）。充滿憐憫是天國子民的一個顯著美德（</w:t>
+      </w:r>
+      <w:hyperlink r:id="rId73">
+        <w:r>
+          <w:rPr>
+            <w:lang w:val="zh_TW" w:bidi="zh_TW"/>
+          </w:rPr>
+          <w:rPr>
+            <w:color w:val="0000EE"/>
+            <w:u w:val="single"/>
+          </w:rPr>
+          <w:t>太5:7</w:t>
         </w:r>
       </w:hyperlink>
       <w:r>
@@ -1186,2751 +1689,40 @@
       </w:r>
       <w:r>
         <w:rPr>
-          <w:lang w:val="zh_TW" w:bidi="zh_TW"/>
-        </w:rPr>
-        <w:t>「僕人」和「卑微」的概念很難與王權分開（</w:t>
-      </w:r>
-      <w:hyperlink r:id="rId51">
-        <w:r>
-          <w:rPr>
-            <w:lang w:val="zh_TW" w:bidi="zh_TW"/>
-          </w:rPr>
-          <w:rPr>
-            <w:color w:val="0000EE"/>
-            <w:u w:val="single"/>
-          </w:rPr>
-          <w:t>亞9:9</w:t>
-        </w:r>
-      </w:hyperlink>
-      <w:r>
-        <w:rPr>
-          <w:lang w:val="zh_TW" w:bidi="zh_TW"/>
-        </w:rPr>
-        <w:t>）。彌賽亞同時擔任祭司與君王的角色是不容置疑的（</w:t>
-      </w:r>
-      <w:hyperlink r:id="rId52">
-        <w:r>
-          <w:rPr>
-            <w:lang w:val="zh_TW" w:bidi="zh_TW"/>
-          </w:rPr>
-          <w:rPr>
-            <w:color w:val="0000EE"/>
-            <w:u w:val="single"/>
-          </w:rPr>
-          <w:t>詩110:1–4</w:t>
-        </w:r>
-      </w:hyperlink>
-      <w:r>
-        <w:rPr>
-          <w:lang w:val="zh_TW" w:bidi="zh_TW"/>
-        </w:rPr>
-        <w:t>）；但受苦的祭司-君王則不那麼顯而易見。一些塔木德的作者顯然認識到彌賽亞必須受苦的可能性。在巴比倫塔木德的</w:t>
-      </w:r>
-      <w:r>
-        <w:rPr>
           <w:i/>
           <w:lang w:val="zh_TW" w:bidi="zh_TW"/>
         </w:rPr>
-        <w:t>論猶太議會</w:t>
-      </w:r>
-      <w:r>
-        <w:rPr>
-          <w:lang w:val="zh_TW" w:bidi="zh_TW"/>
-        </w:rPr>
-        <w:t>98b中，彌賽亞被描述為承擔疾病和痛苦。在贖罪日的禱告中，亞利亞撒·本·卡利（Eleazar ben Qalir，大約生活於公元1000年）曾說：「我們的義人彌賽亞已經離開我們；我們驚恐萬分，無人為我們辯護。我們的罪孽和過犯的重擔壓在祂身上，祂為我們的罪過而受傷。祂背負我們的罪孽，為了我們的罪過尋求赦免。願我們因祂的鞭傷得醫治。」以利亞·德·維達斯（Eliyya de Vidas）拉比也曾寫道：「『他為我們的過犯受害，為我們的罪孽壓傷』的意思是，由於彌賽亞承擔我們的罪孽，這些罪孽使祂受苦，因此，凡不承認彌賽亞為我們的罪孽受苦的人，必須自己承受這些苦難。」儘管如此，很難相信有人會想像彌賽亞會通過自己的死亡來完成祂的救贖工作（參</w:t>
-      </w:r>
-      <w:hyperlink r:id="rId53">
-        <w:r>
-          <w:rPr>
-            <w:lang w:val="zh_TW" w:bidi="zh_TW"/>
-          </w:rPr>
-          <w:rPr>
-            <w:color w:val="0000EE"/>
-            <w:u w:val="single"/>
-          </w:rPr>
-          <w:t>賽53:12</w:t>
-        </w:r>
-      </w:hyperlink>
-      <w:r>
-        <w:rPr>
-          <w:lang w:val="zh_TW" w:bidi="zh_TW"/>
-        </w:rPr>
-        <w:t>）。當拉比們的推測無法令人滿意地調和屈辱和高舉的矛盾事實時，有人就假設神會差派一位受苦的彌賽亞和一位統治的彌賽亞。聖經顯然指出，受膏者可怕的受難經歷不過是進入無限榮耀的必要前奏。祂不僅被描述為偉大的君王（</w:t>
-      </w:r>
-      <w:hyperlink r:id="rId54">
-        <w:r>
-          <w:rPr>
-            <w:lang w:val="zh_TW" w:bidi="zh_TW"/>
-          </w:rPr>
-          <w:rPr>
-            <w:color w:val="0000EE"/>
-            <w:u w:val="single"/>
-          </w:rPr>
-          <w:t>52:13</w:t>
-        </w:r>
-      </w:hyperlink>
-      <w:r>
-        <w:rPr>
-          <w:lang w:val="zh_TW" w:bidi="zh_TW"/>
-        </w:rPr>
-        <w:t>，</w:t>
-      </w:r>
-      <w:hyperlink r:id="rId53">
-        <w:r>
-          <w:rPr>
-            <w:lang w:val="zh_TW" w:bidi="zh_TW"/>
-          </w:rPr>
-          <w:rPr>
-            <w:color w:val="0000EE"/>
-            <w:u w:val="single"/>
-          </w:rPr>
-          <w:t>53:12</w:t>
-        </w:r>
-      </w:hyperlink>
-      <w:r>
-        <w:rPr>
-          <w:lang w:val="zh_TW" w:bidi="zh_TW"/>
-        </w:rPr>
-        <w:t>），而且還是謙卑的（</w:t>
-      </w:r>
-      <w:hyperlink r:id="rId55">
-        <w:r>
-          <w:rPr>
-            <w:lang w:val="zh_TW" w:bidi="zh_TW"/>
-          </w:rPr>
-          <w:rPr>
-            <w:color w:val="0000EE"/>
-            <w:u w:val="single"/>
-          </w:rPr>
-          <w:t>53:2</w:t>
-        </w:r>
-      </w:hyperlink>
-      <w:r>
-        <w:rPr>
-          <w:lang w:val="zh_TW" w:bidi="zh_TW"/>
-        </w:rPr>
-        <w:t>）、受辱的（</w:t>
-      </w:r>
-      <w:hyperlink r:id="rId56">
-        <w:r>
-          <w:rPr>
-            <w:lang w:val="zh_TW" w:bidi="zh_TW"/>
-          </w:rPr>
-          <w:rPr>
-            <w:color w:val="0000EE"/>
-            <w:u w:val="single"/>
-          </w:rPr>
-          <w:t>52:14</w:t>
-        </w:r>
-      </w:hyperlink>
-      <w:r>
-        <w:rPr>
-          <w:lang w:val="zh_TW" w:bidi="zh_TW"/>
-        </w:rPr>
-        <w:t>）、被拒絕的（</w:t>
-      </w:r>
-      <w:hyperlink r:id="rId57">
-        <w:r>
-          <w:rPr>
-            <w:lang w:val="zh_TW" w:bidi="zh_TW"/>
-          </w:rPr>
-          <w:rPr>
-            <w:color w:val="0000EE"/>
-            <w:u w:val="single"/>
-          </w:rPr>
-          <w:t>53:3</w:t>
-        </w:r>
-      </w:hyperlink>
-      <w:r>
-        <w:rPr>
-          <w:lang w:val="zh_TW" w:bidi="zh_TW"/>
-        </w:rPr>
-        <w:t>），並承擔人類悖逆的後果（</w:t>
-      </w:r>
-      <w:hyperlink r:id="rId58">
-        <w:r>
-          <w:rPr>
-            <w:lang w:val="zh_TW" w:bidi="zh_TW"/>
-          </w:rPr>
-          <w:rPr>
-            <w:color w:val="0000EE"/>
-            <w:u w:val="single"/>
-          </w:rPr>
-          <w:t>5–6節</w:t>
-        </w:r>
-      </w:hyperlink>
-      <w:r>
-        <w:rPr>
-          <w:lang w:val="zh_TW" w:bidi="zh_TW"/>
-        </w:rPr>
-        <w:t>）。然而，祂被高舉，為祂的百姓代求，並賜予他們豐厚的祝福（</w:t>
-      </w:r>
-      <w:hyperlink r:id="rId53">
-        <w:r>
-          <w:rPr>
-            <w:lang w:val="zh_TW" w:bidi="zh_TW"/>
-          </w:rPr>
-          <w:rPr>
-            <w:color w:val="0000EE"/>
-            <w:u w:val="single"/>
-          </w:rPr>
-          <w:t>12</w:t>
-        </w:r>
-      </w:hyperlink>
-      <w:r>
-        <w:rPr>
-          <w:lang w:val="zh_TW" w:bidi="zh_TW"/>
-        </w:rPr>
-        <w:t>節）。彌賽亞完成了亞當和以色列無法達成的完全順服，將以色列和列國重新帶回神面前（</w:t>
-      </w:r>
-      <w:hyperlink r:id="rId59">
-        <w:r>
-          <w:rPr>
-            <w:lang w:val="zh_TW" w:bidi="zh_TW"/>
-          </w:rPr>
-          <w:rPr>
-            <w:color w:val="0000EE"/>
-            <w:u w:val="single"/>
-          </w:rPr>
-          <w:t>42:18–19</w:t>
-        </w:r>
-      </w:hyperlink>
-      <w:r>
-        <w:rPr>
-          <w:lang w:val="zh_TW" w:bidi="zh_TW"/>
-        </w:rPr>
-        <w:t>，</w:t>
-      </w:r>
-      <w:hyperlink r:id="rId60">
-        <w:r>
-          <w:rPr>
-            <w:lang w:val="zh_TW" w:bidi="zh_TW"/>
-          </w:rPr>
-          <w:rPr>
-            <w:color w:val="0000EE"/>
-            <w:u w:val="single"/>
-          </w:rPr>
-          <w:t>49:3、6</w:t>
-        </w:r>
-      </w:hyperlink>
-      <w:r>
-        <w:rPr>
-          <w:lang w:val="zh_TW" w:bidi="zh_TW"/>
-        </w:rPr>
-        <w:t>）。</w:t>
-      </w:r>
-    </w:p>
-    <w:p>
-      <w:pPr/>
-      <w:r>
-        <w:rPr>
-          <w:lang w:val="zh_TW" w:bidi="zh_TW"/>
-        </w:rPr>
-      </w:r>
-      <w:r>
-        <w:rPr>
-          <w:lang w:val="zh_TW" w:bidi="zh_TW"/>
-        </w:rPr>
-        <w:t>但以理的著作包含重要的彌賽亞信息。 尤其是但以理大膽地提到「受膏君」（</w:t>
-      </w:r>
-      <w:hyperlink r:id="rId61">
-        <w:r>
-          <w:rPr>
-            <w:lang w:val="zh_TW" w:bidi="zh_TW"/>
-          </w:rPr>
-          <w:rPr>
-            <w:color w:val="0000EE"/>
-            <w:u w:val="single"/>
-          </w:rPr>
-          <w:t>但9:25</w:t>
-        </w:r>
-      </w:hyperlink>
-      <w:r>
-        <w:rPr>
-          <w:lang w:val="zh_TW" w:bidi="zh_TW"/>
-        </w:rPr>
-        <w:t>），將祂稱為「人子」（</w:t>
-      </w:r>
-      <w:hyperlink r:id="rId62">
-        <w:r>
-          <w:rPr>
-            <w:lang w:val="zh_TW" w:bidi="zh_TW"/>
-          </w:rPr>
-          <w:rPr>
-            <w:color w:val="0000EE"/>
-            <w:u w:val="single"/>
-          </w:rPr>
-          <w:t>7:13</w:t>
-        </w:r>
-      </w:hyperlink>
-      <w:r>
-        <w:rPr>
-          <w:lang w:val="zh_TW" w:bidi="zh_TW"/>
-        </w:rPr>
-        <w:t>），並說祂將受苦（「被剪除」，</w:t>
-      </w:r>
-      <w:hyperlink r:id="rId63">
-        <w:r>
-          <w:rPr>
-            <w:lang w:val="zh_TW" w:bidi="zh_TW"/>
-          </w:rPr>
-          <w:rPr>
-            <w:color w:val="0000EE"/>
-            <w:u w:val="single"/>
-          </w:rPr>
-          <w:t>9:26</w:t>
-        </w:r>
-      </w:hyperlink>
-      <w:r>
-        <w:rPr>
-          <w:lang w:val="zh_TW" w:bidi="zh_TW"/>
-        </w:rPr>
-        <w:t>）。 這句關於彌賽亞被剪除（即死亡）的話，表明了祂藉此完成贖罪工作的可能性（</w:t>
-      </w:r>
-      <w:hyperlink r:id="rId64">
-        <w:r>
-          <w:rPr>
-            <w:lang w:val="zh_TW" w:bidi="zh_TW"/>
-          </w:rPr>
-          <w:rPr>
-            <w:color w:val="0000EE"/>
-            <w:u w:val="single"/>
-          </w:rPr>
-          <w:t>9:24</w:t>
-        </w:r>
-      </w:hyperlink>
-      <w:r>
-        <w:rPr>
-          <w:lang w:val="zh_TW" w:bidi="zh_TW"/>
-        </w:rPr>
-        <w:t>）。 代贖贖罪的教義是聖經中唯一的贖罪教義（參</w:t>
-      </w:r>
-      <w:hyperlink r:id="rId65">
-        <w:r>
-          <w:rPr>
-            <w:lang w:val="zh_TW" w:bidi="zh_TW"/>
-          </w:rPr>
-          <w:rPr>
-            <w:color w:val="0000EE"/>
-            <w:u w:val="single"/>
-          </w:rPr>
-          <w:t>利17:11</w:t>
-        </w:r>
-      </w:hyperlink>
-      <w:r>
-        <w:rPr>
-          <w:lang w:val="zh_TW" w:bidi="zh_TW"/>
-        </w:rPr>
-        <w:t>）。 以色列明白，承擔罪意味著忍受罪的後果或刑罰（參</w:t>
-      </w:r>
-      <w:hyperlink r:id="rId66">
-        <w:r>
-          <w:rPr>
-            <w:lang w:val="zh_TW" w:bidi="zh_TW"/>
-          </w:rPr>
-          <w:rPr>
-            <w:color w:val="0000EE"/>
-            <w:u w:val="single"/>
-          </w:rPr>
-          <w:t>民14:33</w:t>
-        </w:r>
-      </w:hyperlink>
-      <w:r>
-        <w:rPr>
-          <w:lang w:val="zh_TW" w:bidi="zh_TW"/>
-        </w:rPr>
-        <w:t>）。彌賽亞贖罪祭的工作原理同樣體現了這種刑罰代贖。祂是代替犯罪者承受苦難的受害者。既然刑罰已由祂代替承擔，求告者便完全得著赦免。</w:t>
-      </w:r>
-    </w:p>
-    <w:p>
-      <w:pPr/>
-      <w:r>
-        <w:rPr>
-          <w:lang w:val="zh_TW" w:bidi="zh_TW"/>
-        </w:rPr>
-      </w:r>
-      <w:hyperlink r:id="rId67">
-        <w:r>
-          <w:rPr>
-            <w:lang w:val="zh_TW" w:bidi="zh_TW"/>
-          </w:rPr>
-          <w:rPr>
-            <w:color w:val="0000EE"/>
-            <w:u w:val="single"/>
-          </w:rPr>
-          <w:t>詩篇二十二篇1節</w:t>
-        </w:r>
-      </w:hyperlink>
-      <w:r>
-        <w:rPr>
-          <w:lang w:val="zh_TW" w:bidi="zh_TW"/>
-        </w:rPr>
-        <w:t>記載了彌賽亞擔當人類罪的刑罰時那痛苦的呼喊（參</w:t>
-      </w:r>
-      <w:hyperlink r:id="rId68">
-        <w:r>
-          <w:rPr>
-            <w:lang w:val="zh_TW" w:bidi="zh_TW"/>
-          </w:rPr>
-          <w:rPr>
-            <w:color w:val="0000EE"/>
-            <w:u w:val="single"/>
-          </w:rPr>
-          <w:t>太27:46</w:t>
-        </w:r>
-      </w:hyperlink>
-      <w:r>
-        <w:rPr>
-          <w:lang w:val="zh_TW" w:bidi="zh_TW"/>
-        </w:rPr>
-        <w:t>），因為祂為祂的子民成為罪（</w:t>
-      </w:r>
-      <w:hyperlink r:id="rId69">
-        <w:r>
-          <w:rPr>
-            <w:lang w:val="zh_TW" w:bidi="zh_TW"/>
-          </w:rPr>
-          <w:rPr>
-            <w:color w:val="0000EE"/>
-            <w:u w:val="single"/>
-          </w:rPr>
-          <w:t>林後5:21</w:t>
-        </w:r>
-      </w:hyperlink>
-      <w:r>
-        <w:rPr>
-          <w:lang w:val="zh_TW" w:bidi="zh_TW"/>
-        </w:rPr>
-        <w:t>）。然而，祂的呼喊「我的神」表明了一種無法徹底切斷的親密關係。再次出現了彌賽亞在大大被高舉之前受屈辱的主題（</w:t>
-      </w:r>
-      <w:hyperlink r:id="rId70">
-        <w:r>
-          <w:rPr>
-            <w:lang w:val="zh_TW" w:bidi="zh_TW"/>
-          </w:rPr>
-          <w:rPr>
-            <w:color w:val="0000EE"/>
-            <w:u w:val="single"/>
-          </w:rPr>
-          <w:t>詩22:27</w:t>
-        </w:r>
-      </w:hyperlink>
-      <w:r>
-        <w:rPr>
-          <w:lang w:val="zh_TW" w:bidi="zh_TW"/>
-        </w:rPr>
-        <w:t>）。在所謂的「</w:t>
-      </w:r>
-      <w:r>
-        <w:rPr>
-          <w:lang w:val="zh_TW" w:bidi="zh_TW"/>
-        </w:rPr>
-        <w:t>君王詩篇（</w:t>
-      </w:r>
-      <w:r>
-        <w:rPr>
-          <w:lang w:val="zh_TW" w:bidi="zh_TW"/>
-        </w:rPr>
-        <w:t>royal psalms）」（例如，</w:t>
-      </w:r>
-      <w:hyperlink r:id="rId71">
-        <w:r>
-          <w:rPr>
-            <w:lang w:val="zh_TW" w:bidi="zh_TW"/>
-          </w:rPr>
-          <w:rPr>
-            <w:color w:val="0000EE"/>
-            <w:u w:val="single"/>
-          </w:rPr>
-          <w:t>2</w:t>
-        </w:r>
-      </w:hyperlink>
-      <w:r>
-        <w:rPr>
-          <w:lang w:val="zh_TW" w:bidi="zh_TW"/>
-        </w:rPr>
-        <w:t>，</w:t>
-      </w:r>
-      <w:hyperlink r:id="rId72">
-        <w:r>
-          <w:rPr>
-            <w:lang w:val="zh_TW" w:bidi="zh_TW"/>
-          </w:rPr>
-          <w:rPr>
-            <w:color w:val="0000EE"/>
-            <w:u w:val="single"/>
-          </w:rPr>
-          <w:t>72</w:t>
-        </w:r>
-      </w:hyperlink>
-      <w:r>
-        <w:rPr>
-          <w:lang w:val="zh_TW" w:bidi="zh_TW"/>
-        </w:rPr>
-        <w:t>，</w:t>
-      </w:r>
-      <w:hyperlink r:id="rId73">
-        <w:r>
-          <w:rPr>
-            <w:lang w:val="zh_TW" w:bidi="zh_TW"/>
-          </w:rPr>
-          <w:rPr>
-            <w:color w:val="0000EE"/>
-            <w:u w:val="single"/>
-          </w:rPr>
-          <w:t>110</w:t>
-        </w:r>
-      </w:hyperlink>
-      <w:r>
-        <w:rPr>
-          <w:lang w:val="zh_TW" w:bidi="zh_TW"/>
-        </w:rPr>
-        <w:t>篇）中，這位彌賽亞不僅是代求的祭司，也被任命為君王和審判者。</w:t>
-      </w:r>
-    </w:p>
-    <w:p>
-      <w:pPr/>
-      <w:r>
-        <w:rPr>
-          <w:lang w:val="zh_TW" w:bidi="zh_TW"/>
-        </w:rPr>
-      </w:r>
-      <w:r>
-        <w:rPr>
-          <w:lang w:val="zh_TW" w:bidi="zh_TW"/>
-        </w:rPr>
-        <w:t>耶利米更進一步描繪這幅畫像。那位使人能進入救恩之約的，賜給人神所算為義的公義：彌賽亞是神公義的苗裔，成為「耶和華我們的義」。矛盾的是，根據律法，任何沒有犯罪的人都不能被釘十字架（</w:t>
-      </w:r>
-      <w:hyperlink r:id="rId74">
-        <w:r>
-          <w:rPr>
-            <w:lang w:val="zh_TW" w:bidi="zh_TW"/>
-          </w:rPr>
-          <w:rPr>
-            <w:color w:val="0000EE"/>
-            <w:u w:val="single"/>
-          </w:rPr>
-          <w:t>申21:22</w:t>
-        </w:r>
-      </w:hyperlink>
-      <w:r>
-        <w:rPr>
-          <w:lang w:val="zh_TW" w:bidi="zh_TW"/>
-        </w:rPr>
-        <w:t>）。但被釘十字架的是公義的基督，從而永遠顛覆了任何法律主義的自信（</w:t>
-      </w:r>
-      <w:hyperlink r:id="rId75">
-        <w:r>
-          <w:rPr>
-            <w:lang w:val="zh_TW" w:bidi="zh_TW"/>
-          </w:rPr>
-          <w:rPr>
-            <w:color w:val="0000EE"/>
-            <w:u w:val="single"/>
-          </w:rPr>
-          <w:t>申21:23</w:t>
-        </w:r>
-      </w:hyperlink>
+        <w:t>另見</w:t>
+      </w:r>
+      <w:r>
+        <w:rPr>
+          <w:lang w:val="zh_TW" w:bidi="zh_TW"/>
+        </w:rPr>
+        <w:t xml:space="preserve"> </w:t>
+      </w:r>
+      <w:r>
+        <w:rPr>
+          <w:lang w:val="zh_TW" w:bidi="zh_TW"/>
+        </w:rPr>
+        <w:t>神的存在與屬性；</w:t>
+      </w:r>
+      <w:r>
+        <w:rPr>
+          <w:lang w:val="zh_TW" w:bidi="zh_TW"/>
+        </w:rPr>
+        <w:t>恩典</w:t>
+      </w:r>
       <w:r>
         <w:rPr>
           <w:lang w:val="zh_TW" w:bidi="zh_TW"/>
         </w:rPr>
         <w:t>；</w:t>
       </w:r>
-      <w:hyperlink r:id="rId76">
-        <w:r>
-          <w:rPr>
-            <w:lang w:val="zh_TW" w:bidi="zh_TW"/>
-          </w:rPr>
-          <w:rPr>
-            <w:color w:val="0000EE"/>
-            <w:u w:val="single"/>
-          </w:rPr>
-          <w:t>加3:13</w:t>
-        </w:r>
-      </w:hyperlink>
-      <w:r>
-        <w:rPr>
-          <w:lang w:val="zh_TW" w:bidi="zh_TW"/>
-        </w:rPr>
-        <w:t>）。信徒不僅得蒙赦免，且因祂被稱為義（</w:t>
-      </w:r>
-      <w:hyperlink r:id="rId77">
-        <w:r>
-          <w:rPr>
-            <w:lang w:val="zh_TW" w:bidi="zh_TW"/>
-          </w:rPr>
-          <w:rPr>
-            <w:color w:val="0000EE"/>
-            <w:u w:val="single"/>
-          </w:rPr>
-          <w:t>耶23:5–6</w:t>
-        </w:r>
-      </w:hyperlink>
-      <w:r>
-        <w:rPr>
-          <w:lang w:val="zh_TW" w:bidi="zh_TW"/>
-        </w:rPr>
-        <w:t>）。</w:t>
-      </w:r>
-    </w:p>
-    <w:p>
-      <w:pPr/>
-      <w:r>
-        <w:rPr>
-          <w:lang w:val="zh_TW" w:bidi="zh_TW"/>
-        </w:rPr>
-      </w:r>
-      <w:r>
-        <w:rPr>
-          <w:lang w:val="zh_TW" w:bidi="zh_TW"/>
-        </w:rPr>
-        <w:t>儘管彌賽亞的誕生地已被明確預言（</w:t>
-      </w:r>
-      <w:hyperlink r:id="rId78">
-        <w:r>
-          <w:rPr>
-            <w:lang w:val="zh_TW" w:bidi="zh_TW"/>
-          </w:rPr>
-          <w:rPr>
-            <w:color w:val="0000EE"/>
-            <w:u w:val="single"/>
-          </w:rPr>
-          <w:t>彌5:2</w:t>
-        </w:r>
-      </w:hyperlink>
-      <w:r>
-        <w:rPr>
-          <w:lang w:val="zh_TW" w:bidi="zh_TW"/>
-        </w:rPr>
-        <w:t>），但祂的神性卻一直是激烈爭議的話題。儘管古以色列少有人質疑彌賽亞擁有超自然能力，但很少有人會想像祂會在最完全的意義上成為「與我們同在的神」（參</w:t>
-      </w:r>
-      <w:hyperlink r:id="rId79">
-        <w:r>
-          <w:rPr>
-            <w:lang w:val="zh_TW" w:bidi="zh_TW"/>
-          </w:rPr>
-          <w:rPr>
-            <w:color w:val="0000EE"/>
-            <w:u w:val="single"/>
-          </w:rPr>
-          <w:t>來1:3</w:t>
-        </w:r>
-      </w:hyperlink>
-      <w:r>
-        <w:rPr>
-          <w:lang w:val="zh_TW" w:bidi="zh_TW"/>
-        </w:rPr>
-        <w:t>）。</w:t>
-      </w:r>
-    </w:p>
-    <w:p>
-      <w:pPr>
-        <w:pStyle w:val="Heading3"/>
-      </w:pPr>
-      <w:r>
-        <w:rPr>
-          <w:lang w:val="zh_TW" w:bidi="zh_TW"/>
-        </w:rPr>
-        <w:t>新約中的彌賽亞</w:t>
-      </w:r>
-    </w:p>
-    <w:p>
-      <w:pPr/>
-      <w:r>
-        <w:rPr>
-          <w:lang w:val="zh_TW" w:bidi="zh_TW"/>
-        </w:rPr>
-      </w:r>
-      <w:r>
-        <w:rPr>
-          <w:lang w:val="zh_TW" w:bidi="zh_TW"/>
-        </w:rPr>
-        <w:t>新約作者描繪出一幅圖畫，即那位出自超自然根源的孩子（</w:t>
-      </w:r>
-      <w:hyperlink r:id="rId80">
-        <w:r>
-          <w:rPr>
-            <w:lang w:val="zh_TW" w:bidi="zh_TW"/>
-          </w:rPr>
-          <w:rPr>
-            <w:color w:val="0000EE"/>
-            <w:u w:val="single"/>
-          </w:rPr>
-          <w:t>賽7:14</w:t>
-        </w:r>
-      </w:hyperlink>
-      <w:r>
-        <w:rPr>
-          <w:lang w:val="zh_TW" w:bidi="zh_TW"/>
-        </w:rPr>
-        <w:t>；</w:t>
-      </w:r>
-      <w:hyperlink r:id="rId78">
-        <w:r>
-          <w:rPr>
-            <w:lang w:val="zh_TW" w:bidi="zh_TW"/>
-          </w:rPr>
-          <w:rPr>
-            <w:color w:val="0000EE"/>
-            <w:u w:val="single"/>
-          </w:rPr>
-          <w:t>彌5:2</w:t>
-        </w:r>
-      </w:hyperlink>
-      <w:r>
-        <w:rPr>
-          <w:lang w:val="zh_TW" w:bidi="zh_TW"/>
-        </w:rPr>
-        <w:t>）承載著完全的神性（</w:t>
-      </w:r>
-      <w:hyperlink r:id="rId81">
-        <w:r>
-          <w:rPr>
-            <w:lang w:val="zh_TW" w:bidi="zh_TW"/>
-          </w:rPr>
-          <w:rPr>
-            <w:color w:val="0000EE"/>
-            <w:u w:val="single"/>
-          </w:rPr>
-          <w:t>賽9:6</w:t>
-        </w:r>
-      </w:hyperlink>
-      <w:r>
-        <w:rPr>
-          <w:lang w:val="zh_TW" w:bidi="zh_TW"/>
-        </w:rPr>
-        <w:t>；</w:t>
-      </w:r>
-      <w:hyperlink r:id="rId82">
-        <w:r>
-          <w:rPr>
-            <w:lang w:val="zh_TW" w:bidi="zh_TW"/>
-          </w:rPr>
-          <w:rPr>
-            <w:color w:val="0000EE"/>
-            <w:u w:val="single"/>
-          </w:rPr>
-          <w:t>腓2:6</w:t>
-        </w:r>
-      </w:hyperlink>
-      <w:r>
-        <w:rPr>
-          <w:lang w:val="zh_TW" w:bidi="zh_TW"/>
-        </w:rPr>
-        <w:t>；</w:t>
-      </w:r>
-      <w:hyperlink r:id="rId83">
-        <w:r>
-          <w:rPr>
-            <w:lang w:val="zh_TW" w:bidi="zh_TW"/>
-          </w:rPr>
-          <w:rPr>
-            <w:color w:val="0000EE"/>
-            <w:u w:val="single"/>
-          </w:rPr>
-          <w:t>西1:19</w:t>
-        </w:r>
-      </w:hyperlink>
-      <w:r>
-        <w:rPr>
-          <w:lang w:val="zh_TW" w:bidi="zh_TW"/>
-        </w:rPr>
-        <w:t>）。祂是神的兒子，配受萬民的敬拜（</w:t>
-      </w:r>
-      <w:hyperlink r:id="rId84">
-        <w:r>
-          <w:rPr>
-            <w:lang w:val="zh_TW" w:bidi="zh_TW"/>
-          </w:rPr>
-          <w:rPr>
-            <w:color w:val="0000EE"/>
-            <w:u w:val="single"/>
-          </w:rPr>
-          <w:t>詩45:6–7</w:t>
-        </w:r>
-      </w:hyperlink>
-      <w:r>
-        <w:rPr>
-          <w:lang w:val="zh_TW" w:bidi="zh_TW"/>
-        </w:rPr>
-        <w:t>；參</w:t>
-      </w:r>
-      <w:hyperlink r:id="rId85">
-        <w:r>
-          <w:rPr>
-            <w:lang w:val="zh_TW" w:bidi="zh_TW"/>
-          </w:rPr>
-          <w:rPr>
-            <w:color w:val="0000EE"/>
-            <w:u w:val="single"/>
-          </w:rPr>
-          <w:t>來1:8–9</w:t>
-        </w:r>
-      </w:hyperlink>
-      <w:r>
-        <w:rPr>
-          <w:lang w:val="zh_TW" w:bidi="zh_TW"/>
-        </w:rPr>
-        <w:t>）。</w:t>
-      </w:r>
-    </w:p>
-    <w:p>
-      <w:pPr/>
-      <w:r>
-        <w:rPr>
-          <w:lang w:val="zh_TW" w:bidi="zh_TW"/>
-        </w:rPr>
-      </w:r>
-      <w:r>
-        <w:rPr>
-          <w:lang w:val="zh_TW" w:bidi="zh_TW"/>
-        </w:rPr>
-        <w:t>公元一世紀巴勒斯坦的猶太人知道，彌賽亞的應許將藉著像摩西的那一位的來臨而得以成就（</w:t>
-      </w:r>
-      <w:hyperlink r:id="rId86">
-        <w:r>
-          <w:rPr>
-            <w:lang w:val="zh_TW" w:bidi="zh_TW"/>
-          </w:rPr>
-          <w:rPr>
-            <w:color w:val="0000EE"/>
-            <w:u w:val="single"/>
-          </w:rPr>
-          <w:t>申18:18</w:t>
-        </w:r>
-      </w:hyperlink>
-      <w:r>
-        <w:rPr>
-          <w:lang w:val="zh_TW" w:bidi="zh_TW"/>
-        </w:rPr>
-        <w:t>）。耶穌與摩西之間有許多相似之處。作為中保、創新者，以及為百姓開創新靈命階段的引領者，他們是無人能及的。具體而言，兩人都在嬰孩時期奇蹟般地被拯救（</w:t>
-      </w:r>
-      <w:hyperlink r:id="rId87">
-        <w:r>
-          <w:rPr>
-            <w:lang w:val="zh_TW" w:bidi="zh_TW"/>
-          </w:rPr>
-          <w:rPr>
-            <w:color w:val="0000EE"/>
-            <w:u w:val="single"/>
-          </w:rPr>
-          <w:t>出2章</w:t>
-        </w:r>
-      </w:hyperlink>
-      <w:r>
-        <w:rPr>
-          <w:lang w:val="zh_TW" w:bidi="zh_TW"/>
-        </w:rPr>
-        <w:t>；</w:t>
-      </w:r>
-      <w:hyperlink r:id="rId88">
-        <w:r>
-          <w:rPr>
-            <w:lang w:val="zh_TW" w:bidi="zh_TW"/>
-          </w:rPr>
-          <w:rPr>
-            <w:color w:val="0000EE"/>
-            <w:u w:val="single"/>
-          </w:rPr>
-          <w:t>太2:13–23</w:t>
-        </w:r>
-      </w:hyperlink>
-      <w:r>
-        <w:rPr>
-          <w:lang w:val="zh_TW" w:bidi="zh_TW"/>
-        </w:rPr>
-        <w:t>）；兩者都為了服事神的百姓而放棄皇室的榮華（</w:t>
-      </w:r>
-      <w:hyperlink r:id="rId89">
-        <w:r>
-          <w:rPr>
-            <w:lang w:val="zh_TW" w:bidi="zh_TW"/>
-          </w:rPr>
-          <w:rPr>
-            <w:color w:val="0000EE"/>
-            <w:u w:val="single"/>
-          </w:rPr>
-          <w:t>腓2:5–8</w:t>
-        </w:r>
-      </w:hyperlink>
-      <w:r>
-        <w:rPr>
-          <w:lang w:val="zh_TW" w:bidi="zh_TW"/>
-        </w:rPr>
-        <w:t>；</w:t>
-      </w:r>
-      <w:hyperlink r:id="rId90">
-        <w:r>
-          <w:rPr>
-            <w:lang w:val="zh_TW" w:bidi="zh_TW"/>
-          </w:rPr>
-          <w:rPr>
-            <w:color w:val="0000EE"/>
-            <w:u w:val="single"/>
-          </w:rPr>
-          <w:t>來11:24–28</w:t>
-        </w:r>
-      </w:hyperlink>
-      <w:r>
-        <w:rPr>
-          <w:lang w:val="zh_TW" w:bidi="zh_TW"/>
-        </w:rPr>
-        <w:t>）；兩者都對他人懷有強烈的憐憫（</w:t>
-      </w:r>
-      <w:hyperlink r:id="rId91">
-        <w:r>
-          <w:rPr>
-            <w:lang w:val="zh_TW" w:bidi="zh_TW"/>
-          </w:rPr>
-          <w:rPr>
-            <w:color w:val="0000EE"/>
-            <w:u w:val="single"/>
-          </w:rPr>
-          <w:t>民27:17</w:t>
-        </w:r>
-      </w:hyperlink>
-      <w:r>
-        <w:rPr>
-          <w:lang w:val="zh_TW" w:bidi="zh_TW"/>
-        </w:rPr>
-        <w:t>；</w:t>
-      </w:r>
-      <w:hyperlink r:id="rId92">
-        <w:r>
-          <w:rPr>
-            <w:lang w:val="zh_TW" w:bidi="zh_TW"/>
-          </w:rPr>
-          <w:rPr>
-            <w:color w:val="0000EE"/>
-            <w:u w:val="single"/>
-          </w:rPr>
-          <w:t>太9:36</w:t>
-        </w:r>
-      </w:hyperlink>
-      <w:r>
-        <w:rPr>
-          <w:lang w:val="zh_TW" w:bidi="zh_TW"/>
-        </w:rPr>
-        <w:t>）；兩者都與神「面對面」交談（</w:t>
-      </w:r>
-      <w:hyperlink r:id="rId93">
-        <w:r>
-          <w:rPr>
-            <w:lang w:val="zh_TW" w:bidi="zh_TW"/>
-          </w:rPr>
-          <w:rPr>
-            <w:color w:val="0000EE"/>
-            <w:u w:val="single"/>
-          </w:rPr>
-          <w:t>出34:29–30</w:t>
-        </w:r>
-      </w:hyperlink>
-      <w:r>
-        <w:rPr>
-          <w:lang w:val="zh_TW" w:bidi="zh_TW"/>
-        </w:rPr>
-        <w:t>；</w:t>
-      </w:r>
-      <w:hyperlink r:id="rId94">
-        <w:r>
-          <w:rPr>
-            <w:lang w:val="zh_TW" w:bidi="zh_TW"/>
-          </w:rPr>
-          <w:rPr>
-            <w:color w:val="0000EE"/>
-            <w:u w:val="single"/>
-          </w:rPr>
-          <w:t>林後3:7</w:t>
-        </w:r>
-      </w:hyperlink>
-      <w:r>
-        <w:rPr>
-          <w:lang w:val="zh_TW" w:bidi="zh_TW"/>
-        </w:rPr>
-        <w:t>）；並且都作為救贖之約的中保（</w:t>
-      </w:r>
-      <w:hyperlink r:id="rId95">
-        <w:r>
-          <w:rPr>
-            <w:lang w:val="zh_TW" w:bidi="zh_TW"/>
-          </w:rPr>
-          <w:rPr>
-            <w:color w:val="0000EE"/>
-            <w:u w:val="single"/>
-          </w:rPr>
-          <w:t>申29:1</w:t>
-        </w:r>
-      </w:hyperlink>
-      <w:r>
-        <w:rPr>
-          <w:lang w:val="zh_TW" w:bidi="zh_TW"/>
-        </w:rPr>
-        <w:t>；</w:t>
-      </w:r>
-      <w:hyperlink r:id="rId96">
-        <w:r>
-          <w:rPr>
-            <w:lang w:val="zh_TW" w:bidi="zh_TW"/>
-          </w:rPr>
-          <w:rPr>
-            <w:color w:val="0000EE"/>
-            <w:u w:val="single"/>
-          </w:rPr>
-          <w:t>來8:6–7</w:t>
-        </w:r>
-      </w:hyperlink>
-      <w:r>
-        <w:rPr>
-          <w:lang w:val="zh_TW" w:bidi="zh_TW"/>
-        </w:rPr>
-        <w:t>）。然而，正如路德所言：「基督並不是摩西。」歸根究柢，摩西只是家庭中的僕人，而彌賽亞卻是萬物的創造者和主人（</w:t>
-      </w:r>
-      <w:hyperlink r:id="rId97">
-        <w:r>
-          <w:rPr>
-            <w:lang w:val="zh_TW" w:bidi="zh_TW"/>
-          </w:rPr>
-          <w:rPr>
-            <w:color w:val="0000EE"/>
-            <w:u w:val="single"/>
-          </w:rPr>
-          <w:t>來3:3–6</w:t>
-        </w:r>
-      </w:hyperlink>
-      <w:r>
-        <w:rPr>
-          <w:lang w:val="zh_TW" w:bidi="zh_TW"/>
-        </w:rPr>
-        <w:t>；參</w:t>
-      </w:r>
-      <w:hyperlink r:id="rId98">
-        <w:r>
-          <w:rPr>
-            <w:lang w:val="zh_TW" w:bidi="zh_TW"/>
-          </w:rPr>
-          <w:rPr>
-            <w:color w:val="0000EE"/>
-            <w:u w:val="single"/>
-          </w:rPr>
-          <w:t>約1:1–2、18</w:t>
-        </w:r>
-      </w:hyperlink>
-      <w:r>
-        <w:rPr>
-          <w:lang w:val="zh_TW" w:bidi="zh_TW"/>
-        </w:rPr>
-        <w:t>）。</w:t>
-      </w:r>
-    </w:p>
-    <w:p>
-      <w:pPr/>
-      <w:r>
-        <w:rPr>
-          <w:lang w:val="zh_TW" w:bidi="zh_TW"/>
-        </w:rPr>
-      </w:r>
-      <w:r>
-        <w:rPr>
-          <w:lang w:val="zh_TW" w:bidi="zh_TW"/>
-        </w:rPr>
-        <w:t>聖經中的家譜極為重要。拉比們根據</w:t>
-      </w:r>
-      <w:hyperlink r:id="rId24">
-        <w:r>
-          <w:rPr>
-            <w:lang w:val="zh_TW" w:bidi="zh_TW"/>
-          </w:rPr>
-          <w:rPr>
-            <w:color w:val="0000EE"/>
-            <w:u w:val="single"/>
-          </w:rPr>
-          <w:t>何西阿書三章5節</w:t>
-        </w:r>
-      </w:hyperlink>
-      <w:r>
-        <w:rPr>
-          <w:lang w:val="zh_TW" w:bidi="zh_TW"/>
-        </w:rPr>
-        <w:t>和</w:t>
-      </w:r>
-      <w:hyperlink r:id="rId99">
-        <w:r>
-          <w:rPr>
-            <w:lang w:val="zh_TW" w:bidi="zh_TW"/>
-          </w:rPr>
-          <w:rPr>
-            <w:color w:val="0000EE"/>
-            <w:u w:val="single"/>
-          </w:rPr>
-          <w:t>耶利米書三十章9節</w:t>
-        </w:r>
-      </w:hyperlink>
-      <w:r>
-        <w:rPr>
-          <w:lang w:val="zh_TW" w:bidi="zh_TW"/>
-        </w:rPr>
-        <w:t>，同意彌賽亞必須有大衛的血統。天使的宣告立即確立了耶穌的正確血統（</w:t>
-      </w:r>
-      <w:hyperlink r:id="rId100">
-        <w:r>
-          <w:rPr>
-            <w:lang w:val="zh_TW" w:bidi="zh_TW"/>
-          </w:rPr>
-          <w:rPr>
-            <w:color w:val="0000EE"/>
-            <w:u w:val="single"/>
-          </w:rPr>
-          <w:t>路1:32–33</w:t>
-        </w:r>
-      </w:hyperlink>
-      <w:r>
-        <w:rPr>
-          <w:lang w:val="zh_TW" w:bidi="zh_TW"/>
-        </w:rPr>
-        <w:t>；參</w:t>
-      </w:r>
-      <w:hyperlink r:id="rId101">
-        <w:r>
-          <w:rPr>
-            <w:lang w:val="zh_TW" w:bidi="zh_TW"/>
-          </w:rPr>
-          <w:rPr>
-            <w:color w:val="0000EE"/>
-            <w:u w:val="single"/>
-          </w:rPr>
-          <w:t>2:4</w:t>
-        </w:r>
-      </w:hyperlink>
-      <w:r>
-        <w:rPr>
-          <w:lang w:val="zh_TW" w:bidi="zh_TW"/>
-        </w:rPr>
-        <w:t>），馬太福音的記載也是如此（</w:t>
-      </w:r>
-      <w:hyperlink r:id="rId102">
-        <w:r>
-          <w:rPr>
-            <w:lang w:val="zh_TW" w:bidi="zh_TW"/>
-          </w:rPr>
-          <w:rPr>
-            <w:color w:val="0000EE"/>
-            <w:u w:val="single"/>
-          </w:rPr>
-          <w:t>太1:1–17</w:t>
-        </w:r>
-      </w:hyperlink>
-      <w:r>
-        <w:rPr>
-          <w:lang w:val="zh_TW" w:bidi="zh_TW"/>
-        </w:rPr>
-        <w:t>）。路加福音的家譜列表，如同馬太福音的記錄一樣，明確地證明了耶穌作為彌賽亞的王族血統（</w:t>
-      </w:r>
-      <w:hyperlink r:id="rId103">
-        <w:r>
-          <w:rPr>
-            <w:lang w:val="zh_TW" w:bidi="zh_TW"/>
-          </w:rPr>
-          <w:rPr>
-            <w:color w:val="0000EE"/>
-            <w:u w:val="single"/>
-          </w:rPr>
-          <w:t>路3:23–38</w:t>
-        </w:r>
-      </w:hyperlink>
-      <w:r>
-        <w:rPr>
-          <w:lang w:val="zh_TW" w:bidi="zh_TW"/>
-        </w:rPr>
-        <w:t>）。儘管兩個家譜之間存在差異，但它們都強調了這個獨特的彌賽亞族系的血統。耶穌深知聖經的彌賽亞焦點（</w:t>
-      </w:r>
-      <w:hyperlink r:id="rId104">
-        <w:r>
-          <w:rPr>
-            <w:lang w:val="zh_TW" w:bidi="zh_TW"/>
-          </w:rPr>
-          <w:rPr>
-            <w:color w:val="0000EE"/>
-            <w:u w:val="single"/>
-          </w:rPr>
-          <w:t>約5:46</w:t>
-        </w:r>
-      </w:hyperlink>
-      <w:r>
-        <w:rPr>
-          <w:lang w:val="zh_TW" w:bidi="zh_TW"/>
-        </w:rPr>
-        <w:t>；</w:t>
-      </w:r>
-      <w:hyperlink r:id="rId105">
-        <w:r>
-          <w:rPr>
-            <w:lang w:val="zh_TW" w:bidi="zh_TW"/>
-          </w:rPr>
-          <w:rPr>
-            <w:color w:val="0000EE"/>
-            <w:u w:val="single"/>
-          </w:rPr>
-          <w:t>8:56</w:t>
-        </w:r>
-      </w:hyperlink>
-      <w:r>
-        <w:rPr>
-          <w:lang w:val="zh_TW" w:bidi="zh_TW"/>
-        </w:rPr>
-        <w:t>），並在多次場合中承認自己是基督。祂接受了瞎子巴底買的稱呼（</w:t>
-      </w:r>
-      <w:hyperlink r:id="rId106">
-        <w:r>
-          <w:rPr>
-            <w:lang w:val="zh_TW" w:bidi="zh_TW"/>
-          </w:rPr>
-          <w:rPr>
-            <w:color w:val="0000EE"/>
-            <w:u w:val="single"/>
-          </w:rPr>
-          <w:t>可10:46–48</w:t>
-        </w:r>
-      </w:hyperlink>
-      <w:r>
-        <w:rPr>
-          <w:lang w:val="zh_TW" w:bidi="zh_TW"/>
-        </w:rPr>
-        <w:t>）；也接受了祂進入耶路撒冷時群眾的歡呼（</w:t>
-      </w:r>
-      <w:hyperlink r:id="rId107">
-        <w:r>
-          <w:rPr>
-            <w:lang w:val="zh_TW" w:bidi="zh_TW"/>
-          </w:rPr>
-          <w:rPr>
-            <w:color w:val="0000EE"/>
-            <w:u w:val="single"/>
-          </w:rPr>
-          <w:t>太21:9</w:t>
-        </w:r>
-      </w:hyperlink>
-      <w:r>
-        <w:rPr>
-          <w:lang w:val="zh_TW" w:bidi="zh_TW"/>
-        </w:rPr>
-        <w:t>）；並在聖殿裡接受了小孩子的讚美（</w:t>
-      </w:r>
-      <w:hyperlink r:id="rId108">
-        <w:r>
-          <w:rPr>
-            <w:lang w:val="zh_TW" w:bidi="zh_TW"/>
-          </w:rPr>
-          <w:rPr>
-            <w:color w:val="0000EE"/>
-            <w:u w:val="single"/>
-          </w:rPr>
-          <w:t>15</w:t>
-        </w:r>
-      </w:hyperlink>
-      <w:r>
-        <w:rPr>
-          <w:lang w:val="zh_TW" w:bidi="zh_TW"/>
-        </w:rPr>
-        <w:t>節）；以及其它場合中的稱呼（</w:t>
-      </w:r>
-      <w:hyperlink r:id="rId109">
-        <w:r>
-          <w:rPr>
-            <w:lang w:val="zh_TW" w:bidi="zh_TW"/>
-          </w:rPr>
-          <w:rPr>
-            <w:color w:val="0000EE"/>
-            <w:u w:val="single"/>
-          </w:rPr>
-          <w:t>太16:16–18</w:t>
-        </w:r>
-      </w:hyperlink>
-      <w:r>
-        <w:rPr>
-          <w:lang w:val="zh_TW" w:bidi="zh_TW"/>
-        </w:rPr>
-        <w:t>；</w:t>
-      </w:r>
-      <w:hyperlink r:id="rId110">
-        <w:r>
-          <w:rPr>
-            <w:lang w:val="zh_TW" w:bidi="zh_TW"/>
-          </w:rPr>
-          <w:rPr>
-            <w:color w:val="0000EE"/>
-            <w:u w:val="single"/>
-          </w:rPr>
-          <w:t>可14:61–62</w:t>
-        </w:r>
-      </w:hyperlink>
-      <w:r>
-        <w:rPr>
-          <w:lang w:val="zh_TW" w:bidi="zh_TW"/>
-        </w:rPr>
-        <w:t>；</w:t>
-      </w:r>
-      <w:hyperlink r:id="rId111">
-        <w:r>
-          <w:rPr>
-            <w:lang w:val="zh_TW" w:bidi="zh_TW"/>
-          </w:rPr>
-          <w:rPr>
-            <w:color w:val="0000EE"/>
-            <w:u w:val="single"/>
-          </w:rPr>
-          <w:t>路4:21</w:t>
-        </w:r>
-      </w:hyperlink>
-      <w:r>
-        <w:rPr>
-          <w:lang w:val="zh_TW" w:bidi="zh_TW"/>
-        </w:rPr>
-        <w:t>；</w:t>
-      </w:r>
-      <w:hyperlink r:id="rId112">
-        <w:r>
-          <w:rPr>
-            <w:lang w:val="zh_TW" w:bidi="zh_TW"/>
-          </w:rPr>
-          <w:rPr>
-            <w:color w:val="0000EE"/>
-            <w:u w:val="single"/>
-          </w:rPr>
-          <w:t>約4:25–26</w:t>
-        </w:r>
-      </w:hyperlink>
-      <w:r>
-        <w:rPr>
-          <w:lang w:val="zh_TW" w:bidi="zh_TW"/>
-        </w:rPr>
-        <w:t>）。儘管如此，祂警告門徒在祂復活前不要宣揚祂是彌賽亞（</w:t>
-      </w:r>
-      <w:hyperlink r:id="rId113">
-        <w:r>
-          <w:rPr>
-            <w:lang w:val="zh_TW" w:bidi="zh_TW"/>
-          </w:rPr>
-          <w:rPr>
-            <w:color w:val="0000EE"/>
-            <w:u w:val="single"/>
-          </w:rPr>
-          <w:t>太17:9</w:t>
-        </w:r>
-      </w:hyperlink>
-      <w:r>
-        <w:rPr>
-          <w:lang w:val="zh_TW" w:bidi="zh_TW"/>
-        </w:rPr>
-        <w:t>；參</w:t>
-      </w:r>
-      <w:hyperlink r:id="rId114">
-        <w:r>
-          <w:rPr>
-            <w:lang w:val="zh_TW" w:bidi="zh_TW"/>
-          </w:rPr>
-          <w:rPr>
-            <w:color w:val="0000EE"/>
-            <w:u w:val="single"/>
-          </w:rPr>
-          <w:t>路9:20–21</w:t>
-        </w:r>
-      </w:hyperlink>
-      <w:r>
-        <w:rPr>
-          <w:lang w:val="zh_TW" w:bidi="zh_TW"/>
-        </w:rPr>
-        <w:t>）。由於人們普遍（但錯誤地）認為彌賽亞主要是政治上的解救者，耶穌實際上避免使用這個稱謂，而更願意稱自己為「人子」。兩者指的是同一個人這一點，並不是人人都能理解的（參</w:t>
-      </w:r>
-      <w:hyperlink r:id="rId110">
-        <w:r>
-          <w:rPr>
-            <w:lang w:val="zh_TW" w:bidi="zh_TW"/>
-          </w:rPr>
-          <w:rPr>
-            <w:color w:val="0000EE"/>
-            <w:u w:val="single"/>
-          </w:rPr>
-          <w:t>可14:61–62</w:t>
-        </w:r>
-      </w:hyperlink>
-      <w:r>
-        <w:rPr>
-          <w:lang w:val="zh_TW" w:bidi="zh_TW"/>
-        </w:rPr>
-        <w:t>）。耶穌主要借用了但以理對天上征服者的異象（</w:t>
-      </w:r>
-      <w:hyperlink r:id="rId115">
-        <w:r>
-          <w:rPr>
-            <w:lang w:val="zh_TW" w:bidi="zh_TW"/>
-          </w:rPr>
-          <w:rPr>
-            <w:color w:val="0000EE"/>
-            <w:u w:val="single"/>
-          </w:rPr>
-          <w:t>但7:13–14</w:t>
-        </w:r>
-      </w:hyperlink>
-      <w:r>
-        <w:rPr>
-          <w:lang w:val="zh_TW" w:bidi="zh_TW"/>
-        </w:rPr>
-        <w:t>），祂不斷使用這個不太為人所知的稱號，並賦予其彌賽亞救恩的真正性質和範疇。耶穌的教導使門徒得以糾正他們對祂使命的錯誤看法（</w:t>
-      </w:r>
-      <w:hyperlink r:id="rId116">
-        <w:r>
-          <w:rPr>
-            <w:lang w:val="zh_TW" w:bidi="zh_TW"/>
-          </w:rPr>
-          <w:rPr>
-            <w:color w:val="0000EE"/>
-            <w:u w:val="single"/>
-          </w:rPr>
-          <w:t>太16:21–23</w:t>
-        </w:r>
-      </w:hyperlink>
-      <w:r>
-        <w:rPr>
-          <w:lang w:val="zh_TW" w:bidi="zh_TW"/>
-        </w:rPr>
-        <w:t>）。在時候滿足時，他們會明白祂不僅是彌賽亞，也是整卷舊約的主題（</w:t>
-      </w:r>
-      <w:hyperlink r:id="rId117">
-        <w:r>
-          <w:rPr>
-            <w:lang w:val="zh_TW" w:bidi="zh_TW"/>
-          </w:rPr>
-          <w:rPr>
-            <w:color w:val="0000EE"/>
-            <w:u w:val="single"/>
-          </w:rPr>
-          <w:t>太5:17</w:t>
-        </w:r>
-      </w:hyperlink>
-      <w:r>
-        <w:rPr>
-          <w:lang w:val="zh_TW" w:bidi="zh_TW"/>
-        </w:rPr>
-        <w:t>；</w:t>
-      </w:r>
-      <w:hyperlink r:id="rId118">
-        <w:r>
-          <w:rPr>
-            <w:lang w:val="zh_TW" w:bidi="zh_TW"/>
-          </w:rPr>
-          <w:rPr>
-            <w:color w:val="0000EE"/>
-            <w:u w:val="single"/>
-          </w:rPr>
-          <w:t>路24:27、44</w:t>
-        </w:r>
-      </w:hyperlink>
-      <w:r>
-        <w:rPr>
-          <w:lang w:val="zh_TW" w:bidi="zh_TW"/>
-        </w:rPr>
-        <w:t>；</w:t>
-      </w:r>
-      <w:hyperlink r:id="rId119">
-        <w:r>
-          <w:rPr>
-            <w:lang w:val="zh_TW" w:bidi="zh_TW"/>
-          </w:rPr>
-          <w:rPr>
-            <w:color w:val="0000EE"/>
-            <w:u w:val="single"/>
-          </w:rPr>
-          <w:t>約5:39</w:t>
-        </w:r>
-      </w:hyperlink>
-      <w:r>
-        <w:rPr>
-          <w:lang w:val="zh_TW" w:bidi="zh_TW"/>
-        </w:rPr>
-        <w:t>；參</w:t>
-      </w:r>
-      <w:hyperlink r:id="rId120">
-        <w:r>
-          <w:rPr>
-            <w:lang w:val="zh_TW" w:bidi="zh_TW"/>
-          </w:rPr>
-          <w:rPr>
-            <w:color w:val="0000EE"/>
-            <w:u w:val="single"/>
-          </w:rPr>
-          <w:t>來10:7</w:t>
-        </w:r>
-      </w:hyperlink>
-      <w:r>
-        <w:rPr>
-          <w:lang w:val="zh_TW" w:bidi="zh_TW"/>
-        </w:rPr>
-        <w:t>）。當耶穌從律法書開始解釋聖經（</w:t>
-      </w:r>
-      <w:hyperlink r:id="rId121">
-        <w:r>
-          <w:rPr>
-            <w:lang w:val="zh_TW" w:bidi="zh_TW"/>
-          </w:rPr>
-          <w:rPr>
-            <w:color w:val="0000EE"/>
-            <w:u w:val="single"/>
-          </w:rPr>
-          <w:t>路24:27</w:t>
-        </w:r>
-      </w:hyperlink>
-      <w:r>
-        <w:rPr>
-          <w:lang w:val="zh_TW" w:bidi="zh_TW"/>
-        </w:rPr>
-        <w:t>）時，祂作為神活生生的闡釋，即成為肉身的道（</w:t>
-      </w:r>
-      <w:hyperlink r:id="rId122">
-        <w:r>
-          <w:rPr>
-            <w:lang w:val="zh_TW" w:bidi="zh_TW"/>
-          </w:rPr>
-          <w:rPr>
-            <w:color w:val="0000EE"/>
-            <w:u w:val="single"/>
-          </w:rPr>
-          <w:t>約1:14、18</w:t>
-        </w:r>
-      </w:hyperlink>
-      <w:r>
-        <w:rPr>
-          <w:lang w:val="zh_TW" w:bidi="zh_TW"/>
-        </w:rPr>
-        <w:t>）。許多經文中可以看到對彌賽亞的正統解釋，如</w:t>
-      </w:r>
-      <w:hyperlink r:id="rId71">
-        <w:r>
-          <w:rPr>
-            <w:lang w:val="zh_TW" w:bidi="zh_TW"/>
-          </w:rPr>
-          <w:rPr>
-            <w:color w:val="0000EE"/>
-            <w:u w:val="single"/>
-          </w:rPr>
-          <w:t>詩2</w:t>
-        </w:r>
-      </w:hyperlink>
-      <w:r>
-        <w:rPr>
-          <w:lang w:val="zh_TW" w:bidi="zh_TW"/>
-        </w:rPr>
-        <w:t>，</w:t>
-      </w:r>
-      <w:hyperlink r:id="rId123">
-        <w:r>
-          <w:rPr>
-            <w:lang w:val="zh_TW" w:bidi="zh_TW"/>
-          </w:rPr>
-          <w:rPr>
-            <w:color w:val="0000EE"/>
-            <w:u w:val="single"/>
-          </w:rPr>
-          <w:t>16</w:t>
-        </w:r>
-      </w:hyperlink>
-      <w:r>
-        <w:rPr>
-          <w:lang w:val="zh_TW" w:bidi="zh_TW"/>
-        </w:rPr>
-        <w:t>，</w:t>
-      </w:r>
-      <w:hyperlink r:id="rId124">
-        <w:r>
-          <w:rPr>
-            <w:lang w:val="zh_TW" w:bidi="zh_TW"/>
-          </w:rPr>
-          <w:rPr>
-            <w:color w:val="0000EE"/>
-            <w:u w:val="single"/>
-          </w:rPr>
-          <w:t>22</w:t>
-        </w:r>
-      </w:hyperlink>
-      <w:r>
-        <w:rPr>
-          <w:lang w:val="zh_TW" w:bidi="zh_TW"/>
-        </w:rPr>
-        <w:t>，</w:t>
-      </w:r>
-      <w:hyperlink r:id="rId125">
-        <w:r>
-          <w:rPr>
-            <w:lang w:val="zh_TW" w:bidi="zh_TW"/>
-          </w:rPr>
-          <w:rPr>
-            <w:color w:val="0000EE"/>
-            <w:u w:val="single"/>
-          </w:rPr>
-          <w:t>40</w:t>
-        </w:r>
-      </w:hyperlink>
-      <w:r>
-        <w:rPr>
-          <w:lang w:val="zh_TW" w:bidi="zh_TW"/>
-        </w:rPr>
-        <w:t>，</w:t>
-      </w:r>
-      <w:hyperlink r:id="rId73">
-        <w:r>
-          <w:rPr>
-            <w:lang w:val="zh_TW" w:bidi="zh_TW"/>
-          </w:rPr>
-          <w:rPr>
-            <w:color w:val="0000EE"/>
-            <w:u w:val="single"/>
-          </w:rPr>
-          <w:t>110篇</w:t>
-        </w:r>
-      </w:hyperlink>
-      <w:r>
-        <w:rPr>
-          <w:lang w:val="zh_TW" w:bidi="zh_TW"/>
-        </w:rPr>
-        <w:t>；</w:t>
-      </w:r>
-      <w:hyperlink r:id="rId80">
-        <w:r>
-          <w:rPr>
-            <w:lang w:val="zh_TW" w:bidi="zh_TW"/>
-          </w:rPr>
-          <w:rPr>
-            <w:color w:val="0000EE"/>
-            <w:u w:val="single"/>
-          </w:rPr>
-          <w:t>賽7:14</w:t>
-        </w:r>
-      </w:hyperlink>
-      <w:r>
-        <w:rPr>
-          <w:lang w:val="zh_TW" w:bidi="zh_TW"/>
-        </w:rPr>
-        <w:t>，</w:t>
-      </w:r>
-      <w:hyperlink r:id="rId81">
-        <w:r>
-          <w:rPr>
-            <w:lang w:val="zh_TW" w:bidi="zh_TW"/>
-          </w:rPr>
-          <w:rPr>
-            <w:color w:val="0000EE"/>
-            <w:u w:val="single"/>
-          </w:rPr>
-          <w:t>9:6</w:t>
-        </w:r>
-      </w:hyperlink>
-      <w:r>
-        <w:rPr>
-          <w:lang w:val="zh_TW" w:bidi="zh_TW"/>
-        </w:rPr>
-        <w:t>，</w:t>
-      </w:r>
-      <w:hyperlink r:id="rId37">
-        <w:r>
-          <w:rPr>
-            <w:lang w:val="zh_TW" w:bidi="zh_TW"/>
-          </w:rPr>
-          <w:rPr>
-            <w:color w:val="0000EE"/>
-            <w:u w:val="single"/>
-          </w:rPr>
-          <w:t>11:1</w:t>
-        </w:r>
-      </w:hyperlink>
-      <w:r>
-        <w:rPr>
-          <w:lang w:val="zh_TW" w:bidi="zh_TW"/>
-        </w:rPr>
-        <w:t>，</w:t>
-      </w:r>
-      <w:hyperlink r:id="rId126">
-        <w:r>
-          <w:rPr>
-            <w:lang w:val="zh_TW" w:bidi="zh_TW"/>
-          </w:rPr>
-          <w:rPr>
-            <w:color w:val="0000EE"/>
-            <w:u w:val="single"/>
-          </w:rPr>
-          <w:t>40:10–11</w:t>
-        </w:r>
-      </w:hyperlink>
-      <w:r>
-        <w:rPr>
-          <w:lang w:val="zh_TW" w:bidi="zh_TW"/>
-        </w:rPr>
-        <w:t>，</w:t>
-      </w:r>
-      <w:hyperlink r:id="rId127">
-        <w:r>
-          <w:rPr>
-            <w:lang w:val="zh_TW" w:bidi="zh_TW"/>
-          </w:rPr>
-          <w:rPr>
-            <w:color w:val="0000EE"/>
-            <w:u w:val="single"/>
-          </w:rPr>
-          <w:t>50:6</w:t>
-        </w:r>
-      </w:hyperlink>
-      <w:r>
-        <w:rPr>
-          <w:lang w:val="zh_TW" w:bidi="zh_TW"/>
-        </w:rPr>
-        <w:t>，</w:t>
-      </w:r>
-      <w:hyperlink r:id="rId32">
-        <w:r>
-          <w:rPr>
-            <w:lang w:val="zh_TW" w:bidi="zh_TW"/>
-          </w:rPr>
-          <w:rPr>
-            <w:color w:val="0000EE"/>
-            <w:u w:val="single"/>
-          </w:rPr>
-          <w:t>52:13–53:12</w:t>
-        </w:r>
-      </w:hyperlink>
-      <w:r>
-        <w:rPr>
-          <w:lang w:val="zh_TW" w:bidi="zh_TW"/>
-        </w:rPr>
-        <w:t>，</w:t>
-      </w:r>
-      <w:hyperlink r:id="rId33">
-        <w:r>
-          <w:rPr>
-            <w:lang w:val="zh_TW" w:bidi="zh_TW"/>
-          </w:rPr>
-          <w:rPr>
-            <w:color w:val="0000EE"/>
-            <w:u w:val="single"/>
-          </w:rPr>
-          <w:t>61:1</w:t>
-        </w:r>
-      </w:hyperlink>
-      <w:r>
-        <w:rPr>
-          <w:lang w:val="zh_TW" w:bidi="zh_TW"/>
-        </w:rPr>
-        <w:t>，</w:t>
-      </w:r>
-      <w:hyperlink r:id="rId128">
-        <w:r>
-          <w:rPr>
-            <w:lang w:val="zh_TW" w:bidi="zh_TW"/>
-          </w:rPr>
-          <w:rPr>
-            <w:color w:val="0000EE"/>
-            <w:u w:val="single"/>
-          </w:rPr>
-          <w:t>63:1–6</w:t>
-        </w:r>
-      </w:hyperlink>
-      <w:r>
-        <w:rPr>
-          <w:lang w:val="zh_TW" w:bidi="zh_TW"/>
-        </w:rPr>
-        <w:t>；</w:t>
-      </w:r>
-      <w:hyperlink r:id="rId77">
-        <w:r>
-          <w:rPr>
-            <w:lang w:val="zh_TW" w:bidi="zh_TW"/>
-          </w:rPr>
-          <w:rPr>
-            <w:color w:val="0000EE"/>
-            <w:u w:val="single"/>
-          </w:rPr>
-          <w:t>耶23:5–6</w:t>
-        </w:r>
-      </w:hyperlink>
-      <w:r>
-        <w:rPr>
-          <w:lang w:val="zh_TW" w:bidi="zh_TW"/>
-        </w:rPr>
-        <w:t>，</w:t>
-      </w:r>
-      <w:hyperlink r:id="rId129">
-        <w:r>
-          <w:rPr>
-            <w:lang w:val="zh_TW" w:bidi="zh_TW"/>
-          </w:rPr>
-          <w:rPr>
-            <w:color w:val="0000EE"/>
-            <w:u w:val="single"/>
-          </w:rPr>
-          <w:t>33:14–16</w:t>
-        </w:r>
-      </w:hyperlink>
-      <w:r>
-        <w:rPr>
-          <w:lang w:val="zh_TW" w:bidi="zh_TW"/>
-        </w:rPr>
-        <w:t>；</w:t>
-      </w:r>
-      <w:hyperlink r:id="rId130">
-        <w:r>
-          <w:rPr>
-            <w:lang w:val="zh_TW" w:bidi="zh_TW"/>
-          </w:rPr>
-          <w:rPr>
-            <w:color w:val="0000EE"/>
-            <w:u w:val="single"/>
-          </w:rPr>
-          <w:t>結34:23</w:t>
-        </w:r>
-      </w:hyperlink>
-      <w:r>
-        <w:rPr>
-          <w:lang w:val="zh_TW" w:bidi="zh_TW"/>
-        </w:rPr>
-        <w:t>，</w:t>
-      </w:r>
-      <w:hyperlink r:id="rId131">
-        <w:r>
-          <w:rPr>
-            <w:lang w:val="zh_TW" w:bidi="zh_TW"/>
-          </w:rPr>
-          <w:rPr>
-            <w:color w:val="0000EE"/>
-            <w:u w:val="single"/>
-          </w:rPr>
-          <w:t>37:25</w:t>
-        </w:r>
-      </w:hyperlink>
-      <w:r>
-        <w:rPr>
-          <w:lang w:val="zh_TW" w:bidi="zh_TW"/>
-        </w:rPr>
-        <w:t>；</w:t>
-      </w:r>
-      <w:hyperlink r:id="rId132">
-        <w:r>
-          <w:rPr>
-            <w:lang w:val="zh_TW" w:bidi="zh_TW"/>
-          </w:rPr>
-          <w:rPr>
-            <w:color w:val="0000EE"/>
-            <w:u w:val="single"/>
-          </w:rPr>
-          <w:t>但9:24–27</w:t>
-        </w:r>
-      </w:hyperlink>
-      <w:r>
-        <w:rPr>
-          <w:lang w:val="zh_TW" w:bidi="zh_TW"/>
-        </w:rPr>
-        <w:t>；</w:t>
-      </w:r>
-      <w:hyperlink r:id="rId133">
-        <w:r>
-          <w:rPr>
-            <w:lang w:val="zh_TW" w:bidi="zh_TW"/>
-          </w:rPr>
-          <w:rPr>
-            <w:color w:val="0000EE"/>
-            <w:u w:val="single"/>
-          </w:rPr>
-          <w:t>何11:1</w:t>
-        </w:r>
-      </w:hyperlink>
-      <w:r>
-        <w:rPr>
-          <w:lang w:val="zh_TW" w:bidi="zh_TW"/>
-        </w:rPr>
-        <w:t>；</w:t>
-      </w:r>
-      <w:hyperlink r:id="rId78">
-        <w:r>
-          <w:rPr>
-            <w:lang w:val="zh_TW" w:bidi="zh_TW"/>
-          </w:rPr>
-          <w:rPr>
-            <w:color w:val="0000EE"/>
-            <w:u w:val="single"/>
-          </w:rPr>
-          <w:t>彌5:2</w:t>
-        </w:r>
-      </w:hyperlink>
-      <w:r>
-        <w:rPr>
-          <w:lang w:val="zh_TW" w:bidi="zh_TW"/>
-        </w:rPr>
-        <w:t>；</w:t>
-      </w:r>
-      <w:hyperlink r:id="rId51">
-        <w:r>
-          <w:rPr>
-            <w:lang w:val="zh_TW" w:bidi="zh_TW"/>
-          </w:rPr>
-          <w:rPr>
-            <w:color w:val="0000EE"/>
-            <w:u w:val="single"/>
-          </w:rPr>
-          <w:t>亞9:9</w:t>
-        </w:r>
-      </w:hyperlink>
-      <w:r>
-        <w:rPr>
-          <w:lang w:val="zh_TW" w:bidi="zh_TW"/>
-        </w:rPr>
-        <w:t>，</w:t>
-      </w:r>
-      <w:hyperlink r:id="rId134">
-        <w:r>
-          <w:rPr>
-            <w:lang w:val="zh_TW" w:bidi="zh_TW"/>
-          </w:rPr>
-          <w:rPr>
-            <w:color w:val="0000EE"/>
-            <w:u w:val="single"/>
-          </w:rPr>
-          <w:t>11:13</w:t>
-        </w:r>
-      </w:hyperlink>
-      <w:r>
-        <w:rPr>
-          <w:lang w:val="zh_TW" w:bidi="zh_TW"/>
-        </w:rPr>
-        <w:t>，</w:t>
-      </w:r>
-      <w:hyperlink r:id="rId135">
-        <w:r>
-          <w:rPr>
-            <w:lang w:val="zh_TW" w:bidi="zh_TW"/>
-          </w:rPr>
-          <w:rPr>
-            <w:color w:val="0000EE"/>
-            <w:u w:val="single"/>
-          </w:rPr>
-          <w:t>12:10</w:t>
-        </w:r>
-      </w:hyperlink>
-      <w:r>
-        <w:rPr>
-          <w:lang w:val="zh_TW" w:bidi="zh_TW"/>
-        </w:rPr>
-        <w:t>，</w:t>
-      </w:r>
-      <w:hyperlink r:id="rId136">
-        <w:r>
-          <w:rPr>
-            <w:lang w:val="zh_TW" w:bidi="zh_TW"/>
-          </w:rPr>
-          <w:rPr>
-            <w:color w:val="0000EE"/>
-            <w:u w:val="single"/>
-          </w:rPr>
-          <w:t>13:7</w:t>
-        </w:r>
-      </w:hyperlink>
-      <w:r>
-        <w:rPr>
-          <w:lang w:val="zh_TW" w:bidi="zh_TW"/>
-        </w:rPr>
-        <w:t>；</w:t>
-      </w:r>
-      <w:hyperlink r:id="rId137">
-        <w:r>
-          <w:rPr>
-            <w:lang w:val="zh_TW" w:bidi="zh_TW"/>
-          </w:rPr>
-          <w:rPr>
-            <w:color w:val="0000EE"/>
-            <w:u w:val="single"/>
-          </w:rPr>
-          <w:t>瑪3:1</w:t>
-        </w:r>
-      </w:hyperlink>
-      <w:r>
-        <w:rPr>
-          <w:lang w:val="zh_TW" w:bidi="zh_TW"/>
-        </w:rPr>
-        <w:t>，</w:t>
-      </w:r>
-      <w:hyperlink r:id="rId138">
-        <w:r>
-          <w:rPr>
-            <w:lang w:val="zh_TW" w:bidi="zh_TW"/>
-          </w:rPr>
-          <w:rPr>
-            <w:color w:val="0000EE"/>
-            <w:u w:val="single"/>
-          </w:rPr>
-          <w:t>4:2</w:t>
-        </w:r>
-      </w:hyperlink>
-      <w:r>
-        <w:rPr>
-          <w:lang w:val="zh_TW" w:bidi="zh_TW"/>
-        </w:rPr>
-        <w:t>。</w:t>
-      </w:r>
-    </w:p>
-    <w:p>
-      <w:pPr/>
-      <w:r>
-        <w:rPr>
-          <w:lang w:val="zh_TW" w:bidi="zh_TW"/>
-        </w:rPr>
-      </w:r>
-      <w:r>
-        <w:rPr>
-          <w:lang w:val="zh_TW" w:bidi="zh_TW"/>
-        </w:rPr>
-        <w:t>四位福音書作者都堅定地宣告耶穌的彌賽亞身份（</w:t>
-      </w:r>
-      <w:hyperlink r:id="rId139">
-        <w:r>
-          <w:rPr>
-            <w:lang w:val="zh_TW" w:bidi="zh_TW"/>
-          </w:rPr>
-          <w:rPr>
-            <w:color w:val="0000EE"/>
-            <w:u w:val="single"/>
-          </w:rPr>
-          <w:t>太1:1</w:t>
-        </w:r>
-      </w:hyperlink>
-      <w:r>
-        <w:rPr>
-          <w:lang w:val="zh_TW" w:bidi="zh_TW"/>
-        </w:rPr>
-        <w:t>；</w:t>
-      </w:r>
-      <w:hyperlink r:id="rId140">
-        <w:r>
-          <w:rPr>
-            <w:lang w:val="zh_TW" w:bidi="zh_TW"/>
-          </w:rPr>
-          <w:rPr>
-            <w:color w:val="0000EE"/>
-            <w:u w:val="single"/>
-          </w:rPr>
-          <w:t>可1:1</w:t>
-        </w:r>
-      </w:hyperlink>
-      <w:r>
-        <w:rPr>
-          <w:lang w:val="zh_TW" w:bidi="zh_TW"/>
-        </w:rPr>
-        <w:t>；</w:t>
-      </w:r>
-      <w:hyperlink r:id="rId141">
-        <w:r>
-          <w:rPr>
-            <w:lang w:val="zh_TW" w:bidi="zh_TW"/>
-          </w:rPr>
-          <w:rPr>
-            <w:color w:val="0000EE"/>
-            <w:u w:val="single"/>
-          </w:rPr>
-          <w:t>路24:26</w:t>
-        </w:r>
-      </w:hyperlink>
-      <w:r>
-        <w:rPr>
-          <w:lang w:val="zh_TW" w:bidi="zh_TW"/>
-        </w:rPr>
-        <w:t>；</w:t>
-      </w:r>
-      <w:hyperlink r:id="rId142">
-        <w:r>
-          <w:rPr>
-            <w:lang w:val="zh_TW" w:bidi="zh_TW"/>
-          </w:rPr>
-          <w:rPr>
-            <w:color w:val="0000EE"/>
-            <w:u w:val="single"/>
-          </w:rPr>
-          <w:t>約20:31</w:t>
-        </w:r>
-      </w:hyperlink>
-      <w:r>
-        <w:rPr>
-          <w:lang w:val="zh_TW" w:bidi="zh_TW"/>
-        </w:rPr>
-        <w:t>）。彼得在五旬節、腓利在衣索匹亞太監面前、亞波羅在公開辯論中，都一致有力地證明耶穌是彌賽亞（</w:t>
-      </w:r>
-      <w:hyperlink r:id="rId143">
-        <w:r>
-          <w:rPr>
-            <w:lang w:val="zh_TW" w:bidi="zh_TW"/>
-          </w:rPr>
-          <w:rPr>
-            <w:color w:val="0000EE"/>
-            <w:u w:val="single"/>
-          </w:rPr>
-          <w:t>徒2:36，</w:t>
-        </w:r>
-      </w:hyperlink>
-      <w:hyperlink r:id="rId144">
-        <w:r>
-          <w:rPr>
-            <w:lang w:val="zh_TW" w:bidi="zh_TW"/>
-          </w:rPr>
-          <w:rPr>
-            <w:color w:val="0000EE"/>
-            <w:u w:val="single"/>
-          </w:rPr>
-          <w:t>8:35</w:t>
-        </w:r>
-      </w:hyperlink>
-      <w:r>
-        <w:rPr>
-          <w:lang w:val="zh_TW" w:bidi="zh_TW"/>
-        </w:rPr>
-        <w:t>，</w:t>
-      </w:r>
-      <w:hyperlink r:id="rId145">
-        <w:r>
-          <w:rPr>
-            <w:lang w:val="zh_TW" w:bidi="zh_TW"/>
-          </w:rPr>
-          <w:rPr>
-            <w:color w:val="0000EE"/>
-            <w:u w:val="single"/>
-          </w:rPr>
-          <w:t>28:28</w:t>
-        </w:r>
-      </w:hyperlink>
-      <w:r>
-        <w:rPr>
-          <w:lang w:val="zh_TW" w:bidi="zh_TW"/>
-        </w:rPr>
-        <w:t>）。彼得說他被「立」為主和基督（</w:t>
-      </w:r>
-      <w:hyperlink r:id="rId143">
-        <w:r>
-          <w:rPr>
-            <w:lang w:val="zh_TW" w:bidi="zh_TW"/>
-          </w:rPr>
-          <w:rPr>
-            <w:color w:val="0000EE"/>
-            <w:u w:val="single"/>
-          </w:rPr>
-          <w:t>2:36</w:t>
-        </w:r>
-      </w:hyperlink>
-      <w:r>
-        <w:rPr>
-          <w:lang w:val="zh_TW" w:bidi="zh_TW"/>
-        </w:rPr>
-        <w:t>），這表明復活正當地確認了祂的這個身份。同樣，使徒保羅談到耶穌的復活時，將其視為祂不容置疑的彌賽亞資格的明顯宣告（</w:t>
-      </w:r>
-      <w:hyperlink r:id="rId146">
-        <w:r>
-          <w:rPr>
-            <w:lang w:val="zh_TW" w:bidi="zh_TW"/>
-          </w:rPr>
-          <w:rPr>
-            <w:color w:val="0000EE"/>
-            <w:u w:val="single"/>
-          </w:rPr>
-          <w:t>羅1:4</w:t>
-        </w:r>
-      </w:hyperlink>
-      <w:r>
-        <w:rPr>
-          <w:lang w:val="zh_TW" w:bidi="zh_TW"/>
-        </w:rPr>
-        <w:t>）。對於保羅這位曾經的法利賽人和教會的迫害者來說，「耶穌基督」是他傳道的核心內容。沒有什麼能與彌賽亞的榮耀相比，一切在祂面前都黯然失色（</w:t>
-      </w:r>
-      <w:hyperlink r:id="rId147">
-        <w:r>
-          <w:rPr>
-            <w:lang w:val="zh_TW" w:bidi="zh_TW"/>
-          </w:rPr>
-          <w:rPr>
-            <w:color w:val="0000EE"/>
-            <w:u w:val="single"/>
-          </w:rPr>
-          <w:t>腓3:5–10</w:t>
-        </w:r>
-      </w:hyperlink>
-      <w:r>
-        <w:rPr>
-          <w:lang w:val="zh_TW" w:bidi="zh_TW"/>
-        </w:rPr>
-        <w:t>）。這位使徒的最大熱忱，就是希望他人能在神獨生子裡得以認識神豐盛的恩典（</w:t>
-      </w:r>
-      <w:hyperlink r:id="rId148">
-        <w:r>
-          <w:rPr>
-            <w:lang w:val="zh_TW" w:bidi="zh_TW"/>
-          </w:rPr>
-          <w:rPr>
-            <w:color w:val="0000EE"/>
-            <w:u w:val="single"/>
-          </w:rPr>
-          <w:t>弗3:14–19</w:t>
-        </w:r>
-      </w:hyperlink>
-      <w:r>
-        <w:rPr>
-          <w:lang w:val="zh_TW" w:bidi="zh_TW"/>
-        </w:rPr>
-        <w:t>）。</w:t>
-      </w:r>
-    </w:p>
-    <w:p>
-      <w:pPr/>
-      <w:r>
-        <w:rPr>
-          <w:lang w:val="zh_TW" w:bidi="zh_TW"/>
-        </w:rPr>
-      </w:r>
-      <w:r>
-        <w:rPr>
-          <w:lang w:val="zh_TW" w:bidi="zh_TW"/>
-        </w:rPr>
-        <w:t>聖經中聖靈以多種名稱稱呼耶穌——聖者、審判者、義者、王、神的兒子和主——但這些並不全面。在祂裡面，一切關於彌賽亞的預言交織匯合；祂是驗證這些預言真實性的試金石。主耶穌基督本身是這約的核心和內容，藉此罪人得以與聖潔的神和好（</w:t>
-      </w:r>
-      <w:hyperlink r:id="rId149">
-        <w:r>
-          <w:rPr>
-            <w:lang w:val="zh_TW" w:bidi="zh_TW"/>
-          </w:rPr>
-          <w:rPr>
-            <w:color w:val="0000EE"/>
-            <w:u w:val="single"/>
-          </w:rPr>
-          <w:t>賽42:6</w:t>
-        </w:r>
-      </w:hyperlink>
-      <w:r>
-        <w:rPr>
-          <w:lang w:val="zh_TW" w:bidi="zh_TW"/>
-        </w:rPr>
-        <w:t>；</w:t>
-      </w:r>
-      <w:hyperlink r:id="rId150">
-        <w:r>
-          <w:rPr>
-            <w:lang w:val="zh_TW" w:bidi="zh_TW"/>
-          </w:rPr>
-          <w:rPr>
-            <w:color w:val="0000EE"/>
-            <w:u w:val="single"/>
-          </w:rPr>
-          <w:t>約14:6</w:t>
-        </w:r>
-      </w:hyperlink>
-      <w:r>
-        <w:rPr>
-          <w:lang w:val="zh_TW" w:bidi="zh_TW"/>
-        </w:rPr>
-        <w:t>）。耶穌是以色列的彌賽亞，是神道成肉身，完全應驗了所有的預言、預表和象徵——這些都是祂來臨的影子。因此，所有人都應當信靠祂，祂是一切恩典的源頭，是唯一長存的珍寶（</w:t>
-      </w:r>
-      <w:hyperlink r:id="rId151">
-        <w:r>
-          <w:rPr>
-            <w:lang w:val="zh_TW" w:bidi="zh_TW"/>
-          </w:rPr>
-          <w:rPr>
-            <w:color w:val="0000EE"/>
-            <w:u w:val="single"/>
-          </w:rPr>
-          <w:t>太12:21</w:t>
-        </w:r>
-      </w:hyperlink>
-      <w:r>
-        <w:rPr>
-          <w:lang w:val="zh_TW" w:bidi="zh_TW"/>
-        </w:rPr>
-        <w:t>；</w:t>
-      </w:r>
-      <w:hyperlink r:id="rId152">
-        <w:r>
-          <w:rPr>
-            <w:lang w:val="zh_TW" w:bidi="zh_TW"/>
-          </w:rPr>
-          <w:rPr>
-            <w:color w:val="0000EE"/>
-            <w:u w:val="single"/>
-          </w:rPr>
-          <w:t>約1:16–17</w:t>
-        </w:r>
-      </w:hyperlink>
-      <w:r>
-        <w:rPr>
-          <w:lang w:val="zh_TW" w:bidi="zh_TW"/>
-        </w:rPr>
-        <w:t>；</w:t>
-      </w:r>
-      <w:hyperlink r:id="rId153">
-        <w:r>
-          <w:rPr>
-            <w:lang w:val="zh_TW" w:bidi="zh_TW"/>
-          </w:rPr>
-          <w:rPr>
-            <w:color w:val="0000EE"/>
-            <w:u w:val="single"/>
-          </w:rPr>
-          <w:t>西2:3</w:t>
-        </w:r>
-      </w:hyperlink>
-      <w:r>
-        <w:rPr>
-          <w:lang w:val="zh_TW" w:bidi="zh_TW"/>
-        </w:rPr>
-        <w:t>）。作為先知，祂引導我們進入一切真理（</w:t>
-      </w:r>
-      <w:hyperlink r:id="rId154">
-        <w:r>
-          <w:rPr>
-            <w:lang w:val="zh_TW" w:bidi="zh_TW"/>
-          </w:rPr>
-          <w:rPr>
-            <w:color w:val="0000EE"/>
-            <w:u w:val="single"/>
-          </w:rPr>
-          <w:t>約6:14</w:t>
-        </w:r>
-      </w:hyperlink>
-      <w:r>
-        <w:rPr>
-          <w:lang w:val="zh_TW" w:bidi="zh_TW"/>
-        </w:rPr>
-        <w:t>，</w:t>
-      </w:r>
-      <w:hyperlink r:id="rId155">
-        <w:r>
-          <w:rPr>
-            <w:lang w:val="zh_TW" w:bidi="zh_TW"/>
-          </w:rPr>
-          <w:rPr>
-            <w:color w:val="0000EE"/>
-            <w:u w:val="single"/>
-          </w:rPr>
-          <w:t>7:16</w:t>
-        </w:r>
-      </w:hyperlink>
-      <w:r>
-        <w:rPr>
-          <w:lang w:val="zh_TW" w:bidi="zh_TW"/>
-        </w:rPr>
-        <w:t>）；作為祭司，祂為我們代求（</w:t>
-      </w:r>
-      <w:hyperlink r:id="rId156">
-        <w:r>
-          <w:rPr>
-            <w:lang w:val="zh_TW" w:bidi="zh_TW"/>
-          </w:rPr>
-          <w:rPr>
-            <w:color w:val="0000EE"/>
-            <w:u w:val="single"/>
-          </w:rPr>
-          <w:t>來7:21</w:t>
-        </w:r>
-      </w:hyperlink>
-      <w:r>
-        <w:rPr>
-          <w:lang w:val="zh_TW" w:bidi="zh_TW"/>
-        </w:rPr>
-        <w:t>）；作為王，祂統治我們（</w:t>
-      </w:r>
-      <w:hyperlink r:id="rId157">
-        <w:r>
-          <w:rPr>
-            <w:lang w:val="zh_TW" w:bidi="zh_TW"/>
-          </w:rPr>
-          <w:rPr>
-            <w:color w:val="0000EE"/>
-            <w:u w:val="single"/>
-          </w:rPr>
-          <w:t>腓2:9–10</w:t>
-        </w:r>
-      </w:hyperlink>
-      <w:r>
-        <w:rPr>
-          <w:lang w:val="zh_TW" w:bidi="zh_TW"/>
-        </w:rPr>
-        <w:t>）。</w:t>
-      </w:r>
-    </w:p>
-    <w:p>
-      <w:pPr/>
-      <w:r>
-        <w:rPr>
-          <w:lang w:val="zh_TW" w:bidi="zh_TW"/>
-        </w:rPr>
-      </w:r>
-      <w:r>
-        <w:rPr>
-          <w:i/>
-          <w:lang w:val="zh_TW" w:bidi="zh_TW"/>
-        </w:rPr>
-        <w:t>另見</w:t>
-      </w:r>
-      <w:r>
-        <w:rPr>
-          <w:lang w:val="zh_TW" w:bidi="zh_TW"/>
-        </w:rPr>
-        <w:t xml:space="preserve"> </w:t>
-      </w:r>
-      <w:r>
-        <w:rPr>
-          <w:lang w:val="zh_TW" w:bidi="zh_TW"/>
-        </w:rPr>
-        <w:t>贖罪</w:t>
-      </w:r>
-      <w:r>
-        <w:rPr>
-          <w:lang w:val="zh_TW" w:bidi="zh_TW"/>
-        </w:rPr>
-        <w:t>；</w:t>
-      </w:r>
-      <w:r>
-        <w:rPr>
-          <w:lang w:val="zh_TW" w:bidi="zh_TW"/>
-        </w:rPr>
-        <w:t>枝子</w:t>
-      </w:r>
-      <w:r>
-        <w:rPr>
-          <w:lang w:val="zh_TW" w:bidi="zh_TW"/>
-        </w:rPr>
-        <w:t>；</w:t>
-      </w:r>
-      <w:r>
-        <w:rPr>
-          <w:lang w:val="zh_TW" w:bidi="zh_TW"/>
-        </w:rPr>
-        <w:t>基督論</w:t>
-      </w:r>
-      <w:r>
-        <w:rPr>
-          <w:lang w:val="zh_TW" w:bidi="zh_TW"/>
-        </w:rPr>
-        <w:t>；</w:t>
-      </w:r>
-      <w:r>
-        <w:rPr>
-          <w:lang w:val="zh_TW" w:bidi="zh_TW"/>
-        </w:rPr>
-        <w:t>耶穌基督的生平和教導</w:t>
-      </w:r>
-      <w:r>
-        <w:rPr>
-          <w:lang w:val="zh_TW" w:bidi="zh_TW"/>
-        </w:rPr>
-        <w:t>；</w:t>
-      </w:r>
-      <w:r>
-        <w:rPr>
-          <w:lang w:val="zh_TW" w:bidi="zh_TW"/>
-        </w:rPr>
-        <w:t>救贖主，救贖</w:t>
-      </w:r>
-      <w:r>
-        <w:rPr>
-          <w:lang w:val="zh_TW" w:bidi="zh_TW"/>
-        </w:rPr>
-        <w:t>；</w:t>
-      </w:r>
-      <w:r>
-        <w:rPr>
-          <w:lang w:val="zh_TW" w:bidi="zh_TW"/>
-        </w:rPr>
-        <w:t>神的兒子</w:t>
-      </w:r>
-      <w:r>
-        <w:rPr>
-          <w:lang w:val="zh_TW" w:bidi="zh_TW"/>
-        </w:rPr>
-        <w:t>；</w:t>
-      </w:r>
-      <w:r>
-        <w:rPr>
-          <w:lang w:val="zh_TW" w:bidi="zh_TW"/>
-        </w:rPr>
-        <w:t>人子</w:t>
-      </w:r>
-      <w:r>
-        <w:rPr>
-          <w:lang w:val="zh_TW" w:bidi="zh_TW"/>
-        </w:rPr>
-        <w:t>。</w:t>
-      </w:r>
-      <w:r>
-        <w:rPr>
-          <w:lang w:val="zh_TW" w:bidi="zh_TW"/>
-        </w:rPr>
-      </w:r>
-      <w:r>
-        <w:rPr>
-          <w:lang w:val="zh_TW" w:bidi="zh_TW"/>
-        </w:rPr>
-      </w:r>
-    </w:p>
-    <w:p>
-      <w:pPr/>
-      <w:r>
-        <w:rPr>
-          <w:lang w:val="zh_TW" w:bidi="zh_TW"/>
-        </w:rPr>
-      </w:r>
-    </w:p>
-    <w:p>
-      <w:pPr>
-        <w:pStyle w:val="Heading2"/>
-      </w:pPr>
-      <w:r>
-        <w:rPr>
-          <w:lang w:val="zh_TW" w:bidi="zh_TW"/>
-        </w:rPr>
-        <w:t>蜜</w:t>
-      </w:r>
-      <w:r>
-        <w:rPr>
-          <w:lang w:val="zh_TW" w:bidi="zh_TW"/>
-        </w:rPr>
-      </w:r>
-    </w:p>
-    <w:p>
-      <w:pPr/>
-      <w:r>
-        <w:rPr>
-          <w:lang w:val="zh_TW" w:bidi="zh_TW"/>
-        </w:rPr>
-      </w:r>
-      <w:r>
-        <w:rPr>
-          <w:lang w:val="zh_TW" w:bidi="zh_TW"/>
-        </w:rPr>
-        <w:t>由蜜蜂所產的甜而濃稠的液體（</w:t>
-      </w:r>
-      <w:hyperlink r:id="rId158">
-        <w:r>
-          <w:rPr>
-            <w:lang w:val="zh_TW" w:bidi="zh_TW"/>
-          </w:rPr>
-          <w:rPr>
-            <w:color w:val="0000EE"/>
-            <w:u w:val="single"/>
-          </w:rPr>
-          <w:t>士14:8</w:t>
-        </w:r>
-      </w:hyperlink>
-      <w:r>
-        <w:rPr>
-          <w:lang w:val="zh_TW" w:bidi="zh_TW"/>
-        </w:rPr>
-        <w:t>）。蜜可以是野生的（</w:t>
-      </w:r>
-      <w:hyperlink r:id="rId159">
-        <w:r>
-          <w:rPr>
-            <w:lang w:val="zh_TW" w:bidi="zh_TW"/>
-          </w:rPr>
-          <w:rPr>
-            <w:color w:val="0000EE"/>
-            <w:u w:val="single"/>
-          </w:rPr>
-          <w:t>撒上14:25–26</w:t>
-        </w:r>
-      </w:hyperlink>
-      <w:r>
-        <w:rPr>
-          <w:lang w:val="zh_TW" w:bidi="zh_TW"/>
-        </w:rPr>
-        <w:t>）或養殖的（可能在</w:t>
-      </w:r>
-      <w:hyperlink r:id="rId160">
-        <w:r>
-          <w:rPr>
-            <w:lang w:val="zh_TW" w:bidi="zh_TW"/>
-          </w:rPr>
-          <w:rPr>
-            <w:color w:val="0000EE"/>
-            <w:u w:val="single"/>
-          </w:rPr>
-          <w:t>代下31:5</w:t>
-        </w:r>
-      </w:hyperlink>
-      <w:r>
-        <w:rPr>
-          <w:lang w:val="zh_TW" w:bidi="zh_TW"/>
-        </w:rPr>
-        <w:t>）。然而，有時它可能指的是濃稠的葡萄糖漿（如阿拉伯文中的用法）或棗糖漿（如約瑟夫所描述）。蜜被認為是生活的必需品之一（</w:t>
-      </w:r>
-      <w:hyperlink r:id="rId161">
-        <w:r>
-          <w:rPr>
-            <w:lang w:val="zh_TW" w:bidi="zh_TW"/>
-          </w:rPr>
-          <w:rPr>
-            <w:color w:val="0000EE"/>
-            <w:u w:val="single"/>
-          </w:rPr>
-          <w:t>便西拉智訓39:26</w:t>
-        </w:r>
-      </w:hyperlink>
-      <w:r>
-        <w:rPr>
-          <w:lang w:val="zh_TW" w:bidi="zh_TW"/>
-        </w:rPr>
-        <w:t>）。然而，人不可吃得太多（</w:t>
-      </w:r>
-      <w:hyperlink r:id="rId162">
-        <w:r>
-          <w:rPr>
-            <w:lang w:val="zh_TW" w:bidi="zh_TW"/>
-          </w:rPr>
-          <w:rPr>
-            <w:color w:val="0000EE"/>
-            <w:u w:val="single"/>
-          </w:rPr>
-          <w:t>箴25:16、27</w:t>
-        </w:r>
-      </w:hyperlink>
-      <w:r>
-        <w:rPr>
-          <w:lang w:val="zh_TW" w:bidi="zh_TW"/>
-        </w:rPr>
-        <w:t>）。它是施洗約翰（</w:t>
-      </w:r>
-      <w:hyperlink r:id="rId163">
-        <w:r>
-          <w:rPr>
-            <w:lang w:val="zh_TW" w:bidi="zh_TW"/>
-          </w:rPr>
-          <w:rPr>
-            <w:color w:val="0000EE"/>
-            <w:u w:val="single"/>
-          </w:rPr>
-          <w:t>可1:6</w:t>
-        </w:r>
-      </w:hyperlink>
-      <w:r>
-        <w:rPr>
-          <w:lang w:val="zh_TW" w:bidi="zh_TW"/>
-        </w:rPr>
-        <w:t>）和以馬內利（</w:t>
-      </w:r>
-      <w:hyperlink r:id="rId164">
-        <w:r>
-          <w:rPr>
-            <w:lang w:val="zh_TW" w:bidi="zh_TW"/>
-          </w:rPr>
-          <w:rPr>
-            <w:color w:val="0000EE"/>
-            <w:u w:val="single"/>
-          </w:rPr>
-          <w:t>賽7:15</w:t>
-        </w:r>
-      </w:hyperlink>
-      <w:r>
-        <w:rPr>
-          <w:lang w:val="zh_TW" w:bidi="zh_TW"/>
-        </w:rPr>
-        <w:t>）飲食的一部分。它與酵母一起被排除在素祭之外（</w:t>
-      </w:r>
-      <w:hyperlink r:id="rId165">
-        <w:r>
-          <w:rPr>
-            <w:lang w:val="zh_TW" w:bidi="zh_TW"/>
-          </w:rPr>
-          <w:rPr>
-            <w:color w:val="0000EE"/>
-            <w:u w:val="single"/>
-          </w:rPr>
-          <w:t>利2:11</w:t>
-        </w:r>
-      </w:hyperlink>
-      <w:r>
-        <w:rPr>
-          <w:lang w:val="zh_TW" w:bidi="zh_TW"/>
-        </w:rPr>
-        <w:t>），無疑是因為它容易發酵（將糖轉化為酒精的過程）。它的甜味成為一個熟悉常用的隱喻（</w:t>
-      </w:r>
-      <w:hyperlink r:id="rId166">
-        <w:r>
-          <w:rPr>
-            <w:lang w:val="zh_TW" w:bidi="zh_TW"/>
-          </w:rPr>
-          <w:rPr>
-            <w:color w:val="0000EE"/>
-            <w:u w:val="single"/>
-          </w:rPr>
-          <w:t>士14:18</w:t>
-        </w:r>
-      </w:hyperlink>
-      <w:r>
-        <w:rPr>
-          <w:lang w:val="zh_TW" w:bidi="zh_TW"/>
-        </w:rPr>
-        <w:t>；</w:t>
-      </w:r>
-      <w:hyperlink r:id="rId167">
-        <w:r>
-          <w:rPr>
-            <w:lang w:val="zh_TW" w:bidi="zh_TW"/>
-          </w:rPr>
-          <w:rPr>
-            <w:color w:val="0000EE"/>
-            <w:u w:val="single"/>
-          </w:rPr>
-          <w:t>詩19:10</w:t>
-        </w:r>
-      </w:hyperlink>
-      <w:r>
-        <w:rPr>
-          <w:lang w:val="zh_TW" w:bidi="zh_TW"/>
-        </w:rPr>
-        <w:t>；</w:t>
-      </w:r>
-      <w:hyperlink r:id="rId168">
-        <w:r>
-          <w:rPr>
-            <w:lang w:val="zh_TW" w:bidi="zh_TW"/>
-          </w:rPr>
-          <w:rPr>
-            <w:color w:val="0000EE"/>
-            <w:u w:val="single"/>
-          </w:rPr>
-          <w:t>啟10:9–10</w:t>
-        </w:r>
-      </w:hyperlink>
-      <w:r>
-        <w:rPr>
-          <w:lang w:val="zh_TW" w:bidi="zh_TW"/>
-        </w:rPr>
-        <w:t>）。</w:t>
-      </w:r>
-    </w:p>
-    <w:p>
-      <w:pPr/>
-      <w:r>
-        <w:rPr>
-          <w:lang w:val="zh_TW" w:bidi="zh_TW"/>
-        </w:rPr>
-      </w:r>
-      <w:r>
-        <w:rPr>
-          <w:i/>
-          <w:lang w:val="zh_TW" w:bidi="zh_TW"/>
-        </w:rPr>
-        <w:t>另見</w:t>
-      </w:r>
-      <w:r>
-        <w:rPr>
-          <w:lang w:val="zh_TW" w:bidi="zh_TW"/>
-        </w:rPr>
-        <w:t xml:space="preserve"> </w:t>
-      </w:r>
-      <w:r>
-        <w:rPr>
-          <w:lang w:val="zh_TW" w:bidi="zh_TW"/>
-        </w:rPr>
-        <w:t>食物和食物準備</w:t>
+      <w:r>
+        <w:rPr>
+          <w:lang w:val="zh_TW" w:bidi="zh_TW"/>
+        </w:rPr>
+        <w:t>愛</w:t>
       </w:r>
       <w:r>
         <w:rPr>

--- a/zht/docx/079.content.docx
+++ b/zht/docx/079.content.docx
@@ -19,7 +19,7 @@
         <w:rPr>
           <w:lang w:val="zh_TW" w:bidi="zh_TW"/>
         </w:rPr>
-        <w:t>Resource: 聖經詞典 (Tyndale)</w:t>
+        <w:t>Resource: Tyndale Open Bible Dictionary</w:t>
       </w:r>
       <w:r>
         <w:rPr>
@@ -112,7 +112,7 @@
         <w:rPr>
           <w:lang w:val="zh_TW" w:bidi="zh_TW"/>
         </w:rPr>
-        <w:t>聖經詞典 (Tyndale)</w:t>
+        <w:t>Tyndale Open Bible Dictionary</w:t>
       </w:r>
     </w:p>
     <w:p>
@@ -149,7 +149,7 @@
         <w:rPr>
           <w:lang w:val="zh_TW" w:bidi="zh_TW"/>
         </w:rPr>
-        <w:t>lian</w:t>
+        <w:t>la</w:t>
       </w:r>
       <w:r>
         <w:rPr>
@@ -212,7 +212,7 @@
         <w:rPr>
           <w:lang w:val="zh_TW" w:bidi="zh_TW"/>
         </w:rPr>
-        <w:t>憐憫</w:t>
+        <w:t>拉班（人物）</w:t>
       </w:r>
       <w:r>
         <w:rPr>
@@ -231,7 +231,7 @@
         <w:rPr>
           <w:lang w:val="zh_TW" w:bidi="zh_TW"/>
         </w:rPr>
-        <w:t>一種神的屬性，神信實地履行祂的應許，並在祂的選民不配和不忠的情況下，仍維持與他們的立約關係（</w:t>
+        <w:t>拉班是彼土利的兒子（</w:t>
       </w:r>
       <w:hyperlink r:id="rId13">
         <w:r>
@@ -242,14 +242,32 @@
             <w:color w:val="0000EE"/>
             <w:u w:val="single"/>
           </w:rPr>
-          <w:t>申30:1–6</w:t>
+          <w:t>創24:24</w:t>
         </w:r>
       </w:hyperlink>
       <w:r>
         <w:rPr>
           <w:lang w:val="zh_TW" w:bidi="zh_TW"/>
         </w:rPr>
-        <w:t>；</w:t>
+        <w:t>、</w:t>
+      </w:r>
+      <w:hyperlink r:id="rId13">
+        <w:r>
+          <w:rPr>
+            <w:lang w:val="zh_TW" w:bidi="zh_TW"/>
+          </w:rPr>
+          <w:rPr>
+            <w:color w:val="0000EE"/>
+            <w:u w:val="single"/>
+          </w:rPr>
+          <w:t>29</w:t>
+        </w:r>
+      </w:hyperlink>
+      <w:r>
+        <w:rPr>
+          <w:lang w:val="zh_TW" w:bidi="zh_TW"/>
+        </w:rPr>
+        <w:t>）、利百加的哥哥（</w:t>
       </w:r>
       <w:hyperlink r:id="rId14">
         <w:r>
@@ -260,14 +278,32 @@
             <w:color w:val="0000EE"/>
             <w:u w:val="single"/>
           </w:rPr>
-          <w:t>賽14:1</w:t>
+          <w:t>15</w:t>
         </w:r>
       </w:hyperlink>
       <w:r>
         <w:rPr>
           <w:lang w:val="zh_TW" w:bidi="zh_TW"/>
         </w:rPr>
-        <w:t>；</w:t>
+        <w:t>、</w:t>
+      </w:r>
+      <w:hyperlink r:id="rId14">
+        <w:r>
+          <w:rPr>
+            <w:lang w:val="zh_TW" w:bidi="zh_TW"/>
+          </w:rPr>
+          <w:rPr>
+            <w:color w:val="0000EE"/>
+            <w:u w:val="single"/>
+          </w:rPr>
+          <w:t>29</w:t>
+        </w:r>
+      </w:hyperlink>
+      <w:r>
+        <w:rPr>
+          <w:lang w:val="zh_TW" w:bidi="zh_TW"/>
+        </w:rPr>
+        <w:t>節）、利亞和拉結的父親（</w:t>
       </w:r>
       <w:hyperlink r:id="rId15">
         <w:r>
@@ -278,14 +314,14 @@
             <w:color w:val="0000EE"/>
             <w:u w:val="single"/>
           </w:rPr>
-          <w:t>結39:25–29</w:t>
+          <w:t>29:16</w:t>
         </w:r>
       </w:hyperlink>
       <w:r>
         <w:rPr>
           <w:lang w:val="zh_TW" w:bidi="zh_TW"/>
         </w:rPr>
-        <w:t>；</w:t>
+        <w:t>），也是雅各的舅舅和岳父。拉班的先祖原本住在吾珥，但他的父親彼土利被稱為巴旦‧亞蘭地的亞蘭人，拉班也被稱為亞蘭人（有英文譯本譯為Syrian，</w:t>
       </w:r>
       <w:hyperlink r:id="rId16">
         <w:r>
@@ -296,14 +332,14 @@
             <w:color w:val="0000EE"/>
             <w:u w:val="single"/>
           </w:rPr>
-          <w:t>羅9:15–16、23</w:t>
+          <w:t>25:20</w:t>
         </w:r>
       </w:hyperlink>
       <w:r>
         <w:rPr>
           <w:lang w:val="zh_TW" w:bidi="zh_TW"/>
         </w:rPr>
-        <w:t>，</w:t>
+        <w:t>，參</w:t>
       </w:r>
       <w:hyperlink r:id="rId17">
         <w:r>
@@ -314,32 +350,14 @@
             <w:color w:val="0000EE"/>
             <w:u w:val="single"/>
           </w:rPr>
-          <w:t>11:32</w:t>
+          <w:t>28:5</w:t>
         </w:r>
       </w:hyperlink>
       <w:r>
         <w:rPr>
           <w:lang w:val="zh_TW" w:bidi="zh_TW"/>
         </w:rPr>
-        <w:t>；</w:t>
-      </w:r>
-      <w:hyperlink r:id="rId18">
-        <w:r>
-          <w:rPr>
-            <w:lang w:val="zh_TW" w:bidi="zh_TW"/>
-          </w:rPr>
-          <w:rPr>
-            <w:color w:val="0000EE"/>
-            <w:u w:val="single"/>
-          </w:rPr>
-          <w:t>弗2:4</w:t>
-        </w:r>
-      </w:hyperlink>
-      <w:r>
-        <w:rPr>
-          <w:lang w:val="zh_TW" w:bidi="zh_TW"/>
-        </w:rPr>
-        <w:t>）。</w:t>
+        <w:t>）。他們的家鄉是位於敘利亞地區的哈蘭，與吾珥一樣是敬拜月神辛（Sin）或南納（Nannar）的重要敬拜中心。</w:t>
       </w:r>
     </w:p>
     <w:p>
@@ -353,18 +371,79 @@
         <w:rPr>
           <w:lang w:val="zh_TW" w:bidi="zh_TW"/>
         </w:rPr>
-        <w:t>聖經中憐憫一詞的意義極其豐富且複雜，這一點可以從使用多個希伯來文和希臘文詞彙來表達這一概念中看出。因此，在翻譯中使用了許多同義詞來表達其含義的不同層面，如「仁慈」、「慈愛」、「良善」、「恩典」、「恩惠」、「顧惜」、「憐恤」和「慈愛」。憐憫概念中的一個重要方面是寬恕冒犯者或對手的同情態度，並在他們的困境中幫助或憐恤他們。</w:t>
-      </w:r>
-    </w:p>
-    <w:p>
-      <w:pPr>
-        <w:pStyle w:val="Heading3"/>
-      </w:pPr>
-      <w:r>
-        <w:rPr>
-          <w:lang w:val="zh_TW" w:bidi="zh_TW"/>
-        </w:rPr>
-        <w:t>神學意義</w:t>
+        <w:t>當以撒年紀漸長時，亞伯拉罕差遣僕人以利以謝回到哈蘭，為以撒物色妻子。拉班熱情地接待以利以謝，並為他和他的駱駝預備住宿與所需（</w:t>
+      </w:r>
+      <w:hyperlink r:id="rId18">
+        <w:r>
+          <w:rPr>
+            <w:lang w:val="zh_TW" w:bidi="zh_TW"/>
+          </w:rPr>
+          <w:rPr>
+            <w:color w:val="0000EE"/>
+            <w:u w:val="single"/>
+          </w:rPr>
+          <w:t>創24:29–33</w:t>
+        </w:r>
+      </w:hyperlink>
+      <w:r>
+        <w:rPr>
+          <w:lang w:val="zh_TW" w:bidi="zh_TW"/>
+        </w:rPr>
+        <w:t>、</w:t>
+      </w:r>
+      <w:hyperlink r:id="rId18">
+        <w:r>
+          <w:rPr>
+            <w:lang w:val="zh_TW" w:bidi="zh_TW"/>
+          </w:rPr>
+          <w:rPr>
+            <w:color w:val="0000EE"/>
+            <w:u w:val="single"/>
+          </w:rPr>
+          <w:t>54</w:t>
+        </w:r>
+      </w:hyperlink>
+      <w:r>
+        <w:rPr>
+          <w:lang w:val="zh_TW" w:bidi="zh_TW"/>
+        </w:rPr>
+        <w:t>）。拉班是家中的主人，故是由他決定是否將利百加嫁給以撒（</w:t>
+      </w:r>
+      <w:hyperlink r:id="rId19">
+        <w:r>
+          <w:rPr>
+            <w:lang w:val="zh_TW" w:bidi="zh_TW"/>
+          </w:rPr>
+          <w:rPr>
+            <w:color w:val="0000EE"/>
+            <w:u w:val="single"/>
+          </w:rPr>
+          <w:t>50–51</w:t>
+        </w:r>
+      </w:hyperlink>
+      <w:r>
+        <w:rPr>
+          <w:lang w:val="zh_TW" w:bidi="zh_TW"/>
+        </w:rPr>
+        <w:t>節），因此，以利以謝也將貴重的禮物獻給拉班與他母親（</w:t>
+      </w:r>
+      <w:hyperlink r:id="rId20">
+        <w:r>
+          <w:rPr>
+            <w:lang w:val="zh_TW" w:bidi="zh_TW"/>
+          </w:rPr>
+          <w:rPr>
+            <w:color w:val="0000EE"/>
+            <w:u w:val="single"/>
+          </w:rPr>
+          <w:t>53</w:t>
+        </w:r>
+      </w:hyperlink>
+      <w:r>
+        <w:rPr>
+          <w:lang w:val="zh_TW" w:bidi="zh_TW"/>
+        </w:rPr>
+        <w:t>節）。</w:t>
       </w:r>
     </w:p>
     <w:p>
@@ -378,9 +457,9 @@
         <w:rPr>
           <w:lang w:val="zh_TW" w:bidi="zh_TW"/>
         </w:rPr>
-        <w:t>憐憫概念的核心是神的愛，這愛藉著祂在立約關係中，為那些祂已應許要拯救的人施行恩慈的救贖行動而顯明。在舊約中，神選擇了以色列成為祂的子民，顯明祂對他們的憐憫（</w:t>
-      </w:r>
-      <w:hyperlink r:id="rId19">
+        <w:t>拉班在他外甥雅各物色妻子的故事中佔有重要地位。在利百加與雅各設計欺哄以撒之後，利百加擔心以掃會殺死雅各，便勸他逃往她哥哥拉班那裡（</w:t>
+      </w:r>
+      <w:hyperlink r:id="rId21">
         <w:r>
           <w:rPr>
             <w:lang w:val="zh_TW" w:bidi="zh_TW"/>
@@ -389,16 +468,16 @@
             <w:color w:val="0000EE"/>
             <w:u w:val="single"/>
           </w:rPr>
-          <w:t>出33:19</w:t>
+          <w:t>創27:43</w:t>
         </w:r>
       </w:hyperlink>
       <w:r>
         <w:rPr>
           <w:lang w:val="zh_TW" w:bidi="zh_TW"/>
         </w:rPr>
-        <w:t>；</w:t>
-      </w:r>
-      <w:hyperlink r:id="rId20">
+        <w:t>）；同時，她也說服以撒讓雅各前往哈蘭，從親族中娶妻。當雅各抵達哈蘭地區時，遇見拉班的小女兒拉結，並受到熱情款待（</w:t>
+      </w:r>
+      <w:hyperlink r:id="rId22">
         <w:r>
           <w:rPr>
             <w:lang w:val="zh_TW" w:bidi="zh_TW"/>
@@ -407,302 +486,14 @@
             <w:color w:val="0000EE"/>
             <w:u w:val="single"/>
           </w:rPr>
-          <w:t>賽54:10</w:t>
+          <w:t>創29:13</w:t>
         </w:r>
       </w:hyperlink>
       <w:r>
         <w:rPr>
           <w:lang w:val="zh_TW" w:bidi="zh_TW"/>
         </w:rPr>
-        <w:t>；</w:t>
-      </w:r>
-      <w:hyperlink r:id="rId21">
-        <w:r>
-          <w:rPr>
-            <w:lang w:val="zh_TW" w:bidi="zh_TW"/>
-          </w:rPr>
-          <w:rPr>
-            <w:color w:val="0000EE"/>
-            <w:u w:val="single"/>
-          </w:rPr>
-          <w:t>63:9</w:t>
-        </w:r>
-      </w:hyperlink>
-      <w:r>
-        <w:rPr>
-          <w:lang w:val="zh_TW" w:bidi="zh_TW"/>
-        </w:rPr>
-        <w:t>）。神不斷地容忍著祂悖逆且偏行己路的子民，不斷尋找他們，將他們重新帶回祂自己面前。詩人描述神像父親一樣，憐恤那些敬畏並信靠祂的兒女（</w:t>
-      </w:r>
-      <w:hyperlink r:id="rId22">
-        <w:r>
-          <w:rPr>
-            <w:lang w:val="zh_TW" w:bidi="zh_TW"/>
-          </w:rPr>
-          <w:rPr>
-            <w:color w:val="0000EE"/>
-            <w:u w:val="single"/>
-          </w:rPr>
-          <w:t>詩103:13</w:t>
-        </w:r>
-      </w:hyperlink>
-      <w:r>
-        <w:rPr>
-          <w:lang w:val="zh_TW" w:bidi="zh_TW"/>
-        </w:rPr>
-        <w:t>）。何西阿將神比作一位慈愛的父親，從天上以憐憫的心，看著祂那叛逆和迷途的子民（</w:t>
-      </w:r>
-      <w:hyperlink r:id="rId23">
-        <w:r>
-          <w:rPr>
-            <w:lang w:val="zh_TW" w:bidi="zh_TW"/>
-          </w:rPr>
-          <w:rPr>
-            <w:color w:val="0000EE"/>
-            <w:u w:val="single"/>
-          </w:rPr>
-          <w:t>何11</w:t>
-        </w:r>
-      </w:hyperlink>
-      <w:r>
-        <w:rPr>
-          <w:lang w:val="zh_TW" w:bidi="zh_TW"/>
-        </w:rPr>
-        <w:t>；參</w:t>
-      </w:r>
-      <w:hyperlink r:id="rId24">
-        <w:r>
-          <w:rPr>
-            <w:lang w:val="zh_TW" w:bidi="zh_TW"/>
-          </w:rPr>
-          <w:rPr>
-            <w:color w:val="0000EE"/>
-            <w:u w:val="single"/>
-          </w:rPr>
-          <w:t>耶31:20</w:t>
-        </w:r>
-      </w:hyperlink>
-      <w:r>
-        <w:rPr>
-          <w:lang w:val="zh_TW" w:bidi="zh_TW"/>
-        </w:rPr>
-        <w:t>）。他也將以色列比作一位不忠且行淫的妻子，而神卻像一位忠貞的丈夫，雖然她處於背道且罪惡的狀態，仍然愛她（</w:t>
-      </w:r>
-      <w:hyperlink r:id="rId25">
-        <w:r>
-          <w:rPr>
-            <w:lang w:val="zh_TW" w:bidi="zh_TW"/>
-          </w:rPr>
-          <w:rPr>
-            <w:color w:val="0000EE"/>
-            <w:u w:val="single"/>
-          </w:rPr>
-          <w:t>何1–3章</w:t>
-        </w:r>
-      </w:hyperlink>
-      <w:r>
-        <w:rPr>
-          <w:lang w:val="zh_TW" w:bidi="zh_TW"/>
-        </w:rPr>
-        <w:t>；參</w:t>
-      </w:r>
-      <w:hyperlink r:id="rId26">
-        <w:r>
-          <w:rPr>
-            <w:lang w:val="zh_TW" w:bidi="zh_TW"/>
-          </w:rPr>
-          <w:rPr>
-            <w:color w:val="0000EE"/>
-            <w:u w:val="single"/>
-          </w:rPr>
-          <w:t>賽54:4–8</w:t>
-        </w:r>
-      </w:hyperlink>
-      <w:r>
-        <w:rPr>
-          <w:lang w:val="zh_TW" w:bidi="zh_TW"/>
-        </w:rPr>
-        <w:t>）。以賽亞將神描繪為母親，對腹中所生的孩子充滿憐恤（</w:t>
-      </w:r>
-      <w:hyperlink r:id="rId27">
-        <w:r>
-          <w:rPr>
-            <w:lang w:val="zh_TW" w:bidi="zh_TW"/>
-          </w:rPr>
-          <w:rPr>
-            <w:color w:val="0000EE"/>
-            <w:u w:val="single"/>
-          </w:rPr>
-          <w:t>賽49:15</w:t>
-        </w:r>
-      </w:hyperlink>
-      <w:r>
-        <w:rPr>
-          <w:lang w:val="zh_TW" w:bidi="zh_TW"/>
-        </w:rPr>
-        <w:t>）。這些比喻以豐富多樣的方式顯明神的憐恤。其它層面包括饒恕和恢復恩惠（</w:t>
-      </w:r>
-      <w:hyperlink r:id="rId28">
-        <w:r>
-          <w:rPr>
-            <w:lang w:val="zh_TW" w:bidi="zh_TW"/>
-          </w:rPr>
-          <w:rPr>
-            <w:color w:val="0000EE"/>
-            <w:u w:val="single"/>
-          </w:rPr>
-          <w:t>王下13:23</w:t>
-        </w:r>
-      </w:hyperlink>
-      <w:r>
-        <w:rPr>
-          <w:lang w:val="zh_TW" w:bidi="zh_TW"/>
-        </w:rPr>
-        <w:t>；</w:t>
-      </w:r>
-      <w:hyperlink r:id="rId29">
-        <w:r>
-          <w:rPr>
-            <w:lang w:val="zh_TW" w:bidi="zh_TW"/>
-          </w:rPr>
-          <w:rPr>
-            <w:color w:val="0000EE"/>
-            <w:u w:val="single"/>
-          </w:rPr>
-          <w:t>賽54:8</w:t>
-        </w:r>
-      </w:hyperlink>
-      <w:r>
-        <w:rPr>
-          <w:lang w:val="zh_TW" w:bidi="zh_TW"/>
-        </w:rPr>
-        <w:t>；</w:t>
-      </w:r>
-      <w:hyperlink r:id="rId30">
-        <w:r>
-          <w:rPr>
-            <w:lang w:val="zh_TW" w:bidi="zh_TW"/>
-          </w:rPr>
-          <w:rPr>
-            <w:color w:val="0000EE"/>
-            <w:u w:val="single"/>
-          </w:rPr>
-          <w:t>珥2:18–32</w:t>
-        </w:r>
-      </w:hyperlink>
-      <w:r>
-        <w:rPr>
-          <w:lang w:val="zh_TW" w:bidi="zh_TW"/>
-        </w:rPr>
-        <w:t>；</w:t>
-      </w:r>
-      <w:hyperlink r:id="rId31">
-        <w:r>
-          <w:rPr>
-            <w:lang w:val="zh_TW" w:bidi="zh_TW"/>
-          </w:rPr>
-          <w:rPr>
-            <w:color w:val="0000EE"/>
-            <w:u w:val="single"/>
-          </w:rPr>
-          <w:t>彌7:18–20</w:t>
-        </w:r>
-      </w:hyperlink>
-      <w:r>
-        <w:rPr>
-          <w:lang w:val="zh_TW" w:bidi="zh_TW"/>
-        </w:rPr>
-        <w:t>），以及脫離困苦和危難（</w:t>
-      </w:r>
-      <w:hyperlink r:id="rId32">
-        <w:r>
-          <w:rPr>
-            <w:lang w:val="zh_TW" w:bidi="zh_TW"/>
-          </w:rPr>
-          <w:rPr>
-            <w:color w:val="0000EE"/>
-            <w:u w:val="single"/>
-          </w:rPr>
-          <w:t>尼9:19–21</w:t>
-        </w:r>
-      </w:hyperlink>
-      <w:r>
-        <w:rPr>
-          <w:lang w:val="zh_TW" w:bidi="zh_TW"/>
-        </w:rPr>
-        <w:t>；</w:t>
-      </w:r>
-      <w:hyperlink r:id="rId33">
-        <w:r>
-          <w:rPr>
-            <w:lang w:val="zh_TW" w:bidi="zh_TW"/>
-          </w:rPr>
-          <w:rPr>
-            <w:color w:val="0000EE"/>
-            <w:u w:val="single"/>
-          </w:rPr>
-          <w:t>詩40:11–17</w:t>
-        </w:r>
-      </w:hyperlink>
-      <w:r>
-        <w:rPr>
-          <w:lang w:val="zh_TW" w:bidi="zh_TW"/>
-        </w:rPr>
-        <w:t>，</w:t>
-      </w:r>
-      <w:hyperlink r:id="rId34">
-        <w:r>
-          <w:rPr>
-            <w:lang w:val="zh_TW" w:bidi="zh_TW"/>
-          </w:rPr>
-          <w:rPr>
-            <w:color w:val="0000EE"/>
-            <w:u w:val="single"/>
-          </w:rPr>
-          <w:t>69:16–36</w:t>
-        </w:r>
-      </w:hyperlink>
-      <w:r>
-        <w:rPr>
-          <w:lang w:val="zh_TW" w:bidi="zh_TW"/>
-        </w:rPr>
-        <w:t>，</w:t>
-      </w:r>
-      <w:hyperlink r:id="rId35">
-        <w:r>
-          <w:rPr>
-            <w:lang w:val="zh_TW" w:bidi="zh_TW"/>
-          </w:rPr>
-          <w:rPr>
-            <w:color w:val="0000EE"/>
-            <w:u w:val="single"/>
-          </w:rPr>
-          <w:t>79:8–9</w:t>
-        </w:r>
-      </w:hyperlink>
-      <w:r>
-        <w:rPr>
-          <w:lang w:val="zh_TW" w:bidi="zh_TW"/>
-        </w:rPr>
-        <w:t>；</w:t>
-      </w:r>
-      <w:hyperlink r:id="rId36">
-        <w:r>
-          <w:rPr>
-            <w:lang w:val="zh_TW" w:bidi="zh_TW"/>
-          </w:rPr>
-          <w:rPr>
-            <w:color w:val="0000EE"/>
-            <w:u w:val="single"/>
-          </w:rPr>
-          <w:t>賽49:10</w:t>
-        </w:r>
-      </w:hyperlink>
-      <w:r>
-        <w:rPr>
-          <w:lang w:val="zh_TW" w:bidi="zh_TW"/>
-        </w:rPr>
-        <w:t>）。</w:t>
+        <w:t>）。拉班僱用雅各牧羊，雙方同意雅各工作七年後可娶拉結為妻。七年期滿後，拉班卻將大女兒利亞代替拉結給雅各為妻。雅各提出抗議，最後兩人達成協議，只要雅各再事奉七年，便能娶拉結為妻。</w:t>
       </w:r>
     </w:p>
     <w:p>
@@ -716,9 +507,9 @@
         <w:rPr>
           <w:lang w:val="zh_TW" w:bidi="zh_TW"/>
         </w:rPr>
-        <w:t>由於以色列作為聖約子民，從神的慈愛和信實中學習到的功課，虔誠的猶太人在有需要的時候，自然會向神呼求憐憫與赦免，這在懺悔的詩篇中表達得非常動人（</w:t>
-      </w:r>
-      <w:hyperlink r:id="rId37">
+        <w:t>雅各與拉班兩人都善於盤算，並且在工資問題上有多次激烈爭執。雅各曾提出，他的工資可以是羊群中特定的一部分。拉班同意後，耶和華賜福給雅各，使他的羊群大大增多，這使拉班心生不滿。雅各指出，拉班曾十次更改他的工價（</w:t>
+      </w:r>
+      <w:hyperlink r:id="rId23">
         <w:r>
           <w:rPr>
             <w:lang w:val="zh_TW" w:bidi="zh_TW"/>
@@ -727,16 +518,16 @@
             <w:color w:val="0000EE"/>
             <w:u w:val="single"/>
           </w:rPr>
-          <w:t>詩6</w:t>
+          <w:t>創31:7</w:t>
         </w:r>
       </w:hyperlink>
       <w:r>
         <w:rPr>
           <w:lang w:val="zh_TW" w:bidi="zh_TW"/>
         </w:rPr>
-        <w:t>，</w:t>
-      </w:r>
-      <w:hyperlink r:id="rId38">
+        <w:t>、</w:t>
+      </w:r>
+      <w:hyperlink r:id="rId23">
         <w:r>
           <w:rPr>
             <w:lang w:val="zh_TW" w:bidi="zh_TW"/>
@@ -745,266 +536,14 @@
             <w:color w:val="0000EE"/>
             <w:u w:val="single"/>
           </w:rPr>
-          <w:t>32</w:t>
+          <w:t>41</w:t>
         </w:r>
       </w:hyperlink>
       <w:r>
         <w:rPr>
           <w:lang w:val="zh_TW" w:bidi="zh_TW"/>
         </w:rPr>
-        <w:t>，</w:t>
-      </w:r>
-      <w:hyperlink r:id="rId39">
-        <w:r>
-          <w:rPr>
-            <w:lang w:val="zh_TW" w:bidi="zh_TW"/>
-          </w:rPr>
-          <w:rPr>
-            <w:color w:val="0000EE"/>
-            <w:u w:val="single"/>
-          </w:rPr>
-          <w:t>38</w:t>
-        </w:r>
-      </w:hyperlink>
-      <w:r>
-        <w:rPr>
-          <w:lang w:val="zh_TW" w:bidi="zh_TW"/>
-        </w:rPr>
-        <w:t>，</w:t>
-      </w:r>
-      <w:hyperlink r:id="rId40">
-        <w:r>
-          <w:rPr>
-            <w:lang w:val="zh_TW" w:bidi="zh_TW"/>
-          </w:rPr>
-          <w:rPr>
-            <w:color w:val="0000EE"/>
-            <w:u w:val="single"/>
-          </w:rPr>
-          <w:t>51</w:t>
-        </w:r>
-      </w:hyperlink>
-      <w:r>
-        <w:rPr>
-          <w:lang w:val="zh_TW" w:bidi="zh_TW"/>
-        </w:rPr>
-        <w:t>，</w:t>
-      </w:r>
-      <w:hyperlink r:id="rId41">
-        <w:r>
-          <w:rPr>
-            <w:lang w:val="zh_TW" w:bidi="zh_TW"/>
-          </w:rPr>
-          <w:rPr>
-            <w:color w:val="0000EE"/>
-            <w:u w:val="single"/>
-          </w:rPr>
-          <w:t>102</w:t>
-        </w:r>
-      </w:hyperlink>
-      <w:r>
-        <w:rPr>
-          <w:lang w:val="zh_TW" w:bidi="zh_TW"/>
-        </w:rPr>
-        <w:t>，</w:t>
-      </w:r>
-      <w:hyperlink r:id="rId42">
-        <w:r>
-          <w:rPr>
-            <w:lang w:val="zh_TW" w:bidi="zh_TW"/>
-          </w:rPr>
-          <w:rPr>
-            <w:color w:val="0000EE"/>
-            <w:u w:val="single"/>
-          </w:rPr>
-          <w:t>130</w:t>
-        </w:r>
-      </w:hyperlink>
-      <w:r>
-        <w:rPr>
-          <w:lang w:val="zh_TW" w:bidi="zh_TW"/>
-        </w:rPr>
-        <w:t>，</w:t>
-      </w:r>
-      <w:hyperlink r:id="rId43">
-        <w:r>
-          <w:rPr>
-            <w:lang w:val="zh_TW" w:bidi="zh_TW"/>
-          </w:rPr>
-          <w:rPr>
-            <w:color w:val="0000EE"/>
-            <w:u w:val="single"/>
-          </w:rPr>
-          <w:t>143</w:t>
-        </w:r>
-      </w:hyperlink>
-      <w:r>
-        <w:rPr>
-          <w:lang w:val="zh_TW" w:bidi="zh_TW"/>
-        </w:rPr>
-        <w:t>），以及其他舊約經文（</w:t>
-      </w:r>
-      <w:hyperlink r:id="rId44">
-        <w:r>
-          <w:rPr>
-            <w:lang w:val="zh_TW" w:bidi="zh_TW"/>
-          </w:rPr>
-          <w:rPr>
-            <w:color w:val="0000EE"/>
-            <w:u w:val="single"/>
-          </w:rPr>
-          <w:t>出34:6</w:t>
-        </w:r>
-      </w:hyperlink>
-      <w:r>
-        <w:rPr>
-          <w:lang w:val="zh_TW" w:bidi="zh_TW"/>
-        </w:rPr>
-        <w:t>；</w:t>
-      </w:r>
-      <w:hyperlink r:id="rId45">
-        <w:r>
-          <w:rPr>
-            <w:lang w:val="zh_TW" w:bidi="zh_TW"/>
-          </w:rPr>
-          <w:rPr>
-            <w:color w:val="0000EE"/>
-            <w:u w:val="single"/>
-          </w:rPr>
-          <w:t>尼9:17</w:t>
-        </w:r>
-      </w:hyperlink>
-      <w:r>
-        <w:rPr>
-          <w:lang w:val="zh_TW" w:bidi="zh_TW"/>
-        </w:rPr>
-        <w:t>；</w:t>
-      </w:r>
-      <w:hyperlink r:id="rId46">
-        <w:r>
-          <w:rPr>
-            <w:lang w:val="zh_TW" w:bidi="zh_TW"/>
-          </w:rPr>
-          <w:rPr>
-            <w:color w:val="0000EE"/>
-            <w:u w:val="single"/>
-          </w:rPr>
-          <w:t>詩57</w:t>
-        </w:r>
-      </w:hyperlink>
-      <w:r>
-        <w:rPr>
-          <w:lang w:val="zh_TW" w:bidi="zh_TW"/>
-        </w:rPr>
-        <w:t>，</w:t>
-      </w:r>
-      <w:hyperlink r:id="rId47">
-        <w:r>
-          <w:rPr>
-            <w:lang w:val="zh_TW" w:bidi="zh_TW"/>
-          </w:rPr>
-          <w:rPr>
-            <w:color w:val="0000EE"/>
-            <w:u w:val="single"/>
-          </w:rPr>
-          <w:t>79</w:t>
-        </w:r>
-      </w:hyperlink>
-      <w:r>
-        <w:rPr>
-          <w:lang w:val="zh_TW" w:bidi="zh_TW"/>
-        </w:rPr>
-        <w:t>，</w:t>
-      </w:r>
-      <w:hyperlink r:id="rId48">
-        <w:r>
-          <w:rPr>
-            <w:lang w:val="zh_TW" w:bidi="zh_TW"/>
-          </w:rPr>
-          <w:rPr>
-            <w:color w:val="0000EE"/>
-            <w:u w:val="single"/>
-          </w:rPr>
-          <w:t>86</w:t>
-        </w:r>
-      </w:hyperlink>
-      <w:r>
-        <w:rPr>
-          <w:lang w:val="zh_TW" w:bidi="zh_TW"/>
-        </w:rPr>
-        <w:t>，</w:t>
-      </w:r>
-      <w:hyperlink r:id="rId49">
-        <w:r>
-          <w:rPr>
-            <w:lang w:val="zh_TW" w:bidi="zh_TW"/>
-          </w:rPr>
-          <w:rPr>
-            <w:color w:val="0000EE"/>
-            <w:u w:val="single"/>
-          </w:rPr>
-          <w:t>123</w:t>
-        </w:r>
-      </w:hyperlink>
-      <w:r>
-        <w:rPr>
-          <w:lang w:val="zh_TW" w:bidi="zh_TW"/>
-        </w:rPr>
-        <w:t>；</w:t>
-      </w:r>
-      <w:hyperlink r:id="rId50">
-        <w:r>
-          <w:rPr>
-            <w:lang w:val="zh_TW" w:bidi="zh_TW"/>
-          </w:rPr>
-          <w:rPr>
-            <w:color w:val="0000EE"/>
-            <w:u w:val="single"/>
-          </w:rPr>
-          <w:t>賽33:1–6</w:t>
-        </w:r>
-      </w:hyperlink>
-      <w:r>
-        <w:rPr>
-          <w:lang w:val="zh_TW" w:bidi="zh_TW"/>
-        </w:rPr>
-        <w:t>；</w:t>
-      </w:r>
-      <w:hyperlink r:id="rId51">
-        <w:r>
-          <w:rPr>
-            <w:lang w:val="zh_TW" w:bidi="zh_TW"/>
-          </w:rPr>
-          <w:rPr>
-            <w:color w:val="0000EE"/>
-            <w:u w:val="single"/>
-          </w:rPr>
-          <w:t>但9:3–19</w:t>
-        </w:r>
-      </w:hyperlink>
-      <w:r>
-        <w:rPr>
-          <w:lang w:val="zh_TW" w:bidi="zh_TW"/>
-        </w:rPr>
-        <w:t>；</w:t>
-      </w:r>
-      <w:hyperlink r:id="rId52">
-        <w:r>
-          <w:rPr>
-            <w:lang w:val="zh_TW" w:bidi="zh_TW"/>
-          </w:rPr>
-          <w:rPr>
-            <w:color w:val="0000EE"/>
-            <w:u w:val="single"/>
-          </w:rPr>
-          <w:t>珥2:13</w:t>
-        </w:r>
-      </w:hyperlink>
-      <w:r>
-        <w:rPr>
-          <w:lang w:val="zh_TW" w:bidi="zh_TW"/>
-        </w:rPr>
-        <w:t>）。悔改的人記得神的憐憫，使他們對神的恩惠和與祂和好的盼望，充滿信心。</w:t>
+        <w:t>）。</w:t>
       </w:r>
     </w:p>
     <w:p>
@@ -1018,133 +557,7 @@
         <w:rPr>
           <w:lang w:val="zh_TW" w:bidi="zh_TW"/>
         </w:rPr>
-        <w:t>在新約中，描述耶穌對有需要的人所表現出來的憐憫時，使用了一個非常生動的希臘文詞語（</w:t>
-      </w:r>
-      <w:hyperlink r:id="rId53">
-        <w:r>
-          <w:rPr>
-            <w:lang w:val="zh_TW" w:bidi="zh_TW"/>
-          </w:rPr>
-          <w:rPr>
-            <w:color w:val="0000EE"/>
-            <w:u w:val="single"/>
-          </w:rPr>
-          <w:t>太9:36</w:t>
-        </w:r>
-      </w:hyperlink>
-      <w:r>
-        <w:rPr>
-          <w:lang w:val="zh_TW" w:bidi="zh_TW"/>
-        </w:rPr>
-        <w:t>，</w:t>
-      </w:r>
-      <w:hyperlink r:id="rId54">
-        <w:r>
-          <w:rPr>
-            <w:lang w:val="zh_TW" w:bidi="zh_TW"/>
-          </w:rPr>
-          <w:rPr>
-            <w:color w:val="0000EE"/>
-            <w:u w:val="single"/>
-          </w:rPr>
-          <w:t>14:14</w:t>
-        </w:r>
-      </w:hyperlink>
-      <w:r>
-        <w:rPr>
-          <w:lang w:val="zh_TW" w:bidi="zh_TW"/>
-        </w:rPr>
-        <w:t>，</w:t>
-      </w:r>
-      <w:hyperlink r:id="rId55">
-        <w:r>
-          <w:rPr>
-            <w:lang w:val="zh_TW" w:bidi="zh_TW"/>
-          </w:rPr>
-          <w:rPr>
-            <w:color w:val="0000EE"/>
-            <w:u w:val="single"/>
-          </w:rPr>
-          <w:t>20:34</w:t>
-        </w:r>
-      </w:hyperlink>
-      <w:r>
-        <w:rPr>
-          <w:lang w:val="zh_TW" w:bidi="zh_TW"/>
-        </w:rPr>
-        <w:t>）。通過這個強烈的動詞（字面意思是「內心深受感動」），表達了祂對他們的憐憫和慈悲。希伯來人認為內心深處是情感的中心，特別是最溫柔的仁愛之情。描述耶穌深受感動並立即採取行動來減輕人們的痛苦——醫治（</w:t>
-      </w:r>
-      <w:hyperlink r:id="rId55">
-        <w:r>
-          <w:rPr>
-            <w:lang w:val="zh_TW" w:bidi="zh_TW"/>
-          </w:rPr>
-          <w:rPr>
-            <w:color w:val="0000EE"/>
-            <w:u w:val="single"/>
-          </w:rPr>
-          <w:t>太20:34</w:t>
-        </w:r>
-      </w:hyperlink>
-      <w:r>
-        <w:rPr>
-          <w:lang w:val="zh_TW" w:bidi="zh_TW"/>
-        </w:rPr>
-        <w:t>；</w:t>
-      </w:r>
-      <w:hyperlink r:id="rId56">
-        <w:r>
-          <w:rPr>
-            <w:lang w:val="zh_TW" w:bidi="zh_TW"/>
-          </w:rPr>
-          <w:rPr>
-            <w:color w:val="0000EE"/>
-            <w:u w:val="single"/>
-          </w:rPr>
-          <w:t>可1:41</w:t>
-        </w:r>
-      </w:hyperlink>
-      <w:r>
-        <w:rPr>
-          <w:lang w:val="zh_TW" w:bidi="zh_TW"/>
-        </w:rPr>
-        <w:t>）、使死人復活（</w:t>
-      </w:r>
-      <w:hyperlink r:id="rId57">
-        <w:r>
-          <w:rPr>
-            <w:lang w:val="zh_TW" w:bidi="zh_TW"/>
-          </w:rPr>
-          <w:rPr>
-            <w:color w:val="0000EE"/>
-            <w:u w:val="single"/>
-          </w:rPr>
-          <w:t>路7:13</w:t>
-        </w:r>
-      </w:hyperlink>
-      <w:r>
-        <w:rPr>
-          <w:lang w:val="zh_TW" w:bidi="zh_TW"/>
-        </w:rPr>
-        <w:t>）、並餵飽飢餓的人（</w:t>
-      </w:r>
-      <w:hyperlink r:id="rId58">
-        <w:r>
-          <w:rPr>
-            <w:lang w:val="zh_TW" w:bidi="zh_TW"/>
-          </w:rPr>
-          <w:rPr>
-            <w:color w:val="0000EE"/>
-            <w:u w:val="single"/>
-          </w:rPr>
-          <w:t>太15:32</w:t>
-        </w:r>
-      </w:hyperlink>
-      <w:r>
-        <w:rPr>
-          <w:lang w:val="zh_TW" w:bidi="zh_TW"/>
-        </w:rPr>
-        <w:t>）。</w:t>
+        <w:t>後來雅各逃離哈蘭。拉班追趕他，因為他發現自家的神像失蹤了，而擁有這些神像的人可繼承家產。但其實是拉結偷偷將神像帶走，並巧妙地隱藏，使她父親未能搜出。</w:t>
       </w:r>
     </w:p>
     <w:p>
@@ -1158,9 +571,9 @@
         <w:rPr>
           <w:lang w:val="zh_TW" w:bidi="zh_TW"/>
         </w:rPr>
-        <w:t>舊約中神對聖約子民憐憫的概念，在新約中也出現（</w:t>
-      </w:r>
-      <w:hyperlink r:id="rId59">
+        <w:t>最後，拉班與雅各立下和平之約，二人堆起一堆石頭作為彼此之間的見證（</w:t>
+      </w:r>
+      <w:hyperlink r:id="rId24">
         <w:r>
           <w:rPr>
             <w:lang w:val="zh_TW" w:bidi="zh_TW"/>
@@ -1169,187 +582,14 @@
             <w:color w:val="0000EE"/>
             <w:u w:val="single"/>
           </w:rPr>
-          <w:t>路1:50、54、72、78</w:t>
+          <w:t>創31:46–50</w:t>
         </w:r>
       </w:hyperlink>
       <w:r>
         <w:rPr>
           <w:lang w:val="zh_TW" w:bidi="zh_TW"/>
         </w:rPr>
-        <w:t>；</w:t>
-      </w:r>
-      <w:hyperlink r:id="rId18">
-        <w:r>
-          <w:rPr>
-            <w:lang w:val="zh_TW" w:bidi="zh_TW"/>
-          </w:rPr>
-          <w:rPr>
-            <w:color w:val="0000EE"/>
-            <w:u w:val="single"/>
-          </w:rPr>
-          <w:t>弗2:4</w:t>
-        </w:r>
-      </w:hyperlink>
-      <w:r>
-        <w:rPr>
-          <w:lang w:val="zh_TW" w:bidi="zh_TW"/>
-        </w:rPr>
-        <w:t>；</w:t>
-      </w:r>
-      <w:hyperlink r:id="rId60">
-        <w:r>
-          <w:rPr>
-            <w:lang w:val="zh_TW" w:bidi="zh_TW"/>
-          </w:rPr>
-          <w:rPr>
-            <w:color w:val="0000EE"/>
-            <w:u w:val="single"/>
-          </w:rPr>
-          <w:t>提前1:2</w:t>
-        </w:r>
-      </w:hyperlink>
-      <w:r>
-        <w:rPr>
-          <w:lang w:val="zh_TW" w:bidi="zh_TW"/>
-        </w:rPr>
-        <w:t>；</w:t>
-      </w:r>
-      <w:hyperlink r:id="rId61">
-        <w:r>
-          <w:rPr>
-            <w:lang w:val="zh_TW" w:bidi="zh_TW"/>
-          </w:rPr>
-          <w:rPr>
-            <w:color w:val="0000EE"/>
-            <w:u w:val="single"/>
-          </w:rPr>
-          <w:t>彼前1:3</w:t>
-        </w:r>
-      </w:hyperlink>
-      <w:r>
-        <w:rPr>
-          <w:lang w:val="zh_TW" w:bidi="zh_TW"/>
-        </w:rPr>
-        <w:t>，</w:t>
-      </w:r>
-      <w:hyperlink r:id="rId62">
-        <w:r>
-          <w:rPr>
-            <w:lang w:val="zh_TW" w:bidi="zh_TW"/>
-          </w:rPr>
-          <w:rPr>
-            <w:color w:val="0000EE"/>
-            <w:u w:val="single"/>
-          </w:rPr>
-          <w:t>2:10</w:t>
-        </w:r>
-      </w:hyperlink>
-      <w:r>
-        <w:rPr>
-          <w:lang w:val="zh_TW" w:bidi="zh_TW"/>
-        </w:rPr>
-        <w:t>）。新約中「憐憫」最典型的用法是指神藉著耶穌基督為人提供的救恩（</w:t>
-      </w:r>
-      <w:hyperlink r:id="rId63">
-        <w:r>
-          <w:rPr>
-            <w:lang w:val="zh_TW" w:bidi="zh_TW"/>
-          </w:rPr>
-          <w:rPr>
-            <w:color w:val="0000EE"/>
-            <w:u w:val="single"/>
-          </w:rPr>
-          <w:t>羅11:30–32</w:t>
-        </w:r>
-      </w:hyperlink>
-      <w:r>
-        <w:rPr>
-          <w:lang w:val="zh_TW" w:bidi="zh_TW"/>
-        </w:rPr>
-        <w:t>；</w:t>
-      </w:r>
-      <w:hyperlink r:id="rId18">
-        <w:r>
-          <w:rPr>
-            <w:lang w:val="zh_TW" w:bidi="zh_TW"/>
-          </w:rPr>
-          <w:rPr>
-            <w:color w:val="0000EE"/>
-            <w:u w:val="single"/>
-          </w:rPr>
-          <w:t>弗2:4</w:t>
-        </w:r>
-      </w:hyperlink>
-      <w:r>
-        <w:rPr>
-          <w:lang w:val="zh_TW" w:bidi="zh_TW"/>
-        </w:rPr>
-        <w:t>）。神是「發慈悲的父」（</w:t>
-      </w:r>
-      <w:hyperlink r:id="rId64">
-        <w:r>
-          <w:rPr>
-            <w:lang w:val="zh_TW" w:bidi="zh_TW"/>
-          </w:rPr>
-          <w:rPr>
-            <w:color w:val="0000EE"/>
-            <w:u w:val="single"/>
-          </w:rPr>
-          <w:t>林後1:3</w:t>
-        </w:r>
-      </w:hyperlink>
-      <w:r>
-        <w:rPr>
-          <w:lang w:val="zh_TW" w:bidi="zh_TW"/>
-        </w:rPr>
-        <w:t>），祂將這恩惠賜給那些相信祂兒子的人。正因為祂「有豐富的憐憫」，祂拯救那些因罪而靈性死亡、注定滅亡的人（</w:t>
-      </w:r>
-      <w:hyperlink r:id="rId65">
-        <w:r>
-          <w:rPr>
-            <w:lang w:val="zh_TW" w:bidi="zh_TW"/>
-          </w:rPr>
-          <w:rPr>
-            <w:color w:val="0000EE"/>
-            <w:u w:val="single"/>
-          </w:rPr>
-          <w:t>弗2:4–6</w:t>
-        </w:r>
-      </w:hyperlink>
-      <w:r>
-        <w:rPr>
-          <w:lang w:val="zh_TW" w:bidi="zh_TW"/>
-        </w:rPr>
-        <w:t>）。人因神的憐憫而得赦免並被賜予永生（</w:t>
-      </w:r>
-      <w:hyperlink r:id="rId66">
-        <w:r>
-          <w:rPr>
-            <w:lang w:val="zh_TW" w:bidi="zh_TW"/>
-          </w:rPr>
-          <w:rPr>
-            <w:color w:val="0000EE"/>
-            <w:u w:val="single"/>
-          </w:rPr>
-          <w:t>提前1:13–16</w:t>
-        </w:r>
-      </w:hyperlink>
-      <w:r>
-        <w:rPr>
-          <w:lang w:val="zh_TW" w:bidi="zh_TW"/>
-        </w:rPr>
         <w:t>）。</w:t>
-      </w:r>
-    </w:p>
-    <w:p>
-      <w:pPr>
-        <w:pStyle w:val="Heading3"/>
-      </w:pPr>
-      <w:r>
-        <w:rPr>
-          <w:lang w:val="zh_TW" w:bidi="zh_TW"/>
-        </w:rPr>
-        <w:t>人們有責任對他人施予憐憫</w:t>
       </w:r>
     </w:p>
     <w:p>
@@ -1361,255 +601,32 @@
       </w:r>
       <w:r>
         <w:rPr>
-          <w:lang w:val="zh_TW" w:bidi="zh_TW"/>
-        </w:rPr>
-        <w:t>無論人是否配得或忠誠，神也白白地施恩憐憫，因此人也應當對他人施憐憫，即使他們不配或不尋求。實際上，人被命令要憐憫他人，尤其是窮人、困苦者、寡婦和孤兒（</w:t>
-      </w:r>
-      <w:hyperlink r:id="rId67">
-        <w:r>
-          <w:rPr>
-            <w:lang w:val="zh_TW" w:bidi="zh_TW"/>
-          </w:rPr>
-          <w:rPr>
-            <w:color w:val="0000EE"/>
-            <w:u w:val="single"/>
-          </w:rPr>
-          <w:t>箴14:31，</w:t>
-        </w:r>
-      </w:hyperlink>
-      <w:hyperlink r:id="rId68">
-        <w:r>
-          <w:rPr>
-            <w:lang w:val="zh_TW" w:bidi="zh_TW"/>
-          </w:rPr>
-          <w:rPr>
-            <w:color w:val="0000EE"/>
-            <w:u w:val="single"/>
-          </w:rPr>
-          <w:t>19:17</w:t>
-        </w:r>
-      </w:hyperlink>
-      <w:r>
-        <w:rPr>
-          <w:lang w:val="zh_TW" w:bidi="zh_TW"/>
-        </w:rPr>
-        <w:t>；</w:t>
-      </w:r>
-      <w:hyperlink r:id="rId69">
-        <w:r>
-          <w:rPr>
-            <w:lang w:val="zh_TW" w:bidi="zh_TW"/>
-          </w:rPr>
-          <w:rPr>
-            <w:color w:val="0000EE"/>
-            <w:u w:val="single"/>
-          </w:rPr>
-          <w:t>彌6:8</w:t>
-        </w:r>
-      </w:hyperlink>
-      <w:r>
-        <w:rPr>
-          <w:lang w:val="zh_TW" w:bidi="zh_TW"/>
-        </w:rPr>
-        <w:t>；</w:t>
-      </w:r>
-      <w:hyperlink r:id="rId70">
-        <w:r>
-          <w:rPr>
-            <w:lang w:val="zh_TW" w:bidi="zh_TW"/>
-          </w:rPr>
-          <w:rPr>
-            <w:color w:val="0000EE"/>
-            <w:u w:val="single"/>
-          </w:rPr>
-          <w:t>亞7:9–10</w:t>
-        </w:r>
-      </w:hyperlink>
-      <w:r>
-        <w:rPr>
-          <w:lang w:val="zh_TW" w:bidi="zh_TW"/>
-        </w:rPr>
-        <w:t>；</w:t>
-      </w:r>
-      <w:hyperlink r:id="rId71">
-        <w:r>
-          <w:rPr>
-            <w:lang w:val="zh_TW" w:bidi="zh_TW"/>
-          </w:rPr>
-          <w:rPr>
-            <w:color w:val="0000EE"/>
-            <w:u w:val="single"/>
-          </w:rPr>
-          <w:t>西3:12</w:t>
-        </w:r>
-      </w:hyperlink>
-      <w:r>
-        <w:rPr>
-          <w:lang w:val="zh_TW" w:bidi="zh_TW"/>
-        </w:rPr>
-        <w:t>）。神看重憐憫勝過儀式上的獻祭（</w:t>
-      </w:r>
-      <w:hyperlink r:id="rId72">
-        <w:r>
-          <w:rPr>
-            <w:lang w:val="zh_TW" w:bidi="zh_TW"/>
-          </w:rPr>
-          <w:rPr>
-            <w:color w:val="0000EE"/>
-            <w:u w:val="single"/>
-          </w:rPr>
-          <w:t>太9:13</w:t>
-        </w:r>
-      </w:hyperlink>
-      <w:r>
-        <w:rPr>
-          <w:lang w:val="zh_TW" w:bidi="zh_TW"/>
-        </w:rPr>
-        <w:t>）。神在基督裡所顯的憐憫，實際上使人有義務像神對待他們一樣對待他人。主將憐憫作為祂教導的基礎（</w:t>
-      </w:r>
-      <w:hyperlink r:id="rId73">
-        <w:r>
-          <w:rPr>
-            <w:lang w:val="zh_TW" w:bidi="zh_TW"/>
-          </w:rPr>
-          <w:rPr>
-            <w:color w:val="0000EE"/>
-            <w:u w:val="single"/>
-          </w:rPr>
-          <w:t>太5:7</w:t>
-        </w:r>
-      </w:hyperlink>
-      <w:r>
-        <w:rPr>
-          <w:lang w:val="zh_TW" w:bidi="zh_TW"/>
-        </w:rPr>
-        <w:t>，</w:t>
-      </w:r>
-      <w:hyperlink r:id="rId72">
-        <w:r>
-          <w:rPr>
-            <w:lang w:val="zh_TW" w:bidi="zh_TW"/>
-          </w:rPr>
-          <w:rPr>
-            <w:color w:val="0000EE"/>
-            <w:u w:val="single"/>
-          </w:rPr>
-          <w:t>9:13</w:t>
-        </w:r>
-      </w:hyperlink>
-      <w:r>
-        <w:rPr>
-          <w:lang w:val="zh_TW" w:bidi="zh_TW"/>
-        </w:rPr>
-        <w:t>，</w:t>
-      </w:r>
-      <w:hyperlink r:id="rId74">
-        <w:r>
-          <w:rPr>
-            <w:lang w:val="zh_TW" w:bidi="zh_TW"/>
-          </w:rPr>
-          <w:rPr>
-            <w:color w:val="0000EE"/>
-            <w:u w:val="single"/>
-          </w:rPr>
-          <w:t>12:7</w:t>
-        </w:r>
-      </w:hyperlink>
-      <w:r>
-        <w:rPr>
-          <w:lang w:val="zh_TW" w:bidi="zh_TW"/>
-        </w:rPr>
-        <w:t>，</w:t>
-      </w:r>
-      <w:hyperlink r:id="rId75">
-        <w:r>
-          <w:rPr>
-            <w:lang w:val="zh_TW" w:bidi="zh_TW"/>
-          </w:rPr>
-          <w:rPr>
-            <w:color w:val="0000EE"/>
-            <w:u w:val="single"/>
-          </w:rPr>
-          <w:t>23:23</w:t>
-        </w:r>
-      </w:hyperlink>
-      <w:r>
-        <w:rPr>
-          <w:lang w:val="zh_TW" w:bidi="zh_TW"/>
-        </w:rPr>
-        <w:t>；</w:t>
-      </w:r>
-      <w:hyperlink r:id="rId76">
-        <w:r>
-          <w:rPr>
-            <w:lang w:val="zh_TW" w:bidi="zh_TW"/>
-          </w:rPr>
-          <w:rPr>
-            <w:color w:val="0000EE"/>
-            <w:u w:val="single"/>
-          </w:rPr>
-          <w:t>路6:36</w:t>
-        </w:r>
-      </w:hyperlink>
-      <w:r>
-        <w:rPr>
-          <w:lang w:val="zh_TW" w:bidi="zh_TW"/>
-        </w:rPr>
-        <w:t>，</w:t>
-      </w:r>
-      <w:hyperlink r:id="rId77">
-        <w:r>
-          <w:rPr>
-            <w:lang w:val="zh_TW" w:bidi="zh_TW"/>
-          </w:rPr>
-          <w:rPr>
-            <w:color w:val="0000EE"/>
-            <w:u w:val="single"/>
-          </w:rPr>
-          <w:t>10:37</w:t>
-        </w:r>
-      </w:hyperlink>
-      <w:r>
-        <w:rPr>
-          <w:lang w:val="zh_TW" w:bidi="zh_TW"/>
-        </w:rPr>
-        <w:t>；</w:t>
-      </w:r>
-      <w:hyperlink r:id="rId78">
-        <w:r>
-          <w:rPr>
-            <w:lang w:val="zh_TW" w:bidi="zh_TW"/>
-          </w:rPr>
-          <w:rPr>
-            <w:color w:val="0000EE"/>
-            <w:u w:val="single"/>
-          </w:rPr>
-          <w:t>雅3:17</w:t>
-        </w:r>
-      </w:hyperlink>
-      <w:r>
-        <w:rPr>
-          <w:lang w:val="zh_TW" w:bidi="zh_TW"/>
-        </w:rPr>
-        <w:t>）。祂的來臨是在憐憫的背景下被期待和宣告的，這憐憫將成為祂使命的標誌（</w:t>
-      </w:r>
-      <w:hyperlink r:id="rId59">
-        <w:r>
-          <w:rPr>
-            <w:lang w:val="zh_TW" w:bidi="zh_TW"/>
-          </w:rPr>
-          <w:rPr>
-            <w:color w:val="0000EE"/>
-            <w:u w:val="single"/>
-          </w:rPr>
-          <w:t>路1:50、54、72、78</w:t>
-        </w:r>
-      </w:hyperlink>
-      <w:r>
-        <w:rPr>
-          <w:lang w:val="zh_TW" w:bidi="zh_TW"/>
-        </w:rPr>
-        <w:t>）。</w:t>
+          <w:i/>
+          <w:lang w:val="zh_TW" w:bidi="zh_TW"/>
+        </w:rPr>
+        <w:t xml:space="preserve">另見 </w:t>
+      </w:r>
+      <w:r>
+        <w:rPr>
+          <w:lang w:val="zh_TW" w:bidi="zh_TW"/>
+        </w:rPr>
+        <w:t>雅各 #1</w:t>
+      </w:r>
+      <w:r>
+        <w:rPr>
+          <w:lang w:val="zh_TW" w:bidi="zh_TW"/>
+        </w:rPr>
+        <w:t>。</w:t>
+      </w:r>
+      <w:r>
+        <w:rPr>
+          <w:lang w:val="zh_TW" w:bidi="zh_TW"/>
+        </w:rPr>
+      </w:r>
+      <w:r>
+        <w:rPr>
+          <w:lang w:val="zh_TW" w:bidi="zh_TW"/>
+        </w:rPr>
       </w:r>
     </w:p>
     <w:p>
@@ -1619,65 +636,21 @@
           <w:lang w:val="zh_TW" w:bidi="zh_TW"/>
         </w:rPr>
       </w:r>
-      <w:r>
-        <w:rPr>
-          <w:lang w:val="zh_TW" w:bidi="zh_TW"/>
-        </w:rPr>
-        <w:t>基督徒群體的成員應當彼此憐憫，實際地關心彼此。正如基督在他們需要時，白白地給予他們一樣，他們也應該彼此幫助、救濟、愛護並安慰對方。使徒雅各教導這樣的善行是信心的本質所在（</w:t>
-      </w:r>
-      <w:hyperlink r:id="rId79">
-        <w:r>
-          <w:rPr>
-            <w:lang w:val="zh_TW" w:bidi="zh_TW"/>
-          </w:rPr>
-          <w:rPr>
-            <w:color w:val="0000EE"/>
-            <w:u w:val="single"/>
-          </w:rPr>
-          <w:t>雅2:14–26</w:t>
-        </w:r>
-      </w:hyperlink>
-      <w:r>
-        <w:rPr>
-          <w:lang w:val="zh_TW" w:bidi="zh_TW"/>
-        </w:rPr>
-        <w:t>）。好撒馬利亞人對那位被打劫且受傷之人的憐憫，正是主特別表揚的（</w:t>
-      </w:r>
-      <w:hyperlink r:id="rId80">
-        <w:r>
-          <w:rPr>
-            <w:lang w:val="zh_TW" w:bidi="zh_TW"/>
-          </w:rPr>
-          <w:rPr>
-            <w:color w:val="0000EE"/>
-            <w:u w:val="single"/>
-          </w:rPr>
-          <w:t>路10:36–37</w:t>
-        </w:r>
-      </w:hyperlink>
-      <w:r>
-        <w:rPr>
-          <w:lang w:val="zh_TW" w:bidi="zh_TW"/>
-        </w:rPr>
-        <w:t>）。充滿憐憫是天國子民的一個顯著美德（</w:t>
-      </w:r>
-      <w:hyperlink r:id="rId73">
-        <w:r>
-          <w:rPr>
-            <w:lang w:val="zh_TW" w:bidi="zh_TW"/>
-          </w:rPr>
-          <w:rPr>
-            <w:color w:val="0000EE"/>
-            <w:u w:val="single"/>
-          </w:rPr>
-          <w:t>太5:7</w:t>
-        </w:r>
-      </w:hyperlink>
-      <w:r>
-        <w:rPr>
-          <w:lang w:val="zh_TW" w:bidi="zh_TW"/>
-        </w:rPr>
-        <w:t>）。</w:t>
+    </w:p>
+    <w:p>
+      <w:pPr>
+        <w:pStyle w:val="Heading2"/>
+      </w:pPr>
+      <w:r>
+        <w:rPr>
+          <w:lang w:val="zh_TW" w:bidi="zh_TW"/>
+        </w:rPr>
+        <w:t>拉比</w:t>
+      </w:r>
+      <w:r>
+        <w:rPr>
+          <w:lang w:val="zh_TW" w:bidi="zh_TW"/>
+        </w:rPr>
       </w:r>
     </w:p>
     <w:p>
@@ -1689,40 +662,927 @@
       </w:r>
       <w:r>
         <w:rPr>
+          <w:lang w:val="zh_TW" w:bidi="zh_TW"/>
+        </w:rPr>
+        <w:t>一種尊稱，意思是「我的大人」或「在我之上者」。猶太人在耶穌的時代用這個稱號來稱呼他們的宗教教師。</w:t>
+      </w:r>
+    </w:p>
+    <w:p>
+      <w:pPr/>
+      <w:r>
+        <w:rPr>
+          <w:lang w:val="zh_TW" w:bidi="zh_TW"/>
+        </w:rPr>
+      </w:r>
+      <w:r>
+        <w:rPr>
+          <w:lang w:val="zh_TW" w:bidi="zh_TW"/>
+        </w:rPr>
+        <w:t>根據</w:t>
+      </w:r>
+      <w:hyperlink r:id="rId25">
+        <w:r>
+          <w:rPr>
+            <w:lang w:val="zh_TW" w:bidi="zh_TW"/>
+          </w:rPr>
+          <w:rPr>
+            <w:color w:val="0000EE"/>
+            <w:u w:val="single"/>
+          </w:rPr>
+          <w:t>馬太福音二十三章7節</w:t>
+        </w:r>
+      </w:hyperlink>
+      <w:r>
+        <w:rPr>
+          <w:lang w:val="zh_TW" w:bidi="zh_TW"/>
+        </w:rPr>
+        <w:t>，「拉比」是用於稱呼猶太文士和法利賽人的頭銜。然而，在新約聖經中，當其他人對耶穌說話時，它最常用作尊稱。在福音書中的許多故事中，人們都稱呼耶穌為「拉比」。比如：</w:t>
+      </w:r>
+    </w:p>
+    <w:p>
+      <w:pPr>
+        <w:pStyle w:val="ListBullet"/>
+        <w:spacing w:line="240" w:lineRule="auto"/>
+        <w:ind w:left="720"/>
+      </w:pPr>
+      <w:r>
+        <w:rPr>
+          <w:lang w:val="zh_TW" w:bidi="zh_TW"/>
+        </w:rPr>
+      </w:r>
+      <w:hyperlink r:id="rId26">
+        <w:r>
+          <w:rPr>
+            <w:lang w:val="zh_TW" w:bidi="zh_TW"/>
+          </w:rPr>
+          <w:rPr>
+            <w:color w:val="0000EE"/>
+            <w:u w:val="single"/>
+          </w:rPr>
+          <w:t>約翰福音一章49節</w:t>
+        </w:r>
+      </w:hyperlink>
+      <w:r>
+        <w:rPr>
+          <w:lang w:val="zh_TW" w:bidi="zh_TW"/>
+        </w:rPr>
+        <w:t>中的拿但業</w:t>
+      </w:r>
+    </w:p>
+    <w:p>
+      <w:pPr>
+        <w:pStyle w:val="ListBullet"/>
+        <w:spacing w:line="240" w:lineRule="auto"/>
+        <w:ind w:left="720"/>
+      </w:pPr>
+      <w:r>
+        <w:rPr>
+          <w:lang w:val="zh_TW" w:bidi="zh_TW"/>
+        </w:rPr>
+      </w:r>
+      <w:hyperlink r:id="rId27">
+        <w:r>
+          <w:rPr>
+            <w:lang w:val="zh_TW" w:bidi="zh_TW"/>
+          </w:rPr>
+          <w:rPr>
+            <w:color w:val="0000EE"/>
+            <w:u w:val="single"/>
+          </w:rPr>
+          <w:t>約翰福音一章38節</w:t>
+        </w:r>
+      </w:hyperlink>
+      <w:r>
+        <w:rPr>
+          <w:lang w:val="zh_TW" w:bidi="zh_TW"/>
+        </w:rPr>
+        <w:t>中的彼得和安得烈</w:t>
+      </w:r>
+    </w:p>
+    <w:p>
+      <w:pPr>
+        <w:pStyle w:val="ListBullet"/>
+        <w:spacing w:line="240" w:lineRule="auto"/>
+        <w:ind w:left="720"/>
+      </w:pPr>
+      <w:r>
+        <w:rPr>
+          <w:lang w:val="zh_TW" w:bidi="zh_TW"/>
+        </w:rPr>
+      </w:r>
+      <w:hyperlink r:id="rId28">
+        <w:r>
+          <w:rPr>
+            <w:lang w:val="zh_TW" w:bidi="zh_TW"/>
+          </w:rPr>
+          <w:rPr>
+            <w:color w:val="0000EE"/>
+            <w:u w:val="single"/>
+          </w:rPr>
+          <w:t>約翰福音三章2節</w:t>
+        </w:r>
+      </w:hyperlink>
+      <w:r>
+        <w:rPr>
+          <w:lang w:val="zh_TW" w:bidi="zh_TW"/>
+        </w:rPr>
+        <w:t>中的尼哥德慕</w:t>
+      </w:r>
+    </w:p>
+    <w:p>
+      <w:pPr>
+        <w:pStyle w:val="ListBullet"/>
+        <w:spacing w:line="240" w:lineRule="auto"/>
+        <w:ind w:left="720"/>
+      </w:pPr>
+      <w:r>
+        <w:rPr>
+          <w:lang w:val="zh_TW" w:bidi="zh_TW"/>
+        </w:rPr>
+      </w:r>
+      <w:hyperlink r:id="rId29">
+        <w:r>
+          <w:rPr>
+            <w:lang w:val="zh_TW" w:bidi="zh_TW"/>
+          </w:rPr>
+          <w:rPr>
+            <w:color w:val="0000EE"/>
+            <w:u w:val="single"/>
+          </w:rPr>
+          <w:t>約翰福音九章2節</w:t>
+        </w:r>
+      </w:hyperlink>
+      <w:r>
+        <w:rPr>
+          <w:lang w:val="zh_TW" w:bidi="zh_TW"/>
+        </w:rPr>
+        <w:t>，</w:t>
+      </w:r>
+      <w:hyperlink r:id="rId30">
+        <w:r>
+          <w:rPr>
+            <w:lang w:val="zh_TW" w:bidi="zh_TW"/>
+          </w:rPr>
+          <w:rPr>
+            <w:color w:val="0000EE"/>
+            <w:u w:val="single"/>
+          </w:rPr>
+          <w:t>十一章8節</w:t>
+        </w:r>
+      </w:hyperlink>
+      <w:r>
+        <w:rPr>
+          <w:lang w:val="zh_TW" w:bidi="zh_TW"/>
+        </w:rPr>
+        <w:t>中的門徒（群體）</w:t>
+      </w:r>
+    </w:p>
+    <w:p>
+      <w:pPr>
+        <w:pStyle w:val="ListBullet"/>
+        <w:spacing w:line="240" w:lineRule="auto"/>
+        <w:ind w:left="720"/>
+      </w:pPr>
+      <w:r>
+        <w:rPr>
+          <w:lang w:val="zh_TW" w:bidi="zh_TW"/>
+        </w:rPr>
+      </w:r>
+      <w:hyperlink r:id="rId31">
+        <w:r>
+          <w:rPr>
+            <w:lang w:val="zh_TW" w:bidi="zh_TW"/>
+          </w:rPr>
+          <w:rPr>
+            <w:color w:val="0000EE"/>
+            <w:u w:val="single"/>
+          </w:rPr>
+          <w:t>約翰福音六章25節</w:t>
+        </w:r>
+      </w:hyperlink>
+      <w:r>
+        <w:rPr>
+          <w:lang w:val="zh_TW" w:bidi="zh_TW"/>
+        </w:rPr>
+        <w:t>中的群眾</w:t>
+      </w:r>
+    </w:p>
+    <w:p>
+      <w:pPr/>
+      <w:r>
+        <w:rPr>
+          <w:lang w:val="zh_TW" w:bidi="zh_TW"/>
+        </w:rPr>
+      </w:r>
+      <w:r>
+        <w:rPr>
+          <w:lang w:val="zh_TW" w:bidi="zh_TW"/>
+        </w:rPr>
+        <w:t>抹大拉的馬利亞和盲人巴底買都使用較長的形式「拉波尼」來直接稱呼耶穌（</w:t>
+      </w:r>
+      <w:hyperlink r:id="rId32">
+        <w:r>
+          <w:rPr>
+            <w:lang w:val="zh_TW" w:bidi="zh_TW"/>
+          </w:rPr>
+          <w:rPr>
+            <w:color w:val="0000EE"/>
+            <w:u w:val="single"/>
+          </w:rPr>
+          <w:t>馬可福音10:51</w:t>
+        </w:r>
+      </w:hyperlink>
+      <w:r>
+        <w:rPr>
+          <w:lang w:val="zh_TW" w:bidi="zh_TW"/>
+        </w:rPr>
+        <w:t>；</w:t>
+      </w:r>
+      <w:hyperlink r:id="rId33">
+        <w:r>
+          <w:rPr>
+            <w:lang w:val="zh_TW" w:bidi="zh_TW"/>
+          </w:rPr>
+          <w:rPr>
+            <w:color w:val="0000EE"/>
+            <w:u w:val="single"/>
+          </w:rPr>
+          <w:t>約翰福音20:16</w:t>
+        </w:r>
+      </w:hyperlink>
+      <w:r>
+        <w:rPr>
+          <w:lang w:val="zh_TW" w:bidi="zh_TW"/>
+        </w:rPr>
+        <w:t>）。這比使用較短的稱呼「拉比」更表現出深刻的尊敬。在約翰福音書寫成的時候，「拉比」這個稱呼的意思是「老師」。約翰在</w:t>
+      </w:r>
+      <w:hyperlink r:id="rId27">
+        <w:r>
+          <w:rPr>
+            <w:lang w:val="zh_TW" w:bidi="zh_TW"/>
+          </w:rPr>
+          <w:rPr>
+            <w:color w:val="0000EE"/>
+            <w:u w:val="single"/>
+          </w:rPr>
+          <w:t>一章38節</w:t>
+        </w:r>
+      </w:hyperlink>
+      <w:r>
+        <w:rPr>
+          <w:lang w:val="zh_TW" w:bidi="zh_TW"/>
+        </w:rPr>
+        <w:t>中明確指出這一點，並在</w:t>
+      </w:r>
+      <w:hyperlink r:id="rId28">
+        <w:r>
+          <w:rPr>
+            <w:lang w:val="zh_TW" w:bidi="zh_TW"/>
+          </w:rPr>
+          <w:rPr>
+            <w:color w:val="0000EE"/>
+            <w:u w:val="single"/>
+          </w:rPr>
+          <w:t>三章2節</w:t>
+        </w:r>
+      </w:hyperlink>
+      <w:r>
+        <w:rPr>
+          <w:lang w:val="zh_TW" w:bidi="zh_TW"/>
+        </w:rPr>
+        <w:t>中暗示了這一點。</w:t>
+      </w:r>
+    </w:p>
+    <w:p>
+      <w:pPr/>
+      <w:r>
+        <w:rPr>
+          <w:lang w:val="zh_TW" w:bidi="zh_TW"/>
+        </w:rPr>
+      </w:r>
+      <w:r>
+        <w:rPr>
+          <w:lang w:val="zh_TW" w:bidi="zh_TW"/>
+        </w:rPr>
+        <w:t>耶穌譴責文士和法利賽人因這個稱呼而驕傲，他們堅持人們在公共場合稱呼他們「拉比」（</w:t>
+      </w:r>
+      <w:hyperlink r:id="rId34">
+        <w:r>
+          <w:rPr>
+            <w:lang w:val="zh_TW" w:bidi="zh_TW"/>
+          </w:rPr>
+          <w:rPr>
+            <w:color w:val="0000EE"/>
+            <w:u w:val="single"/>
+          </w:rPr>
+          <w:t>馬太福音23:7–8</w:t>
+        </w:r>
+      </w:hyperlink>
+      <w:r>
+        <w:rPr>
+          <w:lang w:val="zh_TW" w:bidi="zh_TW"/>
+        </w:rPr>
+        <w:t>）。耶穌禁止他的門徒使用這個稱呼，說：「</w:t>
+      </w:r>
+      <w:r>
+        <w:rPr>
+          <w:lang w:val="zh_TW" w:bidi="zh_TW"/>
+        </w:rPr>
+        <w:t>你們不要受拉比的稱呼</w:t>
+      </w:r>
+      <w:r>
+        <w:rPr>
+          <w:lang w:val="zh_TW" w:bidi="zh_TW"/>
+        </w:rPr>
+        <w:t>。」耶穌並未禁止合理使用這個稱呼，但拒絕驕傲地尋求與之相關的榮譽。當人們以敬畏的方式使用耶穌的稱呼時，並未受到責備。</w:t>
+      </w:r>
+      <w:r>
+        <w:rPr>
+          <w:lang w:val="zh_TW" w:bidi="zh_TW"/>
+        </w:rPr>
+      </w:r>
+      <w:r>
+        <w:rPr>
+          <w:lang w:val="zh_TW" w:bidi="zh_TW"/>
+        </w:rPr>
+      </w:r>
+    </w:p>
+    <w:p>
+      <w:pPr/>
+      <w:r>
+        <w:rPr>
+          <w:lang w:val="zh_TW" w:bidi="zh_TW"/>
+        </w:rPr>
+      </w:r>
+    </w:p>
+    <w:p>
+      <w:pPr>
+        <w:pStyle w:val="Heading2"/>
+      </w:pPr>
+      <w:r>
+        <w:rPr>
+          <w:lang w:val="zh_TW" w:bidi="zh_TW"/>
+        </w:rPr>
+        <w:t>拉波尼</w:t>
+      </w:r>
+      <w:r>
+        <w:rPr>
+          <w:lang w:val="zh_TW" w:bidi="zh_TW"/>
+        </w:rPr>
+      </w:r>
+    </w:p>
+    <w:p>
+      <w:pPr/>
+      <w:r>
+        <w:rPr>
+          <w:lang w:val="zh_TW" w:bidi="zh_TW"/>
+        </w:rPr>
+      </w:r>
+      <w:r>
+        <w:rPr>
+          <w:lang w:val="zh_TW" w:bidi="zh_TW"/>
+        </w:rPr>
+        <w:t>尊稱</w:t>
+      </w:r>
+      <w:r>
+        <w:rPr>
           <w:i/>
           <w:lang w:val="zh_TW" w:bidi="zh_TW"/>
         </w:rPr>
+        <w:t>拉比</w:t>
+      </w:r>
+      <w:r>
+        <w:rPr>
+          <w:lang w:val="zh_TW" w:bidi="zh_TW"/>
+        </w:rPr>
+        <w:t>的變體，意思是「我偉大的那一位」或「我至上的那一位」。這個稱謂是用來稱呼老師的。拉波尼僅用於</w:t>
+      </w:r>
+      <w:hyperlink r:id="rId32">
+        <w:r>
+          <w:rPr>
+            <w:lang w:val="zh_TW" w:bidi="zh_TW"/>
+          </w:rPr>
+          <w:rPr>
+            <w:color w:val="0000EE"/>
+            <w:u w:val="single"/>
+          </w:rPr>
+          <w:t>馬可福音十章51節</w:t>
+        </w:r>
+      </w:hyperlink>
+      <w:r>
+        <w:rPr>
+          <w:lang w:val="zh_TW" w:bidi="zh_TW"/>
+        </w:rPr>
+        <w:t>和</w:t>
+      </w:r>
+      <w:hyperlink r:id="rId33">
+        <w:r>
+          <w:rPr>
+            <w:lang w:val="zh_TW" w:bidi="zh_TW"/>
+          </w:rPr>
+          <w:rPr>
+            <w:color w:val="0000EE"/>
+            <w:u w:val="single"/>
+          </w:rPr>
+          <w:t>約翰福音二十章16節</w:t>
+        </w:r>
+      </w:hyperlink>
+      <w:r>
+        <w:rPr>
+          <w:lang w:val="zh_TW" w:bidi="zh_TW"/>
+        </w:rPr>
+        <w:t>。</w:t>
+      </w:r>
+      <w:r>
+        <w:rPr>
+          <w:i/>
+          <w:lang w:val="zh_TW" w:bidi="zh_TW"/>
+        </w:rPr>
+        <w:t>見</w:t>
+      </w:r>
+      <w:r>
+        <w:rPr>
+          <w:lang w:val="zh_TW" w:bidi="zh_TW"/>
+        </w:rPr>
+        <w:t>拉比</w:t>
+      </w:r>
+      <w:r>
+        <w:rPr>
+          <w:lang w:val="zh_TW" w:bidi="zh_TW"/>
+        </w:rPr>
+        <w:t>。</w:t>
+      </w:r>
+      <w:r>
+        <w:rPr>
+          <w:lang w:val="zh_TW" w:bidi="zh_TW"/>
+        </w:rPr>
+      </w:r>
+      <w:r>
+        <w:rPr>
+          <w:lang w:val="zh_TW" w:bidi="zh_TW"/>
+        </w:rPr>
+      </w:r>
+    </w:p>
+    <w:p>
+      <w:pPr/>
+      <w:r>
+        <w:rPr>
+          <w:lang w:val="zh_TW" w:bidi="zh_TW"/>
+        </w:rPr>
+      </w:r>
+    </w:p>
+    <w:p>
+      <w:pPr>
+        <w:pStyle w:val="Heading2"/>
+      </w:pPr>
+      <w:r>
+        <w:rPr>
+          <w:lang w:val="zh_TW" w:bidi="zh_TW"/>
+        </w:rPr>
+        <w:t>拉海‧萊 （Lahai-Roi）</w:t>
+      </w:r>
+      <w:r>
+        <w:rPr>
+          <w:lang w:val="zh_TW" w:bidi="zh_TW"/>
+        </w:rPr>
+      </w:r>
+    </w:p>
+    <w:p>
+      <w:pPr/>
+      <w:r>
+        <w:rPr>
+          <w:lang w:val="zh_TW" w:bidi="zh_TW"/>
+        </w:rPr>
+      </w:r>
+      <w:r>
+        <w:rPr>
+          <w:lang w:val="zh_TW" w:bidi="zh_TW"/>
+        </w:rPr>
+        <w:t>這是某英文譯本對庇耳‧拉海‧萊（Beer-lahai-roi）的拼寫形式。這個名稱指的是一口井，記載於</w:t>
+      </w:r>
+      <w:hyperlink r:id="rId35">
+        <w:r>
+          <w:rPr>
+            <w:lang w:val="zh_TW" w:bidi="zh_TW"/>
+          </w:rPr>
+          <w:rPr>
+            <w:color w:val="0000EE"/>
+            <w:u w:val="single"/>
+          </w:rPr>
+          <w:t>創世記二十四章62節</w:t>
+        </w:r>
+      </w:hyperlink>
+      <w:r>
+        <w:rPr>
+          <w:lang w:val="zh_TW" w:bidi="zh_TW"/>
+        </w:rPr>
+        <w:t>和</w:t>
+      </w:r>
+      <w:hyperlink r:id="rId36">
+        <w:r>
+          <w:rPr>
+            <w:lang w:val="zh_TW" w:bidi="zh_TW"/>
+          </w:rPr>
+          <w:rPr>
+            <w:color w:val="0000EE"/>
+            <w:u w:val="single"/>
+          </w:rPr>
+          <w:t>二十五章11節</w:t>
+        </w:r>
+      </w:hyperlink>
+      <w:r>
+        <w:rPr>
+          <w:lang w:val="zh_TW" w:bidi="zh_TW"/>
+        </w:rPr>
+        <w:t>。</w:t>
+      </w:r>
+    </w:p>
+    <w:p>
+      <w:pPr/>
+      <w:r>
+        <w:rPr>
+          <w:lang w:val="zh_TW" w:bidi="zh_TW"/>
+        </w:rPr>
+      </w:r>
+      <w:r>
+        <w:rPr>
+          <w:i/>
+          <w:lang w:val="zh_TW" w:bidi="zh_TW"/>
+        </w:rPr>
+        <w:t xml:space="preserve">見 </w:t>
+      </w:r>
+      <w:r>
+        <w:rPr>
+          <w:lang w:val="zh_TW" w:bidi="zh_TW"/>
+        </w:rPr>
+        <w:t>庇耳‧拉海‧萊</w:t>
+      </w:r>
+      <w:r>
+        <w:rPr>
+          <w:lang w:val="zh_TW" w:bidi="zh_TW"/>
+        </w:rPr>
+        <w:t>。</w:t>
+      </w:r>
+      <w:r>
+        <w:rPr>
+          <w:lang w:val="zh_TW" w:bidi="zh_TW"/>
+        </w:rPr>
+      </w:r>
+      <w:r>
+        <w:rPr>
+          <w:lang w:val="zh_TW" w:bidi="zh_TW"/>
+        </w:rPr>
+      </w:r>
+    </w:p>
+    <w:p>
+      <w:pPr/>
+      <w:r>
+        <w:rPr>
+          <w:lang w:val="zh_TW" w:bidi="zh_TW"/>
+        </w:rPr>
+      </w:r>
+    </w:p>
+    <w:p>
+      <w:pPr>
+        <w:pStyle w:val="Heading2"/>
+      </w:pPr>
+      <w:r>
+        <w:rPr>
+          <w:lang w:val="zh_TW" w:bidi="zh_TW"/>
+        </w:rPr>
+        <w:t>拉麥</w:t>
+      </w:r>
+      <w:r>
+        <w:rPr>
+          <w:lang w:val="zh_TW" w:bidi="zh_TW"/>
+        </w:rPr>
+      </w:r>
+    </w:p>
+    <w:p>
+      <w:pPr>
+        <w:pStyle w:val="ListNumber"/>
+        <w:numPr>
+          <w:ilvl w:val="0"/>
+          <w:numId w:val="14"/>
+        </w:numPr>
+        <w:spacing w:line="240" w:lineRule="auto"/>
+        <w:ind w:left="720"/>
+      </w:pPr>
+      <w:r>
+        <w:rPr>
+          <w:lang w:val="zh_TW" w:bidi="zh_TW"/>
+        </w:rPr>
+      </w:r>
+      <w:r>
+        <w:rPr>
+          <w:lang w:val="zh_TW" w:bidi="zh_TW"/>
+        </w:rPr>
+        <w:t>瑪土撒利的兒子，該隱的後裔，亞大和洗拉的丈夫。</w:t>
+        <w:br/>
+      </w:r>
+      <w:r>
+        <w:rPr>
+          <w:lang w:val="zh_TW" w:bidi="zh_TW"/>
+        </w:rPr>
+        <w:t>拉麥與亞大所生的兒子是：</w:t>
+      </w:r>
+    </w:p>
+    <w:p>
+      <w:pPr>
+        <w:pStyle w:val="ListBullet"/>
+        <w:spacing w:line="240" w:lineRule="auto"/>
+        <w:ind w:left="1440"/>
+      </w:pPr>
+      <w:r>
+        <w:rPr>
+          <w:lang w:val="zh_TW" w:bidi="zh_TW"/>
+        </w:rPr>
+      </w:r>
+      <w:r>
+        <w:rPr>
+          <w:lang w:val="zh_TW" w:bidi="zh_TW"/>
+        </w:rPr>
+        <w:t>雅八，「住帳棚、牧養牲畜之人的祖師」</w:t>
+      </w:r>
+    </w:p>
+    <w:p>
+      <w:pPr>
+        <w:pStyle w:val="ListBullet"/>
+        <w:spacing w:line="240" w:lineRule="auto"/>
+        <w:ind w:left="1440"/>
+      </w:pPr>
+      <w:r>
+        <w:rPr>
+          <w:lang w:val="zh_TW" w:bidi="zh_TW"/>
+        </w:rPr>
+      </w:r>
+      <w:r>
+        <w:rPr>
+          <w:lang w:val="zh_TW" w:bidi="zh_TW"/>
+        </w:rPr>
+        <w:t>猶八，「一切彈琴吹簫之人的祖師」</w:t>
+      </w:r>
+    </w:p>
+    <w:p>
+      <w:pPr/>
+      <w:r>
+        <w:rPr>
+          <w:lang w:val="zh_TW" w:bidi="zh_TW"/>
+        </w:rPr>
+      </w:r>
+      <w:r>
+        <w:rPr>
+          <w:lang w:val="zh_TW" w:bidi="zh_TW"/>
+        </w:rPr>
+        <w:t>他與洗拉所生的兒女是：</w:t>
+      </w:r>
+    </w:p>
+    <w:p>
+      <w:pPr>
+        <w:pStyle w:val="ListBullet"/>
+        <w:spacing w:line="240" w:lineRule="auto"/>
+        <w:ind w:left="1440"/>
+      </w:pPr>
+      <w:r>
+        <w:rPr>
+          <w:lang w:val="zh_TW" w:bidi="zh_TW"/>
+        </w:rPr>
+      </w:r>
+      <w:r>
+        <w:rPr>
+          <w:lang w:val="zh_TW" w:bidi="zh_TW"/>
+        </w:rPr>
+        <w:t>土八‧該隱，「打造各樣銅鐵利器的」</w:t>
+      </w:r>
+    </w:p>
+    <w:p>
+      <w:pPr>
+        <w:pStyle w:val="ListBullet"/>
+        <w:spacing w:line="240" w:lineRule="auto"/>
+        <w:ind w:left="1440"/>
+      </w:pPr>
+      <w:r>
+        <w:rPr>
+          <w:lang w:val="zh_TW" w:bidi="zh_TW"/>
+        </w:rPr>
+      </w:r>
+      <w:r>
+        <w:rPr>
+          <w:lang w:val="zh_TW" w:bidi="zh_TW"/>
+        </w:rPr>
+        <w:t>拿瑪（</w:t>
+      </w:r>
+      <w:hyperlink r:id="rId37">
+        <w:r>
+          <w:rPr>
+            <w:lang w:val="zh_TW" w:bidi="zh_TW"/>
+          </w:rPr>
+          <w:rPr>
+            <w:color w:val="0000EE"/>
+            <w:u w:val="single"/>
+          </w:rPr>
+          <w:t>創4:18–22</w:t>
+        </w:r>
+      </w:hyperlink>
+      <w:r>
+        <w:rPr>
+          <w:lang w:val="zh_TW" w:bidi="zh_TW"/>
+        </w:rPr>
+        <w:t>）</w:t>
+      </w:r>
+    </w:p>
+    <w:p>
+      <w:pPr/>
+      <w:r>
+        <w:rPr>
+          <w:lang w:val="zh_TW" w:bidi="zh_TW"/>
+        </w:rPr>
+      </w:r>
+      <w:r>
+        <w:rPr>
+          <w:lang w:val="zh_TW" w:bidi="zh_TW"/>
+        </w:rPr>
+        <w:t>創世記較早的章節記載，拉麥的兒女象徵畜牧、音樂與金屬工藝的起源。拉麥的歌（</w:t>
+      </w:r>
+      <w:hyperlink r:id="rId38">
+        <w:r>
+          <w:rPr>
+            <w:lang w:val="zh_TW" w:bidi="zh_TW"/>
+          </w:rPr>
+          <w:rPr>
+            <w:color w:val="0000EE"/>
+            <w:u w:val="single"/>
+          </w:rPr>
+          <w:t>創4:23–24</w:t>
+        </w:r>
+      </w:hyperlink>
+      <w:r>
+        <w:rPr>
+          <w:lang w:val="zh_TW" w:bidi="zh_TW"/>
+        </w:rPr>
+        <w:t>）是希伯來詩歌的早期例子。在這首歌裡，拉麥誇口自己殺了一個傷害他的人，把自己的報復與該隱殺亞伯相比（</w:t>
+      </w:r>
+      <w:hyperlink r:id="rId39">
+        <w:r>
+          <w:rPr>
+            <w:lang w:val="zh_TW" w:bidi="zh_TW"/>
+          </w:rPr>
+          <w:rPr>
+            <w:color w:val="0000EE"/>
+            <w:u w:val="single"/>
+          </w:rPr>
+          <w:t>創4:8–12</w:t>
+        </w:r>
+      </w:hyperlink>
+      <w:r>
+        <w:rPr>
+          <w:lang w:val="zh_TW" w:bidi="zh_TW"/>
+        </w:rPr>
+        <w:t>）。他說：「若殺該隱，遭報七倍，殺拉麥，必遭報七十七倍。」這首歌顯示，隨著文明發展，驕傲與暴力也隨之增長，這與耶穌關於饒恕的教導形成強烈對比──耶穌教導門徒要饒恕「七十個七次」（</w:t>
+      </w:r>
+      <w:hyperlink r:id="rId40">
+        <w:r>
+          <w:rPr>
+            <w:lang w:val="zh_TW" w:bidi="zh_TW"/>
+          </w:rPr>
+          <w:rPr>
+            <w:color w:val="0000EE"/>
+            <w:u w:val="single"/>
+          </w:rPr>
+          <w:t>太18:22</w:t>
+        </w:r>
+      </w:hyperlink>
+      <w:r>
+        <w:rPr>
+          <w:lang w:val="zh_TW" w:bidi="zh_TW"/>
+        </w:rPr>
+        <w:t>）。</w:t>
+      </w:r>
+    </w:p>
+    <w:p>
+      <w:pPr>
+        <w:pStyle w:val="ListNumber"/>
+        <w:numPr>
+          <w:ilvl w:val="0"/>
+          <w:numId w:val="15"/>
+        </w:numPr>
+        <w:spacing w:line="240" w:lineRule="auto"/>
+        <w:ind w:left="720"/>
+      </w:pPr>
+      <w:r>
+        <w:rPr>
+          <w:lang w:val="zh_TW" w:bidi="zh_TW"/>
+        </w:rPr>
+      </w:r>
+      <w:r>
+        <w:rPr>
+          <w:lang w:val="zh_TW" w:bidi="zh_TW"/>
+        </w:rPr>
+        <w:t>瑪土撒拉的兒子，挪亞的父親（</w:t>
+      </w:r>
+      <w:hyperlink r:id="rId41">
+        <w:r>
+          <w:rPr>
+            <w:lang w:val="zh_TW" w:bidi="zh_TW"/>
+          </w:rPr>
+          <w:rPr>
+            <w:color w:val="0000EE"/>
+            <w:u w:val="single"/>
+          </w:rPr>
+          <w:t>創5:25–31</w:t>
+        </w:r>
+      </w:hyperlink>
+      <w:r>
+        <w:rPr>
+          <w:lang w:val="zh_TW" w:bidi="zh_TW"/>
+        </w:rPr>
+        <w:t>；</w:t>
+      </w:r>
+      <w:hyperlink r:id="rId42">
+        <w:r>
+          <w:rPr>
+            <w:lang w:val="zh_TW" w:bidi="zh_TW"/>
+          </w:rPr>
+          <w:rPr>
+            <w:color w:val="0000EE"/>
+            <w:u w:val="single"/>
+          </w:rPr>
+          <w:t>代上1:3</w:t>
+        </w:r>
+      </w:hyperlink>
+      <w:r>
+        <w:rPr>
+          <w:lang w:val="zh_TW" w:bidi="zh_TW"/>
+        </w:rPr>
+        <w:t>）。挪亞出生時，拉麥盼望這孩子能使人類從降在亞當身上的咒詛中得著安慰（</w:t>
+      </w:r>
+      <w:hyperlink r:id="rId43">
+        <w:r>
+          <w:rPr>
+            <w:lang w:val="zh_TW" w:bidi="zh_TW"/>
+          </w:rPr>
+          <w:rPr>
+            <w:color w:val="0000EE"/>
+            <w:u w:val="single"/>
+          </w:rPr>
+          <w:t>創5:29</w:t>
+        </w:r>
+      </w:hyperlink>
+      <w:r>
+        <w:rPr>
+          <w:lang w:val="zh_TW" w:bidi="zh_TW"/>
+        </w:rPr>
+        <w:t>；參</w:t>
+      </w:r>
+      <w:hyperlink r:id="rId44">
+        <w:r>
+          <w:rPr>
+            <w:lang w:val="zh_TW" w:bidi="zh_TW"/>
+          </w:rPr>
+          <w:rPr>
+            <w:color w:val="0000EE"/>
+            <w:u w:val="single"/>
+          </w:rPr>
+          <w:t>創3:17</w:t>
+        </w:r>
+      </w:hyperlink>
+      <w:r>
+        <w:rPr>
+          <w:lang w:val="zh_TW" w:bidi="zh_TW"/>
+        </w:rPr>
+        <w:t>）。他活到777歲，是洪水發生前壽命最長的人之一。死海古卷記載拉麥與他父親瑪土撒拉之間的長篇對話。記載於</w:t>
+      </w:r>
+      <w:hyperlink r:id="rId45">
+        <w:r>
+          <w:rPr>
+            <w:lang w:val="zh_TW" w:bidi="zh_TW"/>
+          </w:rPr>
+          <w:rPr>
+            <w:color w:val="0000EE"/>
+            <w:u w:val="single"/>
+          </w:rPr>
+          <w:t>路加福音三章36節</w:t>
+        </w:r>
+      </w:hyperlink>
+      <w:r>
+        <w:rPr>
+          <w:lang w:val="zh_TW" w:bidi="zh_TW"/>
+        </w:rPr>
+        <w:t>的家譜將拉麥列為耶穌的先祖。</w:t>
+        <w:br/>
+      </w:r>
+      <w:r>
+        <w:rPr>
+          <w:i/>
+          <w:lang w:val="zh_TW" w:bidi="zh_TW"/>
+        </w:rPr>
         <w:t>另見</w:t>
       </w:r>
       <w:r>
         <w:rPr>
           <w:lang w:val="zh_TW" w:bidi="zh_TW"/>
         </w:rPr>
-        <w:t xml:space="preserve"> </w:t>
-      </w:r>
-      <w:r>
-        <w:rPr>
-          <w:lang w:val="zh_TW" w:bidi="zh_TW"/>
-        </w:rPr>
-        <w:t>神的存在與屬性；</w:t>
-      </w:r>
-      <w:r>
-        <w:rPr>
-          <w:lang w:val="zh_TW" w:bidi="zh_TW"/>
-        </w:rPr>
-        <w:t>恩典</w:t>
-      </w:r>
-      <w:r>
-        <w:rPr>
-          <w:lang w:val="zh_TW" w:bidi="zh_TW"/>
-        </w:rPr>
-        <w:t>；</w:t>
-      </w:r>
-      <w:r>
-        <w:rPr>
-          <w:lang w:val="zh_TW" w:bidi="zh_TW"/>
-        </w:rPr>
-        <w:t>愛</w:t>
+        <w:t>耶穌基督的家譜</w:t>
       </w:r>
       <w:r>
         <w:rPr>
@@ -3630,6 +3490,18 @@
   </w:num>
   <w:num w:numId="13" w16cid:durableId="592781308">
     <w:abstractNumId w:val="11"/>
+  </w:num>
+  <w:num w:numId="14">
+    <w:abstractNumId w:val="3"/>
+    <w:lvlOverride w:ilvl="0">
+      <w:startOverride w:val="1"/>
+    </w:lvlOverride>
+  </w:num>
+  <w:num w:numId="15">
+    <w:abstractNumId w:val="3"/>
+    <w:lvlOverride w:ilvl="0">
+      <w:startOverride w:val="1"/>
+    </w:lvlOverride>
   </w:num>
   <w:numIdMacAtCleanup w:val="10"/>
 </w:numbering>

--- a/zht/docx/079.content.docx
+++ b/zht/docx/079.content.docx
@@ -149,7 +149,7 @@
         <w:rPr>
           <w:lang w:val="zh_TW" w:bidi="zh_TW"/>
         </w:rPr>
-        <w:t>la</w:t>
+        <w:t>kuang</w:t>
       </w:r>
       <w:r>
         <w:rPr>
@@ -212,7 +212,7 @@
         <w:rPr>
           <w:lang w:val="zh_TW" w:bidi="zh_TW"/>
         </w:rPr>
-        <w:t>拉班（人物）</w:t>
+        <w:t>曠野</w:t>
       </w:r>
       <w:r>
         <w:rPr>
@@ -231,7 +231,7 @@
         <w:rPr>
           <w:lang w:val="zh_TW" w:bidi="zh_TW"/>
         </w:rPr>
-        <w:t>拉班是彼土利的兒子（</w:t>
+        <w:t>空曠的荒地，通常乾旱、沙質，且無法維持植物生命，例如巴勒斯坦南部的內蓋夫（Negev，又譯：南地）沙漠。曠野中常有一些局部區域可以維持有限的生命。最常見的希伯來文「曠野（desert）」一詞意為「荒野（wilderness）」，可能與一個動詞有關，意指「驅趕」，就像牧羊人驅趕羊群去放牧一樣。在新約和七十士譯本（舊約的古希臘文譯本）中常見的希臘文詞語意指一個未圈圍、未耕種的區域，野獸在其中遊蕩（</w:t>
       </w:r>
       <w:hyperlink r:id="rId13">
         <w:r>
@@ -242,32 +242,14 @@
             <w:color w:val="0000EE"/>
             <w:u w:val="single"/>
           </w:rPr>
-          <w:t>創24:24</w:t>
-        </w:r>
-      </w:hyperlink>
-      <w:r>
-        <w:rPr>
-          <w:lang w:val="zh_TW" w:bidi="zh_TW"/>
-        </w:rPr>
-        <w:t>、</w:t>
-      </w:r>
-      <w:hyperlink r:id="rId13">
-        <w:r>
-          <w:rPr>
-            <w:lang w:val="zh_TW" w:bidi="zh_TW"/>
-          </w:rPr>
-          <w:rPr>
-            <w:color w:val="0000EE"/>
-            <w:u w:val="single"/>
-          </w:rPr>
-          <w:t>29</w:t>
-        </w:r>
-      </w:hyperlink>
-      <w:r>
-        <w:rPr>
-          <w:lang w:val="zh_TW" w:bidi="zh_TW"/>
-        </w:rPr>
-        <w:t>）、利百加的哥哥（</w:t>
+          <w:t>申32:10</w:t>
+        </w:r>
+      </w:hyperlink>
+      <w:r>
+        <w:rPr>
+          <w:lang w:val="zh_TW" w:bidi="zh_TW"/>
+        </w:rPr>
+        <w:t>；</w:t>
       </w:r>
       <w:hyperlink r:id="rId14">
         <w:r>
@@ -278,32 +260,14 @@
             <w:color w:val="0000EE"/>
             <w:u w:val="single"/>
           </w:rPr>
-          <w:t>15</w:t>
-        </w:r>
-      </w:hyperlink>
-      <w:r>
-        <w:rPr>
-          <w:lang w:val="zh_TW" w:bidi="zh_TW"/>
-        </w:rPr>
-        <w:t>、</w:t>
-      </w:r>
-      <w:hyperlink r:id="rId14">
-        <w:r>
-          <w:rPr>
-            <w:lang w:val="zh_TW" w:bidi="zh_TW"/>
-          </w:rPr>
-          <w:rPr>
-            <w:color w:val="0000EE"/>
-            <w:u w:val="single"/>
-          </w:rPr>
-          <w:t>29</w:t>
-        </w:r>
-      </w:hyperlink>
-      <w:r>
-        <w:rPr>
-          <w:lang w:val="zh_TW" w:bidi="zh_TW"/>
-        </w:rPr>
-        <w:t>節）、利亞和拉結的父親（</w:t>
+          <w:t>伯24:5</w:t>
+        </w:r>
+      </w:hyperlink>
+      <w:r>
+        <w:rPr>
+          <w:lang w:val="zh_TW" w:bidi="zh_TW"/>
+        </w:rPr>
+        <w:t>）。曠野有時也是牧草地（</w:t>
       </w:r>
       <w:hyperlink r:id="rId15">
         <w:r>
@@ -314,14 +278,14 @@
             <w:color w:val="0000EE"/>
             <w:u w:val="single"/>
           </w:rPr>
-          <w:t>29:16</w:t>
-        </w:r>
-      </w:hyperlink>
-      <w:r>
-        <w:rPr>
-          <w:lang w:val="zh_TW" w:bidi="zh_TW"/>
-        </w:rPr>
-        <w:t>），也是雅各的舅舅和岳父。拉班的先祖原本住在吾珥，但他的父親彼土利被稱為巴旦‧亞蘭地的亞蘭人，拉班也被稱為亞蘭人（有英文譯本譯為Syrian，</w:t>
+          <w:t>出3:1</w:t>
+        </w:r>
+      </w:hyperlink>
+      <w:r>
+        <w:rPr>
+          <w:lang w:val="zh_TW" w:bidi="zh_TW"/>
+        </w:rPr>
+        <w:t>；</w:t>
       </w:r>
       <w:hyperlink r:id="rId16">
         <w:r>
@@ -332,14 +296,14 @@
             <w:color w:val="0000EE"/>
             <w:u w:val="single"/>
           </w:rPr>
-          <w:t>25:20</w:t>
-        </w:r>
-      </w:hyperlink>
-      <w:r>
-        <w:rPr>
-          <w:lang w:val="zh_TW" w:bidi="zh_TW"/>
-        </w:rPr>
-        <w:t>，參</w:t>
+          <w:t>詩65:12</w:t>
+        </w:r>
+      </w:hyperlink>
+      <w:r>
+        <w:rPr>
+          <w:lang w:val="zh_TW" w:bidi="zh_TW"/>
+        </w:rPr>
+        <w:t>；</w:t>
       </w:r>
       <w:hyperlink r:id="rId17">
         <w:r>
@@ -350,14 +314,32 @@
             <w:color w:val="0000EE"/>
             <w:u w:val="single"/>
           </w:rPr>
-          <w:t>28:5</w:t>
-        </w:r>
-      </w:hyperlink>
-      <w:r>
-        <w:rPr>
-          <w:lang w:val="zh_TW" w:bidi="zh_TW"/>
-        </w:rPr>
-        <w:t>）。他們的家鄉是位於敘利亞地區的哈蘭，與吾珥一樣是敬拜月神辛（Sin）或南納（Nannar）的重要敬拜中心。</w:t>
+          <w:t>耶23:10</w:t>
+        </w:r>
+      </w:hyperlink>
+      <w:r>
+        <w:rPr>
+          <w:lang w:val="zh_TW" w:bidi="zh_TW"/>
+        </w:rPr>
+        <w:t>；</w:t>
+      </w:r>
+      <w:hyperlink r:id="rId18">
+        <w:r>
+          <w:rPr>
+            <w:lang w:val="zh_TW" w:bidi="zh_TW"/>
+          </w:rPr>
+          <w:rPr>
+            <w:color w:val="0000EE"/>
+            <w:u w:val="single"/>
+          </w:rPr>
+          <w:t>珥2:22</w:t>
+        </w:r>
+      </w:hyperlink>
+      <w:r>
+        <w:rPr>
+          <w:lang w:val="zh_TW" w:bidi="zh_TW"/>
+        </w:rPr>
+        <w:t>）。</w:t>
       </w:r>
     </w:p>
     <w:p>
@@ -371,43 +353,7 @@
         <w:rPr>
           <w:lang w:val="zh_TW" w:bidi="zh_TW"/>
         </w:rPr>
-        <w:t>當以撒年紀漸長時，亞伯拉罕差遣僕人以利以謝回到哈蘭，為以撒物色妻子。拉班熱情地接待以利以謝，並為他和他的駱駝預備住宿與所需（</w:t>
-      </w:r>
-      <w:hyperlink r:id="rId18">
-        <w:r>
-          <w:rPr>
-            <w:lang w:val="zh_TW" w:bidi="zh_TW"/>
-          </w:rPr>
-          <w:rPr>
-            <w:color w:val="0000EE"/>
-            <w:u w:val="single"/>
-          </w:rPr>
-          <w:t>創24:29–33</w:t>
-        </w:r>
-      </w:hyperlink>
-      <w:r>
-        <w:rPr>
-          <w:lang w:val="zh_TW" w:bidi="zh_TW"/>
-        </w:rPr>
-        <w:t>、</w:t>
-      </w:r>
-      <w:hyperlink r:id="rId18">
-        <w:r>
-          <w:rPr>
-            <w:lang w:val="zh_TW" w:bidi="zh_TW"/>
-          </w:rPr>
-          <w:rPr>
-            <w:color w:val="0000EE"/>
-            <w:u w:val="single"/>
-          </w:rPr>
-          <w:t>54</w:t>
-        </w:r>
-      </w:hyperlink>
-      <w:r>
-        <w:rPr>
-          <w:lang w:val="zh_TW" w:bidi="zh_TW"/>
-        </w:rPr>
-        <w:t>）。拉班是家中的主人，故是由他決定是否將利百加嫁給以撒（</w:t>
+        <w:t>聖經經常提到曠野的區域（例如，</w:t>
       </w:r>
       <w:hyperlink r:id="rId19">
         <w:r>
@@ -418,14 +364,14 @@
             <w:color w:val="0000EE"/>
             <w:u w:val="single"/>
           </w:rPr>
-          <w:t>50–51</w:t>
-        </w:r>
-      </w:hyperlink>
-      <w:r>
-        <w:rPr>
-          <w:lang w:val="zh_TW" w:bidi="zh_TW"/>
-        </w:rPr>
-        <w:t>節），因此，以利以謝也將貴重的禮物獻給拉班與他母親（</w:t>
+          <w:t>創16:7</w:t>
+        </w:r>
+      </w:hyperlink>
+      <w:r>
+        <w:rPr>
+          <w:lang w:val="zh_TW" w:bidi="zh_TW"/>
+        </w:rPr>
+        <w:t>，</w:t>
       </w:r>
       <w:hyperlink r:id="rId20">
         <w:r>
@@ -436,14 +382,284 @@
             <w:color w:val="0000EE"/>
             <w:u w:val="single"/>
           </w:rPr>
-          <w:t>53</w:t>
-        </w:r>
-      </w:hyperlink>
-      <w:r>
-        <w:rPr>
-          <w:lang w:val="zh_TW" w:bidi="zh_TW"/>
-        </w:rPr>
-        <w:t>節）。</w:t>
+          <w:t>21:20</w:t>
+        </w:r>
+      </w:hyperlink>
+      <w:r>
+        <w:rPr>
+          <w:lang w:val="zh_TW" w:bidi="zh_TW"/>
+        </w:rPr>
+        <w:t>；</w:t>
+      </w:r>
+      <w:hyperlink r:id="rId21">
+        <w:r>
+          <w:rPr>
+            <w:lang w:val="zh_TW" w:bidi="zh_TW"/>
+          </w:rPr>
+          <w:rPr>
+            <w:color w:val="0000EE"/>
+            <w:u w:val="single"/>
+          </w:rPr>
+          <w:t>撒上17:28</w:t>
+        </w:r>
+      </w:hyperlink>
+      <w:r>
+        <w:rPr>
+          <w:lang w:val="zh_TW" w:bidi="zh_TW"/>
+        </w:rPr>
+        <w:t>；</w:t>
+      </w:r>
+      <w:hyperlink r:id="rId22">
+        <w:r>
+          <w:rPr>
+            <w:lang w:val="zh_TW" w:bidi="zh_TW"/>
+          </w:rPr>
+          <w:rPr>
+            <w:color w:val="0000EE"/>
+            <w:u w:val="single"/>
+          </w:rPr>
+          <w:t>太3:1</w:t>
+        </w:r>
+      </w:hyperlink>
+      <w:r>
+        <w:rPr>
+          <w:lang w:val="zh_TW" w:bidi="zh_TW"/>
+        </w:rPr>
+        <w:t>；</w:t>
+      </w:r>
+      <w:hyperlink r:id="rId23">
+        <w:r>
+          <w:rPr>
+            <w:lang w:val="zh_TW" w:bidi="zh_TW"/>
+          </w:rPr>
+          <w:rPr>
+            <w:color w:val="0000EE"/>
+            <w:u w:val="single"/>
+          </w:rPr>
+          <w:t>可1:13</w:t>
+        </w:r>
+      </w:hyperlink>
+      <w:r>
+        <w:rPr>
+          <w:lang w:val="zh_TW" w:bidi="zh_TW"/>
+        </w:rPr>
+        <w:t>；</w:t>
+      </w:r>
+      <w:hyperlink r:id="rId24">
+        <w:r>
+          <w:rPr>
+            <w:lang w:val="zh_TW" w:bidi="zh_TW"/>
+          </w:rPr>
+          <w:rPr>
+            <w:color w:val="0000EE"/>
+            <w:u w:val="single"/>
+          </w:rPr>
+          <w:t>路15:4</w:t>
+        </w:r>
+      </w:hyperlink>
+      <w:r>
+        <w:rPr>
+          <w:lang w:val="zh_TW" w:bidi="zh_TW"/>
+        </w:rPr>
+        <w:t>）。「曠野」通常是無人定居的地方（</w:t>
+      </w:r>
+      <w:hyperlink r:id="rId25">
+        <w:r>
+          <w:rPr>
+            <w:lang w:val="zh_TW" w:bidi="zh_TW"/>
+          </w:rPr>
+          <w:rPr>
+            <w:color w:val="0000EE"/>
+            <w:u w:val="single"/>
+          </w:rPr>
+          <w:t>民14:33</w:t>
+        </w:r>
+      </w:hyperlink>
+      <w:r>
+        <w:rPr>
+          <w:lang w:val="zh_TW" w:bidi="zh_TW"/>
+        </w:rPr>
+        <w:t>；</w:t>
+      </w:r>
+      <w:hyperlink r:id="rId13">
+        <w:r>
+          <w:rPr>
+            <w:lang w:val="zh_TW" w:bidi="zh_TW"/>
+          </w:rPr>
+          <w:rPr>
+            <w:color w:val="0000EE"/>
+            <w:u w:val="single"/>
+          </w:rPr>
+          <w:t>申32:10</w:t>
+        </w:r>
+      </w:hyperlink>
+      <w:r>
+        <w:rPr>
+          <w:lang w:val="zh_TW" w:bidi="zh_TW"/>
+        </w:rPr>
+        <w:t>；</w:t>
+      </w:r>
+      <w:hyperlink r:id="rId26">
+        <w:r>
+          <w:rPr>
+            <w:lang w:val="zh_TW" w:bidi="zh_TW"/>
+          </w:rPr>
+          <w:rPr>
+            <w:color w:val="0000EE"/>
+            <w:u w:val="single"/>
+          </w:rPr>
+          <w:t>伯38:26</w:t>
+        </w:r>
+      </w:hyperlink>
+      <w:r>
+        <w:rPr>
+          <w:lang w:val="zh_TW" w:bidi="zh_TW"/>
+        </w:rPr>
+        <w:t>；</w:t>
+      </w:r>
+      <w:hyperlink r:id="rId27">
+        <w:r>
+          <w:rPr>
+            <w:lang w:val="zh_TW" w:bidi="zh_TW"/>
+          </w:rPr>
+          <w:rPr>
+            <w:color w:val="0000EE"/>
+            <w:u w:val="single"/>
+          </w:rPr>
+          <w:t>箴21:19</w:t>
+        </w:r>
+      </w:hyperlink>
+      <w:r>
+        <w:rPr>
+          <w:lang w:val="zh_TW" w:bidi="zh_TW"/>
+        </w:rPr>
+        <w:t>；</w:t>
+      </w:r>
+      <w:hyperlink r:id="rId28">
+        <w:r>
+          <w:rPr>
+            <w:lang w:val="zh_TW" w:bidi="zh_TW"/>
+          </w:rPr>
+          <w:rPr>
+            <w:color w:val="0000EE"/>
+            <w:u w:val="single"/>
+          </w:rPr>
+          <w:t>耶9:2</w:t>
+        </w:r>
+      </w:hyperlink>
+      <w:r>
+        <w:rPr>
+          <w:lang w:val="zh_TW" w:bidi="zh_TW"/>
+        </w:rPr>
+        <w:t>），但卻是野生動物的棲息地：鵜鶘（</w:t>
+      </w:r>
+      <w:hyperlink r:id="rId29">
+        <w:r>
+          <w:rPr>
+            <w:lang w:val="zh_TW" w:bidi="zh_TW"/>
+          </w:rPr>
+          <w:rPr>
+            <w:color w:val="0000EE"/>
+            <w:u w:val="single"/>
+          </w:rPr>
+          <w:t>詩102:6</w:t>
+        </w:r>
+      </w:hyperlink>
+      <w:r>
+        <w:rPr>
+          <w:lang w:val="zh_TW" w:bidi="zh_TW"/>
+        </w:rPr>
+        <w:t>）、野驢（</w:t>
+      </w:r>
+      <w:hyperlink r:id="rId14">
+        <w:r>
+          <w:rPr>
+            <w:lang w:val="zh_TW" w:bidi="zh_TW"/>
+          </w:rPr>
+          <w:rPr>
+            <w:color w:val="0000EE"/>
+            <w:u w:val="single"/>
+          </w:rPr>
+          <w:t>伯24:5</w:t>
+        </w:r>
+      </w:hyperlink>
+      <w:r>
+        <w:rPr>
+          <w:lang w:val="zh_TW" w:bidi="zh_TW"/>
+        </w:rPr>
+        <w:t>）、野狗（</w:t>
+      </w:r>
+      <w:hyperlink r:id="rId30">
+        <w:r>
+          <w:rPr>
+            <w:lang w:val="zh_TW" w:bidi="zh_TW"/>
+          </w:rPr>
+          <w:rPr>
+            <w:color w:val="0000EE"/>
+            <w:u w:val="single"/>
+          </w:rPr>
+          <w:t>瑪1:3</w:t>
+        </w:r>
+      </w:hyperlink>
+      <w:r>
+        <w:rPr>
+          <w:lang w:val="zh_TW" w:bidi="zh_TW"/>
+        </w:rPr>
+        <w:t>）、鴕鳥（</w:t>
+      </w:r>
+      <w:hyperlink r:id="rId31">
+        <w:r>
+          <w:rPr>
+            <w:lang w:val="zh_TW" w:bidi="zh_TW"/>
+          </w:rPr>
+          <w:rPr>
+            <w:color w:val="0000EE"/>
+            <w:u w:val="single"/>
+          </w:rPr>
+          <w:t>哀4:3</w:t>
+        </w:r>
+      </w:hyperlink>
+      <w:r>
+        <w:rPr>
+          <w:lang w:val="zh_TW" w:bidi="zh_TW"/>
+        </w:rPr>
+        <w:t>）。這個詞也有比喻的用法（</w:t>
+      </w:r>
+      <w:hyperlink r:id="rId32">
+        <w:r>
+          <w:rPr>
+            <w:lang w:val="zh_TW" w:bidi="zh_TW"/>
+          </w:rPr>
+          <w:rPr>
+            <w:color w:val="0000EE"/>
+            <w:u w:val="single"/>
+          </w:rPr>
+          <w:t>何2:3</w:t>
+        </w:r>
+      </w:hyperlink>
+      <w:r>
+        <w:rPr>
+          <w:lang w:val="zh_TW" w:bidi="zh_TW"/>
+        </w:rPr>
+        <w:t>；</w:t>
+      </w:r>
+      <w:hyperlink r:id="rId33">
+        <w:r>
+          <w:rPr>
+            <w:lang w:val="zh_TW" w:bidi="zh_TW"/>
+          </w:rPr>
+          <w:rPr>
+            <w:color w:val="0000EE"/>
+            <w:u w:val="single"/>
+          </w:rPr>
+          <w:t>耶2:31</w:t>
+        </w:r>
+      </w:hyperlink>
+      <w:r>
+        <w:rPr>
+          <w:lang w:val="zh_TW" w:bidi="zh_TW"/>
+        </w:rPr>
+        <w:t>）。</w:t>
       </w:r>
     </w:p>
     <w:p>
@@ -457,43 +673,157 @@
         <w:rPr>
           <w:lang w:val="zh_TW" w:bidi="zh_TW"/>
         </w:rPr>
-        <w:t>拉班在他外甥雅各物色妻子的故事中佔有重要地位。在利百加與雅各設計欺哄以撒之後，利百加擔心以掃會殺死雅各，便勸他逃往她哥哥拉班那裡（</w:t>
-      </w:r>
-      <w:hyperlink r:id="rId21">
-        <w:r>
-          <w:rPr>
-            <w:lang w:val="zh_TW" w:bidi="zh_TW"/>
-          </w:rPr>
-          <w:rPr>
-            <w:color w:val="0000EE"/>
-            <w:u w:val="single"/>
-          </w:rPr>
-          <w:t>創27:43</w:t>
-        </w:r>
-      </w:hyperlink>
-      <w:r>
-        <w:rPr>
-          <w:lang w:val="zh_TW" w:bidi="zh_TW"/>
-        </w:rPr>
-        <w:t>）；同時，她也說服以撒讓雅各前往哈蘭，從親族中娶妻。當雅各抵達哈蘭地區時，遇見拉班的小女兒拉結，並受到熱情款待（</w:t>
-      </w:r>
-      <w:hyperlink r:id="rId22">
-        <w:r>
-          <w:rPr>
-            <w:lang w:val="zh_TW" w:bidi="zh_TW"/>
-          </w:rPr>
-          <w:rPr>
-            <w:color w:val="0000EE"/>
-            <w:u w:val="single"/>
-          </w:rPr>
-          <w:t>創29:13</w:t>
-        </w:r>
-      </w:hyperlink>
-      <w:r>
-        <w:rPr>
-          <w:lang w:val="zh_TW" w:bidi="zh_TW"/>
-        </w:rPr>
-        <w:t>）。拉班僱用雅各牧羊，雙方同意雅各工作七年後可娶拉結為妻。七年期滿後，拉班卻將大女兒利亞代替拉結給雅各為妻。雅各提出抗議，最後兩人達成協議，只要雅各再事奉七年，便能娶拉結為妻。</w:t>
+        <w:t>另一個希伯來文「曠野」一詞，源自一個意為「乾燥（to be arid）」的詞根，指的是一片貧瘠、荒涼、光禿的草原（</w:t>
+      </w:r>
+      <w:hyperlink r:id="rId14">
+        <w:r>
+          <w:rPr>
+            <w:lang w:val="zh_TW" w:bidi="zh_TW"/>
+          </w:rPr>
+          <w:rPr>
+            <w:color w:val="0000EE"/>
+            <w:u w:val="single"/>
+          </w:rPr>
+          <w:t>伯24:5</w:t>
+        </w:r>
+      </w:hyperlink>
+      <w:r>
+        <w:rPr>
+          <w:lang w:val="zh_TW" w:bidi="zh_TW"/>
+        </w:rPr>
+        <w:t>；</w:t>
+      </w:r>
+      <w:hyperlink r:id="rId34">
+        <w:r>
+          <w:rPr>
+            <w:lang w:val="zh_TW" w:bidi="zh_TW"/>
+          </w:rPr>
+          <w:rPr>
+            <w:color w:val="0000EE"/>
+            <w:u w:val="single"/>
+          </w:rPr>
+          <w:t>賽33:9；</w:t>
+        </w:r>
+      </w:hyperlink>
+      <w:hyperlink r:id="rId35">
+        <w:r>
+          <w:rPr>
+            <w:lang w:val="zh_TW" w:bidi="zh_TW"/>
+          </w:rPr>
+          <w:rPr>
+            <w:color w:val="0000EE"/>
+            <w:u w:val="single"/>
+          </w:rPr>
+          <w:t>耶51:43</w:t>
+        </w:r>
+      </w:hyperlink>
+      <w:r>
+        <w:rPr>
+          <w:lang w:val="zh_TW" w:bidi="zh_TW"/>
+        </w:rPr>
+        <w:t>）。該詞的複數形式描述了摩押曠野平原的地形特徵（</w:t>
+      </w:r>
+      <w:hyperlink r:id="rId36">
+        <w:r>
+          <w:rPr>
+            <w:lang w:val="zh_TW" w:bidi="zh_TW"/>
+          </w:rPr>
+          <w:rPr>
+            <w:color w:val="0000EE"/>
+            <w:u w:val="single"/>
+          </w:rPr>
+          <w:t>民22:1</w:t>
+        </w:r>
+      </w:hyperlink>
+      <w:r>
+        <w:rPr>
+          <w:lang w:val="zh_TW" w:bidi="zh_TW"/>
+        </w:rPr>
+        <w:t>，</w:t>
+      </w:r>
+      <w:hyperlink r:id="rId37">
+        <w:r>
+          <w:rPr>
+            <w:lang w:val="zh_TW" w:bidi="zh_TW"/>
+          </w:rPr>
+          <w:rPr>
+            <w:color w:val="0000EE"/>
+            <w:u w:val="single"/>
+          </w:rPr>
+          <w:t>26:3、63</w:t>
+        </w:r>
+      </w:hyperlink>
+      <w:r>
+        <w:rPr>
+          <w:lang w:val="zh_TW" w:bidi="zh_TW"/>
+        </w:rPr>
+        <w:t>；</w:t>
+      </w:r>
+      <w:hyperlink r:id="rId38">
+        <w:r>
+          <w:rPr>
+            <w:lang w:val="zh_TW" w:bidi="zh_TW"/>
+          </w:rPr>
+          <w:rPr>
+            <w:color w:val="0000EE"/>
+            <w:u w:val="single"/>
+          </w:rPr>
+          <w:t>申34:1</w:t>
+        </w:r>
+      </w:hyperlink>
+      <w:r>
+        <w:rPr>
+          <w:lang w:val="zh_TW" w:bidi="zh_TW"/>
+        </w:rPr>
+        <w:t>）以及耶利哥（</w:t>
+      </w:r>
+      <w:hyperlink r:id="rId39">
+        <w:r>
+          <w:rPr>
+            <w:lang w:val="zh_TW" w:bidi="zh_TW"/>
+          </w:rPr>
+          <w:rPr>
+            <w:color w:val="0000EE"/>
+            <w:u w:val="single"/>
+          </w:rPr>
+          <w:t>書4:13，</w:t>
+        </w:r>
+      </w:hyperlink>
+      <w:hyperlink r:id="rId40">
+        <w:r>
+          <w:rPr>
+            <w:lang w:val="zh_TW" w:bidi="zh_TW"/>
+          </w:rPr>
+          <w:rPr>
+            <w:color w:val="0000EE"/>
+            <w:u w:val="single"/>
+          </w:rPr>
+          <w:t>5:10</w:t>
+        </w:r>
+      </w:hyperlink>
+      <w:r>
+        <w:rPr>
+          <w:lang w:val="zh_TW" w:bidi="zh_TW"/>
+        </w:rPr>
+        <w:t>；</w:t>
+      </w:r>
+      <w:hyperlink r:id="rId41">
+        <w:r>
+          <w:rPr>
+            <w:lang w:val="zh_TW" w:bidi="zh_TW"/>
+          </w:rPr>
+          <w:rPr>
+            <w:color w:val="0000EE"/>
+            <w:u w:val="single"/>
+          </w:rPr>
+          <w:t>王下25:5</w:t>
+        </w:r>
+      </w:hyperlink>
+      <w:r>
+        <w:rPr>
+          <w:lang w:val="zh_TW" w:bidi="zh_TW"/>
+        </w:rPr>
+        <w:t>）的地形特徵。該詞帶有定冠詞時（亞拉巴，the Arabah）指的是約旦河谷和死海周圍的平原。該地區的地理特徵有明顯對比；約旦河谷密佈著叢林般的森林，藏有野獸（包括聖經時代的獅子），而該地區又連結死海附近的草原，那裡則一直以來都是沙漠。</w:t>
       </w:r>
     </w:p>
     <w:p>
@@ -507,43 +837,385 @@
         <w:rPr>
           <w:lang w:val="zh_TW" w:bidi="zh_TW"/>
         </w:rPr>
-        <w:t>雅各與拉班兩人都善於盤算，並且在工資問題上有多次激烈爭執。雅各曾提出，他的工資可以是羊群中特定的一部分。拉班同意後，耶和華賜福給雅各，使他的羊群大大增多，這使拉班心生不滿。雅各指出，拉班曾十次更改他的工價（</w:t>
-      </w:r>
-      <w:hyperlink r:id="rId23">
-        <w:r>
-          <w:rPr>
-            <w:lang w:val="zh_TW" w:bidi="zh_TW"/>
-          </w:rPr>
-          <w:rPr>
-            <w:color w:val="0000EE"/>
-            <w:u w:val="single"/>
-          </w:rPr>
-          <w:t>創31:7</w:t>
-        </w:r>
-      </w:hyperlink>
-      <w:r>
-        <w:rPr>
-          <w:lang w:val="zh_TW" w:bidi="zh_TW"/>
-        </w:rPr>
-        <w:t>、</w:t>
-      </w:r>
-      <w:hyperlink r:id="rId23">
-        <w:r>
-          <w:rPr>
-            <w:lang w:val="zh_TW" w:bidi="zh_TW"/>
-          </w:rPr>
-          <w:rPr>
-            <w:color w:val="0000EE"/>
-            <w:u w:val="single"/>
-          </w:rPr>
-          <w:t>41</w:t>
-        </w:r>
-      </w:hyperlink>
-      <w:r>
-        <w:rPr>
-          <w:lang w:val="zh_TW" w:bidi="zh_TW"/>
-        </w:rPr>
-        <w:t>）。</w:t>
+        <w:t>另有兩個希伯來文詞彙，分別意為「荒廢」和「毀壞」，指的是曾有人居住但後來荒涼的地區或定居點（</w:t>
+      </w:r>
+      <w:hyperlink r:id="rId42">
+        <w:r>
+          <w:rPr>
+            <w:lang w:val="zh_TW" w:bidi="zh_TW"/>
+          </w:rPr>
+          <w:rPr>
+            <w:color w:val="0000EE"/>
+            <w:u w:val="single"/>
+          </w:rPr>
+          <w:t>賽1:7</w:t>
+        </w:r>
+      </w:hyperlink>
+      <w:r>
+        <w:rPr>
+          <w:lang w:val="zh_TW" w:bidi="zh_TW"/>
+        </w:rPr>
+        <w:t>，</w:t>
+      </w:r>
+      <w:hyperlink r:id="rId43">
+        <w:r>
+          <w:rPr>
+            <w:lang w:val="zh_TW" w:bidi="zh_TW"/>
+          </w:rPr>
+          <w:rPr>
+            <w:color w:val="0000EE"/>
+            <w:u w:val="single"/>
+          </w:rPr>
+          <w:t>5:9</w:t>
+        </w:r>
+      </w:hyperlink>
+      <w:r>
+        <w:rPr>
+          <w:lang w:val="zh_TW" w:bidi="zh_TW"/>
+        </w:rPr>
+        <w:t>，</w:t>
+      </w:r>
+      <w:hyperlink r:id="rId44">
+        <w:r>
+          <w:rPr>
+            <w:lang w:val="zh_TW" w:bidi="zh_TW"/>
+          </w:rPr>
+          <w:rPr>
+            <w:color w:val="0000EE"/>
+            <w:u w:val="single"/>
+          </w:rPr>
+          <w:t>6:11</w:t>
+        </w:r>
+      </w:hyperlink>
+      <w:r>
+        <w:rPr>
+          <w:lang w:val="zh_TW" w:bidi="zh_TW"/>
+        </w:rPr>
+        <w:t>；</w:t>
+      </w:r>
+      <w:hyperlink r:id="rId45">
+        <w:r>
+          <w:rPr>
+            <w:lang w:val="zh_TW" w:bidi="zh_TW"/>
+          </w:rPr>
+          <w:rPr>
+            <w:color w:val="0000EE"/>
+            <w:u w:val="single"/>
+          </w:rPr>
+          <w:t>耶42:18</w:t>
+        </w:r>
+      </w:hyperlink>
+      <w:r>
+        <w:rPr>
+          <w:lang w:val="zh_TW" w:bidi="zh_TW"/>
+        </w:rPr>
+        <w:t>；</w:t>
+      </w:r>
+      <w:hyperlink r:id="rId46">
+        <w:r>
+          <w:rPr>
+            <w:lang w:val="zh_TW" w:bidi="zh_TW"/>
+          </w:rPr>
+          <w:rPr>
+            <w:color w:val="0000EE"/>
+            <w:u w:val="single"/>
+          </w:rPr>
+          <w:t>結35:7</w:t>
+        </w:r>
+      </w:hyperlink>
+      <w:r>
+        <w:rPr>
+          <w:lang w:val="zh_TW" w:bidi="zh_TW"/>
+        </w:rPr>
+        <w:t>）。這些詞也更廣泛地用於任何荒涼或廢棄之地（</w:t>
+      </w:r>
+      <w:hyperlink r:id="rId47">
+        <w:r>
+          <w:rPr>
+            <w:lang w:val="zh_TW" w:bidi="zh_TW"/>
+          </w:rPr>
+          <w:rPr>
+            <w:color w:val="0000EE"/>
+            <w:u w:val="single"/>
+          </w:rPr>
+          <w:t>利26:31、33</w:t>
+        </w:r>
+      </w:hyperlink>
+      <w:r>
+        <w:rPr>
+          <w:lang w:val="zh_TW" w:bidi="zh_TW"/>
+        </w:rPr>
+        <w:t>；</w:t>
+      </w:r>
+      <w:hyperlink r:id="rId48">
+        <w:r>
+          <w:rPr>
+            <w:lang w:val="zh_TW" w:bidi="zh_TW"/>
+          </w:rPr>
+          <w:rPr>
+            <w:color w:val="0000EE"/>
+            <w:u w:val="single"/>
+          </w:rPr>
+          <w:t>伯3:14</w:t>
+        </w:r>
+      </w:hyperlink>
+      <w:r>
+        <w:rPr>
+          <w:lang w:val="zh_TW" w:bidi="zh_TW"/>
+        </w:rPr>
+        <w:t>；</w:t>
+      </w:r>
+      <w:hyperlink r:id="rId49">
+        <w:r>
+          <w:rPr>
+            <w:lang w:val="zh_TW" w:bidi="zh_TW"/>
+          </w:rPr>
+          <w:rPr>
+            <w:color w:val="0000EE"/>
+            <w:u w:val="single"/>
+          </w:rPr>
+          <w:t>詩9:6</w:t>
+        </w:r>
+      </w:hyperlink>
+      <w:r>
+        <w:rPr>
+          <w:lang w:val="zh_TW" w:bidi="zh_TW"/>
+        </w:rPr>
+        <w:t>，</w:t>
+      </w:r>
+      <w:hyperlink r:id="rId50">
+        <w:r>
+          <w:rPr>
+            <w:lang w:val="zh_TW" w:bidi="zh_TW"/>
+          </w:rPr>
+          <w:rPr>
+            <w:color w:val="0000EE"/>
+            <w:u w:val="single"/>
+          </w:rPr>
+          <w:t>109:10</w:t>
+        </w:r>
+      </w:hyperlink>
+      <w:r>
+        <w:rPr>
+          <w:lang w:val="zh_TW" w:bidi="zh_TW"/>
+        </w:rPr>
+        <w:t>；</w:t>
+      </w:r>
+      <w:hyperlink r:id="rId51">
+        <w:r>
+          <w:rPr>
+            <w:lang w:val="zh_TW" w:bidi="zh_TW"/>
+          </w:rPr>
+          <w:rPr>
+            <w:color w:val="0000EE"/>
+            <w:u w:val="single"/>
+          </w:rPr>
+          <w:t>賽5:17</w:t>
+        </w:r>
+      </w:hyperlink>
+      <w:r>
+        <w:rPr>
+          <w:lang w:val="zh_TW" w:bidi="zh_TW"/>
+        </w:rPr>
+        <w:t>，</w:t>
+      </w:r>
+      <w:hyperlink r:id="rId52">
+        <w:r>
+          <w:rPr>
+            <w:lang w:val="zh_TW" w:bidi="zh_TW"/>
+          </w:rPr>
+          <w:rPr>
+            <w:color w:val="0000EE"/>
+            <w:u w:val="single"/>
+          </w:rPr>
+          <w:t>44:26</w:t>
+        </w:r>
+      </w:hyperlink>
+      <w:r>
+        <w:rPr>
+          <w:lang w:val="zh_TW" w:bidi="zh_TW"/>
+        </w:rPr>
+        <w:t>，</w:t>
+      </w:r>
+      <w:hyperlink r:id="rId53">
+        <w:r>
+          <w:rPr>
+            <w:lang w:val="zh_TW" w:bidi="zh_TW"/>
+          </w:rPr>
+          <w:rPr>
+            <w:color w:val="0000EE"/>
+            <w:u w:val="single"/>
+          </w:rPr>
+          <w:t>51:3</w:t>
+        </w:r>
+      </w:hyperlink>
+      <w:r>
+        <w:rPr>
+          <w:lang w:val="zh_TW" w:bidi="zh_TW"/>
+        </w:rPr>
+        <w:t>，</w:t>
+      </w:r>
+      <w:hyperlink r:id="rId54">
+        <w:r>
+          <w:rPr>
+            <w:lang w:val="zh_TW" w:bidi="zh_TW"/>
+          </w:rPr>
+          <w:rPr>
+            <w:color w:val="0000EE"/>
+            <w:u w:val="single"/>
+          </w:rPr>
+          <w:t>52:9</w:t>
+        </w:r>
+      </w:hyperlink>
+      <w:r>
+        <w:rPr>
+          <w:lang w:val="zh_TW" w:bidi="zh_TW"/>
+        </w:rPr>
+        <w:t>；</w:t>
+      </w:r>
+      <w:hyperlink r:id="rId55">
+        <w:r>
+          <w:rPr>
+            <w:lang w:val="zh_TW" w:bidi="zh_TW"/>
+          </w:rPr>
+          <w:rPr>
+            <w:color w:val="0000EE"/>
+            <w:u w:val="single"/>
+          </w:rPr>
+          <w:t>耶7:34</w:t>
+        </w:r>
+      </w:hyperlink>
+      <w:r>
+        <w:rPr>
+          <w:lang w:val="zh_TW" w:bidi="zh_TW"/>
+        </w:rPr>
+        <w:t>；</w:t>
+      </w:r>
+      <w:hyperlink r:id="rId56">
+        <w:r>
+          <w:rPr>
+            <w:lang w:val="zh_TW" w:bidi="zh_TW"/>
+          </w:rPr>
+          <w:rPr>
+            <w:color w:val="0000EE"/>
+            <w:u w:val="single"/>
+          </w:rPr>
+          <w:t>結5:14</w:t>
+        </w:r>
+      </w:hyperlink>
+      <w:r>
+        <w:rPr>
+          <w:lang w:val="zh_TW" w:bidi="zh_TW"/>
+        </w:rPr>
+        <w:t>）。其中一個詞也用於指出埃及的曠野（</w:t>
+      </w:r>
+      <w:hyperlink r:id="rId57">
+        <w:r>
+          <w:rPr>
+            <w:lang w:val="zh_TW" w:bidi="zh_TW"/>
+          </w:rPr>
+          <w:rPr>
+            <w:color w:val="0000EE"/>
+            <w:u w:val="single"/>
+          </w:rPr>
+          <w:t>賽48:21</w:t>
+        </w:r>
+      </w:hyperlink>
+      <w:r>
+        <w:rPr>
+          <w:lang w:val="zh_TW" w:bidi="zh_TW"/>
+        </w:rPr>
+        <w:t>）。另一個意為「荒廢」的詞（</w:t>
+      </w:r>
+      <w:hyperlink r:id="rId58">
+        <w:r>
+          <w:rPr>
+            <w:lang w:val="zh_TW" w:bidi="zh_TW"/>
+          </w:rPr>
+          <w:rPr>
+            <w:color w:val="0000EE"/>
+            <w:u w:val="single"/>
+          </w:rPr>
+          <w:t>詩78:40</w:t>
+        </w:r>
+      </w:hyperlink>
+      <w:r>
+        <w:rPr>
+          <w:lang w:val="zh_TW" w:bidi="zh_TW"/>
+        </w:rPr>
+        <w:t>；</w:t>
+      </w:r>
+      <w:hyperlink r:id="rId59">
+        <w:r>
+          <w:rPr>
+            <w:lang w:val="zh_TW" w:bidi="zh_TW"/>
+          </w:rPr>
+          <w:rPr>
+            <w:color w:val="0000EE"/>
+            <w:u w:val="single"/>
+          </w:rPr>
+          <w:t>賽43:19–20</w:t>
+        </w:r>
+      </w:hyperlink>
+      <w:r>
+        <w:rPr>
+          <w:lang w:val="zh_TW" w:bidi="zh_TW"/>
+        </w:rPr>
+        <w:t>），在加上定冠詞後，成為耶下望（Jeshimon）這個專有名詞，指的是死海以西的一片土地（</w:t>
+      </w:r>
+      <w:hyperlink r:id="rId60">
+        <w:r>
+          <w:rPr>
+            <w:lang w:val="zh_TW" w:bidi="zh_TW"/>
+          </w:rPr>
+          <w:rPr>
+            <w:color w:val="0000EE"/>
+            <w:u w:val="single"/>
+          </w:rPr>
+          <w:t>民21:20</w:t>
+        </w:r>
+      </w:hyperlink>
+      <w:r>
+        <w:rPr>
+          <w:lang w:val="zh_TW" w:bidi="zh_TW"/>
+        </w:rPr>
+        <w:t>；</w:t>
+      </w:r>
+      <w:hyperlink r:id="rId61">
+        <w:r>
+          <w:rPr>
+            <w:lang w:val="zh_TW" w:bidi="zh_TW"/>
+          </w:rPr>
+          <w:rPr>
+            <w:color w:val="0000EE"/>
+            <w:u w:val="single"/>
+          </w:rPr>
+          <w:t>撒上23:24</w:t>
+        </w:r>
+      </w:hyperlink>
+      <w:r>
+        <w:rPr>
+          <w:lang w:val="zh_TW" w:bidi="zh_TW"/>
+        </w:rPr>
+        <w:t>，</w:t>
+      </w:r>
+      <w:hyperlink r:id="rId62">
+        <w:r>
+          <w:rPr>
+            <w:lang w:val="zh_TW" w:bidi="zh_TW"/>
+          </w:rPr>
+          <w:rPr>
+            <w:color w:val="0000EE"/>
+            <w:u w:val="single"/>
+          </w:rPr>
+          <w:t>26:1</w:t>
+        </w:r>
+      </w:hyperlink>
+      <w:r>
+        <w:rPr>
+          <w:lang w:val="zh_TW" w:bidi="zh_TW"/>
+        </w:rPr>
+        <w:t xml:space="preserve">）。 </w:t>
       </w:r>
     </w:p>
     <w:p>
@@ -557,7 +1229,97 @@
         <w:rPr>
           <w:lang w:val="zh_TW" w:bidi="zh_TW"/>
         </w:rPr>
-        <w:t>後來雅各逃離哈蘭。拉班追趕他，因為他發現自家的神像失蹤了，而擁有這些神像的人可繼承家產。但其實是拉結偷偷將神像帶走，並巧妙地隱藏，使她父親未能搜出。</w:t>
+        <w:t>在新約中，「曠野（wilderness）」這個名詞和「荒野（desert）」這個形容詞（</w:t>
+      </w:r>
+      <w:hyperlink r:id="rId22">
+        <w:r>
+          <w:rPr>
+            <w:lang w:val="zh_TW" w:bidi="zh_TW"/>
+          </w:rPr>
+          <w:rPr>
+            <w:color w:val="0000EE"/>
+            <w:u w:val="single"/>
+          </w:rPr>
+          <w:t>太3:1</w:t>
+        </w:r>
+      </w:hyperlink>
+      <w:r>
+        <w:rPr>
+          <w:lang w:val="zh_TW" w:bidi="zh_TW"/>
+        </w:rPr>
+        <w:t>，</w:t>
+      </w:r>
+      <w:hyperlink r:id="rId63">
+        <w:r>
+          <w:rPr>
+            <w:lang w:val="zh_TW" w:bidi="zh_TW"/>
+          </w:rPr>
+          <w:rPr>
+            <w:color w:val="0000EE"/>
+            <w:u w:val="single"/>
+          </w:rPr>
+          <w:t>24:26</w:t>
+        </w:r>
+      </w:hyperlink>
+      <w:r>
+        <w:rPr>
+          <w:lang w:val="zh_TW" w:bidi="zh_TW"/>
+        </w:rPr>
+        <w:t>；</w:t>
+      </w:r>
+      <w:hyperlink r:id="rId64">
+        <w:r>
+          <w:rPr>
+            <w:lang w:val="zh_TW" w:bidi="zh_TW"/>
+          </w:rPr>
+          <w:rPr>
+            <w:color w:val="0000EE"/>
+            <w:u w:val="single"/>
+          </w:rPr>
+          <w:t>路5:16</w:t>
+        </w:r>
+      </w:hyperlink>
+      <w:r>
+        <w:rPr>
+          <w:lang w:val="zh_TW" w:bidi="zh_TW"/>
+        </w:rPr>
+        <w:t>；</w:t>
+      </w:r>
+      <w:hyperlink r:id="rId65">
+        <w:r>
+          <w:rPr>
+            <w:lang w:val="zh_TW" w:bidi="zh_TW"/>
+          </w:rPr>
+          <w:rPr>
+            <w:color w:val="0000EE"/>
+            <w:u w:val="single"/>
+          </w:rPr>
+          <w:t>約6:31</w:t>
+        </w:r>
+      </w:hyperlink>
+      <w:r>
+        <w:rPr>
+          <w:lang w:val="zh_TW" w:bidi="zh_TW"/>
+        </w:rPr>
+        <w:t>；</w:t>
+      </w:r>
+      <w:hyperlink r:id="rId66">
+        <w:r>
+          <w:rPr>
+            <w:lang w:val="zh_TW" w:bidi="zh_TW"/>
+          </w:rPr>
+          <w:rPr>
+            <w:color w:val="0000EE"/>
+            <w:u w:val="single"/>
+          </w:rPr>
+          <w:t>徒8:26</w:t>
+        </w:r>
+      </w:hyperlink>
+      <w:r>
+        <w:rPr>
+          <w:lang w:val="zh_TW" w:bidi="zh_TW"/>
+        </w:rPr>
+        <w:t>）都源自相同的希臘文詞根。</w:t>
       </w:r>
     </w:p>
     <w:p>
@@ -571,18 +1333,108 @@
         <w:rPr>
           <w:lang w:val="zh_TW" w:bidi="zh_TW"/>
         </w:rPr>
-        <w:t>最後，拉班與雅各立下和平之約，二人堆起一堆石頭作為彼此之間的見證（</w:t>
-      </w:r>
-      <w:hyperlink r:id="rId24">
-        <w:r>
-          <w:rPr>
-            <w:lang w:val="zh_TW" w:bidi="zh_TW"/>
-          </w:rPr>
-          <w:rPr>
-            <w:color w:val="0000EE"/>
-            <w:u w:val="single"/>
-          </w:rPr>
-          <w:t>創31:46–50</w:t>
+        <w:t>整個聖經歷史經常被解釋為具有曠野或荒野的主題。這可以被看作是人類在伊甸園之外的領域不順服的經歷；以色列人在出埃及期間的漂流；在曠野中的純正信仰與城中軟弱、偶像崇拜之間的鬥爭。曠野被視為鬼和死亡的領域（</w:t>
+      </w:r>
+      <w:hyperlink r:id="rId67">
+        <w:r>
+          <w:rPr>
+            <w:lang w:val="zh_TW" w:bidi="zh_TW"/>
+          </w:rPr>
+          <w:rPr>
+            <w:color w:val="0000EE"/>
+            <w:u w:val="single"/>
+          </w:rPr>
+          <w:t>申32:17</w:t>
+        </w:r>
+      </w:hyperlink>
+      <w:r>
+        <w:rPr>
+          <w:lang w:val="zh_TW" w:bidi="zh_TW"/>
+        </w:rPr>
+        <w:t>；</w:t>
+      </w:r>
+      <w:hyperlink r:id="rId68">
+        <w:r>
+          <w:rPr>
+            <w:lang w:val="zh_TW" w:bidi="zh_TW"/>
+          </w:rPr>
+          <w:rPr>
+            <w:color w:val="0000EE"/>
+            <w:u w:val="single"/>
+          </w:rPr>
+          <w:t>賽34:13–14</w:t>
+        </w:r>
+      </w:hyperlink>
+      <w:r>
+        <w:rPr>
+          <w:lang w:val="zh_TW" w:bidi="zh_TW"/>
+        </w:rPr>
+        <w:t>）；其邪惡的荒野類似於創造時的原始混沌（</w:t>
+      </w:r>
+      <w:hyperlink r:id="rId69">
+        <w:r>
+          <w:rPr>
+            <w:lang w:val="zh_TW" w:bidi="zh_TW"/>
+          </w:rPr>
+          <w:rPr>
+            <w:color w:val="0000EE"/>
+            <w:u w:val="single"/>
+          </w:rPr>
+          <w:t>創1:2</w:t>
+        </w:r>
+      </w:hyperlink>
+      <w:r>
+        <w:rPr>
+          <w:lang w:val="zh_TW" w:bidi="zh_TW"/>
+        </w:rPr>
+        <w:t>；</w:t>
+      </w:r>
+      <w:hyperlink r:id="rId70">
+        <w:r>
+          <w:rPr>
+            <w:lang w:val="zh_TW" w:bidi="zh_TW"/>
+          </w:rPr>
+          <w:rPr>
+            <w:color w:val="0000EE"/>
+            <w:u w:val="single"/>
+          </w:rPr>
+          <w:t>伯26:7</w:t>
+        </w:r>
+      </w:hyperlink>
+      <w:r>
+        <w:rPr>
+          <w:lang w:val="zh_TW" w:bidi="zh_TW"/>
+        </w:rPr>
+        <w:t>）。有幾段感人的經文描述曠野谷地中生命的復興（例如，</w:t>
+      </w:r>
+      <w:hyperlink r:id="rId71">
+        <w:r>
+          <w:rPr>
+            <w:lang w:val="zh_TW" w:bidi="zh_TW"/>
+          </w:rPr>
+          <w:rPr>
+            <w:color w:val="0000EE"/>
+            <w:u w:val="single"/>
+          </w:rPr>
+          <w:t>結37章</w:t>
+        </w:r>
+      </w:hyperlink>
+      <w:r>
+        <w:rPr>
+          <w:lang w:val="zh_TW" w:bidi="zh_TW"/>
+        </w:rPr>
+        <w:t>），或荒地轉變為豐盛的花園（</w:t>
+      </w:r>
+      <w:hyperlink r:id="rId72">
+        <w:r>
+          <w:rPr>
+            <w:lang w:val="zh_TW" w:bidi="zh_TW"/>
+          </w:rPr>
+          <w:rPr>
+            <w:color w:val="0000EE"/>
+            <w:u w:val="single"/>
+          </w:rPr>
+          <w:t>賽41:18–20</w:t>
         </w:r>
       </w:hyperlink>
       <w:r>
@@ -601,32 +1453,135 @@
       </w:r>
       <w:r>
         <w:rPr>
-          <w:i/>
-          <w:lang w:val="zh_TW" w:bidi="zh_TW"/>
-        </w:rPr>
-        <w:t xml:space="preserve">另見 </w:t>
-      </w:r>
-      <w:r>
-        <w:rPr>
-          <w:lang w:val="zh_TW" w:bidi="zh_TW"/>
-        </w:rPr>
-        <w:t>雅各 #1</w:t>
-      </w:r>
-      <w:r>
-        <w:rPr>
-          <w:lang w:val="zh_TW" w:bidi="zh_TW"/>
-        </w:rPr>
-        <w:t>。</w:t>
-      </w:r>
-      <w:r>
-        <w:rPr>
-          <w:lang w:val="zh_TW" w:bidi="zh_TW"/>
-        </w:rPr>
-      </w:r>
-      <w:r>
-        <w:rPr>
-          <w:lang w:val="zh_TW" w:bidi="zh_TW"/>
-        </w:rPr>
+          <w:lang w:val="zh_TW" w:bidi="zh_TW"/>
+        </w:rPr>
+        <w:t>曠野也是神與祂百姓相遇的地方（</w:t>
+      </w:r>
+      <w:hyperlink r:id="rId73">
+        <w:r>
+          <w:rPr>
+            <w:lang w:val="zh_TW" w:bidi="zh_TW"/>
+          </w:rPr>
+          <w:rPr>
+            <w:color w:val="0000EE"/>
+            <w:u w:val="single"/>
+          </w:rPr>
+          <w:t>申32:10–12</w:t>
+        </w:r>
+      </w:hyperlink>
+      <w:r>
+        <w:rPr>
+          <w:lang w:val="zh_TW" w:bidi="zh_TW"/>
+        </w:rPr>
+        <w:t>），祂在那裡看顧他們，並試煉他們的順服（</w:t>
+      </w:r>
+      <w:hyperlink r:id="rId74">
+        <w:r>
+          <w:rPr>
+            <w:lang w:val="zh_TW" w:bidi="zh_TW"/>
+          </w:rPr>
+          <w:rPr>
+            <w:color w:val="0000EE"/>
+            <w:u w:val="single"/>
+          </w:rPr>
+          <w:t>耶2:2</w:t>
+        </w:r>
+      </w:hyperlink>
+      <w:r>
+        <w:rPr>
+          <w:lang w:val="zh_TW" w:bidi="zh_TW"/>
+        </w:rPr>
+        <w:t>；</w:t>
+      </w:r>
+      <w:hyperlink r:id="rId75">
+        <w:r>
+          <w:rPr>
+            <w:lang w:val="zh_TW" w:bidi="zh_TW"/>
+          </w:rPr>
+          <w:rPr>
+            <w:color w:val="0000EE"/>
+            <w:u w:val="single"/>
+          </w:rPr>
+          <w:t>何2:14–15</w:t>
+        </w:r>
+      </w:hyperlink>
+      <w:r>
+        <w:rPr>
+          <w:lang w:val="zh_TW" w:bidi="zh_TW"/>
+        </w:rPr>
+        <w:t>）。最後，曠野是避難、潔淨和奉獻的地方。在福音書中，出埃及的曠野主題，在耶穌被試探的四十晝夜中再次出現（</w:t>
+      </w:r>
+      <w:hyperlink r:id="rId23">
+        <w:r>
+          <w:rPr>
+            <w:lang w:val="zh_TW" w:bidi="zh_TW"/>
+          </w:rPr>
+          <w:rPr>
+            <w:color w:val="0000EE"/>
+            <w:u w:val="single"/>
+          </w:rPr>
+          <w:t>可1:13</w:t>
+        </w:r>
+      </w:hyperlink>
+      <w:r>
+        <w:rPr>
+          <w:lang w:val="zh_TW" w:bidi="zh_TW"/>
+        </w:rPr>
+        <w:t>；參</w:t>
+      </w:r>
+      <w:hyperlink r:id="rId76">
+        <w:r>
+          <w:rPr>
+            <w:lang w:val="zh_TW" w:bidi="zh_TW"/>
+          </w:rPr>
+          <w:rPr>
+            <w:color w:val="0000EE"/>
+            <w:u w:val="single"/>
+          </w:rPr>
+          <w:t>詩91篇</w:t>
+        </w:r>
+      </w:hyperlink>
+      <w:r>
+        <w:rPr>
+          <w:lang w:val="zh_TW" w:bidi="zh_TW"/>
+        </w:rPr>
+        <w:t>）。早期教會的沙漠教父和中世紀的隱士，正是仿效以利亞先知和施洗約翰（</w:t>
+      </w:r>
+      <w:hyperlink r:id="rId77">
+        <w:r>
+          <w:rPr>
+            <w:lang w:val="zh_TW" w:bidi="zh_TW"/>
+          </w:rPr>
+          <w:rPr>
+            <w:color w:val="0000EE"/>
+            <w:u w:val="single"/>
+          </w:rPr>
+          <w:t>王上19:4–8</w:t>
+        </w:r>
+      </w:hyperlink>
+      <w:r>
+        <w:rPr>
+          <w:lang w:val="zh_TW" w:bidi="zh_TW"/>
+        </w:rPr>
+        <w:t>；</w:t>
+      </w:r>
+      <w:hyperlink r:id="rId78">
+        <w:r>
+          <w:rPr>
+            <w:lang w:val="zh_TW" w:bidi="zh_TW"/>
+          </w:rPr>
+          <w:rPr>
+            <w:color w:val="0000EE"/>
+            <w:u w:val="single"/>
+          </w:rPr>
+          <w:t>太3:1–6</w:t>
+        </w:r>
+      </w:hyperlink>
+      <w:r>
+        <w:rPr>
+          <w:lang w:val="zh_TW" w:bidi="zh_TW"/>
+        </w:rPr>
+        <w:t>）。</w:t>
       </w:r>
     </w:p>
     <w:p>
@@ -636,16 +1591,59 @@
           <w:lang w:val="zh_TW" w:bidi="zh_TW"/>
         </w:rPr>
       </w:r>
-    </w:p>
-    <w:p>
-      <w:pPr>
-        <w:pStyle w:val="Heading2"/>
-      </w:pPr>
-      <w:r>
-        <w:rPr>
-          <w:lang w:val="zh_TW" w:bidi="zh_TW"/>
-        </w:rPr>
-        <w:t>拉比</w:t>
+      <w:r>
+        <w:rPr>
+          <w:i/>
+          <w:lang w:val="zh_TW" w:bidi="zh_TW"/>
+        </w:rPr>
+        <w:t>另見</w:t>
+      </w:r>
+      <w:r>
+        <w:rPr>
+          <w:lang w:val="zh_TW" w:bidi="zh_TW"/>
+        </w:rPr>
+        <w:t xml:space="preserve"> </w:t>
+      </w:r>
+      <w:r>
+        <w:rPr>
+          <w:lang w:val="zh_TW" w:bidi="zh_TW"/>
+        </w:rPr>
+        <w:t>南地</w:t>
+      </w:r>
+      <w:r>
+        <w:rPr>
+          <w:lang w:val="zh_TW" w:bidi="zh_TW"/>
+        </w:rPr>
+        <w:t>；</w:t>
+      </w:r>
+      <w:r>
+        <w:rPr>
+          <w:lang w:val="zh_TW" w:bidi="zh_TW"/>
+        </w:rPr>
+        <w:t>巴勒斯坦</w:t>
+      </w:r>
+      <w:r>
+        <w:rPr>
+          <w:lang w:val="zh_TW" w:bidi="zh_TW"/>
+        </w:rPr>
+        <w:t>；</w:t>
+      </w:r>
+      <w:r>
+        <w:rPr>
+          <w:lang w:val="zh_TW" w:bidi="zh_TW"/>
+        </w:rPr>
+        <w:t>曠野</w:t>
+      </w:r>
+      <w:r>
+        <w:rPr>
+          <w:lang w:val="zh_TW" w:bidi="zh_TW"/>
+        </w:rPr>
+        <w:t>。</w:t>
+      </w:r>
+      <w:r>
+        <w:rPr>
+          <w:lang w:val="zh_TW" w:bidi="zh_TW"/>
+        </w:rPr>
       </w:r>
       <w:r>
         <w:rPr>
@@ -660,11 +1658,21 @@
           <w:lang w:val="zh_TW" w:bidi="zh_TW"/>
         </w:rPr>
       </w:r>
-      <w:r>
-        <w:rPr>
-          <w:lang w:val="zh_TW" w:bidi="zh_TW"/>
-        </w:rPr>
-        <w:t>一種尊稱，意思是「我的大人」或「在我之上者」。猶太人在耶穌的時代用這個稱號來稱呼他們的宗教教師。</w:t>
+    </w:p>
+    <w:p>
+      <w:pPr>
+        <w:pStyle w:val="Heading2"/>
+      </w:pPr>
+      <w:r>
+        <w:rPr>
+          <w:lang w:val="zh_TW" w:bidi="zh_TW"/>
+        </w:rPr>
+        <w:t>曠野</w:t>
+      </w:r>
+      <w:r>
+        <w:rPr>
+          <w:lang w:val="zh_TW" w:bidi="zh_TW"/>
+        </w:rPr>
       </w:r>
     </w:p>
     <w:p>
@@ -678,25 +1686,259 @@
         <w:rPr>
           <w:lang w:val="zh_TW" w:bidi="zh_TW"/>
         </w:rPr>
-        <w:t>根據</w:t>
-      </w:r>
-      <w:hyperlink r:id="rId25">
-        <w:r>
-          <w:rPr>
-            <w:lang w:val="zh_TW" w:bidi="zh_TW"/>
-          </w:rPr>
-          <w:rPr>
-            <w:color w:val="0000EE"/>
-            <w:u w:val="single"/>
-          </w:rPr>
-          <w:t>馬太福音二十三章7節</w:t>
-        </w:r>
-      </w:hyperlink>
-      <w:r>
-        <w:rPr>
-          <w:lang w:val="zh_TW" w:bidi="zh_TW"/>
-        </w:rPr>
-        <w:t>，「拉比」是用於稱呼猶太文士和法利賽人的頭銜。然而，在新約聖經中，當其他人對耶穌說話時，它最常用作尊稱。在福音書中的許多故事中，人們都稱呼耶穌為「拉比」。比如：</w:t>
+        <w:t>指的是荒蕪、人跡罕至或不適合長期居住的地方。曠野可以是沙漠、山脈、森林或沼澤。</w:t>
+      </w:r>
+    </w:p>
+    <w:p>
+      <w:pPr>
+        <w:pStyle w:val="Heading3"/>
+      </w:pPr>
+      <w:r>
+        <w:rPr>
+          <w:lang w:val="zh_TW" w:bidi="zh_TW"/>
+        </w:rPr>
+        <w:t>曠野是什麼樣的？</w:t>
+      </w:r>
+    </w:p>
+    <w:p>
+      <w:pPr/>
+      <w:r>
+        <w:rPr>
+          <w:lang w:val="zh_TW" w:bidi="zh_TW"/>
+        </w:rPr>
+      </w:r>
+      <w:r>
+        <w:rPr>
+          <w:lang w:val="zh_TW" w:bidi="zh_TW"/>
+        </w:rPr>
+        <w:t>在近東，曠野的特徵是乾燥、荒蕪，而且主要是岩石和沙地。曠野的地形崎嶇不平，且有乾涸的河床交錯其中。雖然曠野並非完全荒蕪，但依賴降雨量的多寡，曠野會在雨季時成為羊群的牧場。</w:t>
+      </w:r>
+    </w:p>
+    <w:p>
+      <w:pPr/>
+      <w:r>
+        <w:rPr>
+          <w:lang w:val="zh_TW" w:bidi="zh_TW"/>
+        </w:rPr>
+      </w:r>
+      <w:hyperlink r:id="rId18">
+        <w:r>
+          <w:rPr>
+            <w:lang w:val="zh_TW" w:bidi="zh_TW"/>
+          </w:rPr>
+          <w:rPr>
+            <w:color w:val="0000EE"/>
+            <w:u w:val="single"/>
+          </w:rPr>
+          <w:t>約珥書二章22節</w:t>
+        </w:r>
+      </w:hyperlink>
+      <w:r>
+        <w:rPr>
+          <w:lang w:val="zh_TW" w:bidi="zh_TW"/>
+        </w:rPr>
+        <w:t>宣告「曠野的草發生」。</w:t>
+      </w:r>
+      <w:hyperlink r:id="rId16">
+        <w:r>
+          <w:rPr>
+            <w:lang w:val="zh_TW" w:bidi="zh_TW"/>
+          </w:rPr>
+          <w:rPr>
+            <w:color w:val="0000EE"/>
+            <w:u w:val="single"/>
+          </w:rPr>
+          <w:t>詩篇六十五篇12節</w:t>
+        </w:r>
+      </w:hyperlink>
+      <w:r>
+        <w:rPr>
+          <w:lang w:val="zh_TW" w:bidi="zh_TW"/>
+        </w:rPr>
+        <w:t>說曠野的牧場滴滿了豐盛。然而，耶利米書說「曠野的草場都枯乾了」（</w:t>
+      </w:r>
+      <w:hyperlink r:id="rId17">
+        <w:r>
+          <w:rPr>
+            <w:lang w:val="zh_TW" w:bidi="zh_TW"/>
+          </w:rPr>
+          <w:rPr>
+            <w:color w:val="0000EE"/>
+            <w:u w:val="single"/>
+          </w:rPr>
+          <w:t>耶23:10</w:t>
+        </w:r>
+      </w:hyperlink>
+      <w:r>
+        <w:rPr>
+          <w:lang w:val="zh_TW" w:bidi="zh_TW"/>
+        </w:rPr>
+        <w:t>；參</w:t>
+      </w:r>
+      <w:hyperlink r:id="rId79">
+        <w:r>
+          <w:rPr>
+            <w:lang w:val="zh_TW" w:bidi="zh_TW"/>
+          </w:rPr>
+          <w:rPr>
+            <w:color w:val="0000EE"/>
+            <w:u w:val="single"/>
+          </w:rPr>
+          <w:t>珥1:20</w:t>
+        </w:r>
+      </w:hyperlink>
+      <w:r>
+        <w:rPr>
+          <w:lang w:val="zh_TW" w:bidi="zh_TW"/>
+        </w:rPr>
+        <w:t>）。約伯提到曠野是人無法居住的地方（</w:t>
+      </w:r>
+      <w:hyperlink r:id="rId26">
+        <w:r>
+          <w:rPr>
+            <w:lang w:val="zh_TW" w:bidi="zh_TW"/>
+          </w:rPr>
+          <w:rPr>
+            <w:color w:val="0000EE"/>
+            <w:u w:val="single"/>
+          </w:rPr>
+          <w:t>伯38:26</w:t>
+        </w:r>
+      </w:hyperlink>
+      <w:r>
+        <w:rPr>
+          <w:lang w:val="zh_TW" w:bidi="zh_TW"/>
+        </w:rPr>
+        <w:t>）。曠野是各種動物和鳥類的棲息地，如野驢、豺狼、鷂鷹和鴞鳥（</w:t>
+      </w:r>
+      <w:hyperlink r:id="rId29">
+        <w:r>
+          <w:rPr>
+            <w:lang w:val="zh_TW" w:bidi="zh_TW"/>
+          </w:rPr>
+          <w:rPr>
+            <w:color w:val="0000EE"/>
+            <w:u w:val="single"/>
+          </w:rPr>
+          <w:t>詩102:6</w:t>
+        </w:r>
+      </w:hyperlink>
+      <w:r>
+        <w:rPr>
+          <w:lang w:val="zh_TW" w:bidi="zh_TW"/>
+        </w:rPr>
+        <w:t>；</w:t>
+      </w:r>
+      <w:hyperlink r:id="rId80">
+        <w:r>
+          <w:rPr>
+            <w:lang w:val="zh_TW" w:bidi="zh_TW"/>
+          </w:rPr>
+          <w:rPr>
+            <w:color w:val="0000EE"/>
+            <w:u w:val="single"/>
+          </w:rPr>
+          <w:t>耶2:24</w:t>
+        </w:r>
+      </w:hyperlink>
+      <w:r>
+        <w:rPr>
+          <w:lang w:val="zh_TW" w:bidi="zh_TW"/>
+        </w:rPr>
+        <w:t>；</w:t>
+      </w:r>
+      <w:hyperlink r:id="rId81">
+        <w:r>
+          <w:rPr>
+            <w:lang w:val="zh_TW" w:bidi="zh_TW"/>
+          </w:rPr>
+          <w:rPr>
+            <w:color w:val="0000EE"/>
+            <w:u w:val="single"/>
+          </w:rPr>
+          <w:t>賽13:22</w:t>
+        </w:r>
+      </w:hyperlink>
+      <w:r>
+        <w:rPr>
+          <w:lang w:val="zh_TW" w:bidi="zh_TW"/>
+        </w:rPr>
+        <w:t>，</w:t>
+      </w:r>
+      <w:hyperlink r:id="rId82">
+        <w:r>
+          <w:rPr>
+            <w:lang w:val="zh_TW" w:bidi="zh_TW"/>
+          </w:rPr>
+          <w:rPr>
+            <w:color w:val="0000EE"/>
+            <w:u w:val="single"/>
+          </w:rPr>
+          <w:t>34:13–15</w:t>
+        </w:r>
+      </w:hyperlink>
+      <w:r>
+        <w:rPr>
+          <w:lang w:val="zh_TW" w:bidi="zh_TW"/>
+        </w:rPr>
+        <w:t>）。</w:t>
+      </w:r>
+    </w:p>
+    <w:p>
+      <w:pPr>
+        <w:pStyle w:val="Heading3"/>
+      </w:pPr>
+      <w:r>
+        <w:rPr>
+          <w:lang w:val="zh_TW" w:bidi="zh_TW"/>
+        </w:rPr>
+        <w:t>聖經中的曠野地區名稱</w:t>
+      </w:r>
+    </w:p>
+    <w:p>
+      <w:pPr/>
+      <w:r>
+        <w:rPr>
+          <w:lang w:val="zh_TW" w:bidi="zh_TW"/>
+        </w:rPr>
+      </w:r>
+      <w:r>
+        <w:rPr>
+          <w:lang w:val="zh_TW" w:bidi="zh_TW"/>
+        </w:rPr>
+        <w:t>某些曠野地區有具體名稱，並與特定的城、人或事件有關。例如，夏甲在別是巴的曠野中走迷了路（</w:t>
+      </w:r>
+      <w:hyperlink r:id="rId83">
+        <w:r>
+          <w:rPr>
+            <w:lang w:val="zh_TW" w:bidi="zh_TW"/>
+          </w:rPr>
+          <w:rPr>
+            <w:color w:val="0000EE"/>
+            <w:u w:val="single"/>
+          </w:rPr>
+          <w:t>創21:14</w:t>
+        </w:r>
+      </w:hyperlink>
+      <w:r>
+        <w:rPr>
+          <w:lang w:val="zh_TW" w:bidi="zh_TW"/>
+        </w:rPr>
+        <w:t>）。</w:t>
+      </w:r>
+    </w:p>
+    <w:p>
+      <w:pPr/>
+      <w:r>
+        <w:rPr>
+          <w:lang w:val="zh_TW" w:bidi="zh_TW"/>
+        </w:rPr>
+      </w:r>
+      <w:r>
+        <w:rPr>
+          <w:lang w:val="zh_TW" w:bidi="zh_TW"/>
+        </w:rPr>
+        <w:t>以色列人出埃及時，曾經行經或停留在幾處有名的曠野地區：</w:t>
       </w:r>
     </w:p>
     <w:p>
@@ -710,23 +1952,29 @@
           <w:lang w:val="zh_TW" w:bidi="zh_TW"/>
         </w:rPr>
       </w:r>
-      <w:hyperlink r:id="rId26">
-        <w:r>
-          <w:rPr>
-            <w:lang w:val="zh_TW" w:bidi="zh_TW"/>
-          </w:rPr>
-          <w:rPr>
-            <w:color w:val="0000EE"/>
-            <w:u w:val="single"/>
-          </w:rPr>
-          <w:t>約翰福音一章49節</w:t>
-        </w:r>
-      </w:hyperlink>
-      <w:r>
-        <w:rPr>
-          <w:lang w:val="zh_TW" w:bidi="zh_TW"/>
-        </w:rPr>
-        <w:t>中的拿但業</w:t>
+      <w:r>
+        <w:rPr>
+          <w:lang w:val="zh_TW" w:bidi="zh_TW"/>
+        </w:rPr>
+        <w:t>書珥（</w:t>
+      </w:r>
+      <w:hyperlink r:id="rId84">
+        <w:r>
+          <w:rPr>
+            <w:lang w:val="zh_TW" w:bidi="zh_TW"/>
+          </w:rPr>
+          <w:rPr>
+            <w:color w:val="0000EE"/>
+            <w:u w:val="single"/>
+          </w:rPr>
+          <w:t>出15:22</w:t>
+        </w:r>
+      </w:hyperlink>
+      <w:r>
+        <w:rPr>
+          <w:lang w:val="zh_TW" w:bidi="zh_TW"/>
+        </w:rPr>
+        <w:t>）</w:t>
       </w:r>
     </w:p>
     <w:p>
@@ -740,23 +1988,29 @@
           <w:lang w:val="zh_TW" w:bidi="zh_TW"/>
         </w:rPr>
       </w:r>
-      <w:hyperlink r:id="rId27">
-        <w:r>
-          <w:rPr>
-            <w:lang w:val="zh_TW" w:bidi="zh_TW"/>
-          </w:rPr>
-          <w:rPr>
-            <w:color w:val="0000EE"/>
-            <w:u w:val="single"/>
-          </w:rPr>
-          <w:t>約翰福音一章38節</w:t>
-        </w:r>
-      </w:hyperlink>
-      <w:r>
-        <w:rPr>
-          <w:lang w:val="zh_TW" w:bidi="zh_TW"/>
-        </w:rPr>
-        <w:t>中的彼得和安得烈</w:t>
+      <w:r>
+        <w:rPr>
+          <w:lang w:val="zh_TW" w:bidi="zh_TW"/>
+        </w:rPr>
+        <w:t>伊坦（</w:t>
+      </w:r>
+      <w:hyperlink r:id="rId85">
+        <w:r>
+          <w:rPr>
+            <w:lang w:val="zh_TW" w:bidi="zh_TW"/>
+          </w:rPr>
+          <w:rPr>
+            <w:color w:val="0000EE"/>
+            <w:u w:val="single"/>
+          </w:rPr>
+          <w:t>民33:8</w:t>
+        </w:r>
+      </w:hyperlink>
+      <w:r>
+        <w:rPr>
+          <w:lang w:val="zh_TW" w:bidi="zh_TW"/>
+        </w:rPr>
+        <w:t>）</w:t>
       </w:r>
     </w:p>
     <w:p>
@@ -770,23 +2024,29 @@
           <w:lang w:val="zh_TW" w:bidi="zh_TW"/>
         </w:rPr>
       </w:r>
-      <w:hyperlink r:id="rId28">
-        <w:r>
-          <w:rPr>
-            <w:lang w:val="zh_TW" w:bidi="zh_TW"/>
-          </w:rPr>
-          <w:rPr>
-            <w:color w:val="0000EE"/>
-            <w:u w:val="single"/>
-          </w:rPr>
-          <w:t>約翰福音三章2節</w:t>
-        </w:r>
-      </w:hyperlink>
-      <w:r>
-        <w:rPr>
-          <w:lang w:val="zh_TW" w:bidi="zh_TW"/>
-        </w:rPr>
-        <w:t>中的尼哥德慕</w:t>
+      <w:r>
+        <w:rPr>
+          <w:lang w:val="zh_TW" w:bidi="zh_TW"/>
+        </w:rPr>
+        <w:t>汛（</w:t>
+      </w:r>
+      <w:hyperlink r:id="rId86">
+        <w:r>
+          <w:rPr>
+            <w:lang w:val="zh_TW" w:bidi="zh_TW"/>
+          </w:rPr>
+          <w:rPr>
+            <w:color w:val="0000EE"/>
+            <w:u w:val="single"/>
+          </w:rPr>
+          <w:t>出16:1</w:t>
+        </w:r>
+      </w:hyperlink>
+      <w:r>
+        <w:rPr>
+          <w:lang w:val="zh_TW" w:bidi="zh_TW"/>
+        </w:rPr>
+        <w:t>）</w:t>
       </w:r>
     </w:p>
     <w:p>
@@ -800,41 +2060,29 @@
           <w:lang w:val="zh_TW" w:bidi="zh_TW"/>
         </w:rPr>
       </w:r>
-      <w:hyperlink r:id="rId29">
-        <w:r>
-          <w:rPr>
-            <w:lang w:val="zh_TW" w:bidi="zh_TW"/>
-          </w:rPr>
-          <w:rPr>
-            <w:color w:val="0000EE"/>
-            <w:u w:val="single"/>
-          </w:rPr>
-          <w:t>約翰福音九章2節</w:t>
-        </w:r>
-      </w:hyperlink>
-      <w:r>
-        <w:rPr>
-          <w:lang w:val="zh_TW" w:bidi="zh_TW"/>
-        </w:rPr>
-        <w:t>，</w:t>
-      </w:r>
-      <w:hyperlink r:id="rId30">
-        <w:r>
-          <w:rPr>
-            <w:lang w:val="zh_TW" w:bidi="zh_TW"/>
-          </w:rPr>
-          <w:rPr>
-            <w:color w:val="0000EE"/>
-            <w:u w:val="single"/>
-          </w:rPr>
-          <w:t>十一章8節</w:t>
-        </w:r>
-      </w:hyperlink>
-      <w:r>
-        <w:rPr>
-          <w:lang w:val="zh_TW" w:bidi="zh_TW"/>
-        </w:rPr>
-        <w:t>中的門徒（群體）</w:t>
+      <w:r>
+        <w:rPr>
+          <w:lang w:val="zh_TW" w:bidi="zh_TW"/>
+        </w:rPr>
+        <w:t>西奈（</w:t>
+      </w:r>
+      <w:hyperlink r:id="rId87">
+        <w:r>
+          <w:rPr>
+            <w:lang w:val="zh_TW" w:bidi="zh_TW"/>
+          </w:rPr>
+          <w:rPr>
+            <w:color w:val="0000EE"/>
+            <w:u w:val="single"/>
+          </w:rPr>
+          <w:t>19:1–2</w:t>
+        </w:r>
+      </w:hyperlink>
+      <w:r>
+        <w:rPr>
+          <w:lang w:val="zh_TW" w:bidi="zh_TW"/>
+        </w:rPr>
+        <w:t>）</w:t>
       </w:r>
     </w:p>
     <w:p>
@@ -848,23 +2096,191 @@
           <w:lang w:val="zh_TW" w:bidi="zh_TW"/>
         </w:rPr>
       </w:r>
-      <w:hyperlink r:id="rId31">
-        <w:r>
-          <w:rPr>
-            <w:lang w:val="zh_TW" w:bidi="zh_TW"/>
-          </w:rPr>
-          <w:rPr>
-            <w:color w:val="0000EE"/>
-            <w:u w:val="single"/>
-          </w:rPr>
-          <w:t>約翰福音六章25節</w:t>
-        </w:r>
-      </w:hyperlink>
-      <w:r>
-        <w:rPr>
-          <w:lang w:val="zh_TW" w:bidi="zh_TW"/>
-        </w:rPr>
-        <w:t>中的群眾</w:t>
+      <w:r>
+        <w:rPr>
+          <w:lang w:val="zh_TW" w:bidi="zh_TW"/>
+        </w:rPr>
+        <w:t>尋（</w:t>
+      </w:r>
+      <w:hyperlink r:id="rId88">
+        <w:r>
+          <w:rPr>
+            <w:lang w:val="zh_TW" w:bidi="zh_TW"/>
+          </w:rPr>
+          <w:rPr>
+            <w:color w:val="0000EE"/>
+            <w:u w:val="single"/>
+          </w:rPr>
+          <w:t>民13:21</w:t>
+        </w:r>
+      </w:hyperlink>
+      <w:r>
+        <w:rPr>
+          <w:lang w:val="zh_TW" w:bidi="zh_TW"/>
+        </w:rPr>
+        <w:t>，</w:t>
+      </w:r>
+      <w:hyperlink r:id="rId89">
+        <w:r>
+          <w:rPr>
+            <w:lang w:val="zh_TW" w:bidi="zh_TW"/>
+          </w:rPr>
+          <w:rPr>
+            <w:color w:val="0000EE"/>
+            <w:u w:val="single"/>
+          </w:rPr>
+          <w:t>20:1</w:t>
+        </w:r>
+      </w:hyperlink>
+      <w:r>
+        <w:rPr>
+          <w:lang w:val="zh_TW" w:bidi="zh_TW"/>
+        </w:rPr>
+        <w:t>）</w:t>
+      </w:r>
+    </w:p>
+    <w:p>
+      <w:pPr>
+        <w:pStyle w:val="ListBullet"/>
+        <w:spacing w:line="240" w:lineRule="auto"/>
+        <w:ind w:left="720"/>
+      </w:pPr>
+      <w:r>
+        <w:rPr>
+          <w:lang w:val="zh_TW" w:bidi="zh_TW"/>
+        </w:rPr>
+      </w:r>
+      <w:r>
+        <w:rPr>
+          <w:lang w:val="zh_TW" w:bidi="zh_TW"/>
+        </w:rPr>
+        <w:t>巴蘭（</w:t>
+      </w:r>
+      <w:hyperlink r:id="rId90">
+        <w:r>
+          <w:rPr>
+            <w:lang w:val="zh_TW" w:bidi="zh_TW"/>
+          </w:rPr>
+          <w:rPr>
+            <w:color w:val="0000EE"/>
+            <w:u w:val="single"/>
+          </w:rPr>
+          <w:t>13:26</w:t>
+        </w:r>
+      </w:hyperlink>
+      <w:r>
+        <w:rPr>
+          <w:lang w:val="zh_TW" w:bidi="zh_TW"/>
+        </w:rPr>
+        <w:t>）</w:t>
+      </w:r>
+    </w:p>
+    <w:p>
+      <w:pPr>
+        <w:pStyle w:val="ListBullet"/>
+        <w:spacing w:line="240" w:lineRule="auto"/>
+        <w:ind w:left="720"/>
+      </w:pPr>
+      <w:r>
+        <w:rPr>
+          <w:lang w:val="zh_TW" w:bidi="zh_TW"/>
+        </w:rPr>
+      </w:r>
+      <w:r>
+        <w:rPr>
+          <w:lang w:val="zh_TW" w:bidi="zh_TW"/>
+        </w:rPr>
+        <w:t>加低斯（</w:t>
+      </w:r>
+      <w:hyperlink r:id="rId91">
+        <w:r>
+          <w:rPr>
+            <w:lang w:val="zh_TW" w:bidi="zh_TW"/>
+          </w:rPr>
+          <w:rPr>
+            <w:color w:val="0000EE"/>
+            <w:u w:val="single"/>
+          </w:rPr>
+          <w:t>詩29:8</w:t>
+        </w:r>
+      </w:hyperlink>
+      <w:r>
+        <w:rPr>
+          <w:lang w:val="zh_TW" w:bidi="zh_TW"/>
+        </w:rPr>
+        <w:t>）</w:t>
+      </w:r>
+    </w:p>
+    <w:p>
+      <w:pPr>
+        <w:pStyle w:val="ListBullet"/>
+        <w:spacing w:line="240" w:lineRule="auto"/>
+        <w:ind w:left="720"/>
+      </w:pPr>
+      <w:r>
+        <w:rPr>
+          <w:lang w:val="zh_TW" w:bidi="zh_TW"/>
+        </w:rPr>
+      </w:r>
+      <w:r>
+        <w:rPr>
+          <w:lang w:val="zh_TW" w:bidi="zh_TW"/>
+        </w:rPr>
+        <w:t>摩押（</w:t>
+      </w:r>
+      <w:hyperlink r:id="rId92">
+        <w:r>
+          <w:rPr>
+            <w:lang w:val="zh_TW" w:bidi="zh_TW"/>
+          </w:rPr>
+          <w:rPr>
+            <w:color w:val="0000EE"/>
+            <w:u w:val="single"/>
+          </w:rPr>
+          <w:t>申2:8</w:t>
+        </w:r>
+      </w:hyperlink>
+      <w:r>
+        <w:rPr>
+          <w:lang w:val="zh_TW" w:bidi="zh_TW"/>
+        </w:rPr>
+        <w:t>）</w:t>
+      </w:r>
+    </w:p>
+    <w:p>
+      <w:pPr>
+        <w:pStyle w:val="ListBullet"/>
+        <w:spacing w:line="240" w:lineRule="auto"/>
+        <w:ind w:left="720"/>
+      </w:pPr>
+      <w:r>
+        <w:rPr>
+          <w:lang w:val="zh_TW" w:bidi="zh_TW"/>
+        </w:rPr>
+      </w:r>
+      <w:r>
+        <w:rPr>
+          <w:lang w:val="zh_TW" w:bidi="zh_TW"/>
+        </w:rPr>
+        <w:t>基底莫（</w:t>
+      </w:r>
+      <w:hyperlink r:id="rId93">
+        <w:r>
+          <w:rPr>
+            <w:lang w:val="zh_TW" w:bidi="zh_TW"/>
+          </w:rPr>
+          <w:rPr>
+            <w:color w:val="0000EE"/>
+            <w:u w:val="single"/>
+          </w:rPr>
+          <w:t>26</w:t>
+        </w:r>
+      </w:hyperlink>
+      <w:r>
+        <w:rPr>
+          <w:lang w:val="zh_TW" w:bidi="zh_TW"/>
+        </w:rPr>
+        <w:t>節）</w:t>
       </w:r>
     </w:p>
     <w:p>
@@ -878,79 +2294,61 @@
         <w:rPr>
           <w:lang w:val="zh_TW" w:bidi="zh_TW"/>
         </w:rPr>
-        <w:t>抹大拉的馬利亞和盲人巴底買都使用較長的形式「拉波尼」來直接稱呼耶穌（</w:t>
-      </w:r>
-      <w:hyperlink r:id="rId32">
-        <w:r>
-          <w:rPr>
-            <w:lang w:val="zh_TW" w:bidi="zh_TW"/>
-          </w:rPr>
-          <w:rPr>
-            <w:color w:val="0000EE"/>
-            <w:u w:val="single"/>
-          </w:rPr>
-          <w:t>馬可福音10:51</w:t>
-        </w:r>
-      </w:hyperlink>
-      <w:r>
-        <w:rPr>
-          <w:lang w:val="zh_TW" w:bidi="zh_TW"/>
-        </w:rPr>
-        <w:t>；</w:t>
-      </w:r>
-      <w:hyperlink r:id="rId33">
-        <w:r>
-          <w:rPr>
-            <w:lang w:val="zh_TW" w:bidi="zh_TW"/>
-          </w:rPr>
-          <w:rPr>
-            <w:color w:val="0000EE"/>
-            <w:u w:val="single"/>
-          </w:rPr>
-          <w:t>約翰福音20:16</w:t>
-        </w:r>
-      </w:hyperlink>
-      <w:r>
-        <w:rPr>
-          <w:lang w:val="zh_TW" w:bidi="zh_TW"/>
-        </w:rPr>
-        <w:t>）。這比使用較短的稱呼「拉比」更表現出深刻的尊敬。在約翰福音書寫成的時候，「拉比」這個稱呼的意思是「老師」。約翰在</w:t>
-      </w:r>
-      <w:hyperlink r:id="rId27">
-        <w:r>
-          <w:rPr>
-            <w:lang w:val="zh_TW" w:bidi="zh_TW"/>
-          </w:rPr>
-          <w:rPr>
-            <w:color w:val="0000EE"/>
-            <w:u w:val="single"/>
-          </w:rPr>
-          <w:t>一章38節</w:t>
-        </w:r>
-      </w:hyperlink>
-      <w:r>
-        <w:rPr>
-          <w:lang w:val="zh_TW" w:bidi="zh_TW"/>
-        </w:rPr>
-        <w:t>中明確指出這一點，並在</w:t>
-      </w:r>
-      <w:hyperlink r:id="rId28">
-        <w:r>
-          <w:rPr>
-            <w:lang w:val="zh_TW" w:bidi="zh_TW"/>
-          </w:rPr>
-          <w:rPr>
-            <w:color w:val="0000EE"/>
-            <w:u w:val="single"/>
-          </w:rPr>
-          <w:t>三章2節</w:t>
-        </w:r>
-      </w:hyperlink>
-      <w:r>
-        <w:rPr>
-          <w:lang w:val="zh_TW" w:bidi="zh_TW"/>
-        </w:rPr>
-        <w:t>中暗示了這一點。</w:t>
+        <w:t>當大衛逃避掃羅時，曾躲藏在西弗曠野的山地（</w:t>
+      </w:r>
+      <w:hyperlink r:id="rId94">
+        <w:r>
+          <w:rPr>
+            <w:lang w:val="zh_TW" w:bidi="zh_TW"/>
+          </w:rPr>
+          <w:rPr>
+            <w:color w:val="0000EE"/>
+            <w:u w:val="single"/>
+          </w:rPr>
+          <w:t>撒上23:14–15</w:t>
+        </w:r>
+      </w:hyperlink>
+      <w:r>
+        <w:rPr>
+          <w:lang w:val="zh_TW" w:bidi="zh_TW"/>
+        </w:rPr>
+        <w:t>）。他也在瑪雲曠野（</w:t>
+      </w:r>
+      <w:hyperlink r:id="rId95">
+        <w:r>
+          <w:rPr>
+            <w:lang w:val="zh_TW" w:bidi="zh_TW"/>
+          </w:rPr>
+          <w:rPr>
+            <w:color w:val="0000EE"/>
+            <w:u w:val="single"/>
+          </w:rPr>
+          <w:t>24–25</w:t>
+        </w:r>
+      </w:hyperlink>
+      <w:r>
+        <w:rPr>
+          <w:lang w:val="zh_TW" w:bidi="zh_TW"/>
+        </w:rPr>
+        <w:t>節）和隱基底曠野避難（</w:t>
+      </w:r>
+      <w:hyperlink r:id="rId96">
+        <w:r>
+          <w:rPr>
+            <w:lang w:val="zh_TW" w:bidi="zh_TW"/>
+          </w:rPr>
+          <w:rPr>
+            <w:color w:val="0000EE"/>
+            <w:u w:val="single"/>
+          </w:rPr>
+          <w:t>24:1</w:t>
+        </w:r>
+      </w:hyperlink>
+      <w:r>
+        <w:rPr>
+          <w:lang w:val="zh_TW" w:bidi="zh_TW"/>
+        </w:rPr>
+        <w:t>）。</w:t>
       </w:r>
     </w:p>
     <w:p>
@@ -964,47 +2362,54 @@
         <w:rPr>
           <w:lang w:val="zh_TW" w:bidi="zh_TW"/>
         </w:rPr>
-        <w:t>耶穌譴責文士和法利賽人因這個稱呼而驕傲，他們堅持人們在公共場合稱呼他們「拉比」（</w:t>
-      </w:r>
-      <w:hyperlink r:id="rId34">
-        <w:r>
-          <w:rPr>
-            <w:lang w:val="zh_TW" w:bidi="zh_TW"/>
-          </w:rPr>
-          <w:rPr>
-            <w:color w:val="0000EE"/>
-            <w:u w:val="single"/>
-          </w:rPr>
-          <w:t>馬太福音23:7–8</w:t>
-        </w:r>
-      </w:hyperlink>
-      <w:r>
-        <w:rPr>
-          <w:lang w:val="zh_TW" w:bidi="zh_TW"/>
-        </w:rPr>
-        <w:t>）。耶穌禁止他的門徒使用這個稱呼，說：「</w:t>
-      </w:r>
-      <w:r>
-        <w:rPr>
-          <w:lang w:val="zh_TW" w:bidi="zh_TW"/>
-        </w:rPr>
-        <w:t>你們不要受拉比的稱呼</w:t>
-      </w:r>
-      <w:r>
-        <w:rPr>
-          <w:lang w:val="zh_TW" w:bidi="zh_TW"/>
-        </w:rPr>
-        <w:t>。」耶穌並未禁止合理使用這個稱呼，但拒絕驕傲地尋求與之相關的榮譽。當人們以敬畏的方式使用耶穌的稱呼時，並未受到責備。</w:t>
-      </w:r>
-      <w:r>
-        <w:rPr>
-          <w:lang w:val="zh_TW" w:bidi="zh_TW"/>
-        </w:rPr>
-      </w:r>
-      <w:r>
-        <w:rPr>
-          <w:lang w:val="zh_TW" w:bidi="zh_TW"/>
-        </w:rPr>
+        <w:t>村莊或城有時與曠野相關。</w:t>
+      </w:r>
+      <w:hyperlink r:id="rId97">
+        <w:r>
+          <w:rPr>
+            <w:lang w:val="zh_TW" w:bidi="zh_TW"/>
+          </w:rPr>
+          <w:rPr>
+            <w:color w:val="0000EE"/>
+            <w:u w:val="single"/>
+          </w:rPr>
+          <w:t>約書亞記十五章61至62節</w:t>
+        </w:r>
+      </w:hyperlink>
+      <w:r>
+        <w:rPr>
+          <w:lang w:val="zh_TW" w:bidi="zh_TW"/>
+        </w:rPr>
+        <w:t>列出了「在曠野」的六個城及其村莊。以賽亞宣告了曠野和其中的城邑未來的喜樂（</w:t>
+      </w:r>
+      <w:hyperlink r:id="rId98">
+        <w:r>
+          <w:rPr>
+            <w:lang w:val="zh_TW" w:bidi="zh_TW"/>
+          </w:rPr>
+          <w:rPr>
+            <w:color w:val="0000EE"/>
+            <w:u w:val="single"/>
+          </w:rPr>
+          <w:t>賽42:11</w:t>
+        </w:r>
+      </w:hyperlink>
+      <w:r>
+        <w:rPr>
+          <w:lang w:val="zh_TW" w:bidi="zh_TW"/>
+        </w:rPr>
+        <w:t>）。</w:t>
+      </w:r>
+    </w:p>
+    <w:p>
+      <w:pPr>
+        <w:pStyle w:val="Heading3"/>
+      </w:pPr>
+      <w:r>
+        <w:rPr>
+          <w:lang w:val="zh_TW" w:bidi="zh_TW"/>
+        </w:rPr>
+        <w:t>曠野的屬靈意義是什麼？</w:t>
       </w:r>
     </w:p>
     <w:p>
@@ -1014,21 +2419,29 @@
           <w:lang w:val="zh_TW" w:bidi="zh_TW"/>
         </w:rPr>
       </w:r>
-    </w:p>
-    <w:p>
-      <w:pPr>
-        <w:pStyle w:val="Heading2"/>
-      </w:pPr>
-      <w:r>
-        <w:rPr>
-          <w:lang w:val="zh_TW" w:bidi="zh_TW"/>
-        </w:rPr>
-        <w:t>拉波尼</w:t>
-      </w:r>
-      <w:r>
-        <w:rPr>
-          <w:lang w:val="zh_TW" w:bidi="zh_TW"/>
-        </w:rPr>
+      <w:r>
+        <w:rPr>
+          <w:lang w:val="zh_TW" w:bidi="zh_TW"/>
+        </w:rPr>
+        <w:t>曠野與艱苦和試探有關。以利亞的生活方式和穿著，經常讓人聯想到曠野。以利亞的繼承者以利沙也曾在以東的曠野事奉（</w:t>
+      </w:r>
+      <w:hyperlink r:id="rId99">
+        <w:r>
+          <w:rPr>
+            <w:lang w:val="zh_TW" w:bidi="zh_TW"/>
+          </w:rPr>
+          <w:rPr>
+            <w:color w:val="0000EE"/>
+            <w:u w:val="single"/>
+          </w:rPr>
+          <w:t>王下3:4–27</w:t>
+        </w:r>
+      </w:hyperlink>
+      <w:r>
+        <w:rPr>
+          <w:lang w:val="zh_TW" w:bidi="zh_TW"/>
+        </w:rPr>
+        <w:t>）。</w:t>
       </w:r>
     </w:p>
     <w:p>
@@ -1042,85 +2455,133 @@
         <w:rPr>
           <w:lang w:val="zh_TW" w:bidi="zh_TW"/>
         </w:rPr>
-        <w:t>尊稱</w:t>
-      </w:r>
-      <w:r>
-        <w:rPr>
-          <w:i/>
-          <w:lang w:val="zh_TW" w:bidi="zh_TW"/>
-        </w:rPr>
-        <w:t>拉比</w:t>
-      </w:r>
-      <w:r>
-        <w:rPr>
-          <w:lang w:val="zh_TW" w:bidi="zh_TW"/>
-        </w:rPr>
-        <w:t>的變體，意思是「我偉大的那一位」或「我至上的那一位」。這個稱謂是用來稱呼老師的。拉波尼僅用於</w:t>
-      </w:r>
-      <w:hyperlink r:id="rId32">
-        <w:r>
-          <w:rPr>
-            <w:lang w:val="zh_TW" w:bidi="zh_TW"/>
-          </w:rPr>
-          <w:rPr>
-            <w:color w:val="0000EE"/>
-            <w:u w:val="single"/>
-          </w:rPr>
-          <w:t>馬可福音十章51節</w:t>
-        </w:r>
-      </w:hyperlink>
-      <w:r>
-        <w:rPr>
-          <w:lang w:val="zh_TW" w:bidi="zh_TW"/>
-        </w:rPr>
-        <w:t>和</w:t>
-      </w:r>
-      <w:hyperlink r:id="rId33">
-        <w:r>
-          <w:rPr>
-            <w:lang w:val="zh_TW" w:bidi="zh_TW"/>
-          </w:rPr>
-          <w:rPr>
-            <w:color w:val="0000EE"/>
-            <w:u w:val="single"/>
-          </w:rPr>
-          <w:t>約翰福音二十章16節</w:t>
-        </w:r>
-      </w:hyperlink>
-      <w:r>
-        <w:rPr>
-          <w:lang w:val="zh_TW" w:bidi="zh_TW"/>
-        </w:rPr>
-        <w:t>。</w:t>
-      </w:r>
-      <w:r>
-        <w:rPr>
-          <w:i/>
-          <w:lang w:val="zh_TW" w:bidi="zh_TW"/>
-        </w:rPr>
-        <w:t>見</w:t>
-      </w:r>
-      <w:r>
-        <w:rPr>
-          <w:lang w:val="zh_TW" w:bidi="zh_TW"/>
-        </w:rPr>
-        <w:t>拉比</w:t>
-      </w:r>
-      <w:r>
-        <w:rPr>
-          <w:lang w:val="zh_TW" w:bidi="zh_TW"/>
-        </w:rPr>
-        <w:t>。</w:t>
-      </w:r>
-      <w:r>
-        <w:rPr>
-          <w:lang w:val="zh_TW" w:bidi="zh_TW"/>
-        </w:rPr>
-      </w:r>
-      <w:r>
-        <w:rPr>
-          <w:lang w:val="zh_TW" w:bidi="zh_TW"/>
-        </w:rPr>
+        <w:t>以賽亞預言了施洗約翰的信息，約翰在猶大的曠野傳道（</w:t>
+      </w:r>
+      <w:hyperlink r:id="rId100">
+        <w:r>
+          <w:rPr>
+            <w:lang w:val="zh_TW" w:bidi="zh_TW"/>
+          </w:rPr>
+          <w:rPr>
+            <w:color w:val="0000EE"/>
+            <w:u w:val="single"/>
+          </w:rPr>
+          <w:t>賽40:3</w:t>
+        </w:r>
+      </w:hyperlink>
+      <w:r>
+        <w:rPr>
+          <w:lang w:val="zh_TW" w:bidi="zh_TW"/>
+        </w:rPr>
+        <w:t>；</w:t>
+      </w:r>
+      <w:hyperlink r:id="rId101">
+        <w:r>
+          <w:rPr>
+            <w:lang w:val="zh_TW" w:bidi="zh_TW"/>
+          </w:rPr>
+          <w:rPr>
+            <w:color w:val="0000EE"/>
+            <w:u w:val="single"/>
+          </w:rPr>
+          <w:t>太3:1–3</w:t>
+        </w:r>
+      </w:hyperlink>
+      <w:r>
+        <w:rPr>
+          <w:lang w:val="zh_TW" w:bidi="zh_TW"/>
+        </w:rPr>
+        <w:t>；</w:t>
+      </w:r>
+      <w:hyperlink r:id="rId102">
+        <w:r>
+          <w:rPr>
+            <w:lang w:val="zh_TW" w:bidi="zh_TW"/>
+          </w:rPr>
+          <w:rPr>
+            <w:color w:val="0000EE"/>
+            <w:u w:val="single"/>
+          </w:rPr>
+          <w:t>可1:2–4</w:t>
+        </w:r>
+      </w:hyperlink>
+      <w:r>
+        <w:rPr>
+          <w:lang w:val="zh_TW" w:bidi="zh_TW"/>
+        </w:rPr>
+        <w:t>；</w:t>
+      </w:r>
+      <w:hyperlink r:id="rId103">
+        <w:r>
+          <w:rPr>
+            <w:lang w:val="zh_TW" w:bidi="zh_TW"/>
+          </w:rPr>
+          <w:rPr>
+            <w:color w:val="0000EE"/>
+            <w:u w:val="single"/>
+          </w:rPr>
+          <w:t>路3:1–6</w:t>
+        </w:r>
+      </w:hyperlink>
+      <w:r>
+        <w:rPr>
+          <w:lang w:val="zh_TW" w:bidi="zh_TW"/>
+        </w:rPr>
+        <w:t>；</w:t>
+      </w:r>
+      <w:hyperlink r:id="rId104">
+        <w:r>
+          <w:rPr>
+            <w:lang w:val="zh_TW" w:bidi="zh_TW"/>
+          </w:rPr>
+          <w:rPr>
+            <w:color w:val="0000EE"/>
+            <w:u w:val="single"/>
+          </w:rPr>
+          <w:t>約1:23</w:t>
+        </w:r>
+      </w:hyperlink>
+      <w:r>
+        <w:rPr>
+          <w:lang w:val="zh_TW" w:bidi="zh_TW"/>
+        </w:rPr>
+        <w:t>）。耶穌被聖靈充滿，聖靈將祂引到曠野四十天，祂在那裡受到魔鬼的試探（參</w:t>
+      </w:r>
+      <w:hyperlink r:id="rId105">
+        <w:r>
+          <w:rPr>
+            <w:lang w:val="zh_TW" w:bidi="zh_TW"/>
+          </w:rPr>
+          <w:rPr>
+            <w:color w:val="0000EE"/>
+            <w:u w:val="single"/>
+          </w:rPr>
+          <w:t>路4:1–2</w:t>
+        </w:r>
+      </w:hyperlink>
+      <w:r>
+        <w:rPr>
+          <w:lang w:val="zh_TW" w:bidi="zh_TW"/>
+        </w:rPr>
+        <w:t>）。天使也在曠野服事耶穌（</w:t>
+      </w:r>
+      <w:hyperlink r:id="rId23">
+        <w:r>
+          <w:rPr>
+            <w:lang w:val="zh_TW" w:bidi="zh_TW"/>
+          </w:rPr>
+          <w:rPr>
+            <w:color w:val="0000EE"/>
+            <w:u w:val="single"/>
+          </w:rPr>
+          <w:t>可1:13</w:t>
+        </w:r>
+      </w:hyperlink>
+      <w:r>
+        <w:rPr>
+          <w:lang w:val="zh_TW" w:bidi="zh_TW"/>
+        </w:rPr>
+        <w:t>）。</w:t>
       </w:r>
     </w:p>
     <w:p>
@@ -1130,21 +2591,29 @@
           <w:lang w:val="zh_TW" w:bidi="zh_TW"/>
         </w:rPr>
       </w:r>
-    </w:p>
-    <w:p>
-      <w:pPr>
-        <w:pStyle w:val="Heading2"/>
-      </w:pPr>
-      <w:r>
-        <w:rPr>
-          <w:lang w:val="zh_TW" w:bidi="zh_TW"/>
-        </w:rPr>
-        <w:t>拉海‧萊 （Lahai-Roi）</w:t>
-      </w:r>
-      <w:r>
-        <w:rPr>
-          <w:lang w:val="zh_TW" w:bidi="zh_TW"/>
-        </w:rPr>
+      <w:r>
+        <w:rPr>
+          <w:lang w:val="zh_TW" w:bidi="zh_TW"/>
+        </w:rPr>
+        <w:t>埃及的隱士和死海附近的昆蘭社區利用曠野逃避城中生活的邪惡。然而，耶穌則是利用曠野作為禱告和與父神相交之處（</w:t>
+      </w:r>
+      <w:hyperlink r:id="rId64">
+        <w:r>
+          <w:rPr>
+            <w:lang w:val="zh_TW" w:bidi="zh_TW"/>
+          </w:rPr>
+          <w:rPr>
+            <w:color w:val="0000EE"/>
+            <w:u w:val="single"/>
+          </w:rPr>
+          <w:t>路5:16</w:t>
+        </w:r>
+      </w:hyperlink>
+      <w:r>
+        <w:rPr>
+          <w:lang w:val="zh_TW" w:bidi="zh_TW"/>
+        </w:rPr>
+        <w:t>）。</w:t>
       </w:r>
     </w:p>
     <w:p>
@@ -1156,45 +2625,44 @@
       </w:r>
       <w:r>
         <w:rPr>
-          <w:lang w:val="zh_TW" w:bidi="zh_TW"/>
-        </w:rPr>
-        <w:t>這是某英文譯本對庇耳‧拉海‧萊（Beer-lahai-roi）的拼寫形式。這個名稱指的是一口井，記載於</w:t>
-      </w:r>
-      <w:hyperlink r:id="rId35">
-        <w:r>
-          <w:rPr>
-            <w:lang w:val="zh_TW" w:bidi="zh_TW"/>
-          </w:rPr>
-          <w:rPr>
-            <w:color w:val="0000EE"/>
-            <w:u w:val="single"/>
-          </w:rPr>
-          <w:t>創世記二十四章62節</w:t>
-        </w:r>
-      </w:hyperlink>
-      <w:r>
-        <w:rPr>
-          <w:lang w:val="zh_TW" w:bidi="zh_TW"/>
-        </w:rPr>
-        <w:t>和</w:t>
-      </w:r>
-      <w:hyperlink r:id="rId36">
-        <w:r>
-          <w:rPr>
-            <w:lang w:val="zh_TW" w:bidi="zh_TW"/>
-          </w:rPr>
-          <w:rPr>
-            <w:color w:val="0000EE"/>
-            <w:u w:val="single"/>
-          </w:rPr>
-          <w:t>二十五章11節</w:t>
-        </w:r>
-      </w:hyperlink>
+          <w:i/>
+          <w:lang w:val="zh_TW" w:bidi="zh_TW"/>
+        </w:rPr>
+        <w:t>見</w:t>
+      </w:r>
+      <w:r>
+        <w:rPr>
+          <w:lang w:val="zh_TW" w:bidi="zh_TW"/>
+        </w:rPr>
+        <w:t>曠野</w:t>
+      </w:r>
+      <w:r>
+        <w:rPr>
+          <w:lang w:val="zh_TW" w:bidi="zh_TW"/>
+        </w:rPr>
+        <w:t>；</w:t>
+      </w:r>
+      <w:r>
+        <w:rPr>
+          <w:lang w:val="zh_TW" w:bidi="zh_TW"/>
+        </w:rPr>
+        <w:t>曠野漂流</w:t>
+      </w:r>
       <w:r>
         <w:rPr>
           <w:lang w:val="zh_TW" w:bidi="zh_TW"/>
         </w:rPr>
         <w:t>。</w:t>
+      </w:r>
+      <w:r>
+        <w:rPr>
+          <w:lang w:val="zh_TW" w:bidi="zh_TW"/>
+        </w:rPr>
+      </w:r>
+      <w:r>
+        <w:rPr>
+          <w:lang w:val="zh_TW" w:bidi="zh_TW"/>
+        </w:rPr>
       </w:r>
     </w:p>
     <w:p>
@@ -1204,29 +2672,16 @@
           <w:lang w:val="zh_TW" w:bidi="zh_TW"/>
         </w:rPr>
       </w:r>
-      <w:r>
-        <w:rPr>
-          <w:i/>
-          <w:lang w:val="zh_TW" w:bidi="zh_TW"/>
-        </w:rPr>
-        <w:t xml:space="preserve">見 </w:t>
-      </w:r>
-      <w:r>
-        <w:rPr>
-          <w:lang w:val="zh_TW" w:bidi="zh_TW"/>
-        </w:rPr>
-        <w:t>庇耳‧拉海‧萊</w:t>
-      </w:r>
-      <w:r>
-        <w:rPr>
-          <w:lang w:val="zh_TW" w:bidi="zh_TW"/>
-        </w:rPr>
-        <w:t>。</w:t>
-      </w:r>
-      <w:r>
-        <w:rPr>
-          <w:lang w:val="zh_TW" w:bidi="zh_TW"/>
-        </w:rPr>
+    </w:p>
+    <w:p>
+      <w:pPr>
+        <w:pStyle w:val="Heading2"/>
+      </w:pPr>
+      <w:r>
+        <w:rPr>
+          <w:lang w:val="zh_TW" w:bidi="zh_TW"/>
+        </w:rPr>
+        <w:t>礦物和金屬</w:t>
       </w:r>
       <w:r>
         <w:rPr>
@@ -1241,86 +2696,11 @@
           <w:lang w:val="zh_TW" w:bidi="zh_TW"/>
         </w:rPr>
       </w:r>
-    </w:p>
-    <w:p>
-      <w:pPr>
-        <w:pStyle w:val="Heading2"/>
-      </w:pPr>
-      <w:r>
-        <w:rPr>
-          <w:lang w:val="zh_TW" w:bidi="zh_TW"/>
-        </w:rPr>
-        <w:t>拉麥</w:t>
-      </w:r>
-      <w:r>
-        <w:rPr>
-          <w:lang w:val="zh_TW" w:bidi="zh_TW"/>
-        </w:rPr>
-      </w:r>
-    </w:p>
-    <w:p>
-      <w:pPr>
-        <w:pStyle w:val="ListNumber"/>
-        <w:numPr>
-          <w:ilvl w:val="0"/>
-          <w:numId w:val="14"/>
-        </w:numPr>
-        <w:spacing w:line="240" w:lineRule="auto"/>
-        <w:ind w:left="720"/>
-      </w:pPr>
-      <w:r>
-        <w:rPr>
-          <w:lang w:val="zh_TW" w:bidi="zh_TW"/>
-        </w:rPr>
-      </w:r>
-      <w:r>
-        <w:rPr>
-          <w:lang w:val="zh_TW" w:bidi="zh_TW"/>
-        </w:rPr>
-        <w:t>瑪土撒利的兒子，該隱的後裔，亞大和洗拉的丈夫。</w:t>
-        <w:br/>
-      </w:r>
-      <w:r>
-        <w:rPr>
-          <w:lang w:val="zh_TW" w:bidi="zh_TW"/>
-        </w:rPr>
-        <w:t>拉麥與亞大所生的兒子是：</w:t>
-      </w:r>
-    </w:p>
-    <w:p>
-      <w:pPr>
-        <w:pStyle w:val="ListBullet"/>
-        <w:spacing w:line="240" w:lineRule="auto"/>
-        <w:ind w:left="1440"/>
-      </w:pPr>
-      <w:r>
-        <w:rPr>
-          <w:lang w:val="zh_TW" w:bidi="zh_TW"/>
-        </w:rPr>
-      </w:r>
-      <w:r>
-        <w:rPr>
-          <w:lang w:val="zh_TW" w:bidi="zh_TW"/>
-        </w:rPr>
-        <w:t>雅八，「住帳棚、牧養牲畜之人的祖師」</w:t>
-      </w:r>
-    </w:p>
-    <w:p>
-      <w:pPr>
-        <w:pStyle w:val="ListBullet"/>
-        <w:spacing w:line="240" w:lineRule="auto"/>
-        <w:ind w:left="1440"/>
-      </w:pPr>
-      <w:r>
-        <w:rPr>
-          <w:lang w:val="zh_TW" w:bidi="zh_TW"/>
-        </w:rPr>
-      </w:r>
-      <w:r>
-        <w:rPr>
-          <w:lang w:val="zh_TW" w:bidi="zh_TW"/>
-        </w:rPr>
-        <w:t>猶八，「一切彈琴吹簫之人的祖師」</w:t>
+      <w:r>
+        <w:rPr>
+          <w:lang w:val="zh_TW" w:bidi="zh_TW"/>
+        </w:rPr>
+        <w:t>「礦物」指天然存在的物質，通常是礦石，必須經過開採和處理才能提煉出金屬。「金屬」則是像鐵、銅這類的化學元素，純淨、不含其它物質的污染。純淨形態的金屬通常不會自然存在於自然界中，但也有例外。</w:t>
       </w:r>
     </w:p>
     <w:p>
@@ -1334,61 +2714,7 @@
         <w:rPr>
           <w:lang w:val="zh_TW" w:bidi="zh_TW"/>
         </w:rPr>
-        <w:t>他與洗拉所生的兒女是：</w:t>
-      </w:r>
-    </w:p>
-    <w:p>
-      <w:pPr>
-        <w:pStyle w:val="ListBullet"/>
-        <w:spacing w:line="240" w:lineRule="auto"/>
-        <w:ind w:left="1440"/>
-      </w:pPr>
-      <w:r>
-        <w:rPr>
-          <w:lang w:val="zh_TW" w:bidi="zh_TW"/>
-        </w:rPr>
-      </w:r>
-      <w:r>
-        <w:rPr>
-          <w:lang w:val="zh_TW" w:bidi="zh_TW"/>
-        </w:rPr>
-        <w:t>土八‧該隱，「打造各樣銅鐵利器的」</w:t>
-      </w:r>
-    </w:p>
-    <w:p>
-      <w:pPr>
-        <w:pStyle w:val="ListBullet"/>
-        <w:spacing w:line="240" w:lineRule="auto"/>
-        <w:ind w:left="1440"/>
-      </w:pPr>
-      <w:r>
-        <w:rPr>
-          <w:lang w:val="zh_TW" w:bidi="zh_TW"/>
-        </w:rPr>
-      </w:r>
-      <w:r>
-        <w:rPr>
-          <w:lang w:val="zh_TW" w:bidi="zh_TW"/>
-        </w:rPr>
-        <w:t>拿瑪（</w:t>
-      </w:r>
-      <w:hyperlink r:id="rId37">
-        <w:r>
-          <w:rPr>
-            <w:lang w:val="zh_TW" w:bidi="zh_TW"/>
-          </w:rPr>
-          <w:rPr>
-            <w:color w:val="0000EE"/>
-            <w:u w:val="single"/>
-          </w:rPr>
-          <w:t>創4:18–22</w:t>
-        </w:r>
-      </w:hyperlink>
-      <w:r>
-        <w:rPr>
-          <w:lang w:val="zh_TW" w:bidi="zh_TW"/>
-        </w:rPr>
-        <w:t>）</w:t>
+        <w:t>在巴勒斯坦，採礦與冶煉是極其古老的技藝，遠早於以色列人到來之前就已存在。採集合適的石材（例如火石）的歷史可追溯至石器時代，採集建築石材也同樣歷史悠久。特別是金屬方面，天然金、銅與隕鐵（meteoric iron）在公元前4000年之前就已在中東地區為人認識和使用。在公元前4000年到3000年期間，人們開始逐漸發現天然銀以及銅礦與鉛礦。人們可能是在偶然的情況下發現冶煉技術，從而促成青銅等合金的製作。之後，人們又發現可以還原氧化鐵。從公元前3000年到2000年之間，相關技術有重大進展，人們懂得還原銅的硫化物和錫的氧化物，而金屬錫與銅也成為重要的貿易物品。</w:t>
       </w:r>
     </w:p>
     <w:p>
@@ -1402,94 +2728,307 @@
         <w:rPr>
           <w:lang w:val="zh_TW" w:bidi="zh_TW"/>
         </w:rPr>
-        <w:t>創世記較早的章節記載，拉麥的兒女象徵畜牧、音樂與金屬工藝的起源。拉麥的歌（</w:t>
-      </w:r>
-      <w:hyperlink r:id="rId38">
-        <w:r>
-          <w:rPr>
-            <w:lang w:val="zh_TW" w:bidi="zh_TW"/>
-          </w:rPr>
-          <w:rPr>
-            <w:color w:val="0000EE"/>
-            <w:u w:val="single"/>
-          </w:rPr>
-          <w:t>創4:23–24</w:t>
-        </w:r>
-      </w:hyperlink>
-      <w:r>
-        <w:rPr>
-          <w:lang w:val="zh_TW" w:bidi="zh_TW"/>
-        </w:rPr>
-        <w:t>）是希伯來詩歌的早期例子。在這首歌裡，拉麥誇口自己殺了一個傷害他的人，把自己的報復與該隱殺亞伯相比（</w:t>
-      </w:r>
-      <w:hyperlink r:id="rId39">
-        <w:r>
-          <w:rPr>
-            <w:lang w:val="zh_TW" w:bidi="zh_TW"/>
-          </w:rPr>
-          <w:rPr>
-            <w:color w:val="0000EE"/>
-            <w:u w:val="single"/>
-          </w:rPr>
-          <w:t>創4:8–12</w:t>
-        </w:r>
-      </w:hyperlink>
-      <w:r>
-        <w:rPr>
-          <w:lang w:val="zh_TW" w:bidi="zh_TW"/>
-        </w:rPr>
-        <w:t>）。他說：「若殺該隱，遭報七倍，殺拉麥，必遭報七十七倍。」這首歌顯示，隨著文明發展，驕傲與暴力也隨之增長，這與耶穌關於饒恕的教導形成強烈對比──耶穌教導門徒要饒恕「七十個七次」（</w:t>
-      </w:r>
-      <w:hyperlink r:id="rId40">
-        <w:r>
-          <w:rPr>
-            <w:lang w:val="zh_TW" w:bidi="zh_TW"/>
-          </w:rPr>
-          <w:rPr>
-            <w:color w:val="0000EE"/>
-            <w:u w:val="single"/>
-          </w:rPr>
-          <w:t>太18:22</w:t>
-        </w:r>
-      </w:hyperlink>
-      <w:r>
-        <w:rPr>
-          <w:lang w:val="zh_TW" w:bidi="zh_TW"/>
-        </w:rPr>
-        <w:t>）。</w:t>
+        <w:t>在公元前2000年至1000年間，風箱（bellows）開始用於爐灶，人們能把鐵從礦石中還原並加以鍛造。大約在公元前1500年，人們發現用銅與鋅製造黃銅的工藝，但直到之後一段時期才逐漸變得重要。人們使用青銅已有好幾個世紀，有時會加入較高比例的錫，使其形成適合製作鏡的鏡面金屬（speculum）。到了這個時期，以色列人已在那地定居，並建立王國。從公元前1000年到基督教時代開始，金屬的生產——特別是鐵，大幅增加。人們也製造出某種形式的鋼，用來打造武器和工具。</w:t>
       </w:r>
     </w:p>
     <w:p>
-      <w:pPr>
-        <w:pStyle w:val="ListNumber"/>
-        <w:numPr>
-          <w:ilvl w:val="0"/>
-          <w:numId w:val="15"/>
-        </w:numPr>
-        <w:spacing w:line="240" w:lineRule="auto"/>
-        <w:ind w:left="720"/>
-      </w:pPr>
-      <w:r>
-        <w:rPr>
-          <w:lang w:val="zh_TW" w:bidi="zh_TW"/>
-        </w:rPr>
-      </w:r>
-      <w:r>
-        <w:rPr>
-          <w:lang w:val="zh_TW" w:bidi="zh_TW"/>
-        </w:rPr>
-        <w:t>瑪土撒拉的兒子，挪亞的父親（</w:t>
-      </w:r>
-      <w:hyperlink r:id="rId41">
-        <w:r>
-          <w:rPr>
-            <w:lang w:val="zh_TW" w:bidi="zh_TW"/>
-          </w:rPr>
-          <w:rPr>
-            <w:color w:val="0000EE"/>
-            <w:u w:val="single"/>
-          </w:rPr>
-          <w:t>創5:25–31</w:t>
+      <w:pPr/>
+      <w:r>
+        <w:rPr>
+          <w:lang w:val="zh_TW" w:bidi="zh_TW"/>
+        </w:rPr>
+      </w:r>
+      <w:r>
+        <w:rPr>
+          <w:lang w:val="zh_TW" w:bidi="zh_TW"/>
+        </w:rPr>
+        <w:t>到了大衛與所羅門的時代，以色列人已掌握許多金屬提煉與加工的技術。大衛在統治時期征服了以東，而以東盛產銅與鐵（</w:t>
+      </w:r>
+      <w:hyperlink r:id="rId106">
+        <w:r>
+          <w:rPr>
+            <w:lang w:val="zh_TW" w:bidi="zh_TW"/>
+          </w:rPr>
+          <w:rPr>
+            <w:color w:val="0000EE"/>
+            <w:u w:val="single"/>
+          </w:rPr>
+          <w:t>撒下8:13–14</w:t>
+        </w:r>
+      </w:hyperlink>
+      <w:r>
+        <w:rPr>
+          <w:lang w:val="zh_TW" w:bidi="zh_TW"/>
+        </w:rPr>
+        <w:t>），約旦河谷地區的各種金屬鑄造工作亦蓬勃發展（</w:t>
+      </w:r>
+      <w:hyperlink r:id="rId107">
+        <w:r>
+          <w:rPr>
+            <w:lang w:val="zh_TW" w:bidi="zh_TW"/>
+          </w:rPr>
+          <w:rPr>
+            <w:color w:val="0000EE"/>
+            <w:u w:val="single"/>
+          </w:rPr>
+          <w:t>王上7:13–14、45–46</w:t>
+        </w:r>
+      </w:hyperlink>
+      <w:r>
+        <w:rPr>
+          <w:lang w:val="zh_TW" w:bidi="zh_TW"/>
+        </w:rPr>
+        <w:t>）。所羅門在進行這些工作時，得到腓尼基工匠希蘭協助。以色列的傳統認為冶金的起源出自土八‧該隱（</w:t>
+      </w:r>
+      <w:hyperlink r:id="rId108">
+        <w:r>
+          <w:rPr>
+            <w:lang w:val="zh_TW" w:bidi="zh_TW"/>
+          </w:rPr>
+          <w:rPr>
+            <w:color w:val="0000EE"/>
+            <w:u w:val="single"/>
+          </w:rPr>
+          <w:t>創4:22</w:t>
+        </w:r>
+      </w:hyperlink>
+      <w:r>
+        <w:rPr>
+          <w:lang w:val="zh_TW" w:bidi="zh_TW"/>
+        </w:rPr>
+        <w:t>），經文說他打造各種銅器和鐵器。</w:t>
+      </w:r>
+      <w:hyperlink r:id="rId109">
+        <w:r>
+          <w:rPr>
+            <w:lang w:val="zh_TW" w:bidi="zh_TW"/>
+          </w:rPr>
+          <w:rPr>
+            <w:color w:val="0000EE"/>
+            <w:u w:val="single"/>
+          </w:rPr>
+          <w:t>申命記八章9節</w:t>
+        </w:r>
+      </w:hyperlink>
+      <w:r>
+        <w:rPr>
+          <w:lang w:val="zh_TW" w:bidi="zh_TW"/>
+        </w:rPr>
+        <w:t>提到，以色列人要進入的那地盛產鐵與銅。</w:t>
+      </w:r>
+    </w:p>
+    <w:p>
+      <w:pPr/>
+      <w:r>
+        <w:rPr>
+          <w:lang w:val="zh_TW" w:bidi="zh_TW"/>
+        </w:rPr>
+      </w:r>
+      <w:r>
+        <w:rPr>
+          <w:lang w:val="zh_TW" w:bidi="zh_TW"/>
+        </w:rPr>
+        <w:t>雖然以色列人後來能自己進行金屬加工，但從</w:t>
+      </w:r>
+      <w:hyperlink r:id="rId110">
+        <w:r>
+          <w:rPr>
+            <w:lang w:val="zh_TW" w:bidi="zh_TW"/>
+          </w:rPr>
+          <w:rPr>
+            <w:color w:val="0000EE"/>
+            <w:u w:val="single"/>
+          </w:rPr>
+          <w:t>撒母耳記上十三章19至22節</w:t>
+        </w:r>
+      </w:hyperlink>
+      <w:r>
+        <w:rPr>
+          <w:lang w:val="zh_TW" w:bidi="zh_TW"/>
+        </w:rPr>
+        <w:t>可以看出，在非利士人統治的某段時期，他們甚至必須把農具交給敵人製作。同樣地，所羅門聖殿中禮儀器皿的製作，也由腓尼基的工匠監督（</w:t>
+      </w:r>
+      <w:hyperlink r:id="rId111">
+        <w:r>
+          <w:rPr>
+            <w:lang w:val="zh_TW" w:bidi="zh_TW"/>
+          </w:rPr>
+          <w:rPr>
+            <w:color w:val="0000EE"/>
+            <w:u w:val="single"/>
+          </w:rPr>
+          <w:t>王上7:13–50</w:t>
+        </w:r>
+      </w:hyperlink>
+      <w:r>
+        <w:rPr>
+          <w:lang w:val="zh_TW" w:bidi="zh_TW"/>
+        </w:rPr>
+        <w:t>）。</w:t>
+      </w:r>
+    </w:p>
+    <w:p>
+      <w:pPr/>
+      <w:r>
+        <w:rPr>
+          <w:lang w:val="zh_TW" w:bidi="zh_TW"/>
+        </w:rPr>
+      </w:r>
+      <w:r>
+        <w:rPr>
+          <w:lang w:val="zh_TW" w:bidi="zh_TW"/>
+        </w:rPr>
+        <w:t>礦物、金屬和寶石也是重要的貿易物品。以色列本身並不多出產這些資源，因此必須從外地進口各類材料。示巴女王來見所羅門時，她一方面處理外交事務，一方面推動貿易往來（</w:t>
+      </w:r>
+      <w:hyperlink r:id="rId112">
+        <w:r>
+          <w:rPr>
+            <w:lang w:val="zh_TW" w:bidi="zh_TW"/>
+          </w:rPr>
+          <w:rPr>
+            <w:color w:val="0000EE"/>
+            <w:u w:val="single"/>
+          </w:rPr>
+          <w:t>王上10:2、10–11</w:t>
+        </w:r>
+      </w:hyperlink>
+      <w:r>
+        <w:rPr>
+          <w:lang w:val="zh_TW" w:bidi="zh_TW"/>
+        </w:rPr>
+        <w:t>）。</w:t>
+      </w:r>
+    </w:p>
+    <w:p>
+      <w:pPr/>
+      <w:r>
+        <w:rPr>
+          <w:lang w:val="zh_TW" w:bidi="zh_TW"/>
+        </w:rPr>
+      </w:r>
+      <w:r>
+        <w:rPr>
+          <w:lang w:val="zh_TW" w:bidi="zh_TW"/>
+        </w:rPr>
+        <w:t>金屬與寶石也常成為入侵者掠奪的戰利品，其中以埃及人和亞述人最為典型，但並非只有他們如此。人們對這些物品的需求一直很大，因為農業、製造武器、製作珠寶與製作各種個人飾品都需要這些材料。</w:t>
+      </w:r>
+    </w:p>
+    <w:p>
+      <w:pPr>
+        <w:pStyle w:val="Heading3"/>
+      </w:pPr>
+      <w:r>
+        <w:rPr>
+          <w:lang w:val="zh_TW" w:bidi="zh_TW"/>
+        </w:rPr>
+        <w:t>礦物</w:t>
+      </w:r>
+    </w:p>
+    <w:p>
+      <w:pPr/>
+      <w:r>
+        <w:rPr>
+          <w:lang w:val="zh_TW" w:bidi="zh_TW"/>
+        </w:rPr>
+      </w:r>
+      <w:r>
+        <w:rPr>
+          <w:lang w:val="zh_TW" w:bidi="zh_TW"/>
+        </w:rPr>
+        <w:t>礦物是一種無機物，具有固定的化學成分與結構，有時單獨存在，有時與其它物質一起存在。「礦石」指任何含有金屬化合物的礦物或礦物集合體，只要其含量與品質足以讓金屬提煉具有商業價值，就可稱為礦石。金屬這一主要成分在自然界中通常以化合物的形式存在，例如硫化物、氧化物、碳酸鹽或其它化合物，其中以硫化物與氧化物最為常見。礦物具有多種特性，例如顏色、光澤、晶體形態、解理、斷口、硬度與密度；這些特性不但有助於辨識礦物，也決定該礦物是否適合商業與工業用途。</w:t>
+      </w:r>
+    </w:p>
+    <w:p>
+      <w:pPr>
+        <w:pStyle w:val="Heading3"/>
+      </w:pPr>
+      <w:r>
+        <w:rPr>
+          <w:lang w:val="zh_TW" w:bidi="zh_TW"/>
+        </w:rPr>
+        <w:t>金屬</w:t>
+      </w:r>
+    </w:p>
+    <w:p>
+      <w:pPr/>
+      <w:r>
+        <w:rPr>
+          <w:lang w:val="zh_TW" w:bidi="zh_TW"/>
+        </w:rPr>
+      </w:r>
+      <w:r>
+        <w:rPr>
+          <w:lang w:val="zh_TW" w:bidi="zh_TW"/>
+        </w:rPr>
+        <w:t>金屬在純淨狀態下，是化學上純單一的元素，具有固定的物理特性，例如密度、抗拉強度、晶體結構、熔點、延展性、導電性等等。金屬能與其它金屬形成合金，但這個過程會使金屬失去純度。無論在古代世界或現代世界，合金都極其重要。</w:t>
+      </w:r>
+    </w:p>
+    <w:p>
+      <w:pPr/>
+      <w:r>
+        <w:rPr>
+          <w:lang w:val="zh_TW" w:bidi="zh_TW"/>
+        </w:rPr>
+      </w:r>
+      <w:r>
+        <w:rPr>
+          <w:lang w:val="zh_TW" w:bidi="zh_TW"/>
+        </w:rPr>
+        <w:t>要取得純金屬，必須把含有金屬的礦石加以冶煉，這個過程稱為冶金（metallurgy）。古代以色列普遍使用純金屬，包括金、銀、鐵和鉛，但青銅與黃銅等合金的使用範圍更廣。</w:t>
+      </w:r>
+    </w:p>
+    <w:p>
+      <w:pPr>
+        <w:pStyle w:val="Heading4"/>
+      </w:pPr>
+      <w:r>
+        <w:rPr>
+          <w:lang w:val="zh_TW" w:bidi="zh_TW"/>
+        </w:rPr>
+        <w:t>冶金與金屬提煉</w:t>
+      </w:r>
+    </w:p>
+    <w:p>
+      <w:pPr/>
+      <w:r>
+        <w:rPr>
+          <w:lang w:val="zh_TW" w:bidi="zh_TW"/>
+        </w:rPr>
+      </w:r>
+      <w:r>
+        <w:rPr>
+          <w:lang w:val="zh_TW" w:bidi="zh_TW"/>
+        </w:rPr>
+        <w:t>大約在公元前1300年，小亞細亞的赫人發現製造堅硬熟鐵（wrought iron）的方法，後來非利士人也採用這項技術（</w:t>
+      </w:r>
+      <w:hyperlink r:id="rId113">
+        <w:r>
+          <w:rPr>
+            <w:lang w:val="zh_TW" w:bidi="zh_TW"/>
+          </w:rPr>
+          <w:rPr>
+            <w:color w:val="0000EE"/>
+            <w:u w:val="single"/>
+          </w:rPr>
+          <w:t>撒上13:19–20</w:t>
+        </w:r>
+      </w:hyperlink>
+      <w:r>
+        <w:rPr>
+          <w:lang w:val="zh_TW" w:bidi="zh_TW"/>
+        </w:rPr>
+        <w:t>）。最初，人們從簡單的爐中取得鐵後，會把鐵取出並反覆錘打，把爐渣敲出（</w:t>
+      </w:r>
+      <w:hyperlink r:id="rId114">
+        <w:r>
+          <w:rPr>
+            <w:lang w:val="zh_TW" w:bidi="zh_TW"/>
+          </w:rPr>
+          <w:rPr>
+            <w:color w:val="0000EE"/>
+            <w:u w:val="single"/>
+          </w:rPr>
+          <w:t>申4:20</w:t>
         </w:r>
       </w:hyperlink>
       <w:r>
@@ -1498,78 +3037,3028 @@
         </w:rPr>
         <w:t>；</w:t>
       </w:r>
-      <w:hyperlink r:id="rId42">
-        <w:r>
-          <w:rPr>
-            <w:lang w:val="zh_TW" w:bidi="zh_TW"/>
-          </w:rPr>
-          <w:rPr>
-            <w:color w:val="0000EE"/>
-            <w:u w:val="single"/>
-          </w:rPr>
-          <w:t>代上1:3</w:t>
-        </w:r>
-      </w:hyperlink>
-      <w:r>
-        <w:rPr>
-          <w:lang w:val="zh_TW" w:bidi="zh_TW"/>
-        </w:rPr>
-        <w:t>）。挪亞出生時，拉麥盼望這孩子能使人類從降在亞當身上的咒詛中得著安慰（</w:t>
-      </w:r>
-      <w:hyperlink r:id="rId43">
-        <w:r>
-          <w:rPr>
-            <w:lang w:val="zh_TW" w:bidi="zh_TW"/>
-          </w:rPr>
-          <w:rPr>
-            <w:color w:val="0000EE"/>
-            <w:u w:val="single"/>
-          </w:rPr>
-          <w:t>創5:29</w:t>
-        </w:r>
-      </w:hyperlink>
-      <w:r>
-        <w:rPr>
-          <w:lang w:val="zh_TW" w:bidi="zh_TW"/>
-        </w:rPr>
-        <w:t>；參</w:t>
-      </w:r>
-      <w:hyperlink r:id="rId44">
-        <w:r>
-          <w:rPr>
-            <w:lang w:val="zh_TW" w:bidi="zh_TW"/>
-          </w:rPr>
-          <w:rPr>
-            <w:color w:val="0000EE"/>
-            <w:u w:val="single"/>
-          </w:rPr>
-          <w:t>創3:17</w:t>
-        </w:r>
-      </w:hyperlink>
-      <w:r>
-        <w:rPr>
-          <w:lang w:val="zh_TW" w:bidi="zh_TW"/>
-        </w:rPr>
-        <w:t>）。他活到777歲，是洪水發生前壽命最長的人之一。死海古卷記載拉麥與他父親瑪土撒拉之間的長篇對話。記載於</w:t>
-      </w:r>
-      <w:hyperlink r:id="rId45">
-        <w:r>
-          <w:rPr>
-            <w:lang w:val="zh_TW" w:bidi="zh_TW"/>
-          </w:rPr>
-          <w:rPr>
-            <w:color w:val="0000EE"/>
-            <w:u w:val="single"/>
-          </w:rPr>
-          <w:t>路加福音三章36節</w:t>
-        </w:r>
-      </w:hyperlink>
-      <w:r>
-        <w:rPr>
-          <w:lang w:val="zh_TW" w:bidi="zh_TW"/>
-        </w:rPr>
-        <w:t>的家譜將拉麥列為耶穌的先祖。</w:t>
-        <w:br/>
+      <w:hyperlink r:id="rId115">
+        <w:r>
+          <w:rPr>
+            <w:lang w:val="zh_TW" w:bidi="zh_TW"/>
+          </w:rPr>
+          <w:rPr>
+            <w:color w:val="0000EE"/>
+            <w:u w:val="single"/>
+          </w:rPr>
+          <w:t>王上8:51</w:t>
+        </w:r>
+      </w:hyperlink>
+      <w:r>
+        <w:rPr>
+          <w:lang w:val="zh_TW" w:bidi="zh_TW"/>
+        </w:rPr>
+        <w:t>；</w:t>
+      </w:r>
+      <w:hyperlink r:id="rId116">
+        <w:r>
+          <w:rPr>
+            <w:lang w:val="zh_TW" w:bidi="zh_TW"/>
+          </w:rPr>
+          <w:rPr>
+            <w:color w:val="0000EE"/>
+            <w:u w:val="single"/>
+          </w:rPr>
+          <w:t>耶11:4</w:t>
+        </w:r>
+      </w:hyperlink>
+      <w:r>
+        <w:rPr>
+          <w:lang w:val="zh_TW" w:bidi="zh_TW"/>
+        </w:rPr>
+        <w:t>）。之後，人們又在鐵中加入碳，製造出早期形式的鋼。</w:t>
+      </w:r>
+    </w:p>
+    <w:p>
+      <w:pPr/>
+      <w:r>
+        <w:rPr>
+          <w:lang w:val="zh_TW" w:bidi="zh_TW"/>
+        </w:rPr>
+      </w:r>
+      <w:r>
+        <w:rPr>
+          <w:lang w:val="zh_TW" w:bidi="zh_TW"/>
+        </w:rPr>
+        <w:t>至於鉛的硫化物礦石，人們會把它與石灰一同加熱，並讓空氣流入，使其產生混有石粒的爐渣；然後切斷空氣供應並提高溫度，最後鉛便能夠流出。</w:t>
+      </w:r>
+    </w:p>
+    <w:p>
+      <w:pPr/>
+      <w:r>
+        <w:rPr>
+          <w:lang w:val="zh_TW" w:bidi="zh_TW"/>
+        </w:rPr>
+      </w:r>
+      <w:r>
+        <w:rPr>
+          <w:lang w:val="zh_TW" w:bidi="zh_TW"/>
+        </w:rPr>
+        <w:t>舊約聖經提到開採銀礦（</w:t>
+      </w:r>
+      <w:hyperlink r:id="rId117">
+        <w:r>
+          <w:rPr>
+            <w:lang w:val="zh_TW" w:bidi="zh_TW"/>
+          </w:rPr>
+          <w:rPr>
+            <w:color w:val="0000EE"/>
+            <w:u w:val="single"/>
+          </w:rPr>
+          <w:t>伯28:1</w:t>
+        </w:r>
+      </w:hyperlink>
+      <w:r>
+        <w:rPr>
+          <w:lang w:val="zh_TW" w:bidi="zh_TW"/>
+        </w:rPr>
+        <w:t>）、提煉金屬（</w:t>
+      </w:r>
+      <w:hyperlink r:id="rId118">
+        <w:r>
+          <w:rPr>
+            <w:lang w:val="zh_TW" w:bidi="zh_TW"/>
+          </w:rPr>
+          <w:rPr>
+            <w:color w:val="0000EE"/>
+            <w:u w:val="single"/>
+          </w:rPr>
+          <w:t>亞13:9</w:t>
+        </w:r>
+      </w:hyperlink>
+      <w:r>
+        <w:rPr>
+          <w:lang w:val="zh_TW" w:bidi="zh_TW"/>
+        </w:rPr>
+        <w:t>；</w:t>
+      </w:r>
+      <w:hyperlink r:id="rId119">
+        <w:r>
+          <w:rPr>
+            <w:lang w:val="zh_TW" w:bidi="zh_TW"/>
+          </w:rPr>
+          <w:rPr>
+            <w:color w:val="0000EE"/>
+            <w:u w:val="single"/>
+          </w:rPr>
+          <w:t>瑪3:3</w:t>
+        </w:r>
+      </w:hyperlink>
+      <w:r>
+        <w:rPr>
+          <w:lang w:val="zh_TW" w:bidi="zh_TW"/>
+        </w:rPr>
+        <w:t>）、熔化廢金屬或珠寶匠留下的碎料（</w:t>
+      </w:r>
+      <w:hyperlink r:id="rId120">
+        <w:r>
+          <w:rPr>
+            <w:lang w:val="zh_TW" w:bidi="zh_TW"/>
+          </w:rPr>
+          <w:rPr>
+            <w:color w:val="0000EE"/>
+            <w:u w:val="single"/>
+          </w:rPr>
+          <w:t>結22:20–22</w:t>
+        </w:r>
+      </w:hyperlink>
+      <w:r>
+        <w:rPr>
+          <w:lang w:val="zh_TW" w:bidi="zh_TW"/>
+        </w:rPr>
+        <w:t>），以及在鼎中多次冶煉（</w:t>
+      </w:r>
+      <w:hyperlink r:id="rId121">
+        <w:r>
+          <w:rPr>
+            <w:lang w:val="zh_TW" w:bidi="zh_TW"/>
+          </w:rPr>
+          <w:rPr>
+            <w:color w:val="0000EE"/>
+            <w:u w:val="single"/>
+          </w:rPr>
+          <w:t>箴17:3，</w:t>
+        </w:r>
+      </w:hyperlink>
+      <w:hyperlink r:id="rId122">
+        <w:r>
+          <w:rPr>
+            <w:lang w:val="zh_TW" w:bidi="zh_TW"/>
+          </w:rPr>
+          <w:rPr>
+            <w:color w:val="0000EE"/>
+            <w:u w:val="single"/>
+          </w:rPr>
+          <w:t>27:21</w:t>
+        </w:r>
+      </w:hyperlink>
+      <w:r>
+        <w:rPr>
+          <w:lang w:val="zh_TW" w:bidi="zh_TW"/>
+        </w:rPr>
+        <w:t>），最終得到精煉的銀（</w:t>
+      </w:r>
+      <w:hyperlink r:id="rId123">
+        <w:r>
+          <w:rPr>
+            <w:lang w:val="zh_TW" w:bidi="zh_TW"/>
+          </w:rPr>
+          <w:rPr>
+            <w:color w:val="0000EE"/>
+            <w:u w:val="single"/>
+          </w:rPr>
+          <w:t>代上29:4</w:t>
+        </w:r>
+      </w:hyperlink>
+      <w:r>
+        <w:rPr>
+          <w:lang w:val="zh_TW" w:bidi="zh_TW"/>
+        </w:rPr>
+        <w:t>；</w:t>
+      </w:r>
+      <w:hyperlink r:id="rId124">
+        <w:r>
+          <w:rPr>
+            <w:lang w:val="zh_TW" w:bidi="zh_TW"/>
+          </w:rPr>
+          <w:rPr>
+            <w:color w:val="0000EE"/>
+            <w:u w:val="single"/>
+          </w:rPr>
+          <w:t>詩12:6</w:t>
+        </w:r>
+      </w:hyperlink>
+      <w:r>
+        <w:rPr>
+          <w:lang w:val="zh_TW" w:bidi="zh_TW"/>
+        </w:rPr>
+        <w:t>；</w:t>
+      </w:r>
+      <w:hyperlink r:id="rId125">
+        <w:r>
+          <w:rPr>
+            <w:lang w:val="zh_TW" w:bidi="zh_TW"/>
+          </w:rPr>
+          <w:rPr>
+            <w:color w:val="0000EE"/>
+            <w:u w:val="single"/>
+          </w:rPr>
+          <w:t>箴10:20</w:t>
+        </w:r>
+      </w:hyperlink>
+      <w:r>
+        <w:rPr>
+          <w:lang w:val="zh_TW" w:bidi="zh_TW"/>
+        </w:rPr>
+        <w:t>）。</w:t>
+      </w:r>
+    </w:p>
+    <w:p>
+      <w:pPr>
+        <w:pStyle w:val="Heading4"/>
+      </w:pPr>
+      <w:r>
+        <w:rPr>
+          <w:lang w:val="zh_TW" w:bidi="zh_TW"/>
+        </w:rPr>
+        <w:t>特定金屬</w:t>
+      </w:r>
+    </w:p>
+    <w:p>
+      <w:pPr/>
+      <w:r>
+        <w:rPr>
+          <w:lang w:val="zh_TW" w:bidi="zh_TW"/>
+        </w:rPr>
+      </w:r>
+      <w:r>
+        <w:rPr>
+          <w:lang w:val="zh_TW" w:bidi="zh_TW"/>
+        </w:rPr>
+        <w:t>雖然舊約聖經多處經文顯示當時的人懂得冶金，但考古資料卻相對有限。當時的加工場所規模很小，主要用來處理銅與鐵。考古記錄並不完整，但整體印象顯示：巴勒斯坦的金屬礦石相對稀少，人們必須大量依賴進口。不過，考古發掘出土了許多用來鑄造農具和軍事工具的模具。很明顯，當地能取得少量經過提煉的金屬，但大部分金屬可能仍需從外地輸入。當時，人們會把金屬加熱熔化，再把熔化的金屬倒進相應的陶質或泥質模具裡。</w:t>
+      </w:r>
+    </w:p>
+    <w:p>
+      <w:pPr/>
+      <w:r>
+        <w:rPr>
+          <w:lang w:val="zh_TW" w:bidi="zh_TW"/>
+        </w:rPr>
+      </w:r>
+      <w:r>
+        <w:rPr>
+          <w:lang w:val="zh_TW" w:bidi="zh_TW"/>
+        </w:rPr>
+        <w:t>聖經多次提到金屬，尤其是金、銀、鐵和鉛。銅的使用十分普遍，但多半以合金的形式出現，也就是青銅或黃銅。相對地，聖經較少直接提到錫，然而錫確實用於青銅的製作上。同樣地，鋅雖然是製造黃銅所需的金屬，但聖經沒有提到鋅。</w:t>
+      </w:r>
+    </w:p>
+    <w:p>
+      <w:pPr/>
+      <w:r>
+        <w:rPr>
+          <w:lang w:val="zh_TW" w:bidi="zh_TW"/>
+        </w:rPr>
+      </w:r>
+      <w:r>
+        <w:rPr>
+          <w:lang w:val="zh_TW" w:bidi="zh_TW"/>
+        </w:rPr>
+        <w:t>舊約聖經與新約聖經多次提到金，出現次數遠超過其它金屬。經文常常同時提及金與銀，而且大多數先提及銀、後提及金，反映曾有一段時期，金的價值低於銀。</w:t>
+      </w:r>
+    </w:p>
+    <w:p>
+      <w:pPr/>
+      <w:r>
+        <w:rPr>
+          <w:lang w:val="zh_TW" w:bidi="zh_TW"/>
+        </w:rPr>
+      </w:r>
+      <w:r>
+        <w:rPr>
+          <w:lang w:val="zh_TW" w:bidi="zh_TW"/>
+        </w:rPr>
+        <w:t>金用於製作個人使用的飾物（</w:t>
+      </w:r>
+      <w:hyperlink r:id="rId126">
+        <w:r>
+          <w:rPr>
+            <w:lang w:val="zh_TW" w:bidi="zh_TW"/>
+          </w:rPr>
+          <w:rPr>
+            <w:color w:val="0000EE"/>
+            <w:u w:val="single"/>
+          </w:rPr>
+          <w:t>創24:53，</w:t>
+        </w:r>
+      </w:hyperlink>
+      <w:hyperlink r:id="rId127">
+        <w:r>
+          <w:rPr>
+            <w:lang w:val="zh_TW" w:bidi="zh_TW"/>
+          </w:rPr>
+          <w:rPr>
+            <w:color w:val="0000EE"/>
+            <w:u w:val="single"/>
+          </w:rPr>
+          <w:t>41:42</w:t>
+        </w:r>
+      </w:hyperlink>
+      <w:r>
+        <w:rPr>
+          <w:lang w:val="zh_TW" w:bidi="zh_TW"/>
+        </w:rPr>
+        <w:t>；</w:t>
+      </w:r>
+      <w:hyperlink r:id="rId128">
+        <w:r>
+          <w:rPr>
+            <w:lang w:val="zh_TW" w:bidi="zh_TW"/>
+          </w:rPr>
+          <w:rPr>
+            <w:color w:val="0000EE"/>
+            <w:u w:val="single"/>
+          </w:rPr>
+          <w:t>出3:22，</w:t>
+        </w:r>
+      </w:hyperlink>
+      <w:hyperlink r:id="rId129">
+        <w:r>
+          <w:rPr>
+            <w:lang w:val="zh_TW" w:bidi="zh_TW"/>
+          </w:rPr>
+          <w:rPr>
+            <w:color w:val="0000EE"/>
+            <w:u w:val="single"/>
+          </w:rPr>
+          <w:t>11:2，</w:t>
+        </w:r>
+      </w:hyperlink>
+      <w:hyperlink r:id="rId130">
+        <w:r>
+          <w:rPr>
+            <w:lang w:val="zh_TW" w:bidi="zh_TW"/>
+          </w:rPr>
+          <w:rPr>
+            <w:color w:val="0000EE"/>
+            <w:u w:val="single"/>
+          </w:rPr>
+          <w:t>12:35</w:t>
+        </w:r>
+      </w:hyperlink>
+      <w:r>
+        <w:rPr>
+          <w:lang w:val="zh_TW" w:bidi="zh_TW"/>
+        </w:rPr>
+        <w:t>）。金在敬拜中也佔重要地位，不論在以色列或列邦都是如此。經文多次提到外邦人的假神（</w:t>
+      </w:r>
+      <w:hyperlink r:id="rId131">
+        <w:r>
+          <w:rPr>
+            <w:lang w:val="zh_TW" w:bidi="zh_TW"/>
+          </w:rPr>
+          <w:rPr>
+            <w:color w:val="0000EE"/>
+            <w:u w:val="single"/>
+          </w:rPr>
+          <w:t>出20:23，</w:t>
+        </w:r>
+      </w:hyperlink>
+      <w:hyperlink r:id="rId132">
+        <w:r>
+          <w:rPr>
+            <w:lang w:val="zh_TW" w:bidi="zh_TW"/>
+          </w:rPr>
+          <w:rPr>
+            <w:color w:val="0000EE"/>
+            <w:u w:val="single"/>
+          </w:rPr>
+          <w:t>32:2–4</w:t>
+        </w:r>
+      </w:hyperlink>
+      <w:r>
+        <w:rPr>
+          <w:lang w:val="zh_TW" w:bidi="zh_TW"/>
+        </w:rPr>
+        <w:t>；</w:t>
+      </w:r>
+      <w:hyperlink r:id="rId133">
+        <w:r>
+          <w:rPr>
+            <w:lang w:val="zh_TW" w:bidi="zh_TW"/>
+          </w:rPr>
+          <w:rPr>
+            <w:color w:val="0000EE"/>
+            <w:u w:val="single"/>
+          </w:rPr>
+          <w:t>詩115:4</w:t>
+        </w:r>
+      </w:hyperlink>
+      <w:r>
+        <w:rPr>
+          <w:lang w:val="zh_TW" w:bidi="zh_TW"/>
+        </w:rPr>
+        <w:t>；</w:t>
+      </w:r>
+      <w:hyperlink r:id="rId134">
+        <w:r>
+          <w:rPr>
+            <w:lang w:val="zh_TW" w:bidi="zh_TW"/>
+          </w:rPr>
+          <w:rPr>
+            <w:color w:val="0000EE"/>
+            <w:u w:val="single"/>
+          </w:rPr>
+          <w:t>賽2:20，</w:t>
+        </w:r>
+      </w:hyperlink>
+      <w:hyperlink r:id="rId135">
+        <w:r>
+          <w:rPr>
+            <w:lang w:val="zh_TW" w:bidi="zh_TW"/>
+          </w:rPr>
+          <w:rPr>
+            <w:color w:val="0000EE"/>
+            <w:u w:val="single"/>
+          </w:rPr>
+          <w:t>30:22，</w:t>
+        </w:r>
+      </w:hyperlink>
+      <w:hyperlink r:id="rId136">
+        <w:r>
+          <w:rPr>
+            <w:lang w:val="zh_TW" w:bidi="zh_TW"/>
+          </w:rPr>
+          <w:rPr>
+            <w:color w:val="0000EE"/>
+            <w:u w:val="single"/>
+          </w:rPr>
+          <w:t>31:7，</w:t>
+        </w:r>
+      </w:hyperlink>
+      <w:hyperlink r:id="rId137">
+        <w:r>
+          <w:rPr>
+            <w:lang w:val="zh_TW" w:bidi="zh_TW"/>
+          </w:rPr>
+          <w:rPr>
+            <w:color w:val="0000EE"/>
+            <w:u w:val="single"/>
+          </w:rPr>
+          <w:t>40:19，</w:t>
+        </w:r>
+      </w:hyperlink>
+      <w:hyperlink r:id="rId138">
+        <w:r>
+          <w:rPr>
+            <w:lang w:val="zh_TW" w:bidi="zh_TW"/>
+          </w:rPr>
+          <w:rPr>
+            <w:color w:val="0000EE"/>
+            <w:u w:val="single"/>
+          </w:rPr>
+          <w:t>46:6</w:t>
+        </w:r>
+      </w:hyperlink>
+      <w:r>
+        <w:rPr>
+          <w:lang w:val="zh_TW" w:bidi="zh_TW"/>
+        </w:rPr>
+        <w:t>；</w:t>
+      </w:r>
+      <w:hyperlink r:id="rId139">
+        <w:r>
+          <w:rPr>
+            <w:lang w:val="zh_TW" w:bidi="zh_TW"/>
+          </w:rPr>
+          <w:rPr>
+            <w:color w:val="0000EE"/>
+            <w:u w:val="single"/>
+          </w:rPr>
+          <w:t>何8:4</w:t>
+        </w:r>
+      </w:hyperlink>
+      <w:r>
+        <w:rPr>
+          <w:lang w:val="zh_TW" w:bidi="zh_TW"/>
+        </w:rPr>
+        <w:t>）。人們似乎通常先把金熔化，之後再加以雕刻，因此金製偶像既可稱為鑄成的像（</w:t>
+      </w:r>
+      <w:hyperlink r:id="rId140">
+        <w:r>
+          <w:rPr>
+            <w:lang w:val="zh_TW" w:bidi="zh_TW"/>
+          </w:rPr>
+          <w:rPr>
+            <w:color w:val="0000EE"/>
+            <w:u w:val="single"/>
+          </w:rPr>
+          <w:t>出32:24</w:t>
+        </w:r>
+      </w:hyperlink>
+      <w:r>
+        <w:rPr>
+          <w:lang w:val="zh_TW" w:bidi="zh_TW"/>
+        </w:rPr>
+        <w:t>）和雕刻的像。會幕與聖殿大量使用金：木造的約櫃裡外都包上精金（</w:t>
+      </w:r>
+      <w:hyperlink r:id="rId141">
+        <w:r>
+          <w:rPr>
+            <w:lang w:val="zh_TW" w:bidi="zh_TW"/>
+          </w:rPr>
+          <w:rPr>
+            <w:color w:val="0000EE"/>
+            <w:u w:val="single"/>
+          </w:rPr>
+          <w:t>25:11</w:t>
+        </w:r>
+      </w:hyperlink>
+      <w:r>
+        <w:rPr>
+          <w:lang w:val="zh_TW" w:bidi="zh_TW"/>
+        </w:rPr>
+        <w:t>），其它木製器具也都包上精金（</w:t>
+      </w:r>
+      <w:hyperlink r:id="rId141">
+        <w:r>
+          <w:rPr>
+            <w:lang w:val="zh_TW" w:bidi="zh_TW"/>
+          </w:rPr>
+          <w:rPr>
+            <w:color w:val="0000EE"/>
+            <w:u w:val="single"/>
+          </w:rPr>
+          <w:t>25:11</w:t>
+        </w:r>
+      </w:hyperlink>
+      <w:r>
+        <w:rPr>
+          <w:lang w:val="zh_TW" w:bidi="zh_TW"/>
+        </w:rPr>
+        <w:t>；</w:t>
+      </w:r>
+      <w:hyperlink r:id="rId142">
+        <w:r>
+          <w:rPr>
+            <w:lang w:val="zh_TW" w:bidi="zh_TW"/>
+          </w:rPr>
+          <w:rPr>
+            <w:color w:val="0000EE"/>
+            <w:u w:val="single"/>
+          </w:rPr>
+          <w:t>王上6:20–22、30</w:t>
+        </w:r>
+      </w:hyperlink>
+      <w:r>
+        <w:rPr>
+          <w:lang w:val="zh_TW" w:bidi="zh_TW"/>
+        </w:rPr>
+        <w:t>）。</w:t>
+      </w:r>
+    </w:p>
+    <w:p>
+      <w:pPr/>
+      <w:r>
+        <w:rPr>
+          <w:lang w:val="zh_TW" w:bidi="zh_TW"/>
+        </w:rPr>
+      </w:r>
+      <w:r>
+        <w:rPr>
+          <w:lang w:val="zh_TW" w:bidi="zh_TW"/>
+        </w:rPr>
+        <w:t>會幕與聖殿中所用的器皿與用具多為「精金」製作：基路伯（</w:t>
+      </w:r>
+      <w:hyperlink r:id="rId143">
+        <w:r>
+          <w:rPr>
+            <w:lang w:val="zh_TW" w:bidi="zh_TW"/>
+          </w:rPr>
+          <w:rPr>
+            <w:color w:val="0000EE"/>
+            <w:u w:val="single"/>
+          </w:rPr>
+          <w:t>出25:18，</w:t>
+        </w:r>
+      </w:hyperlink>
+      <w:hyperlink r:id="rId144">
+        <w:r>
+          <w:rPr>
+            <w:lang w:val="zh_TW" w:bidi="zh_TW"/>
+          </w:rPr>
+          <w:rPr>
+            <w:color w:val="0000EE"/>
+            <w:u w:val="single"/>
+          </w:rPr>
+          <w:t>37:7</w:t>
+        </w:r>
+      </w:hyperlink>
+      <w:r>
+        <w:rPr>
+          <w:lang w:val="zh_TW" w:bidi="zh_TW"/>
+        </w:rPr>
+        <w:t>）、施恩座（</w:t>
+      </w:r>
+      <w:hyperlink r:id="rId145">
+        <w:r>
+          <w:rPr>
+            <w:lang w:val="zh_TW" w:bidi="zh_TW"/>
+          </w:rPr>
+          <w:rPr>
+            <w:color w:val="0000EE"/>
+            <w:u w:val="single"/>
+          </w:rPr>
+          <w:t>25:17，</w:t>
+        </w:r>
+      </w:hyperlink>
+      <w:hyperlink r:id="rId146">
+        <w:r>
+          <w:rPr>
+            <w:lang w:val="zh_TW" w:bidi="zh_TW"/>
+          </w:rPr>
+          <w:rPr>
+            <w:color w:val="0000EE"/>
+            <w:u w:val="single"/>
+          </w:rPr>
+          <w:t>37:6</w:t>
+        </w:r>
+      </w:hyperlink>
+      <w:r>
+        <w:rPr>
+          <w:lang w:val="zh_TW" w:bidi="zh_TW"/>
+        </w:rPr>
+        <w:t>）、金燈台（</w:t>
+      </w:r>
+      <w:hyperlink r:id="rId147">
+        <w:r>
+          <w:rPr>
+            <w:lang w:val="zh_TW" w:bidi="zh_TW"/>
+          </w:rPr>
+          <w:rPr>
+            <w:color w:val="0000EE"/>
+            <w:u w:val="single"/>
+          </w:rPr>
+          <w:t>出25:31</w:t>
+        </w:r>
+      </w:hyperlink>
+      <w:r>
+        <w:rPr>
+          <w:lang w:val="zh_TW" w:bidi="zh_TW"/>
+        </w:rPr>
+        <w:t>；</w:t>
+      </w:r>
+      <w:hyperlink r:id="rId148">
+        <w:r>
+          <w:rPr>
+            <w:lang w:val="zh_TW" w:bidi="zh_TW"/>
+          </w:rPr>
+          <w:rPr>
+            <w:color w:val="0000EE"/>
+            <w:u w:val="single"/>
+          </w:rPr>
+          <w:t>亞4:2</w:t>
+        </w:r>
+      </w:hyperlink>
+      <w:r>
+        <w:rPr>
+          <w:lang w:val="zh_TW" w:bidi="zh_TW"/>
+        </w:rPr>
+        <w:t>）、各種器皿（</w:t>
+      </w:r>
+      <w:hyperlink r:id="rId149">
+        <w:r>
+          <w:rPr>
+            <w:lang w:val="zh_TW" w:bidi="zh_TW"/>
+          </w:rPr>
+          <w:rPr>
+            <w:color w:val="0000EE"/>
+            <w:u w:val="single"/>
+          </w:rPr>
+          <w:t>出25:38</w:t>
+        </w:r>
+      </w:hyperlink>
+      <w:r>
+        <w:rPr>
+          <w:lang w:val="zh_TW" w:bidi="zh_TW"/>
+        </w:rPr>
+        <w:t>；</w:t>
+      </w:r>
+      <w:hyperlink r:id="rId150">
+        <w:r>
+          <w:rPr>
+            <w:lang w:val="zh_TW" w:bidi="zh_TW"/>
+          </w:rPr>
+          <w:rPr>
+            <w:color w:val="0000EE"/>
+            <w:u w:val="single"/>
+          </w:rPr>
+          <w:t>王下24:13</w:t>
+        </w:r>
+      </w:hyperlink>
+      <w:r>
+        <w:rPr>
+          <w:lang w:val="zh_TW" w:bidi="zh_TW"/>
+        </w:rPr>
+        <w:t>）、懸掛以弗得的金鍊（</w:t>
+      </w:r>
+      <w:hyperlink r:id="rId151">
+        <w:r>
+          <w:rPr>
+            <w:lang w:val="zh_TW" w:bidi="zh_TW"/>
+          </w:rPr>
+          <w:rPr>
+            <w:color w:val="0000EE"/>
+            <w:u w:val="single"/>
+          </w:rPr>
+          <w:t>出28:14</w:t>
+        </w:r>
+      </w:hyperlink>
+      <w:r>
+        <w:rPr>
+          <w:lang w:val="zh_TW" w:bidi="zh_TW"/>
+        </w:rPr>
+        <w:t>），以及大祭司袍子上的金鈴鐺。大祭司的冠冕、以弗得與胸牌也都是金製的（</w:t>
+      </w:r>
+      <w:hyperlink r:id="rId152">
+        <w:r>
+          <w:rPr>
+            <w:lang w:val="zh_TW" w:bidi="zh_TW"/>
+          </w:rPr>
+          <w:rPr>
+            <w:color w:val="0000EE"/>
+            <w:u w:val="single"/>
+          </w:rPr>
+          <w:t>39:2–30</w:t>
+        </w:r>
+      </w:hyperlink>
+      <w:r>
+        <w:rPr>
+          <w:lang w:val="zh_TW" w:bidi="zh_TW"/>
+        </w:rPr>
+        <w:t>）。曠野中為製作這些器具所收的奉獻，包括重達120舍客勒的金皿（</w:t>
+      </w:r>
+      <w:hyperlink r:id="rId153">
+        <w:r>
+          <w:rPr>
+            <w:lang w:val="zh_TW" w:bidi="zh_TW"/>
+          </w:rPr>
+          <w:rPr>
+            <w:color w:val="0000EE"/>
+            <w:u w:val="single"/>
+          </w:rPr>
+          <w:t>民7:86</w:t>
+        </w:r>
+      </w:hyperlink>
+      <w:r>
+        <w:rPr>
+          <w:lang w:val="zh_TW" w:bidi="zh_TW"/>
+        </w:rPr>
+        <w:t>）。比會幕更華美的聖殿，顯然用上更多金子建成（</w:t>
+      </w:r>
+      <w:hyperlink r:id="rId154">
+        <w:r>
+          <w:rPr>
+            <w:lang w:val="zh_TW" w:bidi="zh_TW"/>
+          </w:rPr>
+          <w:rPr>
+            <w:color w:val="0000EE"/>
+            <w:u w:val="single"/>
+          </w:rPr>
+          <w:t>王上6:20–28</w:t>
+        </w:r>
+      </w:hyperlink>
+      <w:r>
+        <w:rPr>
+          <w:lang w:val="zh_TW" w:bidi="zh_TW"/>
+        </w:rPr>
+        <w:t>；</w:t>
+      </w:r>
+      <w:hyperlink r:id="rId155">
+        <w:r>
+          <w:rPr>
+            <w:lang w:val="zh_TW" w:bidi="zh_TW"/>
+          </w:rPr>
+          <w:rPr>
+            <w:color w:val="0000EE"/>
+            <w:u w:val="single"/>
+          </w:rPr>
+          <w:t>代上29:2–7</w:t>
+        </w:r>
+      </w:hyperlink>
+      <w:r>
+        <w:rPr>
+          <w:lang w:val="zh_TW" w:bidi="zh_TW"/>
+        </w:rPr>
+        <w:t>；</w:t>
+      </w:r>
+      <w:hyperlink r:id="rId156">
+        <w:r>
+          <w:rPr>
+            <w:lang w:val="zh_TW" w:bidi="zh_TW"/>
+          </w:rPr>
+          <w:rPr>
+            <w:color w:val="0000EE"/>
+            <w:u w:val="single"/>
+          </w:rPr>
+          <w:t>代下3:4–4:22</w:t>
+        </w:r>
+      </w:hyperlink>
+      <w:r>
+        <w:rPr>
+          <w:lang w:val="zh_TW" w:bidi="zh_TW"/>
+        </w:rPr>
+        <w:t>）。經文中關於會幕與聖殿所用金子的具體記載極多，難以一一列舉。聖殿中大量的金子自然吸引外敵入侵，他們往往會奪去聖殿的金子，當作戰利品帶走（</w:t>
+      </w:r>
+      <w:hyperlink r:id="rId157">
+        <w:r>
+          <w:rPr>
+            <w:lang w:val="zh_TW" w:bidi="zh_TW"/>
+          </w:rPr>
+          <w:rPr>
+            <w:color w:val="0000EE"/>
+            <w:u w:val="single"/>
+          </w:rPr>
+          <w:t>王上14:26</w:t>
+        </w:r>
+      </w:hyperlink>
+      <w:r>
+        <w:rPr>
+          <w:lang w:val="zh_TW" w:bidi="zh_TW"/>
+        </w:rPr>
+        <w:t>；</w:t>
+      </w:r>
+      <w:hyperlink r:id="rId158">
+        <w:r>
+          <w:rPr>
+            <w:lang w:val="zh_TW" w:bidi="zh_TW"/>
+          </w:rPr>
+          <w:rPr>
+            <w:color w:val="0000EE"/>
+            <w:u w:val="single"/>
+          </w:rPr>
+          <w:t>王下16:8，</w:t>
+        </w:r>
+      </w:hyperlink>
+      <w:hyperlink r:id="rId159">
+        <w:r>
+          <w:rPr>
+            <w:lang w:val="zh_TW" w:bidi="zh_TW"/>
+          </w:rPr>
+          <w:rPr>
+            <w:color w:val="0000EE"/>
+            <w:u w:val="single"/>
+          </w:rPr>
+          <w:t>18:14，</w:t>
+        </w:r>
+      </w:hyperlink>
+      <w:hyperlink r:id="rId150">
+        <w:r>
+          <w:rPr>
+            <w:lang w:val="zh_TW" w:bidi="zh_TW"/>
+          </w:rPr>
+          <w:rPr>
+            <w:color w:val="0000EE"/>
+            <w:u w:val="single"/>
+          </w:rPr>
+          <w:t>24:13，</w:t>
+        </w:r>
+      </w:hyperlink>
+      <w:hyperlink r:id="rId160">
+        <w:r>
+          <w:rPr>
+            <w:lang w:val="zh_TW" w:bidi="zh_TW"/>
+          </w:rPr>
+          <w:rPr>
+            <w:color w:val="0000EE"/>
+            <w:u w:val="single"/>
+          </w:rPr>
+          <w:t>25:15</w:t>
+        </w:r>
+      </w:hyperlink>
+      <w:r>
+        <w:rPr>
+          <w:lang w:val="zh_TW" w:bidi="zh_TW"/>
+        </w:rPr>
+        <w:t>；</w:t>
+      </w:r>
+      <w:hyperlink r:id="rId161">
+        <w:r>
+          <w:rPr>
+            <w:lang w:val="zh_TW" w:bidi="zh_TW"/>
+          </w:rPr>
+          <w:rPr>
+            <w:color w:val="0000EE"/>
+            <w:u w:val="single"/>
+          </w:rPr>
+          <w:t>代下12:9</w:t>
+        </w:r>
+      </w:hyperlink>
+      <w:r>
+        <w:rPr>
+          <w:lang w:val="zh_TW" w:bidi="zh_TW"/>
+        </w:rPr>
+        <w:t>）。</w:t>
+      </w:r>
+    </w:p>
+    <w:p>
+      <w:pPr/>
+      <w:r>
+        <w:rPr>
+          <w:lang w:val="zh_TW" w:bidi="zh_TW"/>
+        </w:rPr>
+      </w:r>
+      <w:r>
+        <w:rPr>
+          <w:lang w:val="zh_TW" w:bidi="zh_TW"/>
+        </w:rPr>
+        <w:t>金也具有商業價值。所羅門在位時，有大量金子進口到以色列，每年多達666他連得（</w:t>
+      </w:r>
+      <w:hyperlink r:id="rId162">
+        <w:r>
+          <w:rPr>
+            <w:lang w:val="zh_TW" w:bidi="zh_TW"/>
+          </w:rPr>
+          <w:rPr>
+            <w:color w:val="0000EE"/>
+            <w:u w:val="single"/>
+          </w:rPr>
+          <w:t>王上10:14</w:t>
+        </w:r>
+      </w:hyperlink>
+      <w:r>
+        <w:rPr>
+          <w:lang w:val="zh_TW" w:bidi="zh_TW"/>
+        </w:rPr>
+        <w:t>）。泰爾王希蘭曾給所羅門120他連得金子（</w:t>
+      </w:r>
+      <w:hyperlink r:id="rId163">
+        <w:r>
+          <w:rPr>
+            <w:lang w:val="zh_TW" w:bidi="zh_TW"/>
+          </w:rPr>
+          <w:rPr>
+            <w:color w:val="0000EE"/>
+            <w:u w:val="single"/>
+          </w:rPr>
+          <w:t>9:14</w:t>
+        </w:r>
+      </w:hyperlink>
+      <w:r>
+        <w:rPr>
+          <w:lang w:val="zh_TW" w:bidi="zh_TW"/>
+        </w:rPr>
+        <w:t>），但可能屬於貸款性質。所羅門確實在聖殿中使用大量金子（</w:t>
+      </w:r>
+      <w:hyperlink r:id="rId164">
+        <w:r>
+          <w:rPr>
+            <w:lang w:val="zh_TW" w:bidi="zh_TW"/>
+          </w:rPr>
+          <w:rPr>
+            <w:color w:val="0000EE"/>
+            <w:u w:val="single"/>
+          </w:rPr>
+          <w:t>10:16–17</w:t>
+        </w:r>
+      </w:hyperlink>
+      <w:r>
+        <w:rPr>
+          <w:lang w:val="zh_TW" w:bidi="zh_TW"/>
+        </w:rPr>
+        <w:t>）。金也常用來收買敵國（</w:t>
+      </w:r>
+      <w:hyperlink r:id="rId158">
+        <w:r>
+          <w:rPr>
+            <w:lang w:val="zh_TW" w:bidi="zh_TW"/>
+          </w:rPr>
+          <w:rPr>
+            <w:color w:val="0000EE"/>
+            <w:u w:val="single"/>
+          </w:rPr>
+          <w:t>王下16:8</w:t>
+        </w:r>
+      </w:hyperlink>
+      <w:r>
+        <w:rPr>
+          <w:lang w:val="zh_TW" w:bidi="zh_TW"/>
+        </w:rPr>
+        <w:t>），或作為進貢之用（</w:t>
+      </w:r>
+      <w:hyperlink r:id="rId159">
+        <w:r>
+          <w:rPr>
+            <w:lang w:val="zh_TW" w:bidi="zh_TW"/>
+          </w:rPr>
+          <w:rPr>
+            <w:color w:val="0000EE"/>
+            <w:u w:val="single"/>
+          </w:rPr>
+          <w:t>18:14</w:t>
+        </w:r>
+      </w:hyperlink>
+      <w:r>
+        <w:rPr>
+          <w:lang w:val="zh_TW" w:bidi="zh_TW"/>
+        </w:rPr>
+        <w:t>）。亞述人的編年史也證實了這點，其中記載他們從各地索取的貢物中，往往包括金子。</w:t>
+      </w:r>
+    </w:p>
+    <w:p>
+      <w:pPr/>
+      <w:r>
+        <w:rPr>
+          <w:lang w:val="zh_TW" w:bidi="zh_TW"/>
+        </w:rPr>
+      </w:r>
+      <w:r>
+        <w:rPr>
+          <w:lang w:val="zh_TW" w:bidi="zh_TW"/>
+        </w:rPr>
+        <w:t>擁有金子本身並非邪惡，但經文責備一心只想積存金子的人（</w:t>
+      </w:r>
+      <w:hyperlink r:id="rId165">
+        <w:r>
+          <w:rPr>
+            <w:lang w:val="zh_TW" w:bidi="zh_TW"/>
+          </w:rPr>
+          <w:rPr>
+            <w:color w:val="0000EE"/>
+            <w:u w:val="single"/>
+          </w:rPr>
+          <w:t>伯28:15–17</w:t>
+        </w:r>
+      </w:hyperlink>
+      <w:r>
+        <w:rPr>
+          <w:lang w:val="zh_TW" w:bidi="zh_TW"/>
+        </w:rPr>
+        <w:t>；</w:t>
+      </w:r>
+      <w:hyperlink r:id="rId166">
+        <w:r>
+          <w:rPr>
+            <w:lang w:val="zh_TW" w:bidi="zh_TW"/>
+          </w:rPr>
+          <w:rPr>
+            <w:color w:val="0000EE"/>
+            <w:u w:val="single"/>
+          </w:rPr>
+          <w:t>箴3:14，</w:t>
+        </w:r>
+      </w:hyperlink>
+      <w:hyperlink r:id="rId167">
+        <w:r>
+          <w:rPr>
+            <w:lang w:val="zh_TW" w:bidi="zh_TW"/>
+          </w:rPr>
+          <w:rPr>
+            <w:color w:val="0000EE"/>
+            <w:u w:val="single"/>
+          </w:rPr>
+          <w:t>8:10、19，</w:t>
+        </w:r>
+      </w:hyperlink>
+      <w:hyperlink r:id="rId168">
+        <w:r>
+          <w:rPr>
+            <w:lang w:val="zh_TW" w:bidi="zh_TW"/>
+          </w:rPr>
+          <w:rPr>
+            <w:color w:val="0000EE"/>
+            <w:u w:val="single"/>
+          </w:rPr>
+          <w:t>16:16</w:t>
+        </w:r>
+      </w:hyperlink>
+      <w:r>
+        <w:rPr>
+          <w:lang w:val="zh_TW" w:bidi="zh_TW"/>
+        </w:rPr>
+        <w:t>）。擁有智慧與認識神，比擁有大量金子更為寶貴（</w:t>
+      </w:r>
+      <w:hyperlink r:id="rId169">
+        <w:r>
+          <w:rPr>
+            <w:lang w:val="zh_TW" w:bidi="zh_TW"/>
+          </w:rPr>
+          <w:rPr>
+            <w:color w:val="0000EE"/>
+            <w:u w:val="single"/>
+          </w:rPr>
+          <w:t>詩19:10，</w:t>
+        </w:r>
+      </w:hyperlink>
+      <w:hyperlink r:id="rId170">
+        <w:r>
+          <w:rPr>
+            <w:lang w:val="zh_TW" w:bidi="zh_TW"/>
+          </w:rPr>
+          <w:rPr>
+            <w:color w:val="0000EE"/>
+            <w:u w:val="single"/>
+          </w:rPr>
+          <w:t>119:72、127</w:t>
+        </w:r>
+      </w:hyperlink>
+      <w:r>
+        <w:rPr>
+          <w:lang w:val="zh_TW" w:bidi="zh_TW"/>
+        </w:rPr>
+        <w:t>；</w:t>
+      </w:r>
+      <w:hyperlink r:id="rId171">
+        <w:r>
+          <w:rPr>
+            <w:lang w:val="zh_TW" w:bidi="zh_TW"/>
+          </w:rPr>
+          <w:rPr>
+            <w:color w:val="0000EE"/>
+            <w:u w:val="single"/>
+          </w:rPr>
+          <w:t>箴20:15</w:t>
+        </w:r>
+      </w:hyperlink>
+      <w:r>
+        <w:rPr>
+          <w:lang w:val="zh_TW" w:bidi="zh_TW"/>
+        </w:rPr>
+        <w:t>）。約伯拒絕把信靠放在金子上（</w:t>
+      </w:r>
+      <w:hyperlink r:id="rId172">
+        <w:r>
+          <w:rPr>
+            <w:lang w:val="zh_TW" w:bidi="zh_TW"/>
+          </w:rPr>
+          <w:rPr>
+            <w:color w:val="0000EE"/>
+            <w:u w:val="single"/>
+          </w:rPr>
+          <w:t>伯31:24</w:t>
+        </w:r>
+      </w:hyperlink>
+      <w:r>
+        <w:rPr>
+          <w:lang w:val="zh_TW" w:bidi="zh_TW"/>
+        </w:rPr>
+        <w:t>）。在審判的日子，金子也不能拯救人（</w:t>
+      </w:r>
+      <w:hyperlink r:id="rId173">
+        <w:r>
+          <w:rPr>
+            <w:lang w:val="zh_TW" w:bidi="zh_TW"/>
+          </w:rPr>
+          <w:rPr>
+            <w:color w:val="0000EE"/>
+            <w:u w:val="single"/>
+          </w:rPr>
+          <w:t>番1:18</w:t>
+        </w:r>
+      </w:hyperlink>
+      <w:r>
+        <w:rPr>
+          <w:lang w:val="zh_TW" w:bidi="zh_TW"/>
+        </w:rPr>
+        <w:t>）。</w:t>
+      </w:r>
+    </w:p>
+    <w:p>
+      <w:pPr/>
+      <w:r>
+        <w:rPr>
+          <w:lang w:val="zh_TW" w:bidi="zh_TW"/>
+        </w:rPr>
+      </w:r>
+      <w:r>
+        <w:rPr>
+          <w:lang w:val="zh_TW" w:bidi="zh_TW"/>
+        </w:rPr>
+        <w:t>新約聖經視黃金為會朽壞的物質 （</w:t>
+      </w:r>
+      <w:hyperlink r:id="rId174">
+        <w:r>
+          <w:rPr>
+            <w:lang w:val="zh_TW" w:bidi="zh_TW"/>
+          </w:rPr>
+          <w:rPr>
+            <w:color w:val="0000EE"/>
+            <w:u w:val="single"/>
+          </w:rPr>
+          <w:t>雅5:3</w:t>
+        </w:r>
+      </w:hyperlink>
+      <w:r>
+        <w:rPr>
+          <w:lang w:val="zh_TW" w:bidi="zh_TW"/>
+        </w:rPr>
+        <w:t>；</w:t>
+      </w:r>
+      <w:hyperlink r:id="rId175">
+        <w:r>
+          <w:rPr>
+            <w:lang w:val="zh_TW" w:bidi="zh_TW"/>
+          </w:rPr>
+          <w:rPr>
+            <w:color w:val="0000EE"/>
+            <w:u w:val="single"/>
+          </w:rPr>
+          <w:t>彼前1:18</w:t>
+        </w:r>
+      </w:hyperlink>
+      <w:r>
+        <w:rPr>
+          <w:lang w:val="zh_TW" w:bidi="zh_TW"/>
+        </w:rPr>
+        <w:t>），也視之為不必要的負擔 （</w:t>
+      </w:r>
+      <w:hyperlink r:id="rId176">
+        <w:r>
+          <w:rPr>
+            <w:lang w:val="zh_TW" w:bidi="zh_TW"/>
+          </w:rPr>
+          <w:rPr>
+            <w:color w:val="0000EE"/>
+            <w:u w:val="single"/>
+          </w:rPr>
+          <w:t>太10:9</w:t>
+        </w:r>
+      </w:hyperlink>
+      <w:r>
+        <w:rPr>
+          <w:lang w:val="zh_TW" w:bidi="zh_TW"/>
+        </w:rPr>
+        <w:t>；</w:t>
+      </w:r>
+      <w:hyperlink r:id="rId177">
+        <w:r>
+          <w:rPr>
+            <w:lang w:val="zh_TW" w:bidi="zh_TW"/>
+          </w:rPr>
+          <w:rPr>
+            <w:color w:val="0000EE"/>
+            <w:u w:val="single"/>
+          </w:rPr>
+          <w:t>徒3:6</w:t>
+        </w:r>
+      </w:hyperlink>
+      <w:r>
+        <w:rPr>
+          <w:lang w:val="zh_TW" w:bidi="zh_TW"/>
+        </w:rPr>
+        <w:t>）。佩戴金戒指絕非衡量人價值的標準（</w:t>
+      </w:r>
+      <w:hyperlink r:id="rId178">
+        <w:r>
+          <w:rPr>
+            <w:lang w:val="zh_TW" w:bidi="zh_TW"/>
+          </w:rPr>
+          <w:rPr>
+            <w:color w:val="0000EE"/>
+            <w:u w:val="single"/>
+          </w:rPr>
+          <w:t>雅2:2</w:t>
+        </w:r>
+      </w:hyperlink>
+      <w:r>
+        <w:rPr>
+          <w:lang w:val="zh_TW" w:bidi="zh_TW"/>
+        </w:rPr>
+        <w:t>）；事實上，保羅與彼得甚至禁止信徒佩戴金飾為裝飾 （</w:t>
+      </w:r>
+      <w:hyperlink r:id="rId179">
+        <w:r>
+          <w:rPr>
+            <w:lang w:val="zh_TW" w:bidi="zh_TW"/>
+          </w:rPr>
+          <w:rPr>
+            <w:color w:val="0000EE"/>
+            <w:u w:val="single"/>
+          </w:rPr>
+          <w:t>提前2:9</w:t>
+        </w:r>
+      </w:hyperlink>
+      <w:r>
+        <w:rPr>
+          <w:lang w:val="zh_TW" w:bidi="zh_TW"/>
+        </w:rPr>
+        <w:t>；</w:t>
+      </w:r>
+      <w:hyperlink r:id="rId180">
+        <w:r>
+          <w:rPr>
+            <w:lang w:val="zh_TW" w:bidi="zh_TW"/>
+          </w:rPr>
+          <w:rPr>
+            <w:color w:val="0000EE"/>
+            <w:u w:val="single"/>
+          </w:rPr>
+          <w:t>彼前3:3</w:t>
+        </w:r>
+      </w:hyperlink>
+      <w:r>
+        <w:rPr>
+          <w:lang w:val="zh_TW" w:bidi="zh_TW"/>
+        </w:rPr>
+        <w:t>）。</w:t>
+      </w:r>
+    </w:p>
+    <w:p>
+      <w:pPr/>
+      <w:r>
+        <w:rPr>
+          <w:lang w:val="zh_TW" w:bidi="zh_TW"/>
+        </w:rPr>
+      </w:r>
+      <w:r>
+        <w:rPr>
+          <w:lang w:val="zh_TW" w:bidi="zh_TW"/>
+        </w:rPr>
+        <w:t>使用金子本身，並不代表敬虔。</w:t>
+      </w:r>
+      <w:hyperlink r:id="rId181">
+        <w:r>
+          <w:rPr>
+            <w:lang w:val="zh_TW" w:bidi="zh_TW"/>
+          </w:rPr>
+          <w:rPr>
+            <w:color w:val="0000EE"/>
+            <w:u w:val="single"/>
+          </w:rPr>
+          <w:t>啟示錄四章4節</w:t>
+        </w:r>
+      </w:hyperlink>
+      <w:r>
+        <w:rPr>
+          <w:lang w:val="zh_TW" w:bidi="zh_TW"/>
+        </w:rPr>
+        <w:t>的長老頭戴金冠冕，但大淫婦也「用金子裝飾自己」（</w:t>
+      </w:r>
+      <w:hyperlink r:id="rId182">
+        <w:r>
+          <w:rPr>
+            <w:lang w:val="zh_TW" w:bidi="zh_TW"/>
+          </w:rPr>
+          <w:rPr>
+            <w:color w:val="0000EE"/>
+            <w:u w:val="single"/>
+          </w:rPr>
+          <w:t>啟17:4</w:t>
+        </w:r>
+      </w:hyperlink>
+      <w:r>
+        <w:rPr>
+          <w:lang w:val="zh_TW" w:bidi="zh_TW"/>
+        </w:rPr>
+        <w:t>），巴比倫這淫亂的大城也是如此（</w:t>
+      </w:r>
+      <w:hyperlink r:id="rId183">
+        <w:r>
+          <w:rPr>
+            <w:lang w:val="zh_TW" w:bidi="zh_TW"/>
+          </w:rPr>
+          <w:rPr>
+            <w:color w:val="0000EE"/>
+            <w:u w:val="single"/>
+          </w:rPr>
+          <w:t>啟18:16</w:t>
+        </w:r>
+      </w:hyperlink>
+      <w:r>
+        <w:rPr>
+          <w:lang w:val="zh_TW" w:bidi="zh_TW"/>
+        </w:rPr>
+        <w:t>）。相比之下，新約聖經也有一些正面語句提到金的價值（</w:t>
+      </w:r>
+      <w:hyperlink r:id="rId184">
+        <w:r>
+          <w:rPr>
+            <w:lang w:val="zh_TW" w:bidi="zh_TW"/>
+          </w:rPr>
+          <w:rPr>
+            <w:color w:val="0000EE"/>
+            <w:u w:val="single"/>
+          </w:rPr>
+          <w:t>啟3:18</w:t>
+        </w:r>
+      </w:hyperlink>
+      <w:r>
+        <w:rPr>
+          <w:lang w:val="zh_TW" w:bidi="zh_TW"/>
+        </w:rPr>
+        <w:t>）。博士把黃金獻給嬰孩耶穌，象徵祂的君王身分（</w:t>
+      </w:r>
+      <w:hyperlink r:id="rId185">
+        <w:r>
+          <w:rPr>
+            <w:lang w:val="zh_TW" w:bidi="zh_TW"/>
+          </w:rPr>
+          <w:rPr>
+            <w:color w:val="0000EE"/>
+            <w:u w:val="single"/>
+          </w:rPr>
+          <w:t>太2:11</w:t>
+        </w:r>
+      </w:hyperlink>
+      <w:r>
+        <w:rPr>
+          <w:lang w:val="zh_TW" w:bidi="zh_TW"/>
+        </w:rPr>
+        <w:t>），經文也說明亮如玻璃的聖城新耶路撒冷是金子所造的（</w:t>
+      </w:r>
+      <w:hyperlink r:id="rId186">
+        <w:r>
+          <w:rPr>
+            <w:lang w:val="zh_TW" w:bidi="zh_TW"/>
+          </w:rPr>
+          <w:rPr>
+            <w:color w:val="0000EE"/>
+            <w:u w:val="single"/>
+          </w:rPr>
+          <w:t>啟21:18</w:t>
+        </w:r>
+      </w:hyperlink>
+      <w:r>
+        <w:rPr>
+          <w:lang w:val="zh_TW" w:bidi="zh_TW"/>
+        </w:rPr>
+        <w:t>）。</w:t>
+      </w:r>
+    </w:p>
+    <w:p>
+      <w:pPr/>
+      <w:r>
+        <w:rPr>
+          <w:lang w:val="zh_TW" w:bidi="zh_TW"/>
+        </w:rPr>
+      </w:r>
+      <w:r>
+        <w:rPr>
+          <w:lang w:val="zh_TW" w:bidi="zh_TW"/>
+        </w:rPr>
+        <w:t>舊約聖經在多種情境中提及銀。銀是貴重金屬，早期的人甚至認為銀比金更貴重，因此人們常用銀來進行商業交易與償還債務。當時的人會把小塊的銀放在天平上，按著標準法碼的重量來計算其價值。亞伯拉罕為撒拉購買麥比拉洞作為墓地時，付了400舍客勒的銀子，並按著當時與商人通用的重量把這筆「銀子」稱足（</w:t>
+      </w:r>
+      <w:hyperlink r:id="rId187">
+        <w:r>
+          <w:rPr>
+            <w:lang w:val="zh_TW" w:bidi="zh_TW"/>
+          </w:rPr>
+          <w:rPr>
+            <w:color w:val="0000EE"/>
+            <w:u w:val="single"/>
+          </w:rPr>
+          <w:t>創23:15–16</w:t>
+        </w:r>
+      </w:hyperlink>
+      <w:r>
+        <w:rPr>
+          <w:lang w:val="zh_TW" w:bidi="zh_TW"/>
+        </w:rPr>
+        <w:t>）。約瑟的兄弟們因賣約瑟而得到20舍客勒銀子（</w:t>
+      </w:r>
+      <w:hyperlink r:id="rId188">
+        <w:r>
+          <w:rPr>
+            <w:lang w:val="zh_TW" w:bidi="zh_TW"/>
+          </w:rPr>
+          <w:rPr>
+            <w:color w:val="0000EE"/>
+            <w:u w:val="single"/>
+          </w:rPr>
+          <w:t>創37:28</w:t>
+        </w:r>
+      </w:hyperlink>
+      <w:r>
+        <w:rPr>
+          <w:lang w:val="zh_TW" w:bidi="zh_TW"/>
+        </w:rPr>
+        <w:t>），約瑟也以銀子作為禮物給便雅憫（</w:t>
+      </w:r>
+      <w:hyperlink r:id="rId189">
+        <w:r>
+          <w:rPr>
+            <w:lang w:val="zh_TW" w:bidi="zh_TW"/>
+          </w:rPr>
+          <w:rPr>
+            <w:color w:val="0000EE"/>
+            <w:u w:val="single"/>
+          </w:rPr>
+          <w:t>創45:22</w:t>
+        </w:r>
+      </w:hyperlink>
+      <w:r>
+        <w:rPr>
+          <w:lang w:val="zh_TW" w:bidi="zh_TW"/>
+        </w:rPr>
+        <w:t>）。</w:t>
+      </w:r>
+    </w:p>
+    <w:p>
+      <w:pPr/>
+      <w:r>
+        <w:rPr>
+          <w:lang w:val="zh_TW" w:bidi="zh_TW"/>
+        </w:rPr>
+      </w:r>
+      <w:r>
+        <w:rPr>
+          <w:lang w:val="zh_TW" w:bidi="zh_TW"/>
+        </w:rPr>
+        <w:t>聖經還有不少例子，說明人們會以銀支付貨物或服務（</w:t>
+      </w:r>
+      <w:hyperlink r:id="rId190">
+        <w:r>
+          <w:rPr>
+            <w:lang w:val="zh_TW" w:bidi="zh_TW"/>
+          </w:rPr>
+          <w:rPr>
+            <w:color w:val="0000EE"/>
+            <w:u w:val="single"/>
+          </w:rPr>
+          <w:t>創20:16；</w:t>
+        </w:r>
+      </w:hyperlink>
+      <w:hyperlink r:id="rId191">
+        <w:r>
+          <w:rPr>
+            <w:lang w:val="zh_TW" w:bidi="zh_TW"/>
+          </w:rPr>
+          <w:rPr>
+            <w:color w:val="0000EE"/>
+            <w:u w:val="single"/>
+          </w:rPr>
+          <w:t>出21:32；</w:t>
+        </w:r>
+      </w:hyperlink>
+      <w:hyperlink r:id="rId192">
+        <w:r>
+          <w:rPr>
+            <w:lang w:val="zh_TW" w:bidi="zh_TW"/>
+          </w:rPr>
+          <w:rPr>
+            <w:color w:val="0000EE"/>
+            <w:u w:val="single"/>
+          </w:rPr>
+          <w:t>利27:16；</w:t>
+        </w:r>
+      </w:hyperlink>
+      <w:hyperlink r:id="rId193">
+        <w:r>
+          <w:rPr>
+            <w:lang w:val="zh_TW" w:bidi="zh_TW"/>
+          </w:rPr>
+          <w:rPr>
+            <w:color w:val="0000EE"/>
+            <w:u w:val="single"/>
+          </w:rPr>
+          <w:t>書24:32；</w:t>
+        </w:r>
+      </w:hyperlink>
+      <w:hyperlink r:id="rId194">
+        <w:r>
+          <w:rPr>
+            <w:lang w:val="zh_TW" w:bidi="zh_TW"/>
+          </w:rPr>
+          <w:rPr>
+            <w:color w:val="0000EE"/>
+            <w:u w:val="single"/>
+          </w:rPr>
+          <w:t>士17:10；</w:t>
+        </w:r>
+      </w:hyperlink>
+      <w:hyperlink r:id="rId195">
+        <w:r>
+          <w:rPr>
+            <w:lang w:val="zh_TW" w:bidi="zh_TW"/>
+          </w:rPr>
+          <w:rPr>
+            <w:color w:val="0000EE"/>
+            <w:u w:val="single"/>
+          </w:rPr>
+          <w:t>撒下24:24；</w:t>
+        </w:r>
+      </w:hyperlink>
+      <w:hyperlink r:id="rId196">
+        <w:r>
+          <w:rPr>
+            <w:lang w:val="zh_TW" w:bidi="zh_TW"/>
+          </w:rPr>
+          <w:rPr>
+            <w:color w:val="0000EE"/>
+            <w:u w:val="single"/>
+          </w:rPr>
+          <w:t>尼7:72；</w:t>
+        </w:r>
+      </w:hyperlink>
+      <w:hyperlink r:id="rId197">
+        <w:r>
+          <w:rPr>
+            <w:lang w:val="zh_TW" w:bidi="zh_TW"/>
+          </w:rPr>
+          <w:rPr>
+            <w:color w:val="0000EE"/>
+            <w:u w:val="single"/>
+          </w:rPr>
+          <w:t>伯28:15；</w:t>
+        </w:r>
+      </w:hyperlink>
+      <w:hyperlink r:id="rId198">
+        <w:r>
+          <w:rPr>
+            <w:lang w:val="zh_TW" w:bidi="zh_TW"/>
+          </w:rPr>
+          <w:rPr>
+            <w:color w:val="0000EE"/>
+            <w:u w:val="single"/>
+          </w:rPr>
+          <w:t>賽7:23</w:t>
+        </w:r>
+      </w:hyperlink>
+      <w:r>
+        <w:rPr>
+          <w:lang w:val="zh_TW" w:bidi="zh_TW"/>
+        </w:rPr>
+        <w:t>，</w:t>
+      </w:r>
+      <w:hyperlink r:id="rId138">
+        <w:r>
+          <w:rPr>
+            <w:lang w:val="zh_TW" w:bidi="zh_TW"/>
+          </w:rPr>
+          <w:rPr>
+            <w:color w:val="0000EE"/>
+            <w:u w:val="single"/>
+          </w:rPr>
+          <w:t>46:6；</w:t>
+        </w:r>
+      </w:hyperlink>
+      <w:hyperlink r:id="rId199">
+        <w:r>
+          <w:rPr>
+            <w:lang w:val="zh_TW" w:bidi="zh_TW"/>
+          </w:rPr>
+          <w:rPr>
+            <w:color w:val="0000EE"/>
+            <w:u w:val="single"/>
+          </w:rPr>
+          <w:t>摩2:6</w:t>
+        </w:r>
+      </w:hyperlink>
+      <w:r>
+        <w:rPr>
+          <w:lang w:val="zh_TW" w:bidi="zh_TW"/>
+        </w:rPr>
+        <w:t>，</w:t>
+      </w:r>
+      <w:hyperlink r:id="rId200">
+        <w:r>
+          <w:rPr>
+            <w:lang w:val="zh_TW" w:bidi="zh_TW"/>
+          </w:rPr>
+          <w:rPr>
+            <w:color w:val="0000EE"/>
+            <w:u w:val="single"/>
+          </w:rPr>
+          <w:t>8:6</w:t>
+        </w:r>
+      </w:hyperlink>
+      <w:r>
+        <w:rPr>
+          <w:lang w:val="zh_TW" w:bidi="zh_TW"/>
+        </w:rPr>
+        <w:t>）。銀也是衡量人財富的重要指標（</w:t>
+      </w:r>
+      <w:hyperlink r:id="rId201">
+        <w:r>
+          <w:rPr>
+            <w:lang w:val="zh_TW" w:bidi="zh_TW"/>
+          </w:rPr>
+          <w:rPr>
+            <w:color w:val="0000EE"/>
+            <w:u w:val="single"/>
+          </w:rPr>
+          <w:t>創13:2</w:t>
+        </w:r>
+      </w:hyperlink>
+      <w:r>
+        <w:rPr>
+          <w:lang w:val="zh_TW" w:bidi="zh_TW"/>
+        </w:rPr>
+        <w:t>，</w:t>
+      </w:r>
+      <w:hyperlink r:id="rId202">
+        <w:r>
+          <w:rPr>
+            <w:lang w:val="zh_TW" w:bidi="zh_TW"/>
+          </w:rPr>
+          <w:rPr>
+            <w:color w:val="0000EE"/>
+            <w:u w:val="single"/>
+          </w:rPr>
+          <w:t>24:35；</w:t>
+        </w:r>
+      </w:hyperlink>
+      <w:hyperlink r:id="rId203">
+        <w:r>
+          <w:rPr>
+            <w:lang w:val="zh_TW" w:bidi="zh_TW"/>
+          </w:rPr>
+          <w:rPr>
+            <w:color w:val="0000EE"/>
+            <w:u w:val="single"/>
+          </w:rPr>
+          <w:t>出25:3；</w:t>
+        </w:r>
+      </w:hyperlink>
+      <w:hyperlink r:id="rId204">
+        <w:r>
+          <w:rPr>
+            <w:lang w:val="zh_TW" w:bidi="zh_TW"/>
+          </w:rPr>
+          <w:rPr>
+            <w:color w:val="0000EE"/>
+            <w:u w:val="single"/>
+          </w:rPr>
+          <w:t>民22:18；</w:t>
+        </w:r>
+      </w:hyperlink>
+      <w:hyperlink r:id="rId205">
+        <w:r>
+          <w:rPr>
+            <w:lang w:val="zh_TW" w:bidi="zh_TW"/>
+          </w:rPr>
+          <w:rPr>
+            <w:color w:val="0000EE"/>
+            <w:u w:val="single"/>
+          </w:rPr>
+          <w:t>申7:25；</w:t>
+        </w:r>
+      </w:hyperlink>
+      <w:hyperlink r:id="rId173">
+        <w:r>
+          <w:rPr>
+            <w:lang w:val="zh_TW" w:bidi="zh_TW"/>
+          </w:rPr>
+          <w:rPr>
+            <w:color w:val="0000EE"/>
+            <w:u w:val="single"/>
+          </w:rPr>
+          <w:t>番1:18；</w:t>
+        </w:r>
+      </w:hyperlink>
+      <w:hyperlink r:id="rId206">
+        <w:r>
+          <w:rPr>
+            <w:lang w:val="zh_TW" w:bidi="zh_TW"/>
+          </w:rPr>
+          <w:rPr>
+            <w:color w:val="0000EE"/>
+            <w:u w:val="single"/>
+          </w:rPr>
+          <w:t>該2:8；</w:t>
+        </w:r>
+      </w:hyperlink>
+      <w:hyperlink r:id="rId207">
+        <w:r>
+          <w:rPr>
+            <w:lang w:val="zh_TW" w:bidi="zh_TW"/>
+          </w:rPr>
+          <w:rPr>
+            <w:color w:val="0000EE"/>
+            <w:u w:val="single"/>
+          </w:rPr>
+          <w:t>亞6:11</w:t>
+        </w:r>
+      </w:hyperlink>
+      <w:r>
+        <w:rPr>
+          <w:lang w:val="zh_TW" w:bidi="zh_TW"/>
+        </w:rPr>
+        <w:t>）。</w:t>
+      </w:r>
+      <w:hyperlink r:id="rId208">
+        <w:r>
+          <w:rPr>
+            <w:lang w:val="zh_TW" w:bidi="zh_TW"/>
+          </w:rPr>
+          <w:rPr>
+            <w:color w:val="0000EE"/>
+            <w:u w:val="single"/>
+          </w:rPr>
+          <w:t>列王紀上十章21節</w:t>
+        </w:r>
+      </w:hyperlink>
+      <w:r>
+        <w:rPr>
+          <w:lang w:val="zh_TW" w:bidi="zh_TW"/>
+        </w:rPr>
+        <w:t>甚至有一句特別的記載：在所羅門的時代，「銀子算不了甚麼」，看來是因為銀的數量十分充足。入侵者常掠奪銀子作為戰利品（</w:t>
+      </w:r>
+      <w:hyperlink r:id="rId209">
+        <w:r>
+          <w:rPr>
+            <w:lang w:val="zh_TW" w:bidi="zh_TW"/>
+          </w:rPr>
+          <w:rPr>
+            <w:color w:val="0000EE"/>
+            <w:u w:val="single"/>
+          </w:rPr>
+          <w:t>書6:19</w:t>
+        </w:r>
+      </w:hyperlink>
+      <w:r>
+        <w:rPr>
+          <w:lang w:val="zh_TW" w:bidi="zh_TW"/>
+        </w:rPr>
+        <w:t>，</w:t>
+      </w:r>
+      <w:hyperlink r:id="rId210">
+        <w:r>
+          <w:rPr>
+            <w:lang w:val="zh_TW" w:bidi="zh_TW"/>
+          </w:rPr>
+          <w:rPr>
+            <w:color w:val="0000EE"/>
+            <w:u w:val="single"/>
+          </w:rPr>
+          <w:t>7:21；</w:t>
+        </w:r>
+      </w:hyperlink>
+      <w:hyperlink r:id="rId211">
+        <w:r>
+          <w:rPr>
+            <w:lang w:val="zh_TW" w:bidi="zh_TW"/>
+          </w:rPr>
+          <w:rPr>
+            <w:color w:val="0000EE"/>
+            <w:u w:val="single"/>
+          </w:rPr>
+          <w:t>王上15:18</w:t>
+        </w:r>
+      </w:hyperlink>
+      <w:r>
+        <w:rPr>
+          <w:lang w:val="zh_TW" w:bidi="zh_TW"/>
+        </w:rPr>
+        <w:t>）。有時，重要人物的杯子是用銀製作的（</w:t>
+      </w:r>
+      <w:hyperlink r:id="rId212">
+        <w:r>
+          <w:rPr>
+            <w:lang w:val="zh_TW" w:bidi="zh_TW"/>
+          </w:rPr>
+          <w:rPr>
+            <w:color w:val="0000EE"/>
+            <w:u w:val="single"/>
+          </w:rPr>
+          <w:t>創44:2</w:t>
+        </w:r>
+      </w:hyperlink>
+      <w:r>
+        <w:rPr>
+          <w:lang w:val="zh_TW" w:bidi="zh_TW"/>
+        </w:rPr>
+        <w:t>）；有時，王的冠冕也由金與銀打造（</w:t>
+      </w:r>
+      <w:hyperlink r:id="rId207">
+        <w:r>
+          <w:rPr>
+            <w:lang w:val="zh_TW" w:bidi="zh_TW"/>
+          </w:rPr>
+          <w:rPr>
+            <w:color w:val="0000EE"/>
+            <w:u w:val="single"/>
+          </w:rPr>
+          <w:t>亞6:11</w:t>
+        </w:r>
+      </w:hyperlink>
+      <w:r>
+        <w:rPr>
+          <w:lang w:val="zh_TW" w:bidi="zh_TW"/>
+        </w:rPr>
+        <w:t>）。銀在製作個人飾物中極其重要（</w:t>
+      </w:r>
+      <w:hyperlink r:id="rId126">
+        <w:r>
+          <w:rPr>
+            <w:lang w:val="zh_TW" w:bidi="zh_TW"/>
+          </w:rPr>
+          <w:rPr>
+            <w:color w:val="0000EE"/>
+            <w:u w:val="single"/>
+          </w:rPr>
+          <w:t>創24:53；</w:t>
+        </w:r>
+      </w:hyperlink>
+      <w:hyperlink r:id="rId128">
+        <w:r>
+          <w:rPr>
+            <w:lang w:val="zh_TW" w:bidi="zh_TW"/>
+          </w:rPr>
+          <w:rPr>
+            <w:color w:val="0000EE"/>
+            <w:u w:val="single"/>
+          </w:rPr>
+          <w:t>出3:22</w:t>
+        </w:r>
+      </w:hyperlink>
+      <w:r>
+        <w:rPr>
+          <w:lang w:val="zh_TW" w:bidi="zh_TW"/>
+        </w:rPr>
+        <w:t>，</w:t>
+      </w:r>
+      <w:hyperlink r:id="rId130">
+        <w:r>
+          <w:rPr>
+            <w:lang w:val="zh_TW" w:bidi="zh_TW"/>
+          </w:rPr>
+          <w:rPr>
+            <w:color w:val="0000EE"/>
+            <w:u w:val="single"/>
+          </w:rPr>
+          <w:t>12:35</w:t>
+        </w:r>
+      </w:hyperlink>
+      <w:r>
+        <w:rPr>
+          <w:lang w:val="zh_TW" w:bidi="zh_TW"/>
+        </w:rPr>
+        <w:t>），其中一例便是在金飾上鑲嵌銀子作為裝飾（</w:t>
+      </w:r>
+      <w:hyperlink r:id="rId213">
+        <w:r>
+          <w:rPr>
+            <w:lang w:val="zh_TW" w:bidi="zh_TW"/>
+          </w:rPr>
+          <w:rPr>
+            <w:color w:val="0000EE"/>
+            <w:u w:val="single"/>
+          </w:rPr>
+          <w:t>歌1:11</w:t>
+        </w:r>
+      </w:hyperlink>
+      <w:r>
+        <w:rPr>
+          <w:lang w:val="zh_TW" w:bidi="zh_TW"/>
+        </w:rPr>
+        <w:t>）。</w:t>
+      </w:r>
+    </w:p>
+    <w:p>
+      <w:pPr/>
+      <w:r>
+        <w:rPr>
+          <w:lang w:val="zh_TW" w:bidi="zh_TW"/>
+        </w:rPr>
+      </w:r>
+      <w:r>
+        <w:rPr>
+          <w:lang w:val="zh_TW" w:bidi="zh_TW"/>
+        </w:rPr>
+        <w:t>人們常用提煉銀子的過程，比喻神試驗人的心（</w:t>
+      </w:r>
+      <w:hyperlink r:id="rId214">
+        <w:r>
+          <w:rPr>
+            <w:lang w:val="zh_TW" w:bidi="zh_TW"/>
+          </w:rPr>
+          <w:rPr>
+            <w:color w:val="0000EE"/>
+            <w:u w:val="single"/>
+          </w:rPr>
+          <w:t>詩66:10</w:t>
+        </w:r>
+      </w:hyperlink>
+      <w:r>
+        <w:rPr>
+          <w:lang w:val="zh_TW" w:bidi="zh_TW"/>
+        </w:rPr>
+        <w:t>；</w:t>
+      </w:r>
+      <w:hyperlink r:id="rId215">
+        <w:r>
+          <w:rPr>
+            <w:lang w:val="zh_TW" w:bidi="zh_TW"/>
+          </w:rPr>
+          <w:rPr>
+            <w:color w:val="0000EE"/>
+            <w:u w:val="single"/>
+          </w:rPr>
+          <w:t>賽48:10</w:t>
+        </w:r>
+      </w:hyperlink>
+      <w:r>
+        <w:rPr>
+          <w:lang w:val="zh_TW" w:bidi="zh_TW"/>
+        </w:rPr>
+        <w:t>），而銀子變黑和變質則象徵品格敗壞（</w:t>
+      </w:r>
+      <w:hyperlink r:id="rId216">
+        <w:r>
+          <w:rPr>
+            <w:lang w:val="zh_TW" w:bidi="zh_TW"/>
+          </w:rPr>
+          <w:rPr>
+            <w:color w:val="0000EE"/>
+            <w:u w:val="single"/>
+          </w:rPr>
+          <w:t>賽1:22</w:t>
+        </w:r>
+      </w:hyperlink>
+      <w:r>
+        <w:rPr>
+          <w:lang w:val="zh_TW" w:bidi="zh_TW"/>
+        </w:rPr>
+        <w:t>；</w:t>
+      </w:r>
+      <w:hyperlink r:id="rId217">
+        <w:r>
+          <w:rPr>
+            <w:lang w:val="zh_TW" w:bidi="zh_TW"/>
+          </w:rPr>
+          <w:rPr>
+            <w:color w:val="0000EE"/>
+            <w:u w:val="single"/>
+          </w:rPr>
+          <w:t>耶6:30</w:t>
+        </w:r>
+      </w:hyperlink>
+      <w:r>
+        <w:rPr>
+          <w:lang w:val="zh_TW" w:bidi="zh_TW"/>
+        </w:rPr>
+        <w:t>）。經文把神的話描述為純淨的銀，在爐中煉得「純淨」。儘管銀極其寶貴，智慧仍遠勝銀子（</w:t>
+      </w:r>
+      <w:hyperlink r:id="rId197">
+        <w:r>
+          <w:rPr>
+            <w:lang w:val="zh_TW" w:bidi="zh_TW"/>
+          </w:rPr>
+          <w:rPr>
+            <w:color w:val="0000EE"/>
+            <w:u w:val="single"/>
+          </w:rPr>
+          <w:t>伯28:15</w:t>
+        </w:r>
+      </w:hyperlink>
+      <w:r>
+        <w:rPr>
+          <w:lang w:val="zh_TW" w:bidi="zh_TW"/>
+        </w:rPr>
+        <w:t>；</w:t>
+      </w:r>
+      <w:hyperlink r:id="rId166">
+        <w:r>
+          <w:rPr>
+            <w:lang w:val="zh_TW" w:bidi="zh_TW"/>
+          </w:rPr>
+          <w:rPr>
+            <w:color w:val="0000EE"/>
+            <w:u w:val="single"/>
+          </w:rPr>
+          <w:t>箴3:14</w:t>
+        </w:r>
+      </w:hyperlink>
+      <w:r>
+        <w:rPr>
+          <w:lang w:val="zh_TW" w:bidi="zh_TW"/>
+        </w:rPr>
+        <w:t>，</w:t>
+      </w:r>
+      <w:hyperlink r:id="rId218">
+        <w:r>
+          <w:rPr>
+            <w:lang w:val="zh_TW" w:bidi="zh_TW"/>
+          </w:rPr>
+          <w:rPr>
+            <w:color w:val="0000EE"/>
+            <w:u w:val="single"/>
+          </w:rPr>
+          <w:t>8:19</w:t>
+        </w:r>
+      </w:hyperlink>
+      <w:r>
+        <w:rPr>
+          <w:lang w:val="zh_TW" w:bidi="zh_TW"/>
+        </w:rPr>
+        <w:t>，</w:t>
+      </w:r>
+      <w:hyperlink r:id="rId125">
+        <w:r>
+          <w:rPr>
+            <w:lang w:val="zh_TW" w:bidi="zh_TW"/>
+          </w:rPr>
+          <w:rPr>
+            <w:color w:val="0000EE"/>
+            <w:u w:val="single"/>
+          </w:rPr>
+          <w:t>10:20</w:t>
+        </w:r>
+      </w:hyperlink>
+      <w:r>
+        <w:rPr>
+          <w:lang w:val="zh_TW" w:bidi="zh_TW"/>
+        </w:rPr>
+        <w:t>，</w:t>
+      </w:r>
+      <w:hyperlink r:id="rId168">
+        <w:r>
+          <w:rPr>
+            <w:lang w:val="zh_TW" w:bidi="zh_TW"/>
+          </w:rPr>
+          <w:rPr>
+            <w:color w:val="0000EE"/>
+            <w:u w:val="single"/>
+          </w:rPr>
+          <w:t>16:16</w:t>
+        </w:r>
+      </w:hyperlink>
+      <w:r>
+        <w:rPr>
+          <w:lang w:val="zh_TW" w:bidi="zh_TW"/>
+        </w:rPr>
+        <w:t>，</w:t>
+      </w:r>
+      <w:hyperlink r:id="rId219">
+        <w:r>
+          <w:rPr>
+            <w:lang w:val="zh_TW" w:bidi="zh_TW"/>
+          </w:rPr>
+          <w:rPr>
+            <w:color w:val="0000EE"/>
+            <w:u w:val="single"/>
+          </w:rPr>
+          <w:t>22:1</w:t>
+        </w:r>
+      </w:hyperlink>
+      <w:r>
+        <w:rPr>
+          <w:lang w:val="zh_TW" w:bidi="zh_TW"/>
+        </w:rPr>
+        <w:t>，</w:t>
+      </w:r>
+      <w:hyperlink r:id="rId220">
+        <w:r>
+          <w:rPr>
+            <w:lang w:val="zh_TW" w:bidi="zh_TW"/>
+          </w:rPr>
+          <w:rPr>
+            <w:color w:val="0000EE"/>
+            <w:u w:val="single"/>
+          </w:rPr>
+          <w:t>25:11</w:t>
+        </w:r>
+      </w:hyperlink>
+      <w:r>
+        <w:rPr>
+          <w:lang w:val="zh_TW" w:bidi="zh_TW"/>
+        </w:rPr>
+        <w:t>）。</w:t>
+      </w:r>
+    </w:p>
+    <w:p>
+      <w:pPr/>
+      <w:r>
+        <w:rPr>
+          <w:lang w:val="zh_TW" w:bidi="zh_TW"/>
+        </w:rPr>
+      </w:r>
+      <w:hyperlink r:id="rId109">
+        <w:r>
+          <w:rPr>
+            <w:lang w:val="zh_TW" w:bidi="zh_TW"/>
+          </w:rPr>
+          <w:rPr>
+            <w:color w:val="0000EE"/>
+            <w:u w:val="single"/>
+          </w:rPr>
+          <w:t>申命記八章9節</w:t>
+        </w:r>
+      </w:hyperlink>
+      <w:r>
+        <w:rPr>
+          <w:lang w:val="zh_TW" w:bidi="zh_TW"/>
+        </w:rPr>
+        <w:t>提到天然的銅，但那處經文可能是指某種含銅的礦石。聖經中更常見的則是黃銅，也就是銅與鋅的合金。然而，對中期和晚期青銅器時代（約公元前2000–1200年）所出土、以銅為基礎的器具進行化學分析後，可知這些材料其實是青銅。因此，有英文譯本提到的黃銅（brass），實際上就是青銅。</w:t>
+      </w:r>
+    </w:p>
+    <w:p>
+      <w:pPr/>
+      <w:r>
+        <w:rPr>
+          <w:lang w:val="zh_TW" w:bidi="zh_TW"/>
+        </w:rPr>
+      </w:r>
+      <w:r>
+        <w:rPr>
+          <w:lang w:val="zh_TW" w:bidi="zh_TW"/>
+        </w:rPr>
+        <w:t>到新約聖經時代，人們廣泛使用銅的合金形式（青銅和黃銅）。青銅貨幣十分普遍，而</w:t>
+      </w:r>
+      <w:hyperlink r:id="rId176">
+        <w:r>
+          <w:rPr>
+            <w:lang w:val="zh_TW" w:bidi="zh_TW"/>
+          </w:rPr>
+          <w:rPr>
+            <w:color w:val="0000EE"/>
+            <w:u w:val="single"/>
+          </w:rPr>
+          <w:t>馬太福音十章9節</w:t>
+        </w:r>
+      </w:hyperlink>
+      <w:r>
+        <w:rPr>
+          <w:lang w:val="zh_TW" w:bidi="zh_TW"/>
+        </w:rPr>
+        <w:t>提到的可能正是這類青銅錢。寡婦所投入的兩個小錢就是極小的青銅幣——「雷普頓（lepton）」。青銅的器皿與用具同樣很常見（</w:t>
+      </w:r>
+      <w:hyperlink r:id="rId221">
+        <w:r>
+          <w:rPr>
+            <w:lang w:val="zh_TW" w:bidi="zh_TW"/>
+          </w:rPr>
+          <w:rPr>
+            <w:color w:val="0000EE"/>
+            <w:u w:val="single"/>
+          </w:rPr>
+          <w:t>啟9:20，</w:t>
+        </w:r>
+      </w:hyperlink>
+      <w:hyperlink r:id="rId222">
+        <w:r>
+          <w:rPr>
+            <w:lang w:val="zh_TW" w:bidi="zh_TW"/>
+          </w:rPr>
+          <w:rPr>
+            <w:color w:val="0000EE"/>
+            <w:u w:val="single"/>
+          </w:rPr>
+          <w:t>18:12</w:t>
+        </w:r>
+      </w:hyperlink>
+      <w:r>
+        <w:rPr>
+          <w:lang w:val="zh_TW" w:bidi="zh_TW"/>
+        </w:rPr>
+        <w:t>）。</w:t>
+      </w:r>
+      <w:hyperlink r:id="rId223">
+        <w:r>
+          <w:rPr>
+            <w:lang w:val="zh_TW" w:bidi="zh_TW"/>
+          </w:rPr>
+          <w:rPr>
+            <w:color w:val="0000EE"/>
+            <w:u w:val="single"/>
+          </w:rPr>
+          <w:t>哥林多前書十三章1節</w:t>
+        </w:r>
+      </w:hyperlink>
+      <w:r>
+        <w:rPr>
+          <w:lang w:val="zh_TW" w:bidi="zh_TW"/>
+        </w:rPr>
+        <w:t>中提到的「鳴的鑼」很可能指黃銅，這種明亮發光的合金常用於製作樂器。在約翰於啟示錄異象中（</w:t>
+      </w:r>
+      <w:hyperlink r:id="rId224">
+        <w:r>
+          <w:rPr>
+            <w:lang w:val="zh_TW" w:bidi="zh_TW"/>
+          </w:rPr>
+          <w:rPr>
+            <w:color w:val="0000EE"/>
+            <w:u w:val="single"/>
+          </w:rPr>
+          <w:t>啟1:15，</w:t>
+        </w:r>
+      </w:hyperlink>
+      <w:hyperlink r:id="rId225">
+        <w:r>
+          <w:rPr>
+            <w:lang w:val="zh_TW" w:bidi="zh_TW"/>
+          </w:rPr>
+          <w:rPr>
+            <w:color w:val="0000EE"/>
+            <w:u w:val="single"/>
+          </w:rPr>
+          <w:t>2:18</w:t>
+        </w:r>
+      </w:hyperlink>
+      <w:r>
+        <w:rPr>
+          <w:lang w:val="zh_TW" w:bidi="zh_TW"/>
+        </w:rPr>
+        <w:t>），人子的腳發出精煉黃銅（和合本為「銅」）般的光澤。</w:t>
+      </w:r>
+    </w:p>
+    <w:p>
+      <w:pPr/>
+      <w:r>
+        <w:rPr>
+          <w:lang w:val="zh_TW" w:bidi="zh_TW"/>
+        </w:rPr>
+      </w:r>
+      <w:r>
+        <w:rPr>
+          <w:lang w:val="zh_TW" w:bidi="zh_TW"/>
+        </w:rPr>
+        <w:t>巴勒斯坦的鐵器時代大約始於公元前1200年，也就是士師時期，雖然埃及在王朝形成之前的時代，人們就已知曉天然鐵。考古證據顯示，赫人在約公元前1400年發現了冶煉鐵礦的方法。非利士人似乎在約公元前1300年把鐵帶入巴勒斯坦。以色列人在摩西時代與米甸人的爭戰中，獲得大量貢物，其中包括鐵（</w:t>
+      </w:r>
+      <w:hyperlink r:id="rId226">
+        <w:r>
+          <w:rPr>
+            <w:lang w:val="zh_TW" w:bidi="zh_TW"/>
+          </w:rPr>
+          <w:rPr>
+            <w:color w:val="0000EE"/>
+            <w:u w:val="single"/>
+          </w:rPr>
+          <w:t>民31:22</w:t>
+        </w:r>
+      </w:hyperlink>
+      <w:r>
+        <w:rPr>
+          <w:lang w:val="zh_TW" w:bidi="zh_TW"/>
+        </w:rPr>
+        <w:t>）。以色列人攻取耶利哥時，戰利品中也包含鐵（</w:t>
+      </w:r>
+      <w:hyperlink r:id="rId227">
+        <w:r>
+          <w:rPr>
+            <w:lang w:val="zh_TW" w:bidi="zh_TW"/>
+          </w:rPr>
+          <w:rPr>
+            <w:color w:val="0000EE"/>
+            <w:u w:val="single"/>
+          </w:rPr>
+          <w:t>書6:24</w:t>
+        </w:r>
+      </w:hyperlink>
+      <w:r>
+        <w:rPr>
+          <w:lang w:val="zh_TW" w:bidi="zh_TW"/>
+        </w:rPr>
+        <w:t>）。瑪拿西半支派所得的戰利品也有鐵（</w:t>
+      </w:r>
+      <w:hyperlink r:id="rId228">
+        <w:r>
+          <w:rPr>
+            <w:lang w:val="zh_TW" w:bidi="zh_TW"/>
+          </w:rPr>
+          <w:rPr>
+            <w:color w:val="0000EE"/>
+            <w:u w:val="single"/>
+          </w:rPr>
+          <w:t>22:8</w:t>
+        </w:r>
+      </w:hyperlink>
+      <w:r>
+        <w:rPr>
+          <w:lang w:val="zh_TW" w:bidi="zh_TW"/>
+        </w:rPr>
+        <w:t>）。在士師時代，迦南人擁有鐵車作為武器（</w:t>
+      </w:r>
+      <w:hyperlink r:id="rId229">
+        <w:r>
+          <w:rPr>
+            <w:lang w:val="zh_TW" w:bidi="zh_TW"/>
+          </w:rPr>
+          <w:rPr>
+            <w:color w:val="0000EE"/>
+            <w:u w:val="single"/>
+          </w:rPr>
+          <w:t>書17:16–18</w:t>
+        </w:r>
+      </w:hyperlink>
+      <w:r>
+        <w:rPr>
+          <w:lang w:val="zh_TW" w:bidi="zh_TW"/>
+        </w:rPr>
+        <w:t>；</w:t>
+      </w:r>
+      <w:hyperlink r:id="rId230">
+        <w:r>
+          <w:rPr>
+            <w:lang w:val="zh_TW" w:bidi="zh_TW"/>
+          </w:rPr>
+          <w:rPr>
+            <w:color w:val="0000EE"/>
+            <w:u w:val="single"/>
+          </w:rPr>
+          <w:t>士1:19</w:t>
+        </w:r>
+      </w:hyperlink>
+      <w:r>
+        <w:rPr>
+          <w:lang w:val="zh_TW" w:bidi="zh_TW"/>
+        </w:rPr>
+        <w:t>；</w:t>
+      </w:r>
+      <w:hyperlink r:id="rId231">
+        <w:r>
+          <w:rPr>
+            <w:lang w:val="zh_TW" w:bidi="zh_TW"/>
+          </w:rPr>
+          <w:rPr>
+            <w:color w:val="0000EE"/>
+            <w:u w:val="single"/>
+          </w:rPr>
+          <w:t>4:3</w:t>
+        </w:r>
+      </w:hyperlink>
+      <w:r>
+        <w:rPr>
+          <w:lang w:val="zh_TW" w:bidi="zh_TW"/>
+        </w:rPr>
+        <w:t>）。</w:t>
+      </w:r>
+    </w:p>
+    <w:p>
+      <w:pPr/>
+      <w:r>
+        <w:rPr>
+          <w:lang w:val="zh_TW" w:bidi="zh_TW"/>
+        </w:rPr>
+      </w:r>
+      <w:r>
+        <w:rPr>
+          <w:lang w:val="zh_TW" w:bidi="zh_TW"/>
+        </w:rPr>
+        <w:t>這些早期的記載顯示，鐵在鐵器時代開始便傳入當地。非利士人獨佔當地的鐵的使用權（</w:t>
+      </w:r>
+      <w:hyperlink r:id="rId232">
+        <w:r>
+          <w:rPr>
+            <w:lang w:val="zh_TW" w:bidi="zh_TW"/>
+          </w:rPr>
+          <w:rPr>
+            <w:color w:val="0000EE"/>
+            <w:u w:val="single"/>
+          </w:rPr>
+          <w:t>撒上13:19–21</w:t>
+        </w:r>
+      </w:hyperlink>
+      <w:r>
+        <w:rPr>
+          <w:lang w:val="zh_TW" w:bidi="zh_TW"/>
+        </w:rPr>
+        <w:t>），他們的勇士歌利亞也使用鐵槍（</w:t>
+      </w:r>
+      <w:hyperlink r:id="rId233">
+        <w:r>
+          <w:rPr>
+            <w:lang w:val="zh_TW" w:bidi="zh_TW"/>
+          </w:rPr>
+          <w:rPr>
+            <w:color w:val="0000EE"/>
+            <w:u w:val="single"/>
+          </w:rPr>
+          <w:t>17:7</w:t>
+        </w:r>
+      </w:hyperlink>
+      <w:r>
+        <w:rPr>
+          <w:lang w:val="zh_TW" w:bidi="zh_TW"/>
+        </w:rPr>
+        <w:t>）。然而，以色列人很快便學會使用鐵（</w:t>
+      </w:r>
+      <w:hyperlink r:id="rId234">
+        <w:r>
+          <w:rPr>
+            <w:lang w:val="zh_TW" w:bidi="zh_TW"/>
+          </w:rPr>
+          <w:rPr>
+            <w:color w:val="0000EE"/>
+            <w:u w:val="single"/>
+          </w:rPr>
+          <w:t>撒下12:31，</w:t>
+        </w:r>
+      </w:hyperlink>
+      <w:hyperlink r:id="rId235">
+        <w:r>
+          <w:rPr>
+            <w:lang w:val="zh_TW" w:bidi="zh_TW"/>
+          </w:rPr>
+          <w:rPr>
+            <w:color w:val="0000EE"/>
+            <w:u w:val="single"/>
+          </w:rPr>
+          <w:t>23:7</w:t>
+        </w:r>
+      </w:hyperlink>
+      <w:r>
+        <w:rPr>
+          <w:lang w:val="zh_TW" w:bidi="zh_TW"/>
+        </w:rPr>
+        <w:t>）。顯然，到所羅門時代，人們已廣泛使用鐵；建造聖殿的人不得使用鐵製工具這一點，我們由此就能看出當時鐵器的盛行程度（</w:t>
+      </w:r>
+      <w:hyperlink r:id="rId236">
+        <w:r>
+          <w:rPr>
+            <w:lang w:val="zh_TW" w:bidi="zh_TW"/>
+          </w:rPr>
+          <w:rPr>
+            <w:color w:val="0000EE"/>
+            <w:u w:val="single"/>
+          </w:rPr>
+          <w:t>王上6:7</w:t>
+        </w:r>
+      </w:hyperlink>
+      <w:r>
+        <w:rPr>
+          <w:lang w:val="zh_TW" w:bidi="zh_TW"/>
+        </w:rPr>
+        <w:t>）。在亞哈的時代，假先知西底家用鐵角指向亞蘭，並預言他們將被擊敗（</w:t>
+      </w:r>
+      <w:hyperlink r:id="rId237">
+        <w:r>
+          <w:rPr>
+            <w:lang w:val="zh_TW" w:bidi="zh_TW"/>
+          </w:rPr>
+          <w:rPr>
+            <w:color w:val="0000EE"/>
+            <w:u w:val="single"/>
+          </w:rPr>
+          <w:t>22:11</w:t>
+        </w:r>
+      </w:hyperlink>
+      <w:r>
+        <w:rPr>
+          <w:lang w:val="zh_TW" w:bidi="zh_TW"/>
+        </w:rPr>
+        <w:t>）。</w:t>
+      </w:r>
+    </w:p>
+    <w:p>
+      <w:pPr/>
+      <w:r>
+        <w:rPr>
+          <w:lang w:val="zh_TW" w:bidi="zh_TW"/>
+        </w:rPr>
+      </w:r>
+      <w:r>
+        <w:rPr>
+          <w:lang w:val="zh_TW" w:bidi="zh_TW"/>
+        </w:rPr>
+        <w:t>公元前八世紀的先知以賽亞提到鐵 （</w:t>
+      </w:r>
+      <w:hyperlink r:id="rId238">
+        <w:r>
+          <w:rPr>
+            <w:lang w:val="zh_TW" w:bidi="zh_TW"/>
+          </w:rPr>
+          <w:rPr>
+            <w:color w:val="0000EE"/>
+            <w:u w:val="single"/>
+          </w:rPr>
+          <w:t>賽10:34</w:t>
+        </w:r>
+      </w:hyperlink>
+      <w:r>
+        <w:rPr>
+          <w:lang w:val="zh_TW" w:bidi="zh_TW"/>
+        </w:rPr>
+        <w:t>），後來耶利米也在多處經文中提及這種金屬（</w:t>
+      </w:r>
+      <w:hyperlink r:id="rId239">
+        <w:r>
+          <w:rPr>
+            <w:lang w:val="zh_TW" w:bidi="zh_TW"/>
+          </w:rPr>
+          <w:rPr>
+            <w:color w:val="0000EE"/>
+            <w:u w:val="single"/>
+          </w:rPr>
+          <w:t>耶1:18，</w:t>
+        </w:r>
+      </w:hyperlink>
+      <w:hyperlink r:id="rId240">
+        <w:r>
+          <w:rPr>
+            <w:lang w:val="zh_TW" w:bidi="zh_TW"/>
+          </w:rPr>
+          <w:rPr>
+            <w:color w:val="0000EE"/>
+            <w:u w:val="single"/>
+          </w:rPr>
+          <w:t>6:28，</w:t>
+        </w:r>
+      </w:hyperlink>
+      <w:hyperlink r:id="rId116">
+        <w:r>
+          <w:rPr>
+            <w:lang w:val="zh_TW" w:bidi="zh_TW"/>
+          </w:rPr>
+          <w:rPr>
+            <w:color w:val="0000EE"/>
+            <w:u w:val="single"/>
+          </w:rPr>
+          <w:t>11:4，</w:t>
+        </w:r>
+      </w:hyperlink>
+      <w:hyperlink r:id="rId241">
+        <w:r>
+          <w:rPr>
+            <w:lang w:val="zh_TW" w:bidi="zh_TW"/>
+          </w:rPr>
+          <w:rPr>
+            <w:color w:val="0000EE"/>
+            <w:u w:val="single"/>
+          </w:rPr>
+          <w:t>15:12，</w:t>
+        </w:r>
+      </w:hyperlink>
+      <w:hyperlink r:id="rId242">
+        <w:r>
+          <w:rPr>
+            <w:lang w:val="zh_TW" w:bidi="zh_TW"/>
+          </w:rPr>
+          <w:rPr>
+            <w:color w:val="0000EE"/>
+            <w:u w:val="single"/>
+          </w:rPr>
+          <w:t>17:1，</w:t>
+        </w:r>
+      </w:hyperlink>
+      <w:hyperlink r:id="rId243">
+        <w:r>
+          <w:rPr>
+            <w:lang w:val="zh_TW" w:bidi="zh_TW"/>
+          </w:rPr>
+          <w:rPr>
+            <w:color w:val="0000EE"/>
+            <w:u w:val="single"/>
+          </w:rPr>
+          <w:t>28:13–14</w:t>
+        </w:r>
+      </w:hyperlink>
+      <w:r>
+        <w:rPr>
+          <w:lang w:val="zh_TW" w:bidi="zh_TW"/>
+        </w:rPr>
+        <w:t>）。以西結在他的象徵行動中使用了一塊鐵板（</w:t>
+      </w:r>
+      <w:hyperlink r:id="rId244">
+        <w:r>
+          <w:rPr>
+            <w:lang w:val="zh_TW" w:bidi="zh_TW"/>
+          </w:rPr>
+          <w:rPr>
+            <w:color w:val="0000EE"/>
+            <w:u w:val="single"/>
+          </w:rPr>
+          <w:t>結4:3</w:t>
+        </w:r>
+      </w:hyperlink>
+      <w:r>
+        <w:rPr>
+          <w:lang w:val="zh_TW" w:bidi="zh_TW"/>
+        </w:rPr>
+        <w:t>），又在敘述冶煉過程時提到鐵（</w:t>
+      </w:r>
+      <w:hyperlink r:id="rId245">
+        <w:r>
+          <w:rPr>
+            <w:lang w:val="zh_TW" w:bidi="zh_TW"/>
+          </w:rPr>
+          <w:rPr>
+            <w:color w:val="0000EE"/>
+            <w:u w:val="single"/>
+          </w:rPr>
+          <w:t>22:18、20</w:t>
+        </w:r>
+      </w:hyperlink>
+      <w:r>
+        <w:rPr>
+          <w:lang w:val="zh_TW" w:bidi="zh_TW"/>
+        </w:rPr>
+        <w:t>），並把鐵列為貿易物品之一（</w:t>
+      </w:r>
+      <w:hyperlink r:id="rId246">
+        <w:r>
+          <w:rPr>
+            <w:lang w:val="zh_TW" w:bidi="zh_TW"/>
+          </w:rPr>
+          <w:rPr>
+            <w:color w:val="0000EE"/>
+            <w:u w:val="single"/>
+          </w:rPr>
+          <w:t>27:12、19</w:t>
+        </w:r>
+      </w:hyperlink>
+      <w:r>
+        <w:rPr>
+          <w:lang w:val="zh_TW" w:bidi="zh_TW"/>
+        </w:rPr>
+        <w:t>）。先知阿摩司提到鐵製的打糧器具（</w:t>
+      </w:r>
+      <w:hyperlink r:id="rId247">
+        <w:r>
+          <w:rPr>
+            <w:lang w:val="zh_TW" w:bidi="zh_TW"/>
+          </w:rPr>
+          <w:rPr>
+            <w:color w:val="0000EE"/>
+            <w:u w:val="single"/>
+          </w:rPr>
+          <w:t>摩1:3</w:t>
+        </w:r>
+      </w:hyperlink>
+      <w:r>
+        <w:rPr>
+          <w:lang w:val="zh_TW" w:bidi="zh_TW"/>
+        </w:rPr>
+        <w:t>）。彌迦則用鐵象徵軍事的力量（</w:t>
+      </w:r>
+      <w:hyperlink r:id="rId248">
+        <w:r>
+          <w:rPr>
+            <w:lang w:val="zh_TW" w:bidi="zh_TW"/>
+          </w:rPr>
+          <w:rPr>
+            <w:color w:val="0000EE"/>
+            <w:u w:val="single"/>
+          </w:rPr>
+          <w:t>彌4:13</w:t>
+        </w:r>
+      </w:hyperlink>
+      <w:r>
+        <w:rPr>
+          <w:lang w:val="zh_TW" w:bidi="zh_TW"/>
+        </w:rPr>
+        <w:t>）。但以理書也多次提及鐵（</w:t>
+      </w:r>
+      <w:hyperlink r:id="rId249">
+        <w:r>
+          <w:rPr>
+            <w:lang w:val="zh_TW" w:bidi="zh_TW"/>
+          </w:rPr>
+          <w:rPr>
+            <w:color w:val="0000EE"/>
+            <w:u w:val="single"/>
+          </w:rPr>
+          <w:t>但2:33–35、40–45，</w:t>
+        </w:r>
+      </w:hyperlink>
+      <w:hyperlink r:id="rId250">
+        <w:r>
+          <w:rPr>
+            <w:lang w:val="zh_TW" w:bidi="zh_TW"/>
+          </w:rPr>
+          <w:rPr>
+            <w:color w:val="0000EE"/>
+            <w:u w:val="single"/>
+          </w:rPr>
+          <w:t>4:15、23，</w:t>
+        </w:r>
+      </w:hyperlink>
+      <w:hyperlink r:id="rId251">
+        <w:r>
+          <w:rPr>
+            <w:lang w:val="zh_TW" w:bidi="zh_TW"/>
+          </w:rPr>
+          <w:rPr>
+            <w:color w:val="0000EE"/>
+            <w:u w:val="single"/>
+          </w:rPr>
+          <w:t>7:7、19</w:t>
+        </w:r>
+      </w:hyperlink>
+      <w:r>
+        <w:rPr>
+          <w:lang w:val="zh_TW" w:bidi="zh_TW"/>
+        </w:rPr>
+        <w:t>）。</w:t>
+      </w:r>
+    </w:p>
+    <w:p>
+      <w:pPr/>
+      <w:r>
+        <w:rPr>
+          <w:lang w:val="zh_TW" w:bidi="zh_TW"/>
+        </w:rPr>
+      </w:r>
+      <w:r>
+        <w:rPr>
+          <w:lang w:val="zh_TW" w:bidi="zh_TW"/>
+        </w:rPr>
+        <w:t>到了羅馬時代，鐵製武器成為戰爭中最常見的兵器。人們也用鐵門來封閉監獄（</w:t>
+      </w:r>
+      <w:hyperlink r:id="rId252">
+        <w:r>
+          <w:rPr>
+            <w:lang w:val="zh_TW" w:bidi="zh_TW"/>
+          </w:rPr>
+          <w:rPr>
+            <w:color w:val="0000EE"/>
+            <w:u w:val="single"/>
+          </w:rPr>
+          <w:t>徒12:10</w:t>
+        </w:r>
+      </w:hyperlink>
+      <w:r>
+        <w:rPr>
+          <w:lang w:val="zh_TW" w:bidi="zh_TW"/>
+        </w:rPr>
+        <w:t>），經文以象徵方式描述強勢的統治者以鐵杖施行權柄（</w:t>
+      </w:r>
+      <w:hyperlink r:id="rId253">
+        <w:r>
+          <w:rPr>
+            <w:lang w:val="zh_TW" w:bidi="zh_TW"/>
+          </w:rPr>
+          <w:rPr>
+            <w:color w:val="0000EE"/>
+            <w:u w:val="single"/>
+          </w:rPr>
+          <w:t>啟2:27，</w:t>
+        </w:r>
+      </w:hyperlink>
+      <w:hyperlink r:id="rId254">
+        <w:r>
+          <w:rPr>
+            <w:lang w:val="zh_TW" w:bidi="zh_TW"/>
+          </w:rPr>
+          <w:rPr>
+            <w:color w:val="0000EE"/>
+            <w:u w:val="single"/>
+          </w:rPr>
+          <w:t>9:9，</w:t>
+        </w:r>
+      </w:hyperlink>
+      <w:hyperlink r:id="rId255">
+        <w:r>
+          <w:rPr>
+            <w:lang w:val="zh_TW" w:bidi="zh_TW"/>
+          </w:rPr>
+          <w:rPr>
+            <w:color w:val="0000EE"/>
+            <w:u w:val="single"/>
+          </w:rPr>
+          <w:t>12:5，</w:t>
+        </w:r>
+      </w:hyperlink>
+      <w:hyperlink r:id="rId256">
+        <w:r>
+          <w:rPr>
+            <w:lang w:val="zh_TW" w:bidi="zh_TW"/>
+          </w:rPr>
+          <w:rPr>
+            <w:color w:val="0000EE"/>
+            <w:u w:val="single"/>
+          </w:rPr>
+          <w:t>19:15</w:t>
+        </w:r>
+      </w:hyperlink>
+      <w:r>
+        <w:rPr>
+          <w:lang w:val="zh_TW" w:bidi="zh_TW"/>
+        </w:rPr>
+        <w:t>）。「鐵」一詞也出現在多種比喻中：冶煉鐵象徵試煉與苦難（</w:t>
+      </w:r>
+      <w:hyperlink r:id="rId114">
+        <w:r>
+          <w:rPr>
+            <w:lang w:val="zh_TW" w:bidi="zh_TW"/>
+          </w:rPr>
+          <w:rPr>
+            <w:color w:val="0000EE"/>
+            <w:u w:val="single"/>
+          </w:rPr>
+          <w:t>申4:20</w:t>
+        </w:r>
+      </w:hyperlink>
+      <w:r>
+        <w:rPr>
+          <w:lang w:val="zh_TW" w:bidi="zh_TW"/>
+        </w:rPr>
+        <w:t>；</w:t>
+      </w:r>
+      <w:hyperlink r:id="rId115">
+        <w:r>
+          <w:rPr>
+            <w:lang w:val="zh_TW" w:bidi="zh_TW"/>
+          </w:rPr>
+          <w:rPr>
+            <w:color w:val="0000EE"/>
+            <w:u w:val="single"/>
+          </w:rPr>
+          <w:t>王上8:51</w:t>
+        </w:r>
+      </w:hyperlink>
+      <w:r>
+        <w:rPr>
+          <w:lang w:val="zh_TW" w:bidi="zh_TW"/>
+        </w:rPr>
+        <w:t>；</w:t>
+      </w:r>
+      <w:hyperlink r:id="rId116">
+        <w:r>
+          <w:rPr>
+            <w:lang w:val="zh_TW" w:bidi="zh_TW"/>
+          </w:rPr>
+          <w:rPr>
+            <w:color w:val="0000EE"/>
+            <w:u w:val="single"/>
+          </w:rPr>
+          <w:t>耶11:4</w:t>
+        </w:r>
+      </w:hyperlink>
+      <w:r>
+        <w:rPr>
+          <w:lang w:val="zh_TW" w:bidi="zh_TW"/>
+        </w:rPr>
+        <w:t>；</w:t>
+      </w:r>
+      <w:hyperlink r:id="rId257">
+        <w:r>
+          <w:rPr>
+            <w:lang w:val="zh_TW" w:bidi="zh_TW"/>
+          </w:rPr>
+          <w:rPr>
+            <w:color w:val="0000EE"/>
+            <w:u w:val="single"/>
+          </w:rPr>
+          <w:t>結22:18</w:t>
+        </w:r>
+      </w:hyperlink>
+      <w:r>
+        <w:rPr>
+          <w:lang w:val="zh_TW" w:bidi="zh_TW"/>
+        </w:rPr>
+        <w:t>），鐵柱象徵剛強（</w:t>
+      </w:r>
+      <w:hyperlink r:id="rId239">
+        <w:r>
+          <w:rPr>
+            <w:lang w:val="zh_TW" w:bidi="zh_TW"/>
+          </w:rPr>
+          <w:rPr>
+            <w:color w:val="0000EE"/>
+            <w:u w:val="single"/>
+          </w:rPr>
+          <w:t>耶1:18</w:t>
+        </w:r>
+      </w:hyperlink>
+      <w:r>
+        <w:rPr>
+          <w:lang w:val="zh_TW" w:bidi="zh_TW"/>
+        </w:rPr>
+        <w:t>），鐵杖象徵嚴厲的管治（</w:t>
+      </w:r>
+      <w:hyperlink r:id="rId258">
+        <w:r>
+          <w:rPr>
+            <w:lang w:val="zh_TW" w:bidi="zh_TW"/>
+          </w:rPr>
+          <w:rPr>
+            <w:color w:val="0000EE"/>
+            <w:u w:val="single"/>
+          </w:rPr>
+          <w:t>詩2:9</w:t>
+        </w:r>
+      </w:hyperlink>
+      <w:r>
+        <w:rPr>
+          <w:lang w:val="zh_TW" w:bidi="zh_TW"/>
+        </w:rPr>
+        <w:t>；</w:t>
+      </w:r>
+      <w:hyperlink r:id="rId253">
+        <w:r>
+          <w:rPr>
+            <w:lang w:val="zh_TW" w:bidi="zh_TW"/>
+          </w:rPr>
+          <w:rPr>
+            <w:color w:val="0000EE"/>
+            <w:u w:val="single"/>
+          </w:rPr>
+          <w:t>啟2:27，</w:t>
+        </w:r>
+      </w:hyperlink>
+      <w:hyperlink r:id="rId255">
+        <w:r>
+          <w:rPr>
+            <w:lang w:val="zh_TW" w:bidi="zh_TW"/>
+          </w:rPr>
+          <w:rPr>
+            <w:color w:val="0000EE"/>
+            <w:u w:val="single"/>
+          </w:rPr>
+          <w:t>12:5，</w:t>
+        </w:r>
+      </w:hyperlink>
+      <w:hyperlink r:id="rId256">
+        <w:r>
+          <w:rPr>
+            <w:lang w:val="zh_TW" w:bidi="zh_TW"/>
+          </w:rPr>
+          <w:rPr>
+            <w:color w:val="0000EE"/>
+            <w:u w:val="single"/>
+          </w:rPr>
+          <w:t>19:15</w:t>
+        </w:r>
+      </w:hyperlink>
+      <w:r>
+        <w:rPr>
+          <w:lang w:val="zh_TW" w:bidi="zh_TW"/>
+        </w:rPr>
+        <w:t>）。</w:t>
+      </w:r>
+    </w:p>
+    <w:p>
+      <w:pPr/>
+      <w:r>
+        <w:rPr>
+          <w:lang w:val="zh_TW" w:bidi="zh_TW"/>
+        </w:rPr>
       </w:r>
       <w:r>
         <w:rPr>
@@ -1582,7 +6071,37 @@
         <w:rPr>
           <w:lang w:val="zh_TW" w:bidi="zh_TW"/>
         </w:rPr>
-        <w:t>耶穌基督的家譜</w:t>
+        <w:t>銅匠；</w:t>
+      </w:r>
+      <w:r>
+        <w:rPr>
+          <w:lang w:val="zh_TW" w:bidi="zh_TW"/>
+        </w:rPr>
+        <w:t>金匠；</w:t>
+      </w:r>
+      <w:r>
+        <w:rPr>
+          <w:lang w:val="zh_TW" w:bidi="zh_TW"/>
+        </w:rPr>
+        <w:t>鐵匠；</w:t>
+      </w:r>
+      <w:r>
+        <w:rPr>
+          <w:lang w:val="zh_TW" w:bidi="zh_TW"/>
+        </w:rPr>
+        <w:t>石匠，石工；</w:t>
+      </w:r>
+      <w:r>
+        <w:rPr>
+          <w:lang w:val="zh_TW" w:bidi="zh_TW"/>
+        </w:rPr>
+        <w:t>銀匠；珍貴的</w:t>
+      </w:r>
+      <w:r>
+        <w:rPr>
+          <w:lang w:val="zh_TW" w:bidi="zh_TW"/>
+        </w:rPr>
+        <w:t>寶石</w:t>
       </w:r>
       <w:r>
         <w:rPr>
@@ -3491,18 +8010,6 @@
   <w:num w:numId="13" w16cid:durableId="592781308">
     <w:abstractNumId w:val="11"/>
   </w:num>
-  <w:num w:numId="14">
-    <w:abstractNumId w:val="3"/>
-    <w:lvlOverride w:ilvl="0">
-      <w:startOverride w:val="1"/>
-    </w:lvlOverride>
-  </w:num>
-  <w:num w:numId="15">
-    <w:abstractNumId w:val="3"/>
-    <w:lvlOverride w:ilvl="0">
-      <w:startOverride w:val="1"/>
-    </w:lvlOverride>
-  </w:num>
   <w:numIdMacAtCleanup w:val="10"/>
 </w:numbering>
 </file>

--- a/zht/docx/079.content.docx
+++ b/zht/docx/079.content.docx
@@ -19,7 +19,7 @@
         <w:rPr>
           <w:lang w:val="zh_TW" w:bidi="zh_TW"/>
         </w:rPr>
-        <w:t>Resource: Tyndale Open Bible Dictionary</w:t>
+        <w:t>Resource: Aquifer Open Bible Dictionary</w:t>
       </w:r>
       <w:r>
         <w:rPr>
@@ -112,7 +112,7 @@
         <w:rPr>
           <w:lang w:val="zh_TW" w:bidi="zh_TW"/>
         </w:rPr>
-        <w:t>Tyndale Open Bible Dictionary</w:t>
+        <w:t>Aquifer Open Bible Dictionary</w:t>
       </w:r>
     </w:p>
     <w:p>

--- a/zht/docx/079.content.docx
+++ b/zht/docx/079.content.docx
@@ -149,7 +149,7 @@
         <w:rPr>
           <w:lang w:val="zh_TW" w:bidi="zh_TW"/>
         </w:rPr>
-        <w:t>ku</w:t>
+        <w:t>ke</w:t>
       </w:r>
       <w:r>
         <w:rPr>
@@ -212,7 +212,544 @@
         <w:rPr>
           <w:lang w:val="zh_TW" w:bidi="zh_TW"/>
         </w:rPr>
-        <w:t>苦難</w:t>
+        <w:t>可拉</w:t>
+      </w:r>
+      <w:r>
+        <w:rPr>
+          <w:lang w:val="zh_TW" w:bidi="zh_TW"/>
+        </w:rPr>
+      </w:r>
+    </w:p>
+    <w:p>
+      <w:pPr>
+        <w:pStyle w:val="ListNumber"/>
+        <w:numPr>
+          <w:ilvl w:val="0"/>
+          <w:numId w:val="14"/>
+        </w:numPr>
+        <w:spacing w:line="240" w:lineRule="auto"/>
+        <w:ind w:left="720"/>
+      </w:pPr>
+      <w:r>
+        <w:rPr>
+          <w:lang w:val="zh_TW" w:bidi="zh_TW"/>
+        </w:rPr>
+      </w:r>
+      <w:r>
+        <w:rPr>
+          <w:lang w:val="zh_TW" w:bidi="zh_TW"/>
+        </w:rPr>
+        <w:t>以掃和阿何利巴瑪所生的第三個兒子。阿何利巴瑪是亞拿的女兒（</w:t>
+      </w:r>
+      <w:hyperlink r:id="rId13">
+        <w:r>
+          <w:rPr>
+            <w:lang w:val="zh_TW" w:bidi="zh_TW"/>
+          </w:rPr>
+          <w:rPr>
+            <w:color w:val="0000EE"/>
+            <w:u w:val="single"/>
+          </w:rPr>
+          <w:t>創36:5</w:t>
+        </w:r>
+      </w:hyperlink>
+      <w:r>
+        <w:rPr>
+          <w:lang w:val="zh_TW" w:bidi="zh_TW"/>
+        </w:rPr>
+        <w:t>、</w:t>
+      </w:r>
+      <w:hyperlink r:id="rId13">
+        <w:r>
+          <w:rPr>
+            <w:lang w:val="zh_TW" w:bidi="zh_TW"/>
+          </w:rPr>
+          <w:rPr>
+            <w:color w:val="0000EE"/>
+            <w:u w:val="single"/>
+          </w:rPr>
+          <w:t>14</w:t>
+        </w:r>
+      </w:hyperlink>
+      <w:r>
+        <w:rPr>
+          <w:lang w:val="zh_TW" w:bidi="zh_TW"/>
+        </w:rPr>
+        <w:t>、</w:t>
+      </w:r>
+      <w:hyperlink r:id="rId13">
+        <w:r>
+          <w:rPr>
+            <w:lang w:val="zh_TW" w:bidi="zh_TW"/>
+          </w:rPr>
+          <w:rPr>
+            <w:color w:val="0000EE"/>
+            <w:u w:val="single"/>
+          </w:rPr>
+          <w:t>18</w:t>
+        </w:r>
+      </w:hyperlink>
+      <w:r>
+        <w:rPr>
+          <w:lang w:val="zh_TW" w:bidi="zh_TW"/>
+        </w:rPr>
+        <w:t>；</w:t>
+      </w:r>
+      <w:hyperlink r:id="rId14">
+        <w:r>
+          <w:rPr>
+            <w:lang w:val="zh_TW" w:bidi="zh_TW"/>
+          </w:rPr>
+          <w:rPr>
+            <w:color w:val="0000EE"/>
+            <w:u w:val="single"/>
+          </w:rPr>
+          <w:t>代上1:35</w:t>
+        </w:r>
+      </w:hyperlink>
+      <w:r>
+        <w:rPr>
+          <w:lang w:val="zh_TW" w:bidi="zh_TW"/>
+        </w:rPr>
+        <w:t>）。</w:t>
+      </w:r>
+    </w:p>
+    <w:p>
+      <w:pPr>
+        <w:pStyle w:val="ListNumber"/>
+        <w:spacing w:line="240" w:lineRule="auto"/>
+        <w:ind w:left="720"/>
+      </w:pPr>
+      <w:r>
+        <w:rPr>
+          <w:lang w:val="zh_TW" w:bidi="zh_TW"/>
+        </w:rPr>
+      </w:r>
+      <w:r>
+        <w:rPr>
+          <w:lang w:val="zh_TW" w:bidi="zh_TW"/>
+        </w:rPr>
+        <w:t>以掃的孫子，以利法的第五個兒子（</w:t>
+      </w:r>
+      <w:hyperlink r:id="rId15">
+        <w:r>
+          <w:rPr>
+            <w:lang w:val="zh_TW" w:bidi="zh_TW"/>
+          </w:rPr>
+          <w:rPr>
+            <w:color w:val="0000EE"/>
+            <w:u w:val="single"/>
+          </w:rPr>
+          <w:t>創36:16</w:t>
+        </w:r>
+      </w:hyperlink>
+      <w:r>
+        <w:rPr>
+          <w:lang w:val="zh_TW" w:bidi="zh_TW"/>
+        </w:rPr>
+        <w:t>）。</w:t>
+      </w:r>
+    </w:p>
+    <w:p>
+      <w:pPr>
+        <w:pStyle w:val="ListNumber"/>
+        <w:spacing w:line="240" w:lineRule="auto"/>
+        <w:ind w:left="720"/>
+      </w:pPr>
+      <w:r>
+        <w:rPr>
+          <w:lang w:val="zh_TW" w:bidi="zh_TW"/>
+        </w:rPr>
+      </w:r>
+      <w:r>
+        <w:rPr>
+          <w:lang w:val="zh_TW" w:bidi="zh_TW"/>
+        </w:rPr>
+        <w:t>利未支派哥轄的孫子、以斯哈的長子（</w:t>
+      </w:r>
+      <w:hyperlink r:id="rId16">
+        <w:r>
+          <w:rPr>
+            <w:lang w:val="zh_TW" w:bidi="zh_TW"/>
+          </w:rPr>
+          <w:rPr>
+            <w:color w:val="0000EE"/>
+            <w:u w:val="single"/>
+          </w:rPr>
+          <w:t>出6:21</w:t>
+        </w:r>
+      </w:hyperlink>
+      <w:r>
+        <w:rPr>
+          <w:lang w:val="zh_TW" w:bidi="zh_TW"/>
+        </w:rPr>
+        <w:t>、</w:t>
+      </w:r>
+      <w:hyperlink r:id="rId16">
+        <w:r>
+          <w:rPr>
+            <w:lang w:val="zh_TW" w:bidi="zh_TW"/>
+          </w:rPr>
+          <w:rPr>
+            <w:color w:val="0000EE"/>
+            <w:u w:val="single"/>
+          </w:rPr>
+          <w:t>24</w:t>
+        </w:r>
+      </w:hyperlink>
+      <w:r>
+        <w:rPr>
+          <w:lang w:val="zh_TW" w:bidi="zh_TW"/>
+        </w:rPr>
+        <w:t>）。他在曠野中帶頭反叛摩西和亞倫，指控他們自高，超過神的會眾之上（</w:t>
+      </w:r>
+      <w:hyperlink r:id="rId17">
+        <w:r>
+          <w:rPr>
+            <w:lang w:val="zh_TW" w:bidi="zh_TW"/>
+          </w:rPr>
+          <w:rPr>
+            <w:color w:val="0000EE"/>
+            <w:u w:val="single"/>
+          </w:rPr>
+          <w:t>民16:1–3</w:t>
+        </w:r>
+      </w:hyperlink>
+      <w:r>
+        <w:rPr>
+          <w:lang w:val="zh_TW" w:bidi="zh_TW"/>
+        </w:rPr>
+        <w:t>）。</w:t>
+        <w:br/>
+      </w:r>
+      <w:hyperlink r:id="rId18">
+        <w:r>
+          <w:rPr>
+            <w:lang w:val="zh_TW" w:bidi="zh_TW"/>
+          </w:rPr>
+          <w:rPr>
+            <w:color w:val="0000EE"/>
+            <w:u w:val="single"/>
+          </w:rPr>
+          <w:t>民數記十六章1節</w:t>
+        </w:r>
+      </w:hyperlink>
+      <w:r>
+        <w:rPr>
+          <w:lang w:val="zh_TW" w:bidi="zh_TW"/>
+        </w:rPr>
+        <w:t>也記載了另一場叛亂。呂便支派的兩兄弟大坍和亞比蘭，以及一個名叫安的人，都起來挑戰摩西的權柄。大坍和亞比蘭指控摩西自立為首領，又說他沒有把他們領進應許之地（</w:t>
+      </w:r>
+      <w:hyperlink r:id="rId19">
+        <w:r>
+          <w:rPr>
+            <w:lang w:val="zh_TW" w:bidi="zh_TW"/>
+          </w:rPr>
+          <w:rPr>
+            <w:color w:val="0000EE"/>
+            <w:u w:val="single"/>
+          </w:rPr>
+          <w:t>民16:12–14</w:t>
+        </w:r>
+      </w:hyperlink>
+      <w:r>
+        <w:rPr>
+          <w:lang w:val="zh_TW" w:bidi="zh_TW"/>
+        </w:rPr>
+        <w:t>）。這兩場叛亂的記載彼此交織在一起，以致難以完全區分。這兩次叛亂很可能是在同一時期發生的。</w:t>
+        <w:br/>
+      </w:r>
+      <w:r>
+        <w:rPr>
+          <w:lang w:val="zh_TW" w:bidi="zh_TW"/>
+        </w:rPr>
+        <w:t>摩西向可拉和他的同黨提出一項考驗。他們要在第二天拿著盛有火和香的香爐來到會幕前，神將藉此揀選誰是祂所認可的聖潔祭司（</w:t>
+      </w:r>
+      <w:hyperlink r:id="rId20">
+        <w:r>
+          <w:rPr>
+            <w:lang w:val="zh_TW" w:bidi="zh_TW"/>
+          </w:rPr>
+          <w:rPr>
+            <w:color w:val="0000EE"/>
+            <w:u w:val="single"/>
+          </w:rPr>
+          <w:t>民16:4–10</w:t>
+        </w:r>
+      </w:hyperlink>
+      <w:r>
+        <w:rPr>
+          <w:lang w:val="zh_TW" w:bidi="zh_TW"/>
+        </w:rPr>
+        <w:t>、</w:t>
+      </w:r>
+      <w:hyperlink r:id="rId20">
+        <w:r>
+          <w:rPr>
+            <w:lang w:val="zh_TW" w:bidi="zh_TW"/>
+          </w:rPr>
+          <w:rPr>
+            <w:color w:val="0000EE"/>
+            <w:u w:val="single"/>
+          </w:rPr>
+          <w:t>15–17</w:t>
+        </w:r>
+      </w:hyperlink>
+      <w:r>
+        <w:rPr>
+          <w:lang w:val="zh_TW" w:bidi="zh_TW"/>
+        </w:rPr>
+        <w:t>）。摩西責備可拉和他的同黨不是反對亞倫，而是背叛神（</w:t>
+      </w:r>
+      <w:hyperlink r:id="rId21">
+        <w:r>
+          <w:rPr>
+            <w:lang w:val="zh_TW" w:bidi="zh_TW"/>
+          </w:rPr>
+          <w:rPr>
+            <w:color w:val="0000EE"/>
+            <w:u w:val="single"/>
+          </w:rPr>
+          <w:t>民16:11</w:t>
+        </w:r>
+      </w:hyperlink>
+      <w:r>
+        <w:rPr>
+          <w:lang w:val="zh_TW" w:bidi="zh_TW"/>
+        </w:rPr>
+        <w:t>）。當這些人照著摩西的吩咐聚集時，神的榮光便向全會眾顯現。</w:t>
+        <w:br/>
+      </w:r>
+      <w:r>
+        <w:rPr>
+          <w:lang w:val="zh_TW" w:bidi="zh_TW"/>
+        </w:rPr>
+        <w:t>神吩咐摩西，要他告訴會眾遠離可拉、大坍和亞比蘭的帳棚（</w:t>
+      </w:r>
+      <w:hyperlink r:id="rId22">
+        <w:r>
+          <w:rPr>
+            <w:lang w:val="zh_TW" w:bidi="zh_TW"/>
+          </w:rPr>
+          <w:rPr>
+            <w:color w:val="0000EE"/>
+            <w:u w:val="single"/>
+          </w:rPr>
+          <w:t>民16:19–24</w:t>
+        </w:r>
+      </w:hyperlink>
+      <w:r>
+        <w:rPr>
+          <w:lang w:val="zh_TW" w:bidi="zh_TW"/>
+        </w:rPr>
+        <w:t>）。摩西提出一個考驗，以證明自己的權柄。然而，當他說話的時候，地裂開了，把所有叛亂的人、他們的家人和財物都吞下去。那250個獻香的人則被火燒滅。其餘的以色列人十分恐懼，紛紛逃離現場（</w:t>
+      </w:r>
+      <w:hyperlink r:id="rId23">
+        <w:r>
+          <w:rPr>
+            <w:lang w:val="zh_TW" w:bidi="zh_TW"/>
+          </w:rPr>
+          <w:rPr>
+            <w:color w:val="0000EE"/>
+            <w:u w:val="single"/>
+          </w:rPr>
+          <w:t>民16:31–35</w:t>
+        </w:r>
+      </w:hyperlink>
+      <w:r>
+        <w:rPr>
+          <w:lang w:val="zh_TW" w:bidi="zh_TW"/>
+        </w:rPr>
+        <w:t>）。不過，</w:t>
+      </w:r>
+      <w:hyperlink r:id="rId24">
+        <w:r>
+          <w:rPr>
+            <w:lang w:val="zh_TW" w:bidi="zh_TW"/>
+          </w:rPr>
+          <w:rPr>
+            <w:color w:val="0000EE"/>
+            <w:u w:val="single"/>
+          </w:rPr>
+          <w:t>民數記二十六章11節</w:t>
+        </w:r>
+      </w:hyperlink>
+      <w:r>
+        <w:rPr>
+          <w:lang w:val="zh_TW" w:bidi="zh_TW"/>
+        </w:rPr>
+        <w:t>補充說：「可拉的眾子沒有死亡。」</w:t>
+        <w:br/>
+      </w:r>
+      <w:r>
+        <w:rPr>
+          <w:lang w:val="zh_TW" w:bidi="zh_TW"/>
+        </w:rPr>
+        <w:t>接著，神藉著摩西吩咐亞倫的兒子以利亞撒，把那些死者的香爐收起來，錘成薄片包在祭壇上。這樣做是要提醒以色列人：只有亞倫的後裔祭司才可以在神面前燒香；其他人若擅自這樣做，必遭遇與可拉及其同黨相同的下場（</w:t>
+      </w:r>
+      <w:hyperlink r:id="rId25">
+        <w:r>
+          <w:rPr>
+            <w:lang w:val="zh_TW" w:bidi="zh_TW"/>
+          </w:rPr>
+          <w:rPr>
+            <w:color w:val="0000EE"/>
+            <w:u w:val="single"/>
+          </w:rPr>
+          <w:t>民16:36–40</w:t>
+        </w:r>
+      </w:hyperlink>
+      <w:r>
+        <w:rPr>
+          <w:lang w:val="zh_TW" w:bidi="zh_TW"/>
+        </w:rPr>
+        <w:t>）。</w:t>
+        <w:br/>
+      </w:r>
+      <w:r>
+        <w:rPr>
+          <w:lang w:val="zh_TW" w:bidi="zh_TW"/>
+        </w:rPr>
+        <w:t>第二天，百姓又向摩西和亞倫發怨言，指控他們殺害了神的百姓。即使可拉和他的同黨遭遇了那樣的審判，他們仍不相信神已表明摩西和亞倫才是真正的領袖。由於百姓再次反抗，神便宣告要滅絕全體百姓，並降下瘟疫。摩西為百姓代求，使災禍不再繼續蔓延。然而，仍有14,700名以色列人死於瘟疫（</w:t>
+      </w:r>
+      <w:hyperlink r:id="rId26">
+        <w:r>
+          <w:rPr>
+            <w:lang w:val="zh_TW" w:bidi="zh_TW"/>
+          </w:rPr>
+          <w:rPr>
+            <w:color w:val="0000EE"/>
+            <w:u w:val="single"/>
+          </w:rPr>
+          <w:t>民16:41–50</w:t>
+        </w:r>
+      </w:hyperlink>
+      <w:r>
+        <w:rPr>
+          <w:lang w:val="zh_TW" w:bidi="zh_TW"/>
+        </w:rPr>
+        <w:t>）。新約聖經最後一次提到可拉黨叛逆的事，是在</w:t>
+      </w:r>
+      <w:hyperlink r:id="rId27">
+        <w:r>
+          <w:rPr>
+            <w:lang w:val="zh_TW" w:bidi="zh_TW"/>
+          </w:rPr>
+          <w:rPr>
+            <w:color w:val="0000EE"/>
+            <w:u w:val="single"/>
+          </w:rPr>
+          <w:t>猶大書11節</w:t>
+        </w:r>
+      </w:hyperlink>
+      <w:r>
+        <w:rPr>
+          <w:lang w:val="zh_TW" w:bidi="zh_TW"/>
+        </w:rPr>
+        <w:t>。</w:t>
+        <w:br/>
+      </w:r>
+      <w:r>
+        <w:rPr>
+          <w:i/>
+          <w:lang w:val="zh_TW" w:bidi="zh_TW"/>
+        </w:rPr>
+        <w:t>另見</w:t>
+      </w:r>
+      <w:r>
+        <w:rPr>
+          <w:lang w:val="zh_TW" w:bidi="zh_TW"/>
+        </w:rPr>
+        <w:t xml:space="preserve"> </w:t>
+      </w:r>
+      <w:r>
+        <w:rPr>
+          <w:lang w:val="zh_TW" w:bidi="zh_TW"/>
+        </w:rPr>
+        <w:t>可拉人，可拉族</w:t>
+      </w:r>
+      <w:r>
+        <w:rPr>
+          <w:lang w:val="zh_TW" w:bidi="zh_TW"/>
+        </w:rPr>
+        <w:t>。</w:t>
+      </w:r>
+    </w:p>
+    <w:p>
+      <w:pPr>
+        <w:pStyle w:val="ListNumber"/>
+        <w:spacing w:line="240" w:lineRule="auto"/>
+        <w:ind w:left="720"/>
+      </w:pPr>
+      <w:r>
+        <w:rPr>
+          <w:lang w:val="zh_TW" w:bidi="zh_TW"/>
+        </w:rPr>
+      </w:r>
+      <w:r>
+        <w:rPr>
+          <w:lang w:val="zh_TW" w:bidi="zh_TW"/>
+        </w:rPr>
+        <w:t>希伯崙的長子，列在迦勒家族的家譜中（</w:t>
+      </w:r>
+      <w:hyperlink r:id="rId28">
+        <w:r>
+          <w:rPr>
+            <w:lang w:val="zh_TW" w:bidi="zh_TW"/>
+          </w:rPr>
+          <w:rPr>
+            <w:color w:val="0000EE"/>
+            <w:u w:val="single"/>
+          </w:rPr>
+          <w:t>代上2:43</w:t>
+        </w:r>
+      </w:hyperlink>
+      <w:r>
+        <w:rPr>
+          <w:lang w:val="zh_TW" w:bidi="zh_TW"/>
+        </w:rPr>
+        <w:t>）。有人認為這裡所提的不是人名，而是地名，可能是猶大境內的一座城。</w:t>
+      </w:r>
+    </w:p>
+    <w:p>
+      <w:pPr>
+        <w:pStyle w:val="ListNumber"/>
+        <w:spacing w:line="240" w:lineRule="auto"/>
+        <w:ind w:left="720"/>
+      </w:pPr>
+      <w:r>
+        <w:rPr>
+          <w:lang w:val="zh_TW" w:bidi="zh_TW"/>
+        </w:rPr>
+      </w:r>
+      <w:r>
+        <w:rPr>
+          <w:lang w:val="zh_TW" w:bidi="zh_TW"/>
+        </w:rPr>
+        <w:t>亞米拿達的兒子，哥轄的孫子；哥轄是利未的第二個兒子（</w:t>
+      </w:r>
+      <w:hyperlink r:id="rId29">
+        <w:r>
+          <w:rPr>
+            <w:lang w:val="zh_TW" w:bidi="zh_TW"/>
+          </w:rPr>
+          <w:rPr>
+            <w:color w:val="0000EE"/>
+            <w:u w:val="single"/>
+          </w:rPr>
+          <w:t>代上6:22</w:t>
+        </w:r>
+      </w:hyperlink>
+      <w:r>
+        <w:rPr>
+          <w:lang w:val="zh_TW" w:bidi="zh_TW"/>
+        </w:rPr>
+        <w:t>）。</w:t>
+      </w:r>
+      <w:r>
+        <w:rPr>
+          <w:lang w:val="zh_TW" w:bidi="zh_TW"/>
+        </w:rPr>
       </w:r>
       <w:r>
         <w:rPr>
@@ -227,11 +764,21 @@
           <w:lang w:val="zh_TW" w:bidi="zh_TW"/>
         </w:rPr>
       </w:r>
-      <w:r>
-        <w:rPr>
-          <w:lang w:val="zh_TW" w:bidi="zh_TW"/>
-        </w:rPr>
-        <w:t>任何造成痛苦或憂傷的事物，例如災難。</w:t>
+    </w:p>
+    <w:p>
+      <w:pPr>
+        <w:pStyle w:val="Heading2"/>
+      </w:pPr>
+      <w:r>
+        <w:rPr>
+          <w:lang w:val="zh_TW" w:bidi="zh_TW"/>
+        </w:rPr>
+        <w:t>克里特</w:t>
+      </w:r>
+      <w:r>
+        <w:rPr>
+          <w:lang w:val="zh_TW" w:bidi="zh_TW"/>
+        </w:rPr>
       </w:r>
     </w:p>
     <w:p>
@@ -245,187 +792,7 @@
         <w:rPr>
           <w:lang w:val="zh_TW" w:bidi="zh_TW"/>
         </w:rPr>
-        <w:t>根據聖經，苦難始於罪進入世界。人類以及整個受造界都被「荊棘與蒺藜」、罪、死亡和衰退所困擾（參</w:t>
-      </w:r>
-      <w:hyperlink r:id="rId13">
-        <w:r>
-          <w:rPr>
-            <w:lang w:val="zh_TW" w:bidi="zh_TW"/>
-          </w:rPr>
-          <w:rPr>
-            <w:color w:val="0000EE"/>
-            <w:u w:val="single"/>
-          </w:rPr>
-          <w:t>創3:16–19</w:t>
-        </w:r>
-      </w:hyperlink>
-      <w:r>
-        <w:rPr>
-          <w:lang w:val="zh_TW" w:bidi="zh_TW"/>
-        </w:rPr>
-        <w:t>；</w:t>
-      </w:r>
-      <w:hyperlink r:id="rId14">
-        <w:r>
-          <w:rPr>
-            <w:lang w:val="zh_TW" w:bidi="zh_TW"/>
-          </w:rPr>
-          <w:rPr>
-            <w:color w:val="0000EE"/>
-            <w:u w:val="single"/>
-          </w:rPr>
-          <w:t>羅8:18–21</w:t>
-        </w:r>
-      </w:hyperlink>
-      <w:r>
-        <w:rPr>
-          <w:lang w:val="zh_TW" w:bidi="zh_TW"/>
-        </w:rPr>
-        <w:t>）。因為罪，痛苦是普遍的人類經驗，而我們短暫的生命充滿困難（</w:t>
-      </w:r>
-      <w:hyperlink r:id="rId15">
-        <w:r>
-          <w:rPr>
-            <w:lang w:val="zh_TW" w:bidi="zh_TW"/>
-          </w:rPr>
-          <w:rPr>
-            <w:color w:val="0000EE"/>
-            <w:u w:val="single"/>
-          </w:rPr>
-          <w:t>伯14:1–6</w:t>
-        </w:r>
-      </w:hyperlink>
-      <w:r>
-        <w:rPr>
-          <w:lang w:val="zh_TW" w:bidi="zh_TW"/>
-        </w:rPr>
-        <w:t>）。人們無法避免自然災害、身體傷害，以及與他人的衝突（</w:t>
-      </w:r>
-      <w:hyperlink r:id="rId16">
-        <w:r>
-          <w:rPr>
-            <w:lang w:val="zh_TW" w:bidi="zh_TW"/>
-          </w:rPr>
-          <w:rPr>
-            <w:color w:val="0000EE"/>
-            <w:u w:val="single"/>
-          </w:rPr>
-          <w:t>代下20:9</w:t>
-        </w:r>
-      </w:hyperlink>
-      <w:r>
-        <w:rPr>
-          <w:lang w:val="zh_TW" w:bidi="zh_TW"/>
-        </w:rPr>
-        <w:t>）。神使用苦難來教導並管教祂的子民。這樣的苦難顯明在以色列人面對的壓迫中：</w:t>
-      </w:r>
-    </w:p>
-    <w:p>
-      <w:pPr>
-        <w:pStyle w:val="ListBullet"/>
-        <w:spacing w:line="240" w:lineRule="auto"/>
-        <w:ind w:left="720"/>
-      </w:pPr>
-      <w:r>
-        <w:rPr>
-          <w:lang w:val="zh_TW" w:bidi="zh_TW"/>
-        </w:rPr>
-      </w:r>
-      <w:r>
-        <w:rPr>
-          <w:lang w:val="zh_TW" w:bidi="zh_TW"/>
-        </w:rPr>
-        <w:t>埃及（</w:t>
-      </w:r>
-      <w:hyperlink r:id="rId17">
-        <w:r>
-          <w:rPr>
-            <w:lang w:val="zh_TW" w:bidi="zh_TW"/>
-          </w:rPr>
-          <w:rPr>
-            <w:color w:val="0000EE"/>
-            <w:u w:val="single"/>
-          </w:rPr>
-          <w:t>出4:31</w:t>
-        </w:r>
-      </w:hyperlink>
-      <w:r>
-        <w:rPr>
-          <w:lang w:val="zh_TW" w:bidi="zh_TW"/>
-        </w:rPr>
-        <w:t>）</w:t>
-      </w:r>
-    </w:p>
-    <w:p>
-      <w:pPr>
-        <w:pStyle w:val="ListBullet"/>
-        <w:spacing w:line="240" w:lineRule="auto"/>
-        <w:ind w:left="720"/>
-      </w:pPr>
-      <w:r>
-        <w:rPr>
-          <w:lang w:val="zh_TW" w:bidi="zh_TW"/>
-        </w:rPr>
-      </w:r>
-      <w:r>
-        <w:rPr>
-          <w:lang w:val="zh_TW" w:bidi="zh_TW"/>
-        </w:rPr>
-        <w:t>他們在士師時期的掙扎（</w:t>
-      </w:r>
-      <w:hyperlink r:id="rId18">
-        <w:r>
-          <w:rPr>
-            <w:lang w:val="zh_TW" w:bidi="zh_TW"/>
-          </w:rPr>
-          <w:rPr>
-            <w:color w:val="0000EE"/>
-            <w:u w:val="single"/>
-          </w:rPr>
-          <w:t>尼9:26–27</w:t>
-        </w:r>
-      </w:hyperlink>
-      <w:r>
-        <w:rPr>
-          <w:lang w:val="zh_TW" w:bidi="zh_TW"/>
-        </w:rPr>
-        <w:t>）</w:t>
-      </w:r>
-    </w:p>
-    <w:p>
-      <w:pPr>
-        <w:pStyle w:val="ListBullet"/>
-        <w:spacing w:line="240" w:lineRule="auto"/>
-        <w:ind w:left="720"/>
-      </w:pPr>
-      <w:r>
-        <w:rPr>
-          <w:lang w:val="zh_TW" w:bidi="zh_TW"/>
-        </w:rPr>
-      </w:r>
-      <w:r>
-        <w:rPr>
-          <w:lang w:val="zh_TW" w:bidi="zh_TW"/>
-        </w:rPr>
-        <w:t>他們在巴比倫的被擄（</w:t>
-      </w:r>
-      <w:hyperlink r:id="rId19">
-        <w:r>
-          <w:rPr>
-            <w:lang w:val="zh_TW" w:bidi="zh_TW"/>
-          </w:rPr>
-          <w:rPr>
-            <w:color w:val="0000EE"/>
-            <w:u w:val="single"/>
-          </w:rPr>
-          <w:t>賽26:16</w:t>
-        </w:r>
-      </w:hyperlink>
-      <w:r>
-        <w:rPr>
-          <w:lang w:val="zh_TW" w:bidi="zh_TW"/>
-        </w:rPr>
-        <w:t>）</w:t>
+        <w:t>地中海第四大島嶼，位於希臘東南約60英里（或97公里），土耳其西南約110英里（或177公里）處。它從東到西全長160英里（或257.4公里）。寬度約36英里（或58公里），面積為3,200平方英里（或5,149平方公里）。島上有一條山脈，中央是神聖的伊達山（海拔9,000英尺或2,742米）。這些山脈陡峭地延伸到南海岸，因此大多數居民居住在較為平緩的北坡上。</w:t>
       </w:r>
     </w:p>
     <w:p>
@@ -439,9 +806,9 @@
         <w:rPr>
           <w:lang w:val="zh_TW" w:bidi="zh_TW"/>
         </w:rPr>
-        <w:t>在他們的困苦之中，以色列人向神呼求。祂拯救他們，並引導他們遵行（</w:t>
-      </w:r>
-      <w:hyperlink r:id="rId20">
+        <w:t>克里特島在基督教會的歷史上具有重要意義。當保羅作為囚犯前往羅馬時，船在佳澳避風港避風（</w:t>
+      </w:r>
+      <w:hyperlink r:id="rId30">
         <w:r>
           <w:rPr>
             <w:lang w:val="zh_TW" w:bidi="zh_TW"/>
@@ -450,16 +817,16 @@
             <w:color w:val="0000EE"/>
             <w:u w:val="single"/>
           </w:rPr>
-          <w:t>耶10:18</w:t>
+          <w:t>徒27:8</w:t>
         </w:r>
       </w:hyperlink>
       <w:r>
         <w:rPr>
           <w:lang w:val="zh_TW" w:bidi="zh_TW"/>
         </w:rPr>
-        <w:t>；</w:t>
-      </w:r>
-      <w:hyperlink r:id="rId21">
+        <w:t>）。船試圖到達更大的港口菲尼基（</w:t>
+      </w:r>
+      <w:hyperlink r:id="rId31">
         <w:r>
           <w:rPr>
             <w:lang w:val="zh_TW" w:bidi="zh_TW"/>
@@ -468,14 +835,86 @@
             <w:color w:val="0000EE"/>
             <w:u w:val="single"/>
           </w:rPr>
-          <w:t>何5:15–6:3</w:t>
+          <w:t>12</w:t>
         </w:r>
       </w:hyperlink>
       <w:r>
         <w:rPr>
           <w:lang w:val="zh_TW" w:bidi="zh_TW"/>
         </w:rPr>
-        <w:t>）。</w:t>
+        <w:t>節），但被暴風吹離航線，並在克里特西南海岸的一個名為高大島的地方避風（</w:t>
+      </w:r>
+      <w:hyperlink r:id="rId32">
+        <w:r>
+          <w:rPr>
+            <w:lang w:val="zh_TW" w:bidi="zh_TW"/>
+          </w:rPr>
+          <w:rPr>
+            <w:color w:val="0000EE"/>
+            <w:u w:val="single"/>
+          </w:rPr>
+          <w:t>16</w:t>
+        </w:r>
+      </w:hyperlink>
+      <w:r>
+        <w:rPr>
+          <w:lang w:val="zh_TW" w:bidi="zh_TW"/>
+        </w:rPr>
+        <w:t>節）。保羅在羅馬監禁後可能到訪過克里特島，因為他在給提多的信中說：「我從前留你在克里特」（</w:t>
+      </w:r>
+      <w:hyperlink r:id="rId33">
+        <w:r>
+          <w:rPr>
+            <w:lang w:val="zh_TW" w:bidi="zh_TW"/>
+          </w:rPr>
+          <w:rPr>
+            <w:color w:val="0000EE"/>
+            <w:u w:val="single"/>
+          </w:rPr>
+          <w:t>多1:5</w:t>
+        </w:r>
+      </w:hyperlink>
+      <w:r>
+        <w:rPr>
+          <w:lang w:val="zh_TW" w:bidi="zh_TW"/>
+        </w:rPr>
+        <w:t>）。基於此和其他證據，許多學者認為保羅在第二次監禁及處決之前已獲釋，並有一段長期的事工（</w:t>
+      </w:r>
+      <w:hyperlink r:id="rId34">
+        <w:r>
+          <w:rPr>
+            <w:lang w:val="zh_TW" w:bidi="zh_TW"/>
+          </w:rPr>
+          <w:rPr>
+            <w:color w:val="0000EE"/>
+            <w:u w:val="single"/>
+          </w:rPr>
+          <w:t>提後4:6</w:t>
+        </w:r>
+      </w:hyperlink>
+      <w:r>
+        <w:rPr>
+          <w:lang w:val="zh_TW" w:bidi="zh_TW"/>
+        </w:rPr>
+        <w:t>）。保羅對克里特島的人評價不高，他引用他們自己的一位詩人說他們是「常說謊話，乃是惡獸，又饞又懶。」（</w:t>
+      </w:r>
+      <w:hyperlink r:id="rId35">
+        <w:r>
+          <w:rPr>
+            <w:lang w:val="zh_TW" w:bidi="zh_TW"/>
+          </w:rPr>
+          <w:rPr>
+            <w:color w:val="0000EE"/>
+            <w:u w:val="single"/>
+          </w:rPr>
+          <w:t>提1:12</w:t>
+        </w:r>
+      </w:hyperlink>
+      <w:r>
+        <w:rPr>
+          <w:lang w:val="zh_TW" w:bidi="zh_TW"/>
+        </w:rPr>
+        <w:t>）。但福音在那裡必定產生了相當大的影響，因為今天提多的名字在當地許多村莊、教堂和修道院中備受尊崇。</w:t>
       </w:r>
     </w:p>
     <w:p>
@@ -489,133 +928,17 @@
         <w:rPr>
           <w:lang w:val="zh_TW" w:bidi="zh_TW"/>
         </w:rPr>
-        <w:t>聖經知道這是難以理解的。很難看出義人為何如此受苦（</w:t>
-      </w:r>
-      <w:hyperlink r:id="rId22">
-        <w:r>
-          <w:rPr>
-            <w:lang w:val="zh_TW" w:bidi="zh_TW"/>
-          </w:rPr>
-          <w:rPr>
-            <w:color w:val="0000EE"/>
-            <w:u w:val="single"/>
-          </w:rPr>
-          <w:t>詩34:19</w:t>
-        </w:r>
-      </w:hyperlink>
-      <w:r>
-        <w:rPr>
-          <w:lang w:val="zh_TW" w:bidi="zh_TW"/>
-        </w:rPr>
-        <w:t>，</w:t>
-      </w:r>
-      <w:hyperlink r:id="rId23">
-        <w:r>
-          <w:rPr>
-            <w:lang w:val="zh_TW" w:bidi="zh_TW"/>
-          </w:rPr>
-          <w:rPr>
-            <w:color w:val="0000EE"/>
-            <w:u w:val="single"/>
-          </w:rPr>
-          <w:t>37:39</w:t>
-        </w:r>
-      </w:hyperlink>
-      <w:r>
-        <w:rPr>
-          <w:lang w:val="zh_TW" w:bidi="zh_TW"/>
-        </w:rPr>
-        <w:t>，</w:t>
-      </w:r>
-      <w:hyperlink r:id="rId24">
-        <w:r>
-          <w:rPr>
-            <w:lang w:val="zh_TW" w:bidi="zh_TW"/>
-          </w:rPr>
-          <w:rPr>
-            <w:color w:val="0000EE"/>
-            <w:u w:val="single"/>
-          </w:rPr>
-          <w:t>138:7</w:t>
-        </w:r>
-      </w:hyperlink>
-      <w:r>
-        <w:rPr>
-          <w:lang w:val="zh_TW" w:bidi="zh_TW"/>
-        </w:rPr>
-        <w:t>）。即使是先知和「主的僕人」（彌賽亞）也未能倖免（</w:t>
-      </w:r>
-      <w:hyperlink r:id="rId25">
-        <w:r>
-          <w:rPr>
-            <w:lang w:val="zh_TW" w:bidi="zh_TW"/>
-          </w:rPr>
-          <w:rPr>
-            <w:color w:val="0000EE"/>
-            <w:u w:val="single"/>
-          </w:rPr>
-          <w:t>賽53:2–12</w:t>
-        </w:r>
-      </w:hyperlink>
-      <w:r>
-        <w:rPr>
-          <w:lang w:val="zh_TW" w:bidi="zh_TW"/>
-        </w:rPr>
-        <w:t>；</w:t>
-      </w:r>
-      <w:hyperlink r:id="rId26">
-        <w:r>
-          <w:rPr>
-            <w:lang w:val="zh_TW" w:bidi="zh_TW"/>
-          </w:rPr>
-          <w:rPr>
-            <w:color w:val="0000EE"/>
-            <w:u w:val="single"/>
-          </w:rPr>
-          <w:t>耶15:15</w:t>
-        </w:r>
-      </w:hyperlink>
-      <w:r>
-        <w:rPr>
-          <w:lang w:val="zh_TW" w:bidi="zh_TW"/>
-        </w:rPr>
-        <w:t>）。耶穌基督承擔了人類的憂傷與痛苦。祂成就了那從亞當犯罪開始的受苦預言（</w:t>
-      </w:r>
-      <w:hyperlink r:id="rId27">
-        <w:r>
-          <w:rPr>
-            <w:lang w:val="zh_TW" w:bidi="zh_TW"/>
-          </w:rPr>
-          <w:rPr>
-            <w:color w:val="0000EE"/>
-            <w:u w:val="single"/>
-          </w:rPr>
-          <w:t>賽53:4–5</w:t>
-        </w:r>
-      </w:hyperlink>
-      <w:r>
-        <w:rPr>
-          <w:lang w:val="zh_TW" w:bidi="zh_TW"/>
-        </w:rPr>
-        <w:t>；</w:t>
-      </w:r>
-      <w:hyperlink r:id="rId28">
-        <w:r>
-          <w:rPr>
-            <w:lang w:val="zh_TW" w:bidi="zh_TW"/>
-          </w:rPr>
-          <w:rPr>
-            <w:color w:val="0000EE"/>
-            <w:u w:val="single"/>
-          </w:rPr>
-          <w:t>彼前2:24</w:t>
-        </w:r>
-      </w:hyperlink>
-      <w:r>
-        <w:rPr>
-          <w:lang w:val="zh_TW" w:bidi="zh_TW"/>
-        </w:rPr>
-        <w:t>）。</w:t>
+        <w:t>由於其地理位置和土地相對肥沃，克里特島在戰爭和商業上具有重要價值。該島於公元前67年被羅馬征服，成為一個獨立的省份。居民在羅馬人和後來的希臘基督徒（拜占庭人）統治下繁榮昌盛。撒拉遜人（穆斯林）佔領該島超過一個世紀（公元823–960年）。經歷了數個世紀的基督徒領導後，它被土耳其蘇丹征服，文明逐漸衰退（公元1669–1898年）。在公元20世紀，克里特島一直是希臘的一部分，僅在第二次世界大戰期間被德國佔領過一段時間。</w:t>
+      </w:r>
+      <w:r>
+        <w:rPr>
+          <w:lang w:val="zh_TW" w:bidi="zh_TW"/>
+        </w:rPr>
+      </w:r>
+      <w:r>
+        <w:rPr>
+          <w:lang w:val="zh_TW" w:bidi="zh_TW"/>
+        </w:rPr>
       </w:r>
     </w:p>
     <w:p>
@@ -625,245 +948,21 @@
           <w:lang w:val="zh_TW" w:bidi="zh_TW"/>
         </w:rPr>
       </w:r>
-      <w:r>
-        <w:rPr>
-          <w:lang w:val="zh_TW" w:bidi="zh_TW"/>
-        </w:rPr>
-        <w:t>耶穌警告祂的跟隨者將面對許多考驗與痛苦（</w:t>
-      </w:r>
-      <w:hyperlink r:id="rId29">
-        <w:r>
-          <w:rPr>
-            <w:lang w:val="zh_TW" w:bidi="zh_TW"/>
-          </w:rPr>
-          <w:rPr>
-            <w:color w:val="0000EE"/>
-            <w:u w:val="single"/>
-          </w:rPr>
-          <w:t>約16:33</w:t>
-        </w:r>
-      </w:hyperlink>
-      <w:r>
-        <w:rPr>
-          <w:lang w:val="zh_TW" w:bidi="zh_TW"/>
-        </w:rPr>
-        <w:t>）。保羅教導人們，進入神的國度會伴隨著許多困難（</w:t>
-      </w:r>
-      <w:hyperlink r:id="rId30">
-        <w:r>
-          <w:rPr>
-            <w:lang w:val="zh_TW" w:bidi="zh_TW"/>
-          </w:rPr>
-          <w:rPr>
-            <w:color w:val="0000EE"/>
-            <w:u w:val="single"/>
-          </w:rPr>
-          <w:t>徒14:22</w:t>
-        </w:r>
-      </w:hyperlink>
-      <w:r>
-        <w:rPr>
-          <w:lang w:val="zh_TW" w:bidi="zh_TW"/>
-        </w:rPr>
-        <w:t>），但這些不應削弱基督徒的信心（</w:t>
-      </w:r>
-      <w:hyperlink r:id="rId31">
-        <w:r>
-          <w:rPr>
-            <w:lang w:val="zh_TW" w:bidi="zh_TW"/>
-          </w:rPr>
-          <w:rPr>
-            <w:color w:val="0000EE"/>
-            <w:u w:val="single"/>
-          </w:rPr>
-          <w:t>帖前3:3</w:t>
-        </w:r>
-      </w:hyperlink>
-      <w:r>
-        <w:rPr>
-          <w:lang w:val="zh_TW" w:bidi="zh_TW"/>
-        </w:rPr>
-        <w:t>），而應被視為補足基督為祂的身體——教會所受苦難中所欠缺的那部分。（</w:t>
-      </w:r>
-      <w:hyperlink r:id="rId32">
-        <w:r>
-          <w:rPr>
-            <w:lang w:val="zh_TW" w:bidi="zh_TW"/>
-          </w:rPr>
-          <w:rPr>
-            <w:color w:val="0000EE"/>
-            <w:u w:val="single"/>
-          </w:rPr>
-          <w:t>林後4:10–11</w:t>
-        </w:r>
-      </w:hyperlink>
-      <w:r>
-        <w:rPr>
-          <w:lang w:val="zh_TW" w:bidi="zh_TW"/>
-        </w:rPr>
-        <w:t>；</w:t>
-      </w:r>
-      <w:hyperlink r:id="rId33">
-        <w:r>
-          <w:rPr>
-            <w:lang w:val="zh_TW" w:bidi="zh_TW"/>
-          </w:rPr>
-          <w:rPr>
-            <w:color w:val="0000EE"/>
-            <w:u w:val="single"/>
-          </w:rPr>
-          <w:t>西1:24</w:t>
-        </w:r>
-      </w:hyperlink>
-      <w:r>
-        <w:rPr>
-          <w:lang w:val="zh_TW" w:bidi="zh_TW"/>
-        </w:rPr>
-        <w:t>）。聖經還指出，隨著「末日」的臨近，苦難將更加激烈（</w:t>
-      </w:r>
-      <w:hyperlink r:id="rId34">
-        <w:r>
-          <w:rPr>
-            <w:lang w:val="zh_TW" w:bidi="zh_TW"/>
-          </w:rPr>
-          <w:rPr>
-            <w:color w:val="0000EE"/>
-            <w:u w:val="single"/>
-          </w:rPr>
-          <w:t>太24:9–14</w:t>
-        </w:r>
-      </w:hyperlink>
-      <w:r>
-        <w:rPr>
-          <w:lang w:val="zh_TW" w:bidi="zh_TW"/>
-        </w:rPr>
-        <w:t>；</w:t>
-      </w:r>
-      <w:hyperlink r:id="rId35">
-        <w:r>
-          <w:rPr>
-            <w:lang w:val="zh_TW" w:bidi="zh_TW"/>
-          </w:rPr>
-          <w:rPr>
-            <w:color w:val="0000EE"/>
-            <w:u w:val="single"/>
-          </w:rPr>
-          <w:t>提後3:13</w:t>
-        </w:r>
-      </w:hyperlink>
-      <w:r>
-        <w:rPr>
-          <w:lang w:val="zh_TW" w:bidi="zh_TW"/>
-        </w:rPr>
-        <w:t>）。撒但的勢力將攻擊，以欺騙並毀滅「選民」（</w:t>
-      </w:r>
-      <w:hyperlink r:id="rId36">
-        <w:r>
-          <w:rPr>
-            <w:lang w:val="zh_TW" w:bidi="zh_TW"/>
-          </w:rPr>
-          <w:rPr>
-            <w:color w:val="0000EE"/>
-            <w:u w:val="single"/>
-          </w:rPr>
-          <w:t>太24:24</w:t>
-        </w:r>
-      </w:hyperlink>
-      <w:r>
-        <w:rPr>
-          <w:lang w:val="zh_TW" w:bidi="zh_TW"/>
-        </w:rPr>
-        <w:t>；</w:t>
-      </w:r>
-      <w:hyperlink r:id="rId37">
-        <w:r>
-          <w:rPr>
-            <w:lang w:val="zh_TW" w:bidi="zh_TW"/>
-          </w:rPr>
-          <w:rPr>
-            <w:color w:val="0000EE"/>
-            <w:u w:val="single"/>
-          </w:rPr>
-          <w:t>帖後2:9–12</w:t>
-        </w:r>
-      </w:hyperlink>
-      <w:r>
-        <w:rPr>
-          <w:lang w:val="zh_TW" w:bidi="zh_TW"/>
-        </w:rPr>
-        <w:t>；</w:t>
-      </w:r>
-      <w:hyperlink r:id="rId38">
-        <w:r>
-          <w:rPr>
-            <w:lang w:val="zh_TW" w:bidi="zh_TW"/>
-          </w:rPr>
-          <w:rPr>
-            <w:color w:val="0000EE"/>
-            <w:u w:val="single"/>
-          </w:rPr>
-          <w:t>啟20:7–9</w:t>
-        </w:r>
-      </w:hyperlink>
-      <w:r>
-        <w:rPr>
-          <w:lang w:val="zh_TW" w:bidi="zh_TW"/>
-        </w:rPr>
-        <w:t>）。當耶穌基督從天上以火焰顯現時，神將使那些傷害信徒的人遭受苦難。祂將報應那些不順從耶穌基督福音的人（</w:t>
-      </w:r>
-      <w:hyperlink r:id="rId39">
-        <w:r>
-          <w:rPr>
-            <w:lang w:val="zh_TW" w:bidi="zh_TW"/>
-          </w:rPr>
-          <w:rPr>
-            <w:color w:val="0000EE"/>
-            <w:u w:val="single"/>
-          </w:rPr>
-          <w:t>羅2:9</w:t>
-        </w:r>
-      </w:hyperlink>
-      <w:r>
-        <w:rPr>
-          <w:lang w:val="zh_TW" w:bidi="zh_TW"/>
-        </w:rPr>
-        <w:t>；</w:t>
-      </w:r>
-      <w:hyperlink r:id="rId40">
-        <w:r>
-          <w:rPr>
-            <w:lang w:val="zh_TW" w:bidi="zh_TW"/>
-          </w:rPr>
-          <w:rPr>
-            <w:color w:val="0000EE"/>
-            <w:u w:val="single"/>
-          </w:rPr>
-          <w:t>帖後1:5–10</w:t>
-        </w:r>
-      </w:hyperlink>
-      <w:r>
-        <w:rPr>
-          <w:lang w:val="zh_TW" w:bidi="zh_TW"/>
-        </w:rPr>
-        <w:t>，</w:t>
-      </w:r>
-      <w:hyperlink r:id="rId41">
-        <w:r>
-          <w:rPr>
-            <w:lang w:val="zh_TW" w:bidi="zh_TW"/>
-          </w:rPr>
-          <w:rPr>
-            <w:color w:val="0000EE"/>
-            <w:u w:val="single"/>
-          </w:rPr>
-          <w:t>2:7–8</w:t>
-        </w:r>
-      </w:hyperlink>
-      <w:r>
-        <w:rPr>
-          <w:lang w:val="zh_TW" w:bidi="zh_TW"/>
-        </w:rPr>
-        <w:t>）。</w:t>
+    </w:p>
+    <w:p>
+      <w:pPr>
+        <w:pStyle w:val="Heading2"/>
+      </w:pPr>
+      <w:r>
+        <w:rPr>
+          <w:lang w:val="zh_TW" w:bidi="zh_TW"/>
+        </w:rPr>
+        <w:t>克斯塔</w:t>
+      </w:r>
+      <w:r>
+        <w:rPr>
+          <w:lang w:val="zh_TW" w:bidi="zh_TW"/>
+        </w:rPr>
       </w:r>
     </w:p>
     <w:p>
@@ -875,28 +974,592 @@
       </w:r>
       <w:r>
         <w:rPr>
+          <w:lang w:val="zh_TW" w:bidi="zh_TW"/>
+        </w:rPr>
+        <w:t>一種價值不詳的重量單位（</w:t>
+      </w:r>
+      <w:hyperlink r:id="rId36">
+        <w:r>
+          <w:rPr>
+            <w:lang w:val="zh_TW" w:bidi="zh_TW"/>
+          </w:rPr>
+          <w:rPr>
+            <w:color w:val="0000EE"/>
+            <w:u w:val="single"/>
+          </w:rPr>
+          <w:t>創33:19</w:t>
+        </w:r>
+      </w:hyperlink>
+      <w:r>
+        <w:rPr>
+          <w:lang w:val="zh_TW" w:bidi="zh_TW"/>
+        </w:rPr>
+        <w:t>；</w:t>
+      </w:r>
+      <w:hyperlink r:id="rId37">
+        <w:r>
+          <w:rPr>
+            <w:lang w:val="zh_TW" w:bidi="zh_TW"/>
+          </w:rPr>
+          <w:rPr>
+            <w:color w:val="0000EE"/>
+            <w:u w:val="single"/>
+          </w:rPr>
+          <w:t>書24:32</w:t>
+        </w:r>
+      </w:hyperlink>
+      <w:r>
+        <w:rPr>
+          <w:lang w:val="zh_TW" w:bidi="zh_TW"/>
+        </w:rPr>
+        <w:t>；</w:t>
+      </w:r>
+      <w:hyperlink r:id="rId38">
+        <w:r>
+          <w:rPr>
+            <w:lang w:val="zh_TW" w:bidi="zh_TW"/>
+          </w:rPr>
+          <w:rPr>
+            <w:color w:val="0000EE"/>
+            <w:u w:val="single"/>
+          </w:rPr>
+          <w:t>伯42:11</w:t>
+        </w:r>
+      </w:hyperlink>
+      <w:r>
+        <w:rPr>
+          <w:lang w:val="zh_TW" w:bidi="zh_TW"/>
+        </w:rPr>
+        <w:t>；和合本譯為：銀子）。</w:t>
+      </w:r>
+    </w:p>
+    <w:p>
+      <w:pPr/>
+      <w:r>
+        <w:rPr>
+          <w:lang w:val="zh_TW" w:bidi="zh_TW"/>
+        </w:rPr>
+      </w:r>
+      <w:r>
+        <w:rPr>
           <w:i/>
           <w:lang w:val="zh_TW" w:bidi="zh_TW"/>
         </w:rPr>
+        <w:t>見</w:t>
+      </w:r>
+      <w:r>
+        <w:rPr>
+          <w:lang w:val="zh_TW" w:bidi="zh_TW"/>
+        </w:rPr>
+        <w:t xml:space="preserve"> </w:t>
+      </w:r>
+      <w:r>
+        <w:rPr>
+          <w:lang w:val="zh_TW" w:bidi="zh_TW"/>
+        </w:rPr>
+        <w:t>銀子（Money）</w:t>
+      </w:r>
+      <w:r>
+        <w:rPr>
+          <w:lang w:val="zh_TW" w:bidi="zh_TW"/>
+        </w:rPr>
+        <w:t>。</w:t>
+      </w:r>
+      <w:r>
+        <w:rPr>
+          <w:lang w:val="zh_TW" w:bidi="zh_TW"/>
+        </w:rPr>
+      </w:r>
+      <w:r>
+        <w:rPr>
+          <w:lang w:val="zh_TW" w:bidi="zh_TW"/>
+        </w:rPr>
+      </w:r>
+    </w:p>
+    <w:p>
+      <w:pPr/>
+      <w:r>
+        <w:rPr>
+          <w:lang w:val="zh_TW" w:bidi="zh_TW"/>
+        </w:rPr>
+      </w:r>
+    </w:p>
+    <w:p>
+      <w:pPr>
+        <w:pStyle w:val="Heading2"/>
+      </w:pPr>
+      <w:r>
+        <w:rPr>
+          <w:lang w:val="zh_TW" w:bidi="zh_TW"/>
+        </w:rPr>
+        <w:t>客店</w:t>
+      </w:r>
+      <w:r>
+        <w:rPr>
+          <w:lang w:val="zh_TW" w:bidi="zh_TW"/>
+        </w:rPr>
+      </w:r>
+    </w:p>
+    <w:p>
+      <w:pPr/>
+      <w:r>
+        <w:rPr>
+          <w:lang w:val="zh_TW" w:bidi="zh_TW"/>
+        </w:rPr>
+      </w:r>
+      <w:r>
+        <w:rPr>
+          <w:lang w:val="zh_TW" w:bidi="zh_TW"/>
+        </w:rPr>
+        <w:t>客店是供旅人行程中過夜歇息的地方。後來，客店的形式有所改變，從簡單的避身之所，逐漸發展成較接近今日旅館的場所。</w:t>
+      </w:r>
+    </w:p>
+    <w:p>
+      <w:pPr>
+        <w:pStyle w:val="Heading3"/>
+      </w:pPr>
+      <w:r>
+        <w:rPr>
+          <w:lang w:val="zh_TW" w:bidi="zh_TW"/>
+        </w:rPr>
+        <w:t>舊約聖經中的客店</w:t>
+      </w:r>
+    </w:p>
+    <w:p>
+      <w:pPr/>
+      <w:r>
+        <w:rPr>
+          <w:lang w:val="zh_TW" w:bidi="zh_TW"/>
+        </w:rPr>
+      </w:r>
+      <w:r>
+        <w:rPr>
+          <w:lang w:val="zh_TW" w:bidi="zh_TW"/>
+        </w:rPr>
+        <w:t>在較早期的英文聖經譯本中，客店（inn）一詞在舊約聖經裡出現三次。其中兩次是記載約瑟的兄弟在往返埃及與迦南的途中，於夜間歇息（</w:t>
+      </w:r>
+      <w:hyperlink r:id="rId39">
+        <w:r>
+          <w:rPr>
+            <w:lang w:val="zh_TW" w:bidi="zh_TW"/>
+          </w:rPr>
+          <w:rPr>
+            <w:color w:val="0000EE"/>
+            <w:u w:val="single"/>
+          </w:rPr>
+          <w:t>創42:27</w:t>
+        </w:r>
+      </w:hyperlink>
+      <w:r>
+        <w:rPr>
+          <w:lang w:val="zh_TW" w:bidi="zh_TW"/>
+        </w:rPr>
+        <w:t>，</w:t>
+      </w:r>
+      <w:hyperlink r:id="rId40">
+        <w:r>
+          <w:rPr>
+            <w:lang w:val="zh_TW" w:bidi="zh_TW"/>
+          </w:rPr>
+          <w:rPr>
+            <w:color w:val="0000EE"/>
+            <w:u w:val="single"/>
+          </w:rPr>
+          <w:t>43:21</w:t>
+        </w:r>
+      </w:hyperlink>
+      <w:r>
+        <w:rPr>
+          <w:lang w:val="zh_TW" w:bidi="zh_TW"/>
+        </w:rPr>
+        <w:t>；譯註：和合本譯為「住宿的地方」）。第三次出現是在摩西從米甸返回埃及、要帶領以色列的百姓時（</w:t>
+      </w:r>
+      <w:hyperlink r:id="rId41">
+        <w:r>
+          <w:rPr>
+            <w:lang w:val="zh_TW" w:bidi="zh_TW"/>
+          </w:rPr>
+          <w:rPr>
+            <w:color w:val="0000EE"/>
+            <w:u w:val="single"/>
+          </w:rPr>
+          <w:t>出4:24</w:t>
+        </w:r>
+      </w:hyperlink>
+      <w:r>
+        <w:rPr>
+          <w:lang w:val="zh_TW" w:bidi="zh_TW"/>
+        </w:rPr>
+        <w:t>；譯註：和合本譯為「住宿的地方」）。</w:t>
+      </w:r>
+    </w:p>
+    <w:p>
+      <w:pPr/>
+      <w:r>
+        <w:rPr>
+          <w:lang w:val="zh_TW" w:bidi="zh_TW"/>
+        </w:rPr>
+      </w:r>
+      <w:r>
+        <w:rPr>
+          <w:lang w:val="zh_TW" w:bidi="zh_TW"/>
+        </w:rPr>
+        <w:t>有些英文譯本將這些經文全都譯為住宿的地方（lodging place）。在亞伯拉罕與摩西的時代，近東地區並沒有我們今日所理解的客店。我們對客店的概念是指旅人可以付費住宿的公共場所。</w:t>
+      </w:r>
+    </w:p>
+    <w:p>
+      <w:pPr/>
+      <w:r>
+        <w:rPr>
+          <w:lang w:val="zh_TW" w:bidi="zh_TW"/>
+        </w:rPr>
+      </w:r>
+      <w:r>
+        <w:rPr>
+          <w:lang w:val="zh_TW" w:bidi="zh_TW"/>
+        </w:rPr>
+        <w:t>在有人定居的地區，旅人通常可以期待當地居民接待他們、提供住宿之處。在整個近東，為旅人提供住宿是一項重要的責任（見</w:t>
+      </w:r>
+      <w:hyperlink r:id="rId42">
+        <w:r>
+          <w:rPr>
+            <w:lang w:val="zh_TW" w:bidi="zh_TW"/>
+          </w:rPr>
+          <w:rPr>
+            <w:color w:val="0000EE"/>
+            <w:u w:val="single"/>
+          </w:rPr>
+          <w:t>創19:1–3</w:t>
+        </w:r>
+      </w:hyperlink>
+      <w:r>
+        <w:rPr>
+          <w:lang w:val="zh_TW" w:bidi="zh_TW"/>
+        </w:rPr>
+        <w:t>；</w:t>
+      </w:r>
+      <w:hyperlink r:id="rId43">
+        <w:r>
+          <w:rPr>
+            <w:lang w:val="zh_TW" w:bidi="zh_TW"/>
+          </w:rPr>
+          <w:rPr>
+            <w:color w:val="0000EE"/>
+            <w:u w:val="single"/>
+          </w:rPr>
+          <w:t>士19:15–21</w:t>
+        </w:r>
+      </w:hyperlink>
+      <w:r>
+        <w:rPr>
+          <w:lang w:val="zh_TW" w:bidi="zh_TW"/>
+        </w:rPr>
+        <w:t>）。在荒涼無人的地方，旅人就自己搭建住處（</w:t>
+      </w:r>
+      <w:hyperlink r:id="rId44">
+        <w:r>
+          <w:rPr>
+            <w:lang w:val="zh_TW" w:bidi="zh_TW"/>
+          </w:rPr>
+          <w:rPr>
+            <w:color w:val="0000EE"/>
+            <w:u w:val="single"/>
+          </w:rPr>
+          <w:t>創28:11</w:t>
+        </w:r>
+      </w:hyperlink>
+      <w:r>
+        <w:rPr>
+          <w:lang w:val="zh_TW" w:bidi="zh_TW"/>
+        </w:rPr>
+        <w:t>），也會自行攜帶食物（</w:t>
+      </w:r>
+      <w:hyperlink r:id="rId45">
+        <w:r>
+          <w:rPr>
+            <w:lang w:val="zh_TW" w:bidi="zh_TW"/>
+          </w:rPr>
+          <w:rPr>
+            <w:color w:val="0000EE"/>
+            <w:u w:val="single"/>
+          </w:rPr>
+          <w:t>書9:11–13</w:t>
+        </w:r>
+      </w:hyperlink>
+      <w:r>
+        <w:rPr>
+          <w:lang w:val="zh_TW" w:bidi="zh_TW"/>
+        </w:rPr>
+        <w:t>）。</w:t>
+      </w:r>
+    </w:p>
+    <w:p>
+      <w:pPr/>
+      <w:r>
+        <w:rPr>
+          <w:lang w:val="zh_TW" w:bidi="zh_TW"/>
+        </w:rPr>
+      </w:r>
+      <w:r>
+        <w:rPr>
+          <w:lang w:val="zh_TW" w:bidi="zh_TW"/>
+        </w:rPr>
+        <w:t>我們不確定真正的客店何時在巴勒斯坦出現。有些人認為客店的概念來自外地，因為猶太人用來表示「客店」的詞語源自希臘文與拉丁文。較早的文獻，如他爾根（Targum）和約瑟夫（Josephus，</w:t>
+      </w:r>
+      <w:r>
+        <w:rPr>
+          <w:i/>
+          <w:lang w:val="zh_TW" w:bidi="zh_TW"/>
+        </w:rPr>
+        <w:t>猶太古史記</w:t>
+      </w:r>
+      <w:r>
+        <w:rPr>
+          <w:lang w:val="zh_TW" w:bidi="zh_TW"/>
+        </w:rPr>
+        <w:t xml:space="preserve"> 5.1.12）都將喇合稱為開客店的人（</w:t>
+      </w:r>
+      <w:hyperlink r:id="rId46">
+        <w:r>
+          <w:rPr>
+            <w:lang w:val="zh_TW" w:bidi="zh_TW"/>
+          </w:rPr>
+          <w:rPr>
+            <w:color w:val="0000EE"/>
+            <w:u w:val="single"/>
+          </w:rPr>
+          <w:t>書2:1</w:t>
+        </w:r>
+      </w:hyperlink>
+      <w:r>
+        <w:rPr>
+          <w:lang w:val="zh_TW" w:bidi="zh_TW"/>
+        </w:rPr>
+        <w:t>）。不過，在約書亞的時代，很可能尚未存在真正意義上的客店。然而，在近東地區可以找到相似的例子，有些婦女經營某種場所，為旅人同時提供住宿與性服務。</w:t>
+      </w:r>
+    </w:p>
+    <w:p>
+      <w:pPr>
+        <w:pStyle w:val="Heading3"/>
+      </w:pPr>
+      <w:r>
+        <w:rPr>
+          <w:lang w:val="zh_TW" w:bidi="zh_TW"/>
+        </w:rPr>
+        <w:t>新約聖經中的客店</w:t>
+      </w:r>
+    </w:p>
+    <w:p>
+      <w:pPr/>
+      <w:r>
+        <w:rPr>
+          <w:lang w:val="zh_TW" w:bidi="zh_TW"/>
+        </w:rPr>
+      </w:r>
+      <w:r>
+        <w:rPr>
+          <w:lang w:val="zh_TW" w:bidi="zh_TW"/>
+        </w:rPr>
+        <w:t>我們知道，希臘式的客店早在公元前5世紀就已存在，並且在受希臘文化影響的地區逐漸普及。這類客店通常環境不太舒適，也缺乏安全保障。</w:t>
+      </w:r>
+    </w:p>
+    <w:p>
+      <w:pPr/>
+      <w:r>
+        <w:rPr>
+          <w:lang w:val="zh_TW" w:bidi="zh_TW"/>
+        </w:rPr>
+      </w:r>
+      <w:r>
+        <w:rPr>
+          <w:lang w:val="zh_TW" w:bidi="zh_TW"/>
+        </w:rPr>
+        <w:t>這種有「店主」的「客店」，正是好撒馬利亞人將遭搶劫的人帶去的地方（</w:t>
+      </w:r>
+      <w:hyperlink r:id="rId47">
+        <w:r>
+          <w:rPr>
+            <w:lang w:val="zh_TW" w:bidi="zh_TW"/>
+          </w:rPr>
+          <w:rPr>
+            <w:color w:val="0000EE"/>
+            <w:u w:val="single"/>
+          </w:rPr>
+          <w:t>路10:34–35</w:t>
+        </w:r>
+      </w:hyperlink>
+      <w:r>
+        <w:rPr>
+          <w:lang w:val="zh_TW" w:bidi="zh_TW"/>
+        </w:rPr>
+        <w:t>）。這類客店很可能類似汗舍（khan，城內的小型客店）或商隊驛站（caravansary，位於城的邊緣、特別設在貿易路線旁的較大型客店）。這些設施可見於敘利亞一帶的貿易路線上，長期以來都相當常見。</w:t>
+      </w:r>
+    </w:p>
+    <w:p>
+      <w:pPr/>
+      <w:r>
+        <w:rPr>
+          <w:lang w:val="zh_TW" w:bidi="zh_TW"/>
+        </w:rPr>
+      </w:r>
+      <w:r>
+        <w:rPr>
+          <w:lang w:val="zh_TW" w:bidi="zh_TW"/>
+        </w:rPr>
+        <w:t>這些客店多半是方形建築，中間設有露天的院子，提供水源與遮蔽之處，但旅人通常自備食物，有時也會帶著自己的鋪蓋。好撒馬利亞人顯然期待店主照顧那位受傷的人。至於這種作法是否屬於常態，或只是因為情況緊急而採取的特例，則不容易判斷。</w:t>
+      </w:r>
+    </w:p>
+    <w:p>
+      <w:pPr/>
+      <w:r>
+        <w:rPr>
+          <w:lang w:val="zh_TW" w:bidi="zh_TW"/>
+        </w:rPr>
+      </w:r>
+      <w:r>
+        <w:rPr>
+          <w:lang w:val="zh_TW" w:bidi="zh_TW"/>
+        </w:rPr>
+        <w:t>耶穌在好撒馬利亞人的比喻中所提到的那間客店，人們長久以來認為它就是哈特魯爾汗舍（Khan Hathrur）。它位於耶路撒冷與耶利哥之間的中途位置。不過，現今所見的建築，很可能只是在同一地點先後興建的多座建築之一。</w:t>
+      </w:r>
+    </w:p>
+    <w:p>
+      <w:pPr/>
+      <w:r>
+        <w:rPr>
+          <w:lang w:val="zh_TW" w:bidi="zh_TW"/>
+        </w:rPr>
+      </w:r>
+      <w:r>
+        <w:rPr>
+          <w:lang w:val="zh_TW" w:bidi="zh_TW"/>
+        </w:rPr>
+        <w:t>新約聖經中還有兩處著名的經文，提到不同類型的住宿之處。第一，來自羅馬的基督徒在三館這個歇腳之處迎接身為囚犯的保羅，三館距離羅馬約53公里（33英里），是兩條道路交會的地方（</w:t>
+      </w:r>
+      <w:hyperlink r:id="rId48">
+        <w:r>
+          <w:rPr>
+            <w:lang w:val="zh_TW" w:bidi="zh_TW"/>
+          </w:rPr>
+          <w:rPr>
+            <w:color w:val="0000EE"/>
+            <w:u w:val="single"/>
+          </w:rPr>
+          <w:t>徒28:15</w:t>
+        </w:r>
+      </w:hyperlink>
+      <w:r>
+        <w:rPr>
+          <w:lang w:val="zh_TW" w:bidi="zh_TW"/>
+        </w:rPr>
+        <w:t>）。第二，是那間沒有地方接待約瑟和馬利亞的「客店」（</w:t>
+      </w:r>
+      <w:hyperlink r:id="rId49">
+        <w:r>
+          <w:rPr>
+            <w:lang w:val="zh_TW" w:bidi="zh_TW"/>
+          </w:rPr>
+          <w:rPr>
+            <w:color w:val="0000EE"/>
+            <w:u w:val="single"/>
+          </w:rPr>
+          <w:t>路2:7</w:t>
+        </w:r>
+      </w:hyperlink>
+      <w:r>
+        <w:rPr>
+          <w:lang w:val="zh_TW" w:bidi="zh_TW"/>
+        </w:rPr>
+        <w:t>）。這個詞語在某些英文譯本中譯為客房（guestchamber），而另一些譯本則譯為客房（guest room）（</w:t>
+      </w:r>
+      <w:hyperlink r:id="rId50">
+        <w:r>
+          <w:rPr>
+            <w:lang w:val="zh_TW" w:bidi="zh_TW"/>
+          </w:rPr>
+          <w:rPr>
+            <w:color w:val="0000EE"/>
+            <w:u w:val="single"/>
+          </w:rPr>
+          <w:t>可14:14</w:t>
+        </w:r>
+      </w:hyperlink>
+      <w:r>
+        <w:rPr>
+          <w:lang w:val="zh_TW" w:bidi="zh_TW"/>
+        </w:rPr>
+        <w:t>；</w:t>
+      </w:r>
+      <w:hyperlink r:id="rId51">
+        <w:r>
+          <w:rPr>
+            <w:lang w:val="zh_TW" w:bidi="zh_TW"/>
+          </w:rPr>
+          <w:rPr>
+            <w:color w:val="0000EE"/>
+            <w:u w:val="single"/>
+          </w:rPr>
+          <w:t>路22:11</w:t>
+        </w:r>
+      </w:hyperlink>
+      <w:r>
+        <w:rPr>
+          <w:lang w:val="zh_TW" w:bidi="zh_TW"/>
+        </w:rPr>
+        <w:t>）。</w:t>
+      </w:r>
+    </w:p>
+    <w:p>
+      <w:pPr/>
+      <w:r>
+        <w:rPr>
+          <w:lang w:val="zh_TW" w:bidi="zh_TW"/>
+        </w:rPr>
+      </w:r>
+      <w:r>
+        <w:rPr>
+          <w:lang w:val="zh_TW" w:bidi="zh_TW"/>
+        </w:rPr>
+        <w:t>耶路撒冷的猶太人以能夠為所有前來守逾越節的訪客提供足夠的客房而感到自豪。而前來守五旬節的人群同樣能獲得接待（</w:t>
+      </w:r>
+      <w:hyperlink r:id="rId52">
+        <w:r>
+          <w:rPr>
+            <w:lang w:val="zh_TW" w:bidi="zh_TW"/>
+          </w:rPr>
+          <w:rPr>
+            <w:color w:val="0000EE"/>
+            <w:u w:val="single"/>
+          </w:rPr>
+          <w:t>徒2:6–11</w:t>
+        </w:r>
+      </w:hyperlink>
+      <w:r>
+        <w:rPr>
+          <w:lang w:val="zh_TW" w:bidi="zh_TW"/>
+        </w:rPr>
+        <w:t>）。看來，約瑟和馬利亞為了數點人數來到伯利恆時，也期望能找到這樣的住宿之處，但所有客房都已經客滿。</w:t>
+      </w:r>
+    </w:p>
+    <w:p>
+      <w:pPr/>
+      <w:r>
+        <w:rPr>
+          <w:lang w:val="zh_TW" w:bidi="zh_TW"/>
+        </w:rPr>
+      </w:r>
+      <w:r>
+        <w:rPr>
+          <w:i/>
+          <w:lang w:val="zh_TW" w:bidi="zh_TW"/>
+        </w:rPr>
         <w:t>另見</w:t>
       </w:r>
       <w:r>
         <w:rPr>
           <w:lang w:val="zh_TW" w:bidi="zh_TW"/>
         </w:rPr>
-        <w:t>逼迫</w:t>
-      </w:r>
-      <w:r>
-        <w:rPr>
-          <w:lang w:val="zh_TW" w:bidi="zh_TW"/>
-        </w:rPr>
-        <w:t>；</w:t>
-      </w:r>
-      <w:r>
-        <w:rPr>
-          <w:lang w:val="zh_TW" w:bidi="zh_TW"/>
-        </w:rPr>
-        <w:t>大患難</w:t>
+        <w:t>旅行</w:t>
       </w:r>
       <w:r>
         <w:rPr>
@@ -2804,6 +3467,12 @@
   </w:num>
   <w:num w:numId="13" w16cid:durableId="592781308">
     <w:abstractNumId w:val="11"/>
+  </w:num>
+  <w:num w:numId="14">
+    <w:abstractNumId w:val="3"/>
+    <w:lvlOverride w:ilvl="0">
+      <w:startOverride w:val="1"/>
+    </w:lvlOverride>
   </w:num>
   <w:numIdMacAtCleanup w:val="10"/>
 </w:numbering>

--- a/zht/docx/079.content.docx
+++ b/zht/docx/079.content.docx
@@ -149,7 +149,7 @@
         <w:rPr>
           <w:lang w:val="zh_TW" w:bidi="zh_TW"/>
         </w:rPr>
-        <w:t>ke</w:t>
+        <w:t>kai</w:t>
       </w:r>
       <w:r>
         <w:rPr>
@@ -212,7 +212,7 @@
         <w:rPr>
           <w:lang w:val="zh_TW" w:bidi="zh_TW"/>
         </w:rPr>
-        <w:t>可拉</w:t>
+        <w:t>凱撒利亞‧腓立比</w:t>
       </w:r>
       <w:r>
         <w:rPr>
@@ -221,25 +221,158 @@
       </w:r>
     </w:p>
     <w:p>
-      <w:pPr>
-        <w:pStyle w:val="ListNumber"/>
-        <w:numPr>
-          <w:ilvl w:val="0"/>
-          <w:numId w:val="14"/>
-        </w:numPr>
-        <w:spacing w:line="240" w:lineRule="auto"/>
-        <w:ind w:left="720"/>
-      </w:pPr>
-      <w:r>
-        <w:rPr>
-          <w:lang w:val="zh_TW" w:bidi="zh_TW"/>
-        </w:rPr>
-      </w:r>
-      <w:r>
-        <w:rPr>
-          <w:lang w:val="zh_TW" w:bidi="zh_TW"/>
-        </w:rPr>
-        <w:t>以掃和阿何利巴瑪所生的第三個兒子。阿何利巴瑪是亞拿的女兒（</w:t>
+      <w:pPr/>
+      <w:r>
+        <w:rPr>
+          <w:lang w:val="zh_TW" w:bidi="zh_TW"/>
+        </w:rPr>
+      </w:r>
+      <w:r>
+        <w:rPr>
+          <w:lang w:val="zh_TW" w:bidi="zh_TW"/>
+        </w:rPr>
+        <w:t>位於巴勒斯坦北端的城，位於黑門山南坡，靠近古城但。凱撒利亞‧腓立比位於一個美麗的地區，位於約旦河三大源頭之一的瓦迪巴尼亞斯（Wadi Banias）。</w:t>
+      </w:r>
+    </w:p>
+    <w:p>
+      <w:pPr/>
+      <w:r>
+        <w:rPr>
+          <w:lang w:val="zh_TW" w:bidi="zh_TW"/>
+        </w:rPr>
+      </w:r>
+      <w:r>
+        <w:rPr>
+          <w:lang w:val="zh_TW" w:bidi="zh_TW"/>
+        </w:rPr>
+        <w:t>在公元前二世紀，這個地方被稱為潘尼翁（Panion），因為希臘神潘（Pan）在那裡的一個洞穴中受到崇拜。希臘歷史學家</w:t>
+      </w:r>
+      <w:r>
+        <w:rPr>
+          <w:lang w:val="zh_TW" w:bidi="zh_TW"/>
+        </w:rPr>
+        <w:t>波利比烏斯（</w:t>
+      </w:r>
+      <w:r>
+        <w:rPr>
+          <w:lang w:val="zh_TW" w:bidi="zh_TW"/>
+        </w:rPr>
+        <w:t>Polybius</w:t>
+      </w:r>
+      <w:r>
+        <w:rPr>
+          <w:lang w:val="zh_TW" w:bidi="zh_TW"/>
+        </w:rPr>
+        <w:t>）</w:t>
+      </w:r>
+      <w:r>
+        <w:rPr>
+          <w:lang w:val="zh_TW" w:bidi="zh_TW"/>
+        </w:rPr>
+        <w:t>提到，這是敘利亞王</w:t>
+      </w:r>
+      <w:r>
+        <w:rPr>
+          <w:lang w:val="zh_TW" w:bidi="zh_TW"/>
+        </w:rPr>
+        <w:t>安提阿古</w:t>
+      </w:r>
+      <w:r>
+        <w:rPr>
+          <w:lang w:val="zh_TW" w:bidi="zh_TW"/>
+        </w:rPr>
+        <w:t>三世（Antiochus III）在大約公元前200年擊敗埃及托勒密王朝的一場重要戰役的地點。猶太歷史學家約瑟夫（Josephus，</w:t>
+      </w:r>
+      <w:r>
+        <w:rPr>
+          <w:i/>
+          <w:lang w:val="zh_TW" w:bidi="zh_TW"/>
+        </w:rPr>
+        <w:t>猶太古史記</w:t>
+      </w:r>
+      <w:r>
+        <w:rPr>
+          <w:lang w:val="zh_TW" w:bidi="zh_TW"/>
+        </w:rPr>
+        <w:t xml:space="preserve"> 15.10.3）記載：「潘尼翁（Panium）」由西納德勒斯（Zenodorus）治理；其宗教崇拜地點「是一個非常精美的山洞，洞穴之下有一個巨大的地底空穴，洞穴深邃且陡峭，裡面充滿靜止的水；洞上懸掛著一座大山，洞穴下湧出約旦河的泉水。」</w:t>
+      </w:r>
+    </w:p>
+    <w:p>
+      <w:pPr/>
+      <w:r>
+        <w:rPr>
+          <w:lang w:val="zh_TW" w:bidi="zh_TW"/>
+        </w:rPr>
+      </w:r>
+      <w:r>
+        <w:rPr>
+          <w:lang w:val="zh_TW" w:bidi="zh_TW"/>
+        </w:rPr>
+        <w:t>在西納德勒斯去世後，凱撒奧古斯都將這城賜給大希律。約瑟夫記載，大希律「裝飾了這個已經非常有名的地方」，並用「最潔白的石頭建造了一座非常美麗的神廟」。當希律在公元前4年去世後，他的兒子腓力接管了潘尼翁周圍的地區，這個地區被稱為潘尼亞斯（Paneas）。約瑟夫（</w:t>
+      </w:r>
+      <w:r>
+        <w:rPr>
+          <w:i/>
+          <w:lang w:val="zh_TW" w:bidi="zh_TW"/>
+        </w:rPr>
+        <w:t>猶太戰史</w:t>
+      </w:r>
+      <w:r>
+        <w:rPr>
+          <w:lang w:val="zh_TW" w:bidi="zh_TW"/>
+        </w:rPr>
+        <w:t xml:space="preserve"> 2.9.1）記載：「腓力在約旦河的源頭和潘尼亞斯地區建造了一座城，名為凱撒利亞。」腓力將其作為首都，以羅馬皇帝凱撒提庇留和自己的名字命名為凱撒利亞‧腓立比，以區別於地中海沿岸更大的凱撒利亞港。約瑟夫（</w:t>
+      </w:r>
+      <w:r>
+        <w:rPr>
+          <w:i/>
+          <w:lang w:val="zh_TW" w:bidi="zh_TW"/>
+        </w:rPr>
+        <w:t>猶太戰史</w:t>
+      </w:r>
+      <w:r>
+        <w:rPr>
+          <w:lang w:val="zh_TW" w:bidi="zh_TW"/>
+        </w:rPr>
+        <w:t xml:space="preserve"> 3.9.7）還記載，皇帝</w:t>
+      </w:r>
+      <w:r>
+        <w:rPr>
+          <w:lang w:val="zh_TW" w:bidi="zh_TW"/>
+        </w:rPr>
+        <w:t>維斯帕先（</w:t>
+      </w:r>
+      <w:r>
+        <w:rPr>
+          <w:lang w:val="zh_TW" w:bidi="zh_TW"/>
+        </w:rPr>
+        <w:t>Vespasian</w:t>
+      </w:r>
+      <w:r>
+        <w:rPr>
+          <w:lang w:val="zh_TW" w:bidi="zh_TW"/>
+        </w:rPr>
+        <w:t>）</w:t>
+      </w:r>
+      <w:r>
+        <w:rPr>
+          <w:lang w:val="zh_TW" w:bidi="zh_TW"/>
+        </w:rPr>
+        <w:t>和提多都「從靠近海邊的凱撒利亞出發，來到名為凱撒利亞‧腓立比的地方。」</w:t>
+      </w:r>
+    </w:p>
+    <w:p>
+      <w:pPr/>
+      <w:r>
+        <w:rPr>
+          <w:lang w:val="zh_TW" w:bidi="zh_TW"/>
+        </w:rPr>
+      </w:r>
+      <w:r>
+        <w:rPr>
+          <w:lang w:val="zh_TW" w:bidi="zh_TW"/>
+        </w:rPr>
+        <w:t>使徒彼得在凱撒利亞‧腓立比承認耶穌是「基督，是永生神的兒子」（</w:t>
       </w:r>
       <w:hyperlink r:id="rId13">
         <w:r>
@@ -250,43 +383,7 @@
             <w:color w:val="0000EE"/>
             <w:u w:val="single"/>
           </w:rPr>
-          <w:t>創36:5</w:t>
-        </w:r>
-      </w:hyperlink>
-      <w:r>
-        <w:rPr>
-          <w:lang w:val="zh_TW" w:bidi="zh_TW"/>
-        </w:rPr>
-        <w:t>、</w:t>
-      </w:r>
-      <w:hyperlink r:id="rId13">
-        <w:r>
-          <w:rPr>
-            <w:lang w:val="zh_TW" w:bidi="zh_TW"/>
-          </w:rPr>
-          <w:rPr>
-            <w:color w:val="0000EE"/>
-            <w:u w:val="single"/>
-          </w:rPr>
-          <w:t>14</w:t>
-        </w:r>
-      </w:hyperlink>
-      <w:r>
-        <w:rPr>
-          <w:lang w:val="zh_TW" w:bidi="zh_TW"/>
-        </w:rPr>
-        <w:t>、</w:t>
-      </w:r>
-      <w:hyperlink r:id="rId13">
-        <w:r>
-          <w:rPr>
-            <w:lang w:val="zh_TW" w:bidi="zh_TW"/>
-          </w:rPr>
-          <w:rPr>
-            <w:color w:val="0000EE"/>
-            <w:u w:val="single"/>
-          </w:rPr>
-          <w:t>18</w:t>
+          <w:t>太16:13–16</w:t>
         </w:r>
       </w:hyperlink>
       <w:r>
@@ -304,7 +401,7 @@
             <w:color w:val="0000EE"/>
             <w:u w:val="single"/>
           </w:rPr>
-          <w:t>代上1:35</w:t>
+          <w:t>可8:27–29</w:t>
         </w:r>
       </w:hyperlink>
       <w:r>
@@ -312,449 +409,6 @@
           <w:lang w:val="zh_TW" w:bidi="zh_TW"/>
         </w:rPr>
         <w:t>）。</w:t>
-      </w:r>
-    </w:p>
-    <w:p>
-      <w:pPr>
-        <w:pStyle w:val="ListNumber"/>
-        <w:spacing w:line="240" w:lineRule="auto"/>
-        <w:ind w:left="720"/>
-      </w:pPr>
-      <w:r>
-        <w:rPr>
-          <w:lang w:val="zh_TW" w:bidi="zh_TW"/>
-        </w:rPr>
-      </w:r>
-      <w:r>
-        <w:rPr>
-          <w:lang w:val="zh_TW" w:bidi="zh_TW"/>
-        </w:rPr>
-        <w:t>以掃的孫子，以利法的第五個兒子（</w:t>
-      </w:r>
-      <w:hyperlink r:id="rId15">
-        <w:r>
-          <w:rPr>
-            <w:lang w:val="zh_TW" w:bidi="zh_TW"/>
-          </w:rPr>
-          <w:rPr>
-            <w:color w:val="0000EE"/>
-            <w:u w:val="single"/>
-          </w:rPr>
-          <w:t>創36:16</w:t>
-        </w:r>
-      </w:hyperlink>
-      <w:r>
-        <w:rPr>
-          <w:lang w:val="zh_TW" w:bidi="zh_TW"/>
-        </w:rPr>
-        <w:t>）。</w:t>
-      </w:r>
-    </w:p>
-    <w:p>
-      <w:pPr>
-        <w:pStyle w:val="ListNumber"/>
-        <w:spacing w:line="240" w:lineRule="auto"/>
-        <w:ind w:left="720"/>
-      </w:pPr>
-      <w:r>
-        <w:rPr>
-          <w:lang w:val="zh_TW" w:bidi="zh_TW"/>
-        </w:rPr>
-      </w:r>
-      <w:r>
-        <w:rPr>
-          <w:lang w:val="zh_TW" w:bidi="zh_TW"/>
-        </w:rPr>
-        <w:t>利未支派哥轄的孫子、以斯哈的長子（</w:t>
-      </w:r>
-      <w:hyperlink r:id="rId16">
-        <w:r>
-          <w:rPr>
-            <w:lang w:val="zh_TW" w:bidi="zh_TW"/>
-          </w:rPr>
-          <w:rPr>
-            <w:color w:val="0000EE"/>
-            <w:u w:val="single"/>
-          </w:rPr>
-          <w:t>出6:21</w:t>
-        </w:r>
-      </w:hyperlink>
-      <w:r>
-        <w:rPr>
-          <w:lang w:val="zh_TW" w:bidi="zh_TW"/>
-        </w:rPr>
-        <w:t>、</w:t>
-      </w:r>
-      <w:hyperlink r:id="rId16">
-        <w:r>
-          <w:rPr>
-            <w:lang w:val="zh_TW" w:bidi="zh_TW"/>
-          </w:rPr>
-          <w:rPr>
-            <w:color w:val="0000EE"/>
-            <w:u w:val="single"/>
-          </w:rPr>
-          <w:t>24</w:t>
-        </w:r>
-      </w:hyperlink>
-      <w:r>
-        <w:rPr>
-          <w:lang w:val="zh_TW" w:bidi="zh_TW"/>
-        </w:rPr>
-        <w:t>）。他在曠野中帶頭反叛摩西和亞倫，指控他們自高，超過神的會眾之上（</w:t>
-      </w:r>
-      <w:hyperlink r:id="rId17">
-        <w:r>
-          <w:rPr>
-            <w:lang w:val="zh_TW" w:bidi="zh_TW"/>
-          </w:rPr>
-          <w:rPr>
-            <w:color w:val="0000EE"/>
-            <w:u w:val="single"/>
-          </w:rPr>
-          <w:t>民16:1–3</w:t>
-        </w:r>
-      </w:hyperlink>
-      <w:r>
-        <w:rPr>
-          <w:lang w:val="zh_TW" w:bidi="zh_TW"/>
-        </w:rPr>
-        <w:t>）。</w:t>
-        <w:br/>
-      </w:r>
-      <w:hyperlink r:id="rId18">
-        <w:r>
-          <w:rPr>
-            <w:lang w:val="zh_TW" w:bidi="zh_TW"/>
-          </w:rPr>
-          <w:rPr>
-            <w:color w:val="0000EE"/>
-            <w:u w:val="single"/>
-          </w:rPr>
-          <w:t>民數記十六章1節</w:t>
-        </w:r>
-      </w:hyperlink>
-      <w:r>
-        <w:rPr>
-          <w:lang w:val="zh_TW" w:bidi="zh_TW"/>
-        </w:rPr>
-        <w:t>也記載了另一場叛亂。呂便支派的兩兄弟大坍和亞比蘭，以及一個名叫安的人，都起來挑戰摩西的權柄。大坍和亞比蘭指控摩西自立為首領，又說他沒有把他們領進應許之地（</w:t>
-      </w:r>
-      <w:hyperlink r:id="rId19">
-        <w:r>
-          <w:rPr>
-            <w:lang w:val="zh_TW" w:bidi="zh_TW"/>
-          </w:rPr>
-          <w:rPr>
-            <w:color w:val="0000EE"/>
-            <w:u w:val="single"/>
-          </w:rPr>
-          <w:t>民16:12–14</w:t>
-        </w:r>
-      </w:hyperlink>
-      <w:r>
-        <w:rPr>
-          <w:lang w:val="zh_TW" w:bidi="zh_TW"/>
-        </w:rPr>
-        <w:t>）。這兩場叛亂的記載彼此交織在一起，以致難以完全區分。這兩次叛亂很可能是在同一時期發生的。</w:t>
-        <w:br/>
-      </w:r>
-      <w:r>
-        <w:rPr>
-          <w:lang w:val="zh_TW" w:bidi="zh_TW"/>
-        </w:rPr>
-        <w:t>摩西向可拉和他的同黨提出一項考驗。他們要在第二天拿著盛有火和香的香爐來到會幕前，神將藉此揀選誰是祂所認可的聖潔祭司（</w:t>
-      </w:r>
-      <w:hyperlink r:id="rId20">
-        <w:r>
-          <w:rPr>
-            <w:lang w:val="zh_TW" w:bidi="zh_TW"/>
-          </w:rPr>
-          <w:rPr>
-            <w:color w:val="0000EE"/>
-            <w:u w:val="single"/>
-          </w:rPr>
-          <w:t>民16:4–10</w:t>
-        </w:r>
-      </w:hyperlink>
-      <w:r>
-        <w:rPr>
-          <w:lang w:val="zh_TW" w:bidi="zh_TW"/>
-        </w:rPr>
-        <w:t>、</w:t>
-      </w:r>
-      <w:hyperlink r:id="rId20">
-        <w:r>
-          <w:rPr>
-            <w:lang w:val="zh_TW" w:bidi="zh_TW"/>
-          </w:rPr>
-          <w:rPr>
-            <w:color w:val="0000EE"/>
-            <w:u w:val="single"/>
-          </w:rPr>
-          <w:t>15–17</w:t>
-        </w:r>
-      </w:hyperlink>
-      <w:r>
-        <w:rPr>
-          <w:lang w:val="zh_TW" w:bidi="zh_TW"/>
-        </w:rPr>
-        <w:t>）。摩西責備可拉和他的同黨不是反對亞倫，而是背叛神（</w:t>
-      </w:r>
-      <w:hyperlink r:id="rId21">
-        <w:r>
-          <w:rPr>
-            <w:lang w:val="zh_TW" w:bidi="zh_TW"/>
-          </w:rPr>
-          <w:rPr>
-            <w:color w:val="0000EE"/>
-            <w:u w:val="single"/>
-          </w:rPr>
-          <w:t>民16:11</w:t>
-        </w:r>
-      </w:hyperlink>
-      <w:r>
-        <w:rPr>
-          <w:lang w:val="zh_TW" w:bidi="zh_TW"/>
-        </w:rPr>
-        <w:t>）。當這些人照著摩西的吩咐聚集時，神的榮光便向全會眾顯現。</w:t>
-        <w:br/>
-      </w:r>
-      <w:r>
-        <w:rPr>
-          <w:lang w:val="zh_TW" w:bidi="zh_TW"/>
-        </w:rPr>
-        <w:t>神吩咐摩西，要他告訴會眾遠離可拉、大坍和亞比蘭的帳棚（</w:t>
-      </w:r>
-      <w:hyperlink r:id="rId22">
-        <w:r>
-          <w:rPr>
-            <w:lang w:val="zh_TW" w:bidi="zh_TW"/>
-          </w:rPr>
-          <w:rPr>
-            <w:color w:val="0000EE"/>
-            <w:u w:val="single"/>
-          </w:rPr>
-          <w:t>民16:19–24</w:t>
-        </w:r>
-      </w:hyperlink>
-      <w:r>
-        <w:rPr>
-          <w:lang w:val="zh_TW" w:bidi="zh_TW"/>
-        </w:rPr>
-        <w:t>）。摩西提出一個考驗，以證明自己的權柄。然而，當他說話的時候，地裂開了，把所有叛亂的人、他們的家人和財物都吞下去。那250個獻香的人則被火燒滅。其餘的以色列人十分恐懼，紛紛逃離現場（</w:t>
-      </w:r>
-      <w:hyperlink r:id="rId23">
-        <w:r>
-          <w:rPr>
-            <w:lang w:val="zh_TW" w:bidi="zh_TW"/>
-          </w:rPr>
-          <w:rPr>
-            <w:color w:val="0000EE"/>
-            <w:u w:val="single"/>
-          </w:rPr>
-          <w:t>民16:31–35</w:t>
-        </w:r>
-      </w:hyperlink>
-      <w:r>
-        <w:rPr>
-          <w:lang w:val="zh_TW" w:bidi="zh_TW"/>
-        </w:rPr>
-        <w:t>）。不過，</w:t>
-      </w:r>
-      <w:hyperlink r:id="rId24">
-        <w:r>
-          <w:rPr>
-            <w:lang w:val="zh_TW" w:bidi="zh_TW"/>
-          </w:rPr>
-          <w:rPr>
-            <w:color w:val="0000EE"/>
-            <w:u w:val="single"/>
-          </w:rPr>
-          <w:t>民數記二十六章11節</w:t>
-        </w:r>
-      </w:hyperlink>
-      <w:r>
-        <w:rPr>
-          <w:lang w:val="zh_TW" w:bidi="zh_TW"/>
-        </w:rPr>
-        <w:t>補充說：「可拉的眾子沒有死亡。」</w:t>
-        <w:br/>
-      </w:r>
-      <w:r>
-        <w:rPr>
-          <w:lang w:val="zh_TW" w:bidi="zh_TW"/>
-        </w:rPr>
-        <w:t>接著，神藉著摩西吩咐亞倫的兒子以利亞撒，把那些死者的香爐收起來，錘成薄片包在祭壇上。這樣做是要提醒以色列人：只有亞倫的後裔祭司才可以在神面前燒香；其他人若擅自這樣做，必遭遇與可拉及其同黨相同的下場（</w:t>
-      </w:r>
-      <w:hyperlink r:id="rId25">
-        <w:r>
-          <w:rPr>
-            <w:lang w:val="zh_TW" w:bidi="zh_TW"/>
-          </w:rPr>
-          <w:rPr>
-            <w:color w:val="0000EE"/>
-            <w:u w:val="single"/>
-          </w:rPr>
-          <w:t>民16:36–40</w:t>
-        </w:r>
-      </w:hyperlink>
-      <w:r>
-        <w:rPr>
-          <w:lang w:val="zh_TW" w:bidi="zh_TW"/>
-        </w:rPr>
-        <w:t>）。</w:t>
-        <w:br/>
-      </w:r>
-      <w:r>
-        <w:rPr>
-          <w:lang w:val="zh_TW" w:bidi="zh_TW"/>
-        </w:rPr>
-        <w:t>第二天，百姓又向摩西和亞倫發怨言，指控他們殺害了神的百姓。即使可拉和他的同黨遭遇了那樣的審判，他們仍不相信神已表明摩西和亞倫才是真正的領袖。由於百姓再次反抗，神便宣告要滅絕全體百姓，並降下瘟疫。摩西為百姓代求，使災禍不再繼續蔓延。然而，仍有14,700名以色列人死於瘟疫（</w:t>
-      </w:r>
-      <w:hyperlink r:id="rId26">
-        <w:r>
-          <w:rPr>
-            <w:lang w:val="zh_TW" w:bidi="zh_TW"/>
-          </w:rPr>
-          <w:rPr>
-            <w:color w:val="0000EE"/>
-            <w:u w:val="single"/>
-          </w:rPr>
-          <w:t>民16:41–50</w:t>
-        </w:r>
-      </w:hyperlink>
-      <w:r>
-        <w:rPr>
-          <w:lang w:val="zh_TW" w:bidi="zh_TW"/>
-        </w:rPr>
-        <w:t>）。新約聖經最後一次提到可拉黨叛逆的事，是在</w:t>
-      </w:r>
-      <w:hyperlink r:id="rId27">
-        <w:r>
-          <w:rPr>
-            <w:lang w:val="zh_TW" w:bidi="zh_TW"/>
-          </w:rPr>
-          <w:rPr>
-            <w:color w:val="0000EE"/>
-            <w:u w:val="single"/>
-          </w:rPr>
-          <w:t>猶大書11節</w:t>
-        </w:r>
-      </w:hyperlink>
-      <w:r>
-        <w:rPr>
-          <w:lang w:val="zh_TW" w:bidi="zh_TW"/>
-        </w:rPr>
-        <w:t>。</w:t>
-        <w:br/>
-      </w:r>
-      <w:r>
-        <w:rPr>
-          <w:i/>
-          <w:lang w:val="zh_TW" w:bidi="zh_TW"/>
-        </w:rPr>
-        <w:t>另見</w:t>
-      </w:r>
-      <w:r>
-        <w:rPr>
-          <w:lang w:val="zh_TW" w:bidi="zh_TW"/>
-        </w:rPr>
-        <w:t xml:space="preserve"> </w:t>
-      </w:r>
-      <w:r>
-        <w:rPr>
-          <w:lang w:val="zh_TW" w:bidi="zh_TW"/>
-        </w:rPr>
-        <w:t>可拉人，可拉族</w:t>
-      </w:r>
-      <w:r>
-        <w:rPr>
-          <w:lang w:val="zh_TW" w:bidi="zh_TW"/>
-        </w:rPr>
-        <w:t>。</w:t>
-      </w:r>
-    </w:p>
-    <w:p>
-      <w:pPr>
-        <w:pStyle w:val="ListNumber"/>
-        <w:spacing w:line="240" w:lineRule="auto"/>
-        <w:ind w:left="720"/>
-      </w:pPr>
-      <w:r>
-        <w:rPr>
-          <w:lang w:val="zh_TW" w:bidi="zh_TW"/>
-        </w:rPr>
-      </w:r>
-      <w:r>
-        <w:rPr>
-          <w:lang w:val="zh_TW" w:bidi="zh_TW"/>
-        </w:rPr>
-        <w:t>希伯崙的長子，列在迦勒家族的家譜中（</w:t>
-      </w:r>
-      <w:hyperlink r:id="rId28">
-        <w:r>
-          <w:rPr>
-            <w:lang w:val="zh_TW" w:bidi="zh_TW"/>
-          </w:rPr>
-          <w:rPr>
-            <w:color w:val="0000EE"/>
-            <w:u w:val="single"/>
-          </w:rPr>
-          <w:t>代上2:43</w:t>
-        </w:r>
-      </w:hyperlink>
-      <w:r>
-        <w:rPr>
-          <w:lang w:val="zh_TW" w:bidi="zh_TW"/>
-        </w:rPr>
-        <w:t>）。有人認為這裡所提的不是人名，而是地名，可能是猶大境內的一座城。</w:t>
-      </w:r>
-    </w:p>
-    <w:p>
-      <w:pPr>
-        <w:pStyle w:val="ListNumber"/>
-        <w:spacing w:line="240" w:lineRule="auto"/>
-        <w:ind w:left="720"/>
-      </w:pPr>
-      <w:r>
-        <w:rPr>
-          <w:lang w:val="zh_TW" w:bidi="zh_TW"/>
-        </w:rPr>
-      </w:r>
-      <w:r>
-        <w:rPr>
-          <w:lang w:val="zh_TW" w:bidi="zh_TW"/>
-        </w:rPr>
-        <w:t>亞米拿達的兒子，哥轄的孫子；哥轄是利未的第二個兒子（</w:t>
-      </w:r>
-      <w:hyperlink r:id="rId29">
-        <w:r>
-          <w:rPr>
-            <w:lang w:val="zh_TW" w:bidi="zh_TW"/>
-          </w:rPr>
-          <w:rPr>
-            <w:color w:val="0000EE"/>
-            <w:u w:val="single"/>
-          </w:rPr>
-          <w:t>代上6:22</w:t>
-        </w:r>
-      </w:hyperlink>
-      <w:r>
-        <w:rPr>
-          <w:lang w:val="zh_TW" w:bidi="zh_TW"/>
-        </w:rPr>
-        <w:t>）。</w:t>
-      </w:r>
-      <w:r>
-        <w:rPr>
-          <w:lang w:val="zh_TW" w:bidi="zh_TW"/>
-        </w:rPr>
-      </w:r>
-      <w:r>
-        <w:rPr>
-          <w:lang w:val="zh_TW" w:bidi="zh_TW"/>
-        </w:rPr>
       </w:r>
     </w:p>
     <w:p>
@@ -764,808 +418,35 @@
           <w:lang w:val="zh_TW" w:bidi="zh_TW"/>
         </w:rPr>
       </w:r>
-    </w:p>
-    <w:p>
-      <w:pPr>
-        <w:pStyle w:val="Heading2"/>
-      </w:pPr>
-      <w:r>
-        <w:rPr>
-          <w:lang w:val="zh_TW" w:bidi="zh_TW"/>
-        </w:rPr>
-        <w:t>克里特</w:t>
-      </w:r>
-      <w:r>
-        <w:rPr>
-          <w:lang w:val="zh_TW" w:bidi="zh_TW"/>
-        </w:rPr>
-      </w:r>
-    </w:p>
-    <w:p>
-      <w:pPr/>
-      <w:r>
-        <w:rPr>
-          <w:lang w:val="zh_TW" w:bidi="zh_TW"/>
-        </w:rPr>
-      </w:r>
-      <w:r>
-        <w:rPr>
-          <w:lang w:val="zh_TW" w:bidi="zh_TW"/>
-        </w:rPr>
-        <w:t>地中海第四大島嶼，位於希臘東南約60英里（或97公里），土耳其西南約110英里（或177公里）處。它從東到西全長160英里（或257.4公里）。寬度約36英里（或58公里），面積為3,200平方英里（或5,149平方公里）。島上有一條山脈，中央是神聖的伊達山（海拔9,000英尺或2,742米）。這些山脈陡峭地延伸到南海岸，因此大多數居民居住在較為平緩的北坡上。</w:t>
-      </w:r>
-    </w:p>
-    <w:p>
-      <w:pPr/>
-      <w:r>
-        <w:rPr>
-          <w:lang w:val="zh_TW" w:bidi="zh_TW"/>
-        </w:rPr>
-      </w:r>
-      <w:r>
-        <w:rPr>
-          <w:lang w:val="zh_TW" w:bidi="zh_TW"/>
-        </w:rPr>
-        <w:t>克里特島在基督教會的歷史上具有重要意義。當保羅作為囚犯前往羅馬時，船在佳澳避風港避風（</w:t>
-      </w:r>
-      <w:hyperlink r:id="rId30">
-        <w:r>
-          <w:rPr>
-            <w:lang w:val="zh_TW" w:bidi="zh_TW"/>
-          </w:rPr>
-          <w:rPr>
-            <w:color w:val="0000EE"/>
-            <w:u w:val="single"/>
-          </w:rPr>
-          <w:t>徒27:8</w:t>
-        </w:r>
-      </w:hyperlink>
-      <w:r>
-        <w:rPr>
-          <w:lang w:val="zh_TW" w:bidi="zh_TW"/>
-        </w:rPr>
-        <w:t>）。船試圖到達更大的港口菲尼基（</w:t>
-      </w:r>
-      <w:hyperlink r:id="rId31">
-        <w:r>
-          <w:rPr>
-            <w:lang w:val="zh_TW" w:bidi="zh_TW"/>
-          </w:rPr>
-          <w:rPr>
-            <w:color w:val="0000EE"/>
-            <w:u w:val="single"/>
-          </w:rPr>
-          <w:t>12</w:t>
-        </w:r>
-      </w:hyperlink>
-      <w:r>
-        <w:rPr>
-          <w:lang w:val="zh_TW" w:bidi="zh_TW"/>
-        </w:rPr>
-        <w:t>節），但被暴風吹離航線，並在克里特西南海岸的一個名為高大島的地方避風（</w:t>
-      </w:r>
-      <w:hyperlink r:id="rId32">
-        <w:r>
-          <w:rPr>
-            <w:lang w:val="zh_TW" w:bidi="zh_TW"/>
-          </w:rPr>
-          <w:rPr>
-            <w:color w:val="0000EE"/>
-            <w:u w:val="single"/>
-          </w:rPr>
-          <w:t>16</w:t>
-        </w:r>
-      </w:hyperlink>
-      <w:r>
-        <w:rPr>
-          <w:lang w:val="zh_TW" w:bidi="zh_TW"/>
-        </w:rPr>
-        <w:t>節）。保羅在羅馬監禁後可能到訪過克里特島，因為他在給提多的信中說：「我從前留你在克里特」（</w:t>
-      </w:r>
-      <w:hyperlink r:id="rId33">
-        <w:r>
-          <w:rPr>
-            <w:lang w:val="zh_TW" w:bidi="zh_TW"/>
-          </w:rPr>
-          <w:rPr>
-            <w:color w:val="0000EE"/>
-            <w:u w:val="single"/>
-          </w:rPr>
-          <w:t>多1:5</w:t>
-        </w:r>
-      </w:hyperlink>
-      <w:r>
-        <w:rPr>
-          <w:lang w:val="zh_TW" w:bidi="zh_TW"/>
-        </w:rPr>
-        <w:t>）。基於此和其他證據，許多學者認為保羅在第二次監禁及處決之前已獲釋，並有一段長期的事工（</w:t>
-      </w:r>
-      <w:hyperlink r:id="rId34">
-        <w:r>
-          <w:rPr>
-            <w:lang w:val="zh_TW" w:bidi="zh_TW"/>
-          </w:rPr>
-          <w:rPr>
-            <w:color w:val="0000EE"/>
-            <w:u w:val="single"/>
-          </w:rPr>
-          <w:t>提後4:6</w:t>
-        </w:r>
-      </w:hyperlink>
-      <w:r>
-        <w:rPr>
-          <w:lang w:val="zh_TW" w:bidi="zh_TW"/>
-        </w:rPr>
-        <w:t>）。保羅對克里特島的人評價不高，他引用他們自己的一位詩人說他們是「常說謊話，乃是惡獸，又饞又懶。」（</w:t>
-      </w:r>
-      <w:hyperlink r:id="rId35">
-        <w:r>
-          <w:rPr>
-            <w:lang w:val="zh_TW" w:bidi="zh_TW"/>
-          </w:rPr>
-          <w:rPr>
-            <w:color w:val="0000EE"/>
-            <w:u w:val="single"/>
-          </w:rPr>
-          <w:t>提1:12</w:t>
-        </w:r>
-      </w:hyperlink>
-      <w:r>
-        <w:rPr>
-          <w:lang w:val="zh_TW" w:bidi="zh_TW"/>
-        </w:rPr>
-        <w:t>）。但福音在那裡必定產生了相當大的影響，因為今天提多的名字在當地許多村莊、教堂和修道院中備受尊崇。</w:t>
-      </w:r>
-    </w:p>
-    <w:p>
-      <w:pPr/>
-      <w:r>
-        <w:rPr>
-          <w:lang w:val="zh_TW" w:bidi="zh_TW"/>
-        </w:rPr>
-      </w:r>
-      <w:r>
-        <w:rPr>
-          <w:lang w:val="zh_TW" w:bidi="zh_TW"/>
-        </w:rPr>
-        <w:t>由於其地理位置和土地相對肥沃，克里特島在戰爭和商業上具有重要價值。該島於公元前67年被羅馬征服，成為一個獨立的省份。居民在羅馬人和後來的希臘基督徒（拜占庭人）統治下繁榮昌盛。撒拉遜人（穆斯林）佔領該島超過一個世紀（公元823–960年）。經歷了數個世紀的基督徒領導後，它被土耳其蘇丹征服，文明逐漸衰退（公元1669–1898年）。在公元20世紀，克里特島一直是希臘的一部分，僅在第二次世界大戰期間被德國佔領過一段時間。</w:t>
-      </w:r>
-      <w:r>
-        <w:rPr>
-          <w:lang w:val="zh_TW" w:bidi="zh_TW"/>
-        </w:rPr>
-      </w:r>
-      <w:r>
-        <w:rPr>
-          <w:lang w:val="zh_TW" w:bidi="zh_TW"/>
-        </w:rPr>
-      </w:r>
-    </w:p>
-    <w:p>
-      <w:pPr/>
-      <w:r>
-        <w:rPr>
-          <w:lang w:val="zh_TW" w:bidi="zh_TW"/>
-        </w:rPr>
-      </w:r>
-    </w:p>
-    <w:p>
-      <w:pPr>
-        <w:pStyle w:val="Heading2"/>
-      </w:pPr>
-      <w:r>
-        <w:rPr>
-          <w:lang w:val="zh_TW" w:bidi="zh_TW"/>
-        </w:rPr>
-        <w:t>克斯塔</w:t>
-      </w:r>
-      <w:r>
-        <w:rPr>
-          <w:lang w:val="zh_TW" w:bidi="zh_TW"/>
-        </w:rPr>
-      </w:r>
-    </w:p>
-    <w:p>
-      <w:pPr/>
-      <w:r>
-        <w:rPr>
-          <w:lang w:val="zh_TW" w:bidi="zh_TW"/>
-        </w:rPr>
-      </w:r>
-      <w:r>
-        <w:rPr>
-          <w:lang w:val="zh_TW" w:bidi="zh_TW"/>
-        </w:rPr>
-        <w:t>一種價值不詳的重量單位（</w:t>
-      </w:r>
-      <w:hyperlink r:id="rId36">
-        <w:r>
-          <w:rPr>
-            <w:lang w:val="zh_TW" w:bidi="zh_TW"/>
-          </w:rPr>
-          <w:rPr>
-            <w:color w:val="0000EE"/>
-            <w:u w:val="single"/>
-          </w:rPr>
-          <w:t>創33:19</w:t>
-        </w:r>
-      </w:hyperlink>
-      <w:r>
-        <w:rPr>
-          <w:lang w:val="zh_TW" w:bidi="zh_TW"/>
-        </w:rPr>
-        <w:t>；</w:t>
-      </w:r>
-      <w:hyperlink r:id="rId37">
-        <w:r>
-          <w:rPr>
-            <w:lang w:val="zh_TW" w:bidi="zh_TW"/>
-          </w:rPr>
-          <w:rPr>
-            <w:color w:val="0000EE"/>
-            <w:u w:val="single"/>
-          </w:rPr>
-          <w:t>書24:32</w:t>
-        </w:r>
-      </w:hyperlink>
-      <w:r>
-        <w:rPr>
-          <w:lang w:val="zh_TW" w:bidi="zh_TW"/>
-        </w:rPr>
-        <w:t>；</w:t>
-      </w:r>
-      <w:hyperlink r:id="rId38">
-        <w:r>
-          <w:rPr>
-            <w:lang w:val="zh_TW" w:bidi="zh_TW"/>
-          </w:rPr>
-          <w:rPr>
-            <w:color w:val="0000EE"/>
-            <w:u w:val="single"/>
-          </w:rPr>
-          <w:t>伯42:11</w:t>
-        </w:r>
-      </w:hyperlink>
-      <w:r>
-        <w:rPr>
-          <w:lang w:val="zh_TW" w:bidi="zh_TW"/>
-        </w:rPr>
-        <w:t>；和合本譯為：銀子）。</w:t>
-      </w:r>
-    </w:p>
-    <w:p>
-      <w:pPr/>
-      <w:r>
-        <w:rPr>
-          <w:lang w:val="zh_TW" w:bidi="zh_TW"/>
-        </w:rPr>
-      </w:r>
-      <w:r>
-        <w:rPr>
-          <w:i/>
-          <w:lang w:val="zh_TW" w:bidi="zh_TW"/>
-        </w:rPr>
-        <w:t>見</w:t>
-      </w:r>
-      <w:r>
-        <w:rPr>
-          <w:lang w:val="zh_TW" w:bidi="zh_TW"/>
-        </w:rPr>
-        <w:t xml:space="preserve"> </w:t>
-      </w:r>
-      <w:r>
-        <w:rPr>
-          <w:lang w:val="zh_TW" w:bidi="zh_TW"/>
-        </w:rPr>
-        <w:t>銀子（Money）</w:t>
-      </w:r>
-      <w:r>
-        <w:rPr>
-          <w:lang w:val="zh_TW" w:bidi="zh_TW"/>
-        </w:rPr>
-        <w:t>。</w:t>
-      </w:r>
-      <w:r>
-        <w:rPr>
-          <w:lang w:val="zh_TW" w:bidi="zh_TW"/>
-        </w:rPr>
-      </w:r>
-      <w:r>
-        <w:rPr>
-          <w:lang w:val="zh_TW" w:bidi="zh_TW"/>
-        </w:rPr>
-      </w:r>
-    </w:p>
-    <w:p>
-      <w:pPr/>
-      <w:r>
-        <w:rPr>
-          <w:lang w:val="zh_TW" w:bidi="zh_TW"/>
-        </w:rPr>
-      </w:r>
-    </w:p>
-    <w:p>
-      <w:pPr>
-        <w:pStyle w:val="Heading2"/>
-      </w:pPr>
-      <w:r>
-        <w:rPr>
-          <w:lang w:val="zh_TW" w:bidi="zh_TW"/>
-        </w:rPr>
-        <w:t>客店</w:t>
-      </w:r>
-      <w:r>
-        <w:rPr>
-          <w:lang w:val="zh_TW" w:bidi="zh_TW"/>
-        </w:rPr>
-      </w:r>
-    </w:p>
-    <w:p>
-      <w:pPr/>
-      <w:r>
-        <w:rPr>
-          <w:lang w:val="zh_TW" w:bidi="zh_TW"/>
-        </w:rPr>
-      </w:r>
-      <w:r>
-        <w:rPr>
-          <w:lang w:val="zh_TW" w:bidi="zh_TW"/>
-        </w:rPr>
-        <w:t>客店是供旅人行程中過夜歇息的地方。後來，客店的形式有所改變，從簡單的避身之所，逐漸發展成較接近今日旅館的場所。</w:t>
-      </w:r>
-    </w:p>
-    <w:p>
-      <w:pPr>
-        <w:pStyle w:val="Heading3"/>
-      </w:pPr>
-      <w:r>
-        <w:rPr>
-          <w:lang w:val="zh_TW" w:bidi="zh_TW"/>
-        </w:rPr>
-        <w:t>舊約聖經中的客店</w:t>
-      </w:r>
-    </w:p>
-    <w:p>
-      <w:pPr/>
-      <w:r>
-        <w:rPr>
-          <w:lang w:val="zh_TW" w:bidi="zh_TW"/>
-        </w:rPr>
-      </w:r>
-      <w:r>
-        <w:rPr>
-          <w:lang w:val="zh_TW" w:bidi="zh_TW"/>
-        </w:rPr>
-        <w:t>在較早期的英文聖經譯本中，客店（inn）一詞在舊約聖經裡出現三次。其中兩次是記載約瑟的兄弟在往返埃及與迦南的途中，於夜間歇息（</w:t>
-      </w:r>
-      <w:hyperlink r:id="rId39">
-        <w:r>
-          <w:rPr>
-            <w:lang w:val="zh_TW" w:bidi="zh_TW"/>
-          </w:rPr>
-          <w:rPr>
-            <w:color w:val="0000EE"/>
-            <w:u w:val="single"/>
-          </w:rPr>
-          <w:t>創42:27</w:t>
-        </w:r>
-      </w:hyperlink>
-      <w:r>
-        <w:rPr>
-          <w:lang w:val="zh_TW" w:bidi="zh_TW"/>
-        </w:rPr>
-        <w:t>，</w:t>
-      </w:r>
-      <w:hyperlink r:id="rId40">
-        <w:r>
-          <w:rPr>
-            <w:lang w:val="zh_TW" w:bidi="zh_TW"/>
-          </w:rPr>
-          <w:rPr>
-            <w:color w:val="0000EE"/>
-            <w:u w:val="single"/>
-          </w:rPr>
-          <w:t>43:21</w:t>
-        </w:r>
-      </w:hyperlink>
-      <w:r>
-        <w:rPr>
-          <w:lang w:val="zh_TW" w:bidi="zh_TW"/>
-        </w:rPr>
-        <w:t>；譯註：和合本譯為「住宿的地方」）。第三次出現是在摩西從米甸返回埃及、要帶領以色列的百姓時（</w:t>
-      </w:r>
-      <w:hyperlink r:id="rId41">
-        <w:r>
-          <w:rPr>
-            <w:lang w:val="zh_TW" w:bidi="zh_TW"/>
-          </w:rPr>
-          <w:rPr>
-            <w:color w:val="0000EE"/>
-            <w:u w:val="single"/>
-          </w:rPr>
-          <w:t>出4:24</w:t>
-        </w:r>
-      </w:hyperlink>
-      <w:r>
-        <w:rPr>
-          <w:lang w:val="zh_TW" w:bidi="zh_TW"/>
-        </w:rPr>
-        <w:t>；譯註：和合本譯為「住宿的地方」）。</w:t>
-      </w:r>
-    </w:p>
-    <w:p>
-      <w:pPr/>
-      <w:r>
-        <w:rPr>
-          <w:lang w:val="zh_TW" w:bidi="zh_TW"/>
-        </w:rPr>
-      </w:r>
-      <w:r>
-        <w:rPr>
-          <w:lang w:val="zh_TW" w:bidi="zh_TW"/>
-        </w:rPr>
-        <w:t>有些英文譯本將這些經文全都譯為住宿的地方（lodging place）。在亞伯拉罕與摩西的時代，近東地區並沒有我們今日所理解的客店。我們對客店的概念是指旅人可以付費住宿的公共場所。</w:t>
-      </w:r>
-    </w:p>
-    <w:p>
-      <w:pPr/>
-      <w:r>
-        <w:rPr>
-          <w:lang w:val="zh_TW" w:bidi="zh_TW"/>
-        </w:rPr>
-      </w:r>
-      <w:r>
-        <w:rPr>
-          <w:lang w:val="zh_TW" w:bidi="zh_TW"/>
-        </w:rPr>
-        <w:t>在有人定居的地區，旅人通常可以期待當地居民接待他們、提供住宿之處。在整個近東，為旅人提供住宿是一項重要的責任（見</w:t>
-      </w:r>
-      <w:hyperlink r:id="rId42">
-        <w:r>
-          <w:rPr>
-            <w:lang w:val="zh_TW" w:bidi="zh_TW"/>
-          </w:rPr>
-          <w:rPr>
-            <w:color w:val="0000EE"/>
-            <w:u w:val="single"/>
-          </w:rPr>
-          <w:t>創19:1–3</w:t>
-        </w:r>
-      </w:hyperlink>
-      <w:r>
-        <w:rPr>
-          <w:lang w:val="zh_TW" w:bidi="zh_TW"/>
-        </w:rPr>
-        <w:t>；</w:t>
-      </w:r>
-      <w:hyperlink r:id="rId43">
-        <w:r>
-          <w:rPr>
-            <w:lang w:val="zh_TW" w:bidi="zh_TW"/>
-          </w:rPr>
-          <w:rPr>
-            <w:color w:val="0000EE"/>
-            <w:u w:val="single"/>
-          </w:rPr>
-          <w:t>士19:15–21</w:t>
-        </w:r>
-      </w:hyperlink>
-      <w:r>
-        <w:rPr>
-          <w:lang w:val="zh_TW" w:bidi="zh_TW"/>
-        </w:rPr>
-        <w:t>）。在荒涼無人的地方，旅人就自己搭建住處（</w:t>
-      </w:r>
-      <w:hyperlink r:id="rId44">
-        <w:r>
-          <w:rPr>
-            <w:lang w:val="zh_TW" w:bidi="zh_TW"/>
-          </w:rPr>
-          <w:rPr>
-            <w:color w:val="0000EE"/>
-            <w:u w:val="single"/>
-          </w:rPr>
-          <w:t>創28:11</w:t>
-        </w:r>
-      </w:hyperlink>
-      <w:r>
-        <w:rPr>
-          <w:lang w:val="zh_TW" w:bidi="zh_TW"/>
-        </w:rPr>
-        <w:t>），也會自行攜帶食物（</w:t>
-      </w:r>
-      <w:hyperlink r:id="rId45">
-        <w:r>
-          <w:rPr>
-            <w:lang w:val="zh_TW" w:bidi="zh_TW"/>
-          </w:rPr>
-          <w:rPr>
-            <w:color w:val="0000EE"/>
-            <w:u w:val="single"/>
-          </w:rPr>
-          <w:t>書9:11–13</w:t>
-        </w:r>
-      </w:hyperlink>
-      <w:r>
-        <w:rPr>
-          <w:lang w:val="zh_TW" w:bidi="zh_TW"/>
-        </w:rPr>
-        <w:t>）。</w:t>
-      </w:r>
-    </w:p>
-    <w:p>
-      <w:pPr/>
-      <w:r>
-        <w:rPr>
-          <w:lang w:val="zh_TW" w:bidi="zh_TW"/>
-        </w:rPr>
-      </w:r>
-      <w:r>
-        <w:rPr>
-          <w:lang w:val="zh_TW" w:bidi="zh_TW"/>
-        </w:rPr>
-        <w:t>我們不確定真正的客店何時在巴勒斯坦出現。有些人認為客店的概念來自外地，因為猶太人用來表示「客店」的詞語源自希臘文與拉丁文。較早的文獻，如他爾根（Targum）和約瑟夫（Josephus，</w:t>
-      </w:r>
-      <w:r>
-        <w:rPr>
-          <w:i/>
-          <w:lang w:val="zh_TW" w:bidi="zh_TW"/>
-        </w:rPr>
-        <w:t>猶太古史記</w:t>
-      </w:r>
-      <w:r>
-        <w:rPr>
-          <w:lang w:val="zh_TW" w:bidi="zh_TW"/>
-        </w:rPr>
-        <w:t xml:space="preserve"> 5.1.12）都將喇合稱為開客店的人（</w:t>
-      </w:r>
-      <w:hyperlink r:id="rId46">
-        <w:r>
-          <w:rPr>
-            <w:lang w:val="zh_TW" w:bidi="zh_TW"/>
-          </w:rPr>
-          <w:rPr>
-            <w:color w:val="0000EE"/>
-            <w:u w:val="single"/>
-          </w:rPr>
-          <w:t>書2:1</w:t>
-        </w:r>
-      </w:hyperlink>
-      <w:r>
-        <w:rPr>
-          <w:lang w:val="zh_TW" w:bidi="zh_TW"/>
-        </w:rPr>
-        <w:t>）。不過，在約書亞的時代，很可能尚未存在真正意義上的客店。然而，在近東地區可以找到相似的例子，有些婦女經營某種場所，為旅人同時提供住宿與性服務。</w:t>
-      </w:r>
-    </w:p>
-    <w:p>
-      <w:pPr>
-        <w:pStyle w:val="Heading3"/>
-      </w:pPr>
-      <w:r>
-        <w:rPr>
-          <w:lang w:val="zh_TW" w:bidi="zh_TW"/>
-        </w:rPr>
-        <w:t>新約聖經中的客店</w:t>
-      </w:r>
-    </w:p>
-    <w:p>
-      <w:pPr/>
-      <w:r>
-        <w:rPr>
-          <w:lang w:val="zh_TW" w:bidi="zh_TW"/>
-        </w:rPr>
-      </w:r>
-      <w:r>
-        <w:rPr>
-          <w:lang w:val="zh_TW" w:bidi="zh_TW"/>
-        </w:rPr>
-        <w:t>我們知道，希臘式的客店早在公元前5世紀就已存在，並且在受希臘文化影響的地區逐漸普及。這類客店通常環境不太舒適，也缺乏安全保障。</w:t>
-      </w:r>
-    </w:p>
-    <w:p>
-      <w:pPr/>
-      <w:r>
-        <w:rPr>
-          <w:lang w:val="zh_TW" w:bidi="zh_TW"/>
-        </w:rPr>
-      </w:r>
-      <w:r>
-        <w:rPr>
-          <w:lang w:val="zh_TW" w:bidi="zh_TW"/>
-        </w:rPr>
-        <w:t>這種有「店主」的「客店」，正是好撒馬利亞人將遭搶劫的人帶去的地方（</w:t>
-      </w:r>
-      <w:hyperlink r:id="rId47">
-        <w:r>
-          <w:rPr>
-            <w:lang w:val="zh_TW" w:bidi="zh_TW"/>
-          </w:rPr>
-          <w:rPr>
-            <w:color w:val="0000EE"/>
-            <w:u w:val="single"/>
-          </w:rPr>
-          <w:t>路10:34–35</w:t>
-        </w:r>
-      </w:hyperlink>
-      <w:r>
-        <w:rPr>
-          <w:lang w:val="zh_TW" w:bidi="zh_TW"/>
-        </w:rPr>
-        <w:t>）。這類客店很可能類似汗舍（khan，城內的小型客店）或商隊驛站（caravansary，位於城的邊緣、特別設在貿易路線旁的較大型客店）。這些設施可見於敘利亞一帶的貿易路線上，長期以來都相當常見。</w:t>
-      </w:r>
-    </w:p>
-    <w:p>
-      <w:pPr/>
-      <w:r>
-        <w:rPr>
-          <w:lang w:val="zh_TW" w:bidi="zh_TW"/>
-        </w:rPr>
-      </w:r>
-      <w:r>
-        <w:rPr>
-          <w:lang w:val="zh_TW" w:bidi="zh_TW"/>
-        </w:rPr>
-        <w:t>這些客店多半是方形建築，中間設有露天的院子，提供水源與遮蔽之處，但旅人通常自備食物，有時也會帶著自己的鋪蓋。好撒馬利亞人顯然期待店主照顧那位受傷的人。至於這種作法是否屬於常態，或只是因為情況緊急而採取的特例，則不容易判斷。</w:t>
-      </w:r>
-    </w:p>
-    <w:p>
-      <w:pPr/>
-      <w:r>
-        <w:rPr>
-          <w:lang w:val="zh_TW" w:bidi="zh_TW"/>
-        </w:rPr>
-      </w:r>
-      <w:r>
-        <w:rPr>
-          <w:lang w:val="zh_TW" w:bidi="zh_TW"/>
-        </w:rPr>
-        <w:t>耶穌在好撒馬利亞人的比喻中所提到的那間客店，人們長久以來認為它就是哈特魯爾汗舍（Khan Hathrur）。它位於耶路撒冷與耶利哥之間的中途位置。不過，現今所見的建築，很可能只是在同一地點先後興建的多座建築之一。</w:t>
-      </w:r>
-    </w:p>
-    <w:p>
-      <w:pPr/>
-      <w:r>
-        <w:rPr>
-          <w:lang w:val="zh_TW" w:bidi="zh_TW"/>
-        </w:rPr>
-      </w:r>
-      <w:r>
-        <w:rPr>
-          <w:lang w:val="zh_TW" w:bidi="zh_TW"/>
-        </w:rPr>
-        <w:t>新約聖經中還有兩處著名的經文，提到不同類型的住宿之處。第一，來自羅馬的基督徒在三館這個歇腳之處迎接身為囚犯的保羅，三館距離羅馬約53公里（33英里），是兩條道路交會的地方（</w:t>
-      </w:r>
-      <w:hyperlink r:id="rId48">
-        <w:r>
-          <w:rPr>
-            <w:lang w:val="zh_TW" w:bidi="zh_TW"/>
-          </w:rPr>
-          <w:rPr>
-            <w:color w:val="0000EE"/>
-            <w:u w:val="single"/>
-          </w:rPr>
-          <w:t>徒28:15</w:t>
-        </w:r>
-      </w:hyperlink>
-      <w:r>
-        <w:rPr>
-          <w:lang w:val="zh_TW" w:bidi="zh_TW"/>
-        </w:rPr>
-        <w:t>）。第二，是那間沒有地方接待約瑟和馬利亞的「客店」（</w:t>
-      </w:r>
-      <w:hyperlink r:id="rId49">
-        <w:r>
-          <w:rPr>
-            <w:lang w:val="zh_TW" w:bidi="zh_TW"/>
-          </w:rPr>
-          <w:rPr>
-            <w:color w:val="0000EE"/>
-            <w:u w:val="single"/>
-          </w:rPr>
-          <w:t>路2:7</w:t>
-        </w:r>
-      </w:hyperlink>
-      <w:r>
-        <w:rPr>
-          <w:lang w:val="zh_TW" w:bidi="zh_TW"/>
-        </w:rPr>
-        <w:t>）。這個詞語在某些英文譯本中譯為客房（guestchamber），而另一些譯本則譯為客房（guest room）（</w:t>
-      </w:r>
-      <w:hyperlink r:id="rId50">
-        <w:r>
-          <w:rPr>
-            <w:lang w:val="zh_TW" w:bidi="zh_TW"/>
-          </w:rPr>
-          <w:rPr>
-            <w:color w:val="0000EE"/>
-            <w:u w:val="single"/>
-          </w:rPr>
-          <w:t>可14:14</w:t>
-        </w:r>
-      </w:hyperlink>
-      <w:r>
-        <w:rPr>
-          <w:lang w:val="zh_TW" w:bidi="zh_TW"/>
-        </w:rPr>
-        <w:t>；</w:t>
-      </w:r>
-      <w:hyperlink r:id="rId51">
-        <w:r>
-          <w:rPr>
-            <w:lang w:val="zh_TW" w:bidi="zh_TW"/>
-          </w:rPr>
-          <w:rPr>
-            <w:color w:val="0000EE"/>
-            <w:u w:val="single"/>
-          </w:rPr>
-          <w:t>路22:11</w:t>
-        </w:r>
-      </w:hyperlink>
-      <w:r>
-        <w:rPr>
-          <w:lang w:val="zh_TW" w:bidi="zh_TW"/>
-        </w:rPr>
-        <w:t>）。</w:t>
-      </w:r>
-    </w:p>
-    <w:p>
-      <w:pPr/>
-      <w:r>
-        <w:rPr>
-          <w:lang w:val="zh_TW" w:bidi="zh_TW"/>
-        </w:rPr>
-      </w:r>
-      <w:r>
-        <w:rPr>
-          <w:lang w:val="zh_TW" w:bidi="zh_TW"/>
-        </w:rPr>
-        <w:t>耶路撒冷的猶太人以能夠為所有前來守逾越節的訪客提供足夠的客房而感到自豪。而前來守五旬節的人群同樣能獲得接待（</w:t>
-      </w:r>
-      <w:hyperlink r:id="rId52">
-        <w:r>
-          <w:rPr>
-            <w:lang w:val="zh_TW" w:bidi="zh_TW"/>
-          </w:rPr>
-          <w:rPr>
-            <w:color w:val="0000EE"/>
-            <w:u w:val="single"/>
-          </w:rPr>
-          <w:t>徒2:6–11</w:t>
-        </w:r>
-      </w:hyperlink>
-      <w:r>
-        <w:rPr>
-          <w:lang w:val="zh_TW" w:bidi="zh_TW"/>
-        </w:rPr>
-        <w:t>）。看來，約瑟和馬利亞為了數點人數來到伯利恆時，也期望能找到這樣的住宿之處，但所有客房都已經客滿。</w:t>
-      </w:r>
-    </w:p>
-    <w:p>
-      <w:pPr/>
-      <w:r>
-        <w:rPr>
-          <w:lang w:val="zh_TW" w:bidi="zh_TW"/>
-        </w:rPr>
-      </w:r>
-      <w:r>
-        <w:rPr>
-          <w:i/>
-          <w:lang w:val="zh_TW" w:bidi="zh_TW"/>
-        </w:rPr>
-        <w:t>另見</w:t>
-      </w:r>
-      <w:r>
-        <w:rPr>
-          <w:lang w:val="zh_TW" w:bidi="zh_TW"/>
-        </w:rPr>
-        <w:t>旅行</w:t>
-      </w:r>
-      <w:r>
-        <w:rPr>
-          <w:lang w:val="zh_TW" w:bidi="zh_TW"/>
-        </w:rPr>
-        <w:t>。</w:t>
+      <w:r>
+        <w:rPr>
+          <w:lang w:val="zh_TW" w:bidi="zh_TW"/>
+        </w:rPr>
+        <w:t>約公元50年，亞基帕二世（Agrippa II）擴建了凱撒利亞‧腓立比，並以尼祿（Nero）皇帝的名義將其命名為</w:t>
+      </w:r>
+      <w:r>
+        <w:rPr>
+          <w:lang w:val="zh_TW" w:bidi="zh_TW"/>
+        </w:rPr>
+        <w:t>尼祿尼亞（</w:t>
+      </w:r>
+      <w:r>
+        <w:rPr>
+          <w:lang w:val="zh_TW" w:bidi="zh_TW"/>
+        </w:rPr>
+        <w:t>Neronias）。現代的名字</w:t>
+      </w:r>
+      <w:r>
+        <w:rPr>
+          <w:lang w:val="zh_TW" w:bidi="zh_TW"/>
+        </w:rPr>
+        <w:t>巴尼亞斯（</w:t>
+      </w:r>
+      <w:r>
+        <w:rPr>
+          <w:lang w:val="zh_TW" w:bidi="zh_TW"/>
+        </w:rPr>
+        <w:t>Banias）源於阿拉伯文對潘尼亞斯的發音困難而來。</w:t>
       </w:r>
       <w:r>
         <w:rPr>
@@ -3467,12 +2348,6 @@
   </w:num>
   <w:num w:numId="13" w16cid:durableId="592781308">
     <w:abstractNumId w:val="11"/>
-  </w:num>
-  <w:num w:numId="14">
-    <w:abstractNumId w:val="3"/>
-    <w:lvlOverride w:ilvl="0">
-      <w:startOverride w:val="1"/>
-    </w:lvlOverride>
   </w:num>
   <w:numIdMacAtCleanup w:val="10"/>
 </w:numbering>

--- a/zht/docx/079.content.docx
+++ b/zht/docx/079.content.docx
@@ -149,7 +149,7 @@
         <w:rPr>
           <w:lang w:val="zh_TW" w:bidi="zh_TW"/>
         </w:rPr>
-        <w:t>kai</w:t>
+        <w:t>jun</w:t>
       </w:r>
       <w:r>
         <w:rPr>
@@ -212,7 +212,7 @@
         <w:rPr>
           <w:lang w:val="zh_TW" w:bidi="zh_TW"/>
         </w:rPr>
-        <w:t>凱撒利亞‧腓立比</w:t>
+        <w:t>君王大道</w:t>
       </w:r>
       <w:r>
         <w:rPr>
@@ -231,148 +231,7 @@
         <w:rPr>
           <w:lang w:val="zh_TW" w:bidi="zh_TW"/>
         </w:rPr>
-        <w:t>位於巴勒斯坦北端的城，位於黑門山南坡，靠近古城但。凱撒利亞‧腓立比位於一個美麗的地區，位於約旦河三大源頭之一的瓦迪巴尼亞斯（Wadi Banias）。</w:t>
-      </w:r>
-    </w:p>
-    <w:p>
-      <w:pPr/>
-      <w:r>
-        <w:rPr>
-          <w:lang w:val="zh_TW" w:bidi="zh_TW"/>
-        </w:rPr>
-      </w:r>
-      <w:r>
-        <w:rPr>
-          <w:lang w:val="zh_TW" w:bidi="zh_TW"/>
-        </w:rPr>
-        <w:t>在公元前二世紀，這個地方被稱為潘尼翁（Panion），因為希臘神潘（Pan）在那裡的一個洞穴中受到崇拜。希臘歷史學家</w:t>
-      </w:r>
-      <w:r>
-        <w:rPr>
-          <w:lang w:val="zh_TW" w:bidi="zh_TW"/>
-        </w:rPr>
-        <w:t>波利比烏斯（</w:t>
-      </w:r>
-      <w:r>
-        <w:rPr>
-          <w:lang w:val="zh_TW" w:bidi="zh_TW"/>
-        </w:rPr>
-        <w:t>Polybius</w:t>
-      </w:r>
-      <w:r>
-        <w:rPr>
-          <w:lang w:val="zh_TW" w:bidi="zh_TW"/>
-        </w:rPr>
-        <w:t>）</w:t>
-      </w:r>
-      <w:r>
-        <w:rPr>
-          <w:lang w:val="zh_TW" w:bidi="zh_TW"/>
-        </w:rPr>
-        <w:t>提到，這是敘利亞王</w:t>
-      </w:r>
-      <w:r>
-        <w:rPr>
-          <w:lang w:val="zh_TW" w:bidi="zh_TW"/>
-        </w:rPr>
-        <w:t>安提阿古</w:t>
-      </w:r>
-      <w:r>
-        <w:rPr>
-          <w:lang w:val="zh_TW" w:bidi="zh_TW"/>
-        </w:rPr>
-        <w:t>三世（Antiochus III）在大約公元前200年擊敗埃及托勒密王朝的一場重要戰役的地點。猶太歷史學家約瑟夫（Josephus，</w:t>
-      </w:r>
-      <w:r>
-        <w:rPr>
-          <w:i/>
-          <w:lang w:val="zh_TW" w:bidi="zh_TW"/>
-        </w:rPr>
-        <w:t>猶太古史記</w:t>
-      </w:r>
-      <w:r>
-        <w:rPr>
-          <w:lang w:val="zh_TW" w:bidi="zh_TW"/>
-        </w:rPr>
-        <w:t xml:space="preserve"> 15.10.3）記載：「潘尼翁（Panium）」由西納德勒斯（Zenodorus）治理；其宗教崇拜地點「是一個非常精美的山洞，洞穴之下有一個巨大的地底空穴，洞穴深邃且陡峭，裡面充滿靜止的水；洞上懸掛著一座大山，洞穴下湧出約旦河的泉水。」</w:t>
-      </w:r>
-    </w:p>
-    <w:p>
-      <w:pPr/>
-      <w:r>
-        <w:rPr>
-          <w:lang w:val="zh_TW" w:bidi="zh_TW"/>
-        </w:rPr>
-      </w:r>
-      <w:r>
-        <w:rPr>
-          <w:lang w:val="zh_TW" w:bidi="zh_TW"/>
-        </w:rPr>
-        <w:t>在西納德勒斯去世後，凱撒奧古斯都將這城賜給大希律。約瑟夫記載，大希律「裝飾了這個已經非常有名的地方」，並用「最潔白的石頭建造了一座非常美麗的神廟」。當希律在公元前4年去世後，他的兒子腓力接管了潘尼翁周圍的地區，這個地區被稱為潘尼亞斯（Paneas）。約瑟夫（</w:t>
-      </w:r>
-      <w:r>
-        <w:rPr>
-          <w:i/>
-          <w:lang w:val="zh_TW" w:bidi="zh_TW"/>
-        </w:rPr>
-        <w:t>猶太戰史</w:t>
-      </w:r>
-      <w:r>
-        <w:rPr>
-          <w:lang w:val="zh_TW" w:bidi="zh_TW"/>
-        </w:rPr>
-        <w:t xml:space="preserve"> 2.9.1）記載：「腓力在約旦河的源頭和潘尼亞斯地區建造了一座城，名為凱撒利亞。」腓力將其作為首都，以羅馬皇帝凱撒提庇留和自己的名字命名為凱撒利亞‧腓立比，以區別於地中海沿岸更大的凱撒利亞港。約瑟夫（</w:t>
-      </w:r>
-      <w:r>
-        <w:rPr>
-          <w:i/>
-          <w:lang w:val="zh_TW" w:bidi="zh_TW"/>
-        </w:rPr>
-        <w:t>猶太戰史</w:t>
-      </w:r>
-      <w:r>
-        <w:rPr>
-          <w:lang w:val="zh_TW" w:bidi="zh_TW"/>
-        </w:rPr>
-        <w:t xml:space="preserve"> 3.9.7）還記載，皇帝</w:t>
-      </w:r>
-      <w:r>
-        <w:rPr>
-          <w:lang w:val="zh_TW" w:bidi="zh_TW"/>
-        </w:rPr>
-        <w:t>維斯帕先（</w:t>
-      </w:r>
-      <w:r>
-        <w:rPr>
-          <w:lang w:val="zh_TW" w:bidi="zh_TW"/>
-        </w:rPr>
-        <w:t>Vespasian</w:t>
-      </w:r>
-      <w:r>
-        <w:rPr>
-          <w:lang w:val="zh_TW" w:bidi="zh_TW"/>
-        </w:rPr>
-        <w:t>）</w:t>
-      </w:r>
-      <w:r>
-        <w:rPr>
-          <w:lang w:val="zh_TW" w:bidi="zh_TW"/>
-        </w:rPr>
-        <w:t>和提多都「從靠近海邊的凱撒利亞出發，來到名為凱撒利亞‧腓立比的地方。」</w:t>
-      </w:r>
-    </w:p>
-    <w:p>
-      <w:pPr/>
-      <w:r>
-        <w:rPr>
-          <w:lang w:val="zh_TW" w:bidi="zh_TW"/>
-        </w:rPr>
-      </w:r>
-      <w:r>
-        <w:rPr>
-          <w:lang w:val="zh_TW" w:bidi="zh_TW"/>
-        </w:rPr>
-        <w:t>使徒彼得在凱撒利亞‧腓立比承認耶穌是「基督，是永生神的兒子」（</w:t>
+        <w:t>君王大道（King's Highway）是一條貫穿南北、橫越外約旦高原的主要幹道。在舊約聖經中僅出現兩次，皆是以色列人經過以東（</w:t>
       </w:r>
       <w:hyperlink r:id="rId13">
         <w:r>
@@ -383,14 +242,14 @@
             <w:color w:val="0000EE"/>
             <w:u w:val="single"/>
           </w:rPr>
-          <w:t>太16:13–16</w:t>
+          <w:t>民20:17</w:t>
         </w:r>
       </w:hyperlink>
       <w:r>
         <w:rPr>
           <w:lang w:val="zh_TW" w:bidi="zh_TW"/>
         </w:rPr>
-        <w:t>；</w:t>
+        <w:t>）及亞摩利人的希實本（</w:t>
       </w:r>
       <w:hyperlink r:id="rId14">
         <w:r>
@@ -401,7 +260,61 @@
             <w:color w:val="0000EE"/>
             <w:u w:val="single"/>
           </w:rPr>
-          <w:t>可8:27–29</w:t>
+          <w:t>21:22</w:t>
+        </w:r>
+      </w:hyperlink>
+      <w:r>
+        <w:rPr>
+          <w:lang w:val="zh_TW" w:bidi="zh_TW"/>
+        </w:rPr>
+        <w:t>）時，請求使用這條道路。這條路有時也簡稱為「大道」（</w:t>
+      </w:r>
+      <w:hyperlink r:id="rId15">
+        <w:r>
+          <w:rPr>
+            <w:lang w:val="zh_TW" w:bidi="zh_TW"/>
+          </w:rPr>
+          <w:rPr>
+            <w:color w:val="0000EE"/>
+            <w:u w:val="single"/>
+          </w:rPr>
+          <w:t>20:19</w:t>
+        </w:r>
+      </w:hyperlink>
+      <w:r>
+        <w:rPr>
+          <w:lang w:val="zh_TW" w:bidi="zh_TW"/>
+        </w:rPr>
+        <w:t>）。北段稱為「巴珊」（</w:t>
+      </w:r>
+      <w:hyperlink r:id="rId16">
+        <w:r>
+          <w:rPr>
+            <w:lang w:val="zh_TW" w:bidi="zh_TW"/>
+          </w:rPr>
+          <w:rPr>
+            <w:color w:val="0000EE"/>
+            <w:u w:val="single"/>
+          </w:rPr>
+          <w:t>民21:33</w:t>
+        </w:r>
+      </w:hyperlink>
+      <w:r>
+        <w:rPr>
+          <w:lang w:val="zh_TW" w:bidi="zh_TW"/>
+        </w:rPr>
+        <w:t>；</w:t>
+      </w:r>
+      <w:hyperlink r:id="rId17">
+        <w:r>
+          <w:rPr>
+            <w:lang w:val="zh_TW" w:bidi="zh_TW"/>
+          </w:rPr>
+          <w:rPr>
+            <w:color w:val="0000EE"/>
+            <w:u w:val="single"/>
+          </w:rPr>
+          <w:t>申3:1</w:t>
         </w:r>
       </w:hyperlink>
       <w:r>
@@ -422,31 +335,125 @@
         <w:rPr>
           <w:lang w:val="zh_TW" w:bidi="zh_TW"/>
         </w:rPr>
-        <w:t>約公元50年，亞基帕二世（Agrippa II）擴建了凱撒利亞‧腓立比，並以尼祿（Nero）皇帝的名義將其命名為</w:t>
+        <w:t>這條公路將大馬士革與穿過漢志（Hijaz）通往南阿拉伯的商隊路線連接起來，打通與香料、香膏及其它珍貴異域珍品的產地貿易網絡（</w:t>
+      </w:r>
+      <w:hyperlink r:id="rId18">
+        <w:r>
+          <w:rPr>
+            <w:lang w:val="zh_TW" w:bidi="zh_TW"/>
+          </w:rPr>
+          <w:rPr>
+            <w:color w:val="0000EE"/>
+            <w:u w:val="single"/>
+          </w:rPr>
+          <w:t>王上10:2</w:t>
+        </w:r>
+      </w:hyperlink>
+      <w:r>
+        <w:rPr>
+          <w:lang w:val="zh_TW" w:bidi="zh_TW"/>
+        </w:rPr>
+        <w:t>；</w:t>
+      </w:r>
+      <w:hyperlink r:id="rId19">
+        <w:r>
+          <w:rPr>
+            <w:lang w:val="zh_TW" w:bidi="zh_TW"/>
+          </w:rPr>
+          <w:rPr>
+            <w:color w:val="0000EE"/>
+            <w:u w:val="single"/>
+          </w:rPr>
+          <w:t>結27:22</w:t>
+        </w:r>
+      </w:hyperlink>
+      <w:r>
+        <w:rPr>
+          <w:lang w:val="zh_TW" w:bidi="zh_TW"/>
+        </w:rPr>
+        <w:t>）。因此，控制這條道路是以色列與其敵對國家地緣政治的重要因素。</w:t>
+      </w:r>
+    </w:p>
+    <w:p>
+      <w:pPr/>
+      <w:r>
+        <w:rPr>
+          <w:lang w:val="zh_TW" w:bidi="zh_TW"/>
+        </w:rPr>
       </w:r>
       <w:r>
         <w:rPr>
           <w:lang w:val="zh_TW" w:bidi="zh_TW"/>
         </w:rPr>
-        <w:t>尼祿尼亞（</w:t>
+        <w:t>當地地形使得通行路線只能沿兩條平行道路行進。整個外約旦高原存在一個雙重分水嶺。一個是由自東向西切穿山地的較短的溪流形成；這些溪流留下的分水嶺大約位於約旦河谷以東13至16英里（約21至26公里）。較大的溪流，如雅穆河、雅博河、亞嫩谷和撒烈溪，則從東方約25到30英里（40到48公里）處開始，河道多先向北流後再轉向西流。若要從更東側繞開這些大河谷，繞過這些河流的東側路線必須沿北阿拉伯沙漠的邊緣行進。雖然後者路線較易行，但沿途水源與可補給的聚落較少；前者位於西側分水嶺，水源充足且沿線有主要城鎮，但商隊必須穿越四條大峽谷的陡峭山谷。</w:t>
+      </w:r>
+    </w:p>
+    <w:p>
+      <w:pPr/>
+      <w:r>
+        <w:rPr>
+          <w:lang w:val="zh_TW" w:bidi="zh_TW"/>
+        </w:rPr>
       </w:r>
       <w:r>
         <w:rPr>
           <w:lang w:val="zh_TW" w:bidi="zh_TW"/>
         </w:rPr>
-        <w:t>Neronias）。現代的名字</w:t>
+        <w:t>沿著此路線最早的行動記錄見於</w:t>
       </w:r>
+      <w:hyperlink r:id="rId20">
+        <w:r>
+          <w:rPr>
+            <w:lang w:val="zh_TW" w:bidi="zh_TW"/>
+          </w:rPr>
+          <w:rPr>
+            <w:color w:val="0000EE"/>
+            <w:u w:val="single"/>
+          </w:rPr>
+          <w:t>創世記十四章</w:t>
+        </w:r>
+      </w:hyperlink>
       <w:r>
         <w:rPr>
           <w:lang w:val="zh_TW" w:bidi="zh_TW"/>
         </w:rPr>
-        <w:t>巴尼亞斯（</w:t>
+        <w:t>：四王聯軍自巴珊都城亞斯他錄出發，至基列北部的哈麥，再到摩押高原的沙微‧基列亭，最後至西珥山，直到伊勒‧巴蘭。族長們很可能在往返迦南時也多循此道；雅各曾經由基列而行（</w:t>
       </w:r>
+      <w:hyperlink r:id="rId21">
+        <w:r>
+          <w:rPr>
+            <w:lang w:val="zh_TW" w:bidi="zh_TW"/>
+          </w:rPr>
+          <w:rPr>
+            <w:color w:val="0000EE"/>
+            <w:u w:val="single"/>
+          </w:rPr>
+          <w:t>創31:21</w:t>
+        </w:r>
+      </w:hyperlink>
       <w:r>
         <w:rPr>
           <w:lang w:val="zh_TW" w:bidi="zh_TW"/>
         </w:rPr>
-        <w:t>Banias）源於阿拉伯文對潘尼亞斯的發音困難而來。</w:t>
+        <w:t>），並在約旦河東的疏割建立基地，然後渡過約旦河進入迦南（</w:t>
+      </w:r>
+      <w:hyperlink r:id="rId22">
+        <w:r>
+          <w:rPr>
+            <w:lang w:val="zh_TW" w:bidi="zh_TW"/>
+          </w:rPr>
+          <w:rPr>
+            <w:color w:val="0000EE"/>
+            <w:u w:val="single"/>
+          </w:rPr>
+          <w:t>33:17</w:t>
+        </w:r>
+      </w:hyperlink>
+      <w:r>
+        <w:rPr>
+          <w:lang w:val="zh_TW" w:bidi="zh_TW"/>
+        </w:rPr>
+        <w:t>）。</w:t>
       </w:r>
       <w:r>
         <w:rPr>

--- a/zht/docx/079.content.docx
+++ b/zht/docx/079.content.docx
@@ -233,90 +233,60 @@
         </w:rPr>
         <w:t>君王大道（King's Highway）是一條貫穿南北、橫越外約旦高原的主要幹道。在舊約聖經中僅出現兩次，皆是以色列人經過以東（</w:t>
       </w:r>
-      <w:hyperlink r:id="rId13">
-        <w:r>
-          <w:rPr>
-            <w:lang w:val="zh_TW" w:bidi="zh_TW"/>
-          </w:rPr>
-          <w:rPr>
-            <w:color w:val="0000EE"/>
-            <w:u w:val="single"/>
-          </w:rPr>
-          <w:t>民20:17</w:t>
-        </w:r>
-      </w:hyperlink>
+      <w:r>
+        <w:rPr>
+          <w:lang w:val="zh_TW" w:bidi="zh_TW"/>
+        </w:rPr>
+        <w:t>民20:17</w:t>
+      </w:r>
       <w:r>
         <w:rPr>
           <w:lang w:val="zh_TW" w:bidi="zh_TW"/>
         </w:rPr>
         <w:t>）及亞摩利人的希實本（</w:t>
       </w:r>
-      <w:hyperlink r:id="rId14">
-        <w:r>
-          <w:rPr>
-            <w:lang w:val="zh_TW" w:bidi="zh_TW"/>
-          </w:rPr>
-          <w:rPr>
-            <w:color w:val="0000EE"/>
-            <w:u w:val="single"/>
-          </w:rPr>
-          <w:t>21:22</w:t>
-        </w:r>
-      </w:hyperlink>
+      <w:r>
+        <w:rPr>
+          <w:lang w:val="zh_TW" w:bidi="zh_TW"/>
+        </w:rPr>
+        <w:t>21:22</w:t>
+      </w:r>
       <w:r>
         <w:rPr>
           <w:lang w:val="zh_TW" w:bidi="zh_TW"/>
         </w:rPr>
         <w:t>）時，請求使用這條道路。這條路有時也簡稱為「大道」（</w:t>
       </w:r>
-      <w:hyperlink r:id="rId15">
-        <w:r>
-          <w:rPr>
-            <w:lang w:val="zh_TW" w:bidi="zh_TW"/>
-          </w:rPr>
-          <w:rPr>
-            <w:color w:val="0000EE"/>
-            <w:u w:val="single"/>
-          </w:rPr>
-          <w:t>20:19</w:t>
-        </w:r>
-      </w:hyperlink>
+      <w:r>
+        <w:rPr>
+          <w:lang w:val="zh_TW" w:bidi="zh_TW"/>
+        </w:rPr>
+        <w:t>20:19</w:t>
+      </w:r>
       <w:r>
         <w:rPr>
           <w:lang w:val="zh_TW" w:bidi="zh_TW"/>
         </w:rPr>
         <w:t>）。北段稱為「巴珊」（</w:t>
       </w:r>
-      <w:hyperlink r:id="rId16">
-        <w:r>
-          <w:rPr>
-            <w:lang w:val="zh_TW" w:bidi="zh_TW"/>
-          </w:rPr>
-          <w:rPr>
-            <w:color w:val="0000EE"/>
-            <w:u w:val="single"/>
-          </w:rPr>
-          <w:t>民21:33</w:t>
-        </w:r>
-      </w:hyperlink>
+      <w:r>
+        <w:rPr>
+          <w:lang w:val="zh_TW" w:bidi="zh_TW"/>
+        </w:rPr>
+        <w:t>民21:33</w:t>
+      </w:r>
       <w:r>
         <w:rPr>
           <w:lang w:val="zh_TW" w:bidi="zh_TW"/>
         </w:rPr>
         <w:t>；</w:t>
       </w:r>
-      <w:hyperlink r:id="rId17">
-        <w:r>
-          <w:rPr>
-            <w:lang w:val="zh_TW" w:bidi="zh_TW"/>
-          </w:rPr>
-          <w:rPr>
-            <w:color w:val="0000EE"/>
-            <w:u w:val="single"/>
-          </w:rPr>
-          <w:t>申3:1</w:t>
-        </w:r>
-      </w:hyperlink>
+      <w:r>
+        <w:rPr>
+          <w:lang w:val="zh_TW" w:bidi="zh_TW"/>
+        </w:rPr>
+        <w:t>申3:1</w:t>
+      </w:r>
       <w:r>
         <w:rPr>
           <w:lang w:val="zh_TW" w:bidi="zh_TW"/>
@@ -337,36 +307,24 @@
         </w:rPr>
         <w:t>這條公路將大馬士革與穿過漢志（Hijaz）通往南阿拉伯的商隊路線連接起來，打通與香料、香膏及其它珍貴異域珍品的產地貿易網絡（</w:t>
       </w:r>
-      <w:hyperlink r:id="rId18">
-        <w:r>
-          <w:rPr>
-            <w:lang w:val="zh_TW" w:bidi="zh_TW"/>
-          </w:rPr>
-          <w:rPr>
-            <w:color w:val="0000EE"/>
-            <w:u w:val="single"/>
-          </w:rPr>
-          <w:t>王上10:2</w:t>
-        </w:r>
-      </w:hyperlink>
+      <w:r>
+        <w:rPr>
+          <w:lang w:val="zh_TW" w:bidi="zh_TW"/>
+        </w:rPr>
+        <w:t>王上10:2</w:t>
+      </w:r>
       <w:r>
         <w:rPr>
           <w:lang w:val="zh_TW" w:bidi="zh_TW"/>
         </w:rPr>
         <w:t>；</w:t>
       </w:r>
-      <w:hyperlink r:id="rId19">
-        <w:r>
-          <w:rPr>
-            <w:lang w:val="zh_TW" w:bidi="zh_TW"/>
-          </w:rPr>
-          <w:rPr>
-            <w:color w:val="0000EE"/>
-            <w:u w:val="single"/>
-          </w:rPr>
-          <w:t>結27:22</w:t>
-        </w:r>
-      </w:hyperlink>
+      <w:r>
+        <w:rPr>
+          <w:lang w:val="zh_TW" w:bidi="zh_TW"/>
+        </w:rPr>
+        <w:t>結27:22</w:t>
+      </w:r>
       <w:r>
         <w:rPr>
           <w:lang w:val="zh_TW" w:bidi="zh_TW"/>
@@ -401,54 +359,36 @@
         </w:rPr>
         <w:t>沿著此路線最早的行動記錄見於</w:t>
       </w:r>
-      <w:hyperlink r:id="rId20">
-        <w:r>
-          <w:rPr>
-            <w:lang w:val="zh_TW" w:bidi="zh_TW"/>
-          </w:rPr>
-          <w:rPr>
-            <w:color w:val="0000EE"/>
-            <w:u w:val="single"/>
-          </w:rPr>
-          <w:t>創世記十四章</w:t>
-        </w:r>
-      </w:hyperlink>
+      <w:r>
+        <w:rPr>
+          <w:lang w:val="zh_TW" w:bidi="zh_TW"/>
+        </w:rPr>
+        <w:t>創世記十四章</w:t>
+      </w:r>
       <w:r>
         <w:rPr>
           <w:lang w:val="zh_TW" w:bidi="zh_TW"/>
         </w:rPr>
         <w:t>：四王聯軍自巴珊都城亞斯他錄出發，至基列北部的哈麥，再到摩押高原的沙微‧基列亭，最後至西珥山，直到伊勒‧巴蘭。族長們很可能在往返迦南時也多循此道；雅各曾經由基列而行（</w:t>
       </w:r>
-      <w:hyperlink r:id="rId21">
-        <w:r>
-          <w:rPr>
-            <w:lang w:val="zh_TW" w:bidi="zh_TW"/>
-          </w:rPr>
-          <w:rPr>
-            <w:color w:val="0000EE"/>
-            <w:u w:val="single"/>
-          </w:rPr>
-          <w:t>創31:21</w:t>
-        </w:r>
-      </w:hyperlink>
+      <w:r>
+        <w:rPr>
+          <w:lang w:val="zh_TW" w:bidi="zh_TW"/>
+        </w:rPr>
+        <w:t>創31:21</w:t>
+      </w:r>
       <w:r>
         <w:rPr>
           <w:lang w:val="zh_TW" w:bidi="zh_TW"/>
         </w:rPr>
         <w:t>），並在約旦河東的疏割建立基地，然後渡過約旦河進入迦南（</w:t>
       </w:r>
-      <w:hyperlink r:id="rId22">
-        <w:r>
-          <w:rPr>
-            <w:lang w:val="zh_TW" w:bidi="zh_TW"/>
-          </w:rPr>
-          <w:rPr>
-            <w:color w:val="0000EE"/>
-            <w:u w:val="single"/>
-          </w:rPr>
-          <w:t>33:17</w:t>
-        </w:r>
-      </w:hyperlink>
+      <w:r>
+        <w:rPr>
+          <w:lang w:val="zh_TW" w:bidi="zh_TW"/>
+        </w:rPr>
+        <w:t>33:17</w:t>
+      </w:r>
       <w:r>
         <w:rPr>
           <w:lang w:val="zh_TW" w:bidi="zh_TW"/>
